--- a/Daily Reports/10_09_2026-CBOT Reports.docx
+++ b/Daily Reports/10_09_2026-CBOT Reports.docx
@@ -104,7 +104,7 @@
           <w:color w:val="5C768D"/>
           <w:sz w:val="19"/>
         </w:rPr>
-        <w:t>Cập nhật tự động qua `macro_tracker.py` vào lúc 06:33 ICT ngày 10/09/2026</w:t>
+        <w:t>Cập nhật tự động qua `macro_tracker.py` vào lúc 06:55 ICT ngày 10/09/2026</w:t>
       </w:r>
     </w:p>
     <w:tbl>
@@ -313,7 +313,7 @@
               <w:rPr>
                 <w:b/>
               </w:rPr>
-              <w:t>102.09 / thùng</w:t>
+              <w:t>102.07 / thùng</w:t>
             </w:r>
           </w:p>
         </w:tc>
@@ -344,7 +344,7 @@
               <w:rPr>
                 <w:b/>
               </w:rPr>
-              <w:t>+4.26%</w:t>
+              <w:t>+4.24%</w:t>
             </w:r>
           </w:p>
         </w:tc>
@@ -1218,7 +1218,7 @@
         <w:rPr>
           <w:b/>
         </w:rPr>
-        <w:t>`102.09` (+4.26%)</w:t>
+        <w:t>`102.07` (+4.24%)</w:t>
       </w:r>
       <w:r>
         <w:t xml:space="preserve"> | DXY: </w:t>
@@ -1306,7 +1306,7 @@
           <w:color w:val="5C768D"/>
           <w:sz w:val="19"/>
         </w:rPr>
-        <w:t>Cập nhật tự động lúc 06:33 ICT ngày 10/09/2026 — Nguồn: NOAA, USDA, BOM Australia</w:t>
+        <w:t>Cập nhật tự động lúc 06:55 ICT ngày 10/09/2026 — Nguồn: NOAA, USDA, BOM Australia</w:t>
       </w:r>
     </w:p>
     <w:p>
@@ -3605,7 +3605,7 @@
               <w:rPr>
                 <w:b/>
               </w:rPr>
-              <w:t>529.98 (+1.73)</w:t>
+              <w:t>529.97 (+1.72)</w:t>
             </w:r>
           </w:p>
         </w:tc>
@@ -11614,10 +11614,10 @@
         <w:rPr>
           <w:b/>
         </w:rPr>
-        <w:t>`529.98 cents`</w:t>
+        <w:t>`529.97 cents`</w:t>
       </w:r>
       <w:r>
-        <w:t xml:space="preserve"> (+1.73).</w:t>
+        <w:t xml:space="preserve"> (+1.72).</w:t>
       </w:r>
     </w:p>
     <w:p>
@@ -11981,7 +11981,7 @@
               <w:rPr>
                 <w:b/>
               </w:rPr>
-              <w:t>102.09</w:t>
+              <w:t>102.07</w:t>
             </w:r>
           </w:p>
         </w:tc>
@@ -12012,7 +12012,7 @@
               <w:rPr>
                 <w:b/>
               </w:rPr>
-              <w:t>+4.26%</w:t>
+              <w:t>+4.24%</w:t>
             </w:r>
           </w:p>
         </w:tc>
@@ -22162,7 +22162,7 @@
               <w:rPr>
                 <w:b/>
               </w:rPr>
-              <w:t>102.09</w:t>
+              <w:t>102.07</w:t>
             </w:r>
           </w:p>
         </w:tc>
@@ -22193,7 +22193,7 @@
               <w:rPr>
                 <w:b/>
               </w:rPr>
-              <w:t>+4.26%</w:t>
+              <w:t>+4.24%</w:t>
             </w:r>
           </w:p>
         </w:tc>

--- a/Daily Reports/10_09_2026-CBOT Reports.docx
+++ b/Daily Reports/10_09_2026-CBOT Reports.docx
@@ -104,7 +104,7 @@
           <w:color w:val="5C768D"/>
           <w:sz w:val="19"/>
         </w:rPr>
-        <w:t>Cập nhật tự động qua `macro_tracker.py` vào lúc 06:55 ICT ngày 10/09/2026</w:t>
+        <w:t>Cập nhật tự động qua `macro_tracker.py` vào lúc 07:00 ICT ngày 10/09/2026</w:t>
       </w:r>
     </w:p>
     <w:tbl>
@@ -313,7 +313,7 @@
               <w:rPr>
                 <w:b/>
               </w:rPr>
-              <w:t>102.07 / thùng</w:t>
+              <w:t>102.11 / thùng</w:t>
             </w:r>
           </w:p>
         </w:tc>
@@ -344,7 +344,7 @@
               <w:rPr>
                 <w:b/>
               </w:rPr>
-              <w:t>+4.24%</w:t>
+              <w:t>+4.28%</w:t>
             </w:r>
           </w:p>
         </w:tc>
@@ -442,7 +442,7 @@
               <w:rPr>
                 <w:b/>
               </w:rPr>
-              <w:t>98.78</w:t>
+              <w:t>98.76</w:t>
             </w:r>
           </w:p>
         </w:tc>
@@ -473,7 +473,7 @@
               <w:rPr>
                 <w:b/>
               </w:rPr>
-              <w:t>-0.06%</w:t>
+              <w:t>-0.08%</w:t>
             </w:r>
           </w:p>
         </w:tc>
@@ -1218,7 +1218,7 @@
         <w:rPr>
           <w:b/>
         </w:rPr>
-        <w:t>`102.07` (+4.24%)</w:t>
+        <w:t>`102.11` (+4.28%)</w:t>
       </w:r>
       <w:r>
         <w:t xml:space="preserve"> | DXY: </w:t>
@@ -1227,7 +1227,7 @@
         <w:rPr>
           <w:b/>
         </w:rPr>
-        <w:t>`98.78` (-0.06%)</w:t>
+        <w:t>`98.76` (-0.08%)</w:t>
       </w:r>
       <w:r>
         <w:t xml:space="preserve"> | Lúa mì CBOT: </w:t>
@@ -1306,7 +1306,7 @@
           <w:color w:val="5C768D"/>
           <w:sz w:val="19"/>
         </w:rPr>
-        <w:t>Cập nhật tự động lúc 06:55 ICT ngày 10/09/2026 — Nguồn: NOAA, USDA, BOM Australia</w:t>
+        <w:t>Cập nhật tự động lúc 07:00 ICT ngày 10/09/2026 — Nguồn: NOAA, USDA, BOM Australia</w:t>
       </w:r>
     </w:p>
     <w:p>
@@ -3605,7 +3605,7 @@
               <w:rPr>
                 <w:b/>
               </w:rPr>
-              <w:t>529.97 (+1.72)</w:t>
+              <w:t>529.99 (+1.74)</w:t>
             </w:r>
           </w:p>
         </w:tc>
@@ -3853,7 +3853,7 @@
               <w:rPr>
                 <w:b/>
               </w:rPr>
-              <w:t>731.70 (+2.95)</w:t>
+              <w:t>731.72 (+2.97)</w:t>
             </w:r>
           </w:p>
         </w:tc>
@@ -11614,10 +11614,10 @@
         <w:rPr>
           <w:b/>
         </w:rPr>
-        <w:t>`529.97 cents`</w:t>
+        <w:t>`529.99 cents`</w:t>
       </w:r>
       <w:r>
-        <w:t xml:space="preserve"> (+1.72).</w:t>
+        <w:t xml:space="preserve"> (+1.74).</w:t>
       </w:r>
     </w:p>
     <w:p>
@@ -11981,7 +11981,7 @@
               <w:rPr>
                 <w:b/>
               </w:rPr>
-              <w:t>102.07</w:t>
+              <w:t>102.11</w:t>
             </w:r>
           </w:p>
         </w:tc>
@@ -12012,7 +12012,7 @@
               <w:rPr>
                 <w:b/>
               </w:rPr>
-              <w:t>+4.24%</w:t>
+              <w:t>+4.28%</w:t>
             </w:r>
           </w:p>
         </w:tc>
@@ -12104,7 +12104,7 @@
               <w:rPr>
                 <w:b/>
               </w:rPr>
-              <w:t>98.78</w:t>
+              <w:t>98.76</w:t>
             </w:r>
           </w:p>
         </w:tc>
@@ -12135,7 +12135,7 @@
               <w:rPr>
                 <w:b/>
               </w:rPr>
-              <w:t>-0.06%</w:t>
+              <w:t>-0.08%</w:t>
             </w:r>
           </w:p>
         </w:tc>
@@ -21796,10 +21796,10 @@
         <w:rPr>
           <w:b/>
         </w:rPr>
-        <w:t>`731.70 cents`</w:t>
+        <w:t>`731.72 cents`</w:t>
       </w:r>
       <w:r>
-        <w:t xml:space="preserve"> (+2.95).</w:t>
+        <w:t xml:space="preserve"> (+2.97).</w:t>
       </w:r>
     </w:p>
     <w:p>
@@ -22162,7 +22162,7 @@
               <w:rPr>
                 <w:b/>
               </w:rPr>
-              <w:t>102.07</w:t>
+              <w:t>102.11</w:t>
             </w:r>
           </w:p>
         </w:tc>
@@ -22193,7 +22193,7 @@
               <w:rPr>
                 <w:b/>
               </w:rPr>
-              <w:t>+4.24%</w:t>
+              <w:t>+4.28%</w:t>
             </w:r>
           </w:p>
         </w:tc>
@@ -22285,7 +22285,7 @@
               <w:rPr>
                 <w:b/>
               </w:rPr>
-              <w:t>98.78</w:t>
+              <w:t>98.76</w:t>
             </w:r>
           </w:p>
         </w:tc>
@@ -22316,7 +22316,7 @@
               <w:rPr>
                 <w:b/>
               </w:rPr>
-              <w:t>-0.06%</w:t>
+              <w:t>-0.08%</w:t>
             </w:r>
           </w:p>
         </w:tc>

--- a/Daily Reports/10_09_2026-CBOT Reports.docx
+++ b/Daily Reports/10_09_2026-CBOT Reports.docx
@@ -104,7 +104,7 @@
           <w:color w:val="5C768D"/>
           <w:sz w:val="19"/>
         </w:rPr>
-        <w:t>Cập nhật tự động qua `macro_tracker.py` vào lúc 11:34 ICT ngày 10/09/2026</w:t>
+        <w:t>Cập nhật tự động qua `macro_tracker.py` vào lúc 12:00 ICT ngày 10/09/2026</w:t>
       </w:r>
     </w:p>
     <w:tbl>
@@ -313,7 +313,7 @@
               <w:rPr>
                 <w:b/>
               </w:rPr>
-              <w:t>101.04 / thùng</w:t>
+              <w:t>101.07 / thùng</w:t>
             </w:r>
           </w:p>
         </w:tc>
@@ -344,7 +344,7 @@
               <w:rPr>
                 <w:b/>
               </w:rPr>
-              <w:t>-0.17%</w:t>
+              <w:t>-0.14%</w:t>
             </w:r>
           </w:p>
         </w:tc>
@@ -442,7 +442,7 @@
               <w:rPr>
                 <w:b/>
               </w:rPr>
-              <w:t>98.73</w:t>
+              <w:t>98.74</w:t>
             </w:r>
           </w:p>
         </w:tc>
@@ -473,7 +473,7 @@
               <w:rPr>
                 <w:b/>
               </w:rPr>
-              <w:t>-0.04%</w:t>
+              <w:t>-0.03%</w:t>
             </w:r>
           </w:p>
         </w:tc>
@@ -1218,7 +1218,7 @@
         <w:rPr>
           <w:b/>
         </w:rPr>
-        <w:t>`101.04` (-0.17%)</w:t>
+        <w:t>`101.07` (-0.14%)</w:t>
       </w:r>
       <w:r>
         <w:t xml:space="preserve"> | DXY: </w:t>
@@ -1227,7 +1227,7 @@
         <w:rPr>
           <w:b/>
         </w:rPr>
-        <w:t>`98.73` (-0.04%)</w:t>
+        <w:t>`98.74` (-0.03%)</w:t>
       </w:r>
       <w:r>
         <w:t xml:space="preserve"> | Lúa mì CBOT: </w:t>
@@ -1236,7 +1236,7 @@
         <w:rPr>
           <w:b/>
         </w:rPr>
-        <w:t>`727.00` (+2.21%)</w:t>
+        <w:t>`726.00` (+2.07%)</w:t>
       </w:r>
       <w:r>
         <w:t>.</w:t>
@@ -1306,7 +1306,7 @@
           <w:color w:val="5C768D"/>
           <w:sz w:val="19"/>
         </w:rPr>
-        <w:t>Cập nhật tự động lúc 11:34 ICT ngày 10/09/2026 — Nguồn: NOAA, USDA, BOM Australia</w:t>
+        <w:t>Cập nhật tự động lúc 12:00 ICT ngày 10/09/2026 — Nguồn: NOAA, USDA, BOM Australia</w:t>
       </w:r>
     </w:p>
     <w:p>
@@ -3822,7 +3822,7 @@
               <w:rPr>
                 <w:b/>
               </w:rPr>
-              <w:t>727.00</w:t>
+              <w:t>726.00</w:t>
             </w:r>
           </w:p>
         </w:tc>
@@ -3853,7 +3853,7 @@
               <w:rPr>
                 <w:b/>
               </w:rPr>
-              <w:t>729.20 (+2.20)</w:t>
+              <w:t>728.46 (+2.46)</w:t>
             </w:r>
           </w:p>
         </w:tc>
@@ -3881,7 +3881,7 @@
             </w:pPr>
             <w:r/>
             <w:r>
-              <w:t>Bearish (738.42 &lt; 744.64)</w:t>
+              <w:t>Bearish (738.33 &lt; 744.60)</w:t>
             </w:r>
           </w:p>
         </w:tc>
@@ -3909,7 +3909,7 @@
             </w:pPr>
             <w:r/>
             <w:r>
-              <w:t>1.00 cents</w:t>
+              <w:t>1.75 cents</w:t>
             </w:r>
           </w:p>
         </w:tc>
@@ -5126,7 +5126,7 @@
                 <w:b/>
                 <w:color w:val="B91C1C"/>
               </w:rPr>
-              <w:t>738.42 - 744.64 cents (Canh bán hồi kỹ thuật H1)</w:t>
+              <w:t>738.33 - 744.60 cents (Canh bán hồi kỹ thuật H1)</w:t>
             </w:r>
           </w:p>
         </w:tc>
@@ -5157,7 +5157,7 @@
               <w:rPr>
                 <w:b/>
               </w:rPr>
-              <w:t>804.13 cents (Trên kháng cự R2 + 1.5x ATR)</w:t>
+              <w:t>804.18 cents (Trên kháng cự R2 + 1.5x ATR)</w:t>
             </w:r>
           </w:p>
         </w:tc>
@@ -5366,7 +5366,7 @@
               <w:rPr>
                 <w:b/>
               </w:rPr>
-              <w:t>656.71 cents</w:t>
+              <w:t>656.68 cents</w:t>
             </w:r>
           </w:p>
         </w:tc>
@@ -5559,7 +5559,7 @@
               <w:rPr>
                 <w:b/>
               </w:rPr>
-              <w:t>769.29 cents</w:t>
+              <w:t>769.32 cents</w:t>
             </w:r>
           </w:p>
         </w:tc>
@@ -5721,7 +5721,7 @@
               <w:rPr>
                 <w:b/>
               </w:rPr>
-              <w:t>620.91 - 645.25 cents</w:t>
+              <w:t>620.78 - 645.25 cents</w:t>
             </w:r>
           </w:p>
         </w:tc>
@@ -11638,7 +11638,7 @@
         <w:rPr>
           <w:b/>
         </w:rPr>
-        <w:t>`8,537`</w:t>
+        <w:t>`8,638`</w:t>
       </w:r>
       <w:r>
         <w:t xml:space="preserve"> (Chênh lệch: </w:t>
@@ -11647,7 +11647,7 @@
         <w:rPr>
           <w:b/>
         </w:rPr>
-        <w:t>`-237,195`</w:t>
+        <w:t>`-237,094`</w:t>
       </w:r>
       <w:r>
         <w:t xml:space="preserve">) | OI: </w:t>
@@ -11981,7 +11981,7 @@
               <w:rPr>
                 <w:b/>
               </w:rPr>
-              <w:t>101.04</w:t>
+              <w:t>101.07</w:t>
             </w:r>
           </w:p>
         </w:tc>
@@ -12012,7 +12012,7 @@
               <w:rPr>
                 <w:b/>
               </w:rPr>
-              <w:t>-0.17%</w:t>
+              <w:t>-0.14%</w:t>
             </w:r>
           </w:p>
         </w:tc>
@@ -12104,7 +12104,7 @@
               <w:rPr>
                 <w:b/>
               </w:rPr>
-              <w:t>98.73</w:t>
+              <w:t>98.74</w:t>
             </w:r>
           </w:p>
         </w:tc>
@@ -12135,7 +12135,7 @@
               <w:rPr>
                 <w:b/>
               </w:rPr>
-              <w:t>-0.04%</w:t>
+              <w:t>-0.03%</w:t>
             </w:r>
           </w:p>
         </w:tc>
@@ -21781,7 +21781,7 @@
         <w:t>Giá Chốt Phiên (Close):</w:t>
       </w:r>
       <w:r>
-        <w:t xml:space="preserve"> 727.00 cents | </w:t>
+        <w:t xml:space="preserve"> 726.00 cents | </w:t>
       </w:r>
       <w:r>
         <w:rPr>
@@ -21796,10 +21796,10 @@
         <w:rPr>
           <w:b/>
         </w:rPr>
-        <w:t>`729.20 cents`</w:t>
+        <w:t>`728.46 cents`</w:t>
       </w:r>
       <w:r>
-        <w:t xml:space="preserve"> (+2.20).</w:t>
+        <w:t xml:space="preserve"> (+2.46).</w:t>
       </w:r>
     </w:p>
     <w:p>
@@ -21820,7 +21820,7 @@
         <w:rPr>
           <w:b/>
         </w:rPr>
-        <w:t>`3,674`</w:t>
+        <w:t>`3,728`</w:t>
       </w:r>
       <w:r>
         <w:t xml:space="preserve"> (Chênh lệch: </w:t>
@@ -21829,7 +21829,7 @@
         <w:rPr>
           <w:b/>
         </w:rPr>
-        <w:t>`-94,876`</w:t>
+        <w:t>`-94,822`</w:t>
       </w:r>
       <w:r>
         <w:t xml:space="preserve">) | OI: </w:t>
@@ -22163,7 +22163,7 @@
               <w:rPr>
                 <w:b/>
               </w:rPr>
-              <w:t>101.04</w:t>
+              <w:t>101.07</w:t>
             </w:r>
           </w:p>
         </w:tc>
@@ -22194,7 +22194,7 @@
               <w:rPr>
                 <w:b/>
               </w:rPr>
-              <w:t>-0.17%</w:t>
+              <w:t>-0.14%</w:t>
             </w:r>
           </w:p>
         </w:tc>
@@ -22286,7 +22286,7 @@
               <w:rPr>
                 <w:b/>
               </w:rPr>
-              <w:t>98.73</w:t>
+              <w:t>98.74</w:t>
             </w:r>
           </w:p>
         </w:tc>
@@ -22317,7 +22317,7 @@
               <w:rPr>
                 <w:b/>
               </w:rPr>
-              <w:t>-0.04%</w:t>
+              <w:t>-0.03%</w:t>
             </w:r>
           </w:p>
         </w:tc>
@@ -22921,7 +22921,7 @@
         <w:t xml:space="preserve"> EMA_21 </w:t>
       </w:r>
       <w:r>
-        <w:t xml:space="preserve"> (738.42) &lt; </w:t>
+        <w:t xml:space="preserve"> (738.33) &lt; </w:t>
       </w:r>
       <w:r>
         <w:rPr>
@@ -22932,7 +22932,7 @@
         <w:t xml:space="preserve"> EMA_50 </w:t>
       </w:r>
       <w:r>
-        <w:t xml:space="preserve"> (744.64).</w:t>
+        <w:t xml:space="preserve"> (744.60).</w:t>
       </w:r>
     </w:p>
     <w:p>
@@ -22953,7 +22953,7 @@
         <w:rPr>
           <w:b/>
         </w:rPr>
-        <w:t>`35.74`</w:t>
+        <w:t>`34.57`</w:t>
       </w:r>
       <w:r>
         <w:t xml:space="preserve"> | ATR (14) = </w:t>
@@ -22962,7 +22962,7 @@
         <w:rPr>
           <w:b/>
         </w:rPr>
-        <w:t>`6.09`</w:t>
+        <w:t>`6.12`</w:t>
       </w:r>
       <w:r>
         <w:t xml:space="preserve"> cents | Volatility = </w:t>
@@ -22971,7 +22971,7 @@
         <w:rPr>
           <w:b/>
         </w:rPr>
-        <w:t>`1.00 cents`</w:t>
+        <w:t>`1.75 cents`</w:t>
       </w:r>
       <w:r>
         <w:t>.</w:t>
@@ -23746,7 +23746,7 @@
           <w:b/>
           <w:color w:val="B91C1C"/>
         </w:rPr>
-        <w:t>`738.42 - 744.64 cents (Canh bán hồi kỹ thuật H1)`</w:t>
+        <w:t>`738.33 - 744.60 cents (Canh bán hồi kỹ thuật H1)`</w:t>
       </w:r>
       <w:r>
         <w:t xml:space="preserve"> | SL: </w:t>
@@ -23755,7 +23755,7 @@
         <w:rPr>
           <w:b/>
         </w:rPr>
-        <w:t>`804.13 cents (Trên kháng cự R2 + 1.5x ATR)`</w:t>
+        <w:t>`804.18 cents (Trên kháng cự R2 + 1.5x ATR)`</w:t>
       </w:r>
       <w:r>
         <w:t xml:space="preserve"> | TP: </w:t>
@@ -23826,7 +23826,7 @@
         <w:rPr>
           <w:b/>
         </w:rPr>
-        <w:t>`656.71 cents`</w:t>
+        <w:t>`656.68 cents`</w:t>
       </w:r>
       <w:r>
         <w:t xml:space="preserve"> | TP: </w:t>
@@ -23872,7 +23872,7 @@
         <w:rPr>
           <w:b/>
         </w:rPr>
-        <w:t>`769.29 cents`</w:t>
+        <w:t>`769.32 cents`</w:t>
       </w:r>
       <w:r>
         <w:t xml:space="preserve"> | TP: </w:t>
@@ -23921,7 +23921,7 @@
         <w:rPr>
           <w:b/>
         </w:rPr>
-        <w:t>`620.91 - 645.25 cents`</w:t>
+        <w:t>`620.78 - 645.25 cents`</w:t>
       </w:r>
     </w:p>
     <w:p>
@@ -24328,7 +24328,7 @@
             </w:pPr>
             <w:r/>
             <w:r>
-              <w:t>727.00</w:t>
+              <w:t>726.00</w:t>
             </w:r>
           </w:p>
         </w:tc>
@@ -24356,7 +24356,7 @@
             </w:pPr>
             <w:r/>
             <w:r>
-              <w:t>738.25</w:t>
+              <w:t>737.25</w:t>
             </w:r>
           </w:p>
         </w:tc>
@@ -24384,7 +24384,7 @@
             </w:pPr>
             <w:r/>
             <w:r>
-              <w:t>721.50</w:t>
+              <w:t>720.50</w:t>
             </w:r>
           </w:p>
         </w:tc>
@@ -24415,7 +24415,7 @@
               <w:rPr>
                 <w:b/>
               </w:rPr>
-              <w:t>726.25</w:t>
+              <w:t>725.25</w:t>
             </w:r>
           </w:p>
         </w:tc>
@@ -24563,7 +24563,7 @@
             </w:pPr>
             <w:r/>
             <w:r>
-              <w:t>726.25</w:t>
+              <w:t>725.25</w:t>
             </w:r>
           </w:p>
         </w:tc>
@@ -24591,7 +24591,7 @@
             </w:pPr>
             <w:r/>
             <w:r>
-              <w:t>733.75</w:t>
+              <w:t>732.75</w:t>
             </w:r>
           </w:p>
         </w:tc>
@@ -24619,7 +24619,7 @@
             </w:pPr>
             <w:r/>
             <w:r>
-              <w:t>720.25</w:t>
+              <w:t>719.25</w:t>
             </w:r>
           </w:p>
         </w:tc>
@@ -24650,7 +24650,7 @@
               <w:rPr>
                 <w:b/>
               </w:rPr>
-              <w:t>725.75</w:t>
+              <w:t>724.75</w:t>
             </w:r>
           </w:p>
         </w:tc>
@@ -24798,7 +24798,7 @@
             </w:pPr>
             <w:r/>
             <w:r>
-              <w:t>725.75</w:t>
+              <w:t>724.75</w:t>
             </w:r>
           </w:p>
         </w:tc>
@@ -24826,7 +24826,7 @@
             </w:pPr>
             <w:r/>
             <w:r>
-              <w:t>739.50</w:t>
+              <w:t>738.50</w:t>
             </w:r>
           </w:p>
         </w:tc>
@@ -24854,7 +24854,7 @@
             </w:pPr>
             <w:r/>
             <w:r>
-              <w:t>711.00</w:t>
+              <w:t>710.00</w:t>
             </w:r>
           </w:p>
         </w:tc>
@@ -24885,7 +24885,7 @@
               <w:rPr>
                 <w:b/>
               </w:rPr>
-              <w:t>727.75</w:t>
+              <w:t>726.75</w:t>
             </w:r>
           </w:p>
         </w:tc>
@@ -25033,7 +25033,7 @@
             </w:pPr>
             <w:r/>
             <w:r>
-              <w:t>727.75</w:t>
+              <w:t>726.75</w:t>
             </w:r>
           </w:p>
         </w:tc>
@@ -25061,7 +25061,7 @@
             </w:pPr>
             <w:r/>
             <w:r>
-              <w:t>741.00</w:t>
+              <w:t>740.00</w:t>
             </w:r>
           </w:p>
         </w:tc>
@@ -25089,7 +25089,7 @@
             </w:pPr>
             <w:r/>
             <w:r>
-              <w:t>719.50</w:t>
+              <w:t>718.50</w:t>
             </w:r>
           </w:p>
         </w:tc>
@@ -25120,7 +25120,7 @@
               <w:rPr>
                 <w:b/>
               </w:rPr>
-              <w:t>729.00</w:t>
+              <w:t>728.00</w:t>
             </w:r>
           </w:p>
         </w:tc>
@@ -25268,7 +25268,7 @@
             </w:pPr>
             <w:r/>
             <w:r>
-              <w:t>729.00</w:t>
+              <w:t>728.00</w:t>
             </w:r>
           </w:p>
         </w:tc>
@@ -25296,7 +25296,7 @@
             </w:pPr>
             <w:r/>
             <w:r>
-              <w:t>745.50</w:t>
+              <w:t>744.50</w:t>
             </w:r>
           </w:p>
         </w:tc>
@@ -25324,7 +25324,7 @@
             </w:pPr>
             <w:r/>
             <w:r>
-              <w:t>718.50</w:t>
+              <w:t>717.50</w:t>
             </w:r>
           </w:p>
         </w:tc>
@@ -25355,7 +25355,7 @@
               <w:rPr>
                 <w:b/>
               </w:rPr>
-              <w:t>733.50</w:t>
+              <w:t>732.50</w:t>
             </w:r>
           </w:p>
         </w:tc>
@@ -25503,7 +25503,7 @@
             </w:pPr>
             <w:r/>
             <w:r>
-              <w:t>733.50</w:t>
+              <w:t>732.50</w:t>
             </w:r>
           </w:p>
         </w:tc>
@@ -25531,7 +25531,7 @@
             </w:pPr>
             <w:r/>
             <w:r>
-              <w:t>741.25</w:t>
+              <w:t>740.25</w:t>
             </w:r>
           </w:p>
         </w:tc>
@@ -25559,7 +25559,7 @@
             </w:pPr>
             <w:r/>
             <w:r>
-              <w:t>722.50</w:t>
+              <w:t>721.50</w:t>
             </w:r>
           </w:p>
         </w:tc>
@@ -25590,7 +25590,7 @@
               <w:rPr>
                 <w:b/>
               </w:rPr>
-              <w:t>734.75</w:t>
+              <w:t>733.75</w:t>
             </w:r>
           </w:p>
         </w:tc>
@@ -25738,7 +25738,7 @@
             </w:pPr>
             <w:r/>
             <w:r>
-              <w:t>734.75</w:t>
+              <w:t>733.75</w:t>
             </w:r>
           </w:p>
         </w:tc>
@@ -25766,7 +25766,7 @@
             </w:pPr>
             <w:r/>
             <w:r>
-              <w:t>743.00</w:t>
+              <w:t>742.00</w:t>
             </w:r>
           </w:p>
         </w:tc>
@@ -25794,7 +25794,7 @@
             </w:pPr>
             <w:r/>
             <w:r>
-              <w:t>724.25</w:t>
+              <w:t>723.25</w:t>
             </w:r>
           </w:p>
         </w:tc>
@@ -25825,7 +25825,7 @@
               <w:rPr>
                 <w:b/>
               </w:rPr>
-              <w:t>736.50</w:t>
+              <w:t>735.50</w:t>
             </w:r>
           </w:p>
         </w:tc>
@@ -25973,7 +25973,7 @@
             </w:pPr>
             <w:r/>
             <w:r>
-              <w:t>736.50</w:t>
+              <w:t>735.50</w:t>
             </w:r>
           </w:p>
         </w:tc>
@@ -26001,7 +26001,7 @@
             </w:pPr>
             <w:r/>
             <w:r>
-              <w:t>748.75</w:t>
+              <w:t>747.75</w:t>
             </w:r>
           </w:p>
         </w:tc>
@@ -26029,7 +26029,7 @@
             </w:pPr>
             <w:r/>
             <w:r>
-              <w:t>726.75</w:t>
+              <w:t>725.75</w:t>
             </w:r>
           </w:p>
         </w:tc>
@@ -26060,7 +26060,7 @@
               <w:rPr>
                 <w:b/>
               </w:rPr>
-              <w:t>735.50</w:t>
+              <w:t>734.50</w:t>
             </w:r>
           </w:p>
         </w:tc>
@@ -26208,7 +26208,7 @@
             </w:pPr>
             <w:r/>
             <w:r>
-              <w:t>735.50</w:t>
+              <w:t>734.50</w:t>
             </w:r>
           </w:p>
         </w:tc>
@@ -26236,7 +26236,7 @@
             </w:pPr>
             <w:r/>
             <w:r>
-              <w:t>746.00</w:t>
+              <w:t>745.00</w:t>
             </w:r>
           </w:p>
         </w:tc>
@@ -26264,7 +26264,7 @@
             </w:pPr>
             <w:r/>
             <w:r>
-              <w:t>720.75</w:t>
+              <w:t>719.75</w:t>
             </w:r>
           </w:p>
         </w:tc>
@@ -26295,7 +26295,7 @@
               <w:rPr>
                 <w:b/>
               </w:rPr>
-              <w:t>737.75</w:t>
+              <w:t>736.75</w:t>
             </w:r>
           </w:p>
         </w:tc>
@@ -26443,7 +26443,7 @@
             </w:pPr>
             <w:r/>
             <w:r>
-              <w:t>737.75</w:t>
+              <w:t>736.75</w:t>
             </w:r>
           </w:p>
         </w:tc>
@@ -26471,7 +26471,7 @@
             </w:pPr>
             <w:r/>
             <w:r>
-              <w:t>748.25</w:t>
+              <w:t>747.25</w:t>
             </w:r>
           </w:p>
         </w:tc>
@@ -26499,7 +26499,7 @@
             </w:pPr>
             <w:r/>
             <w:r>
-              <w:t>731.50</w:t>
+              <w:t>730.50</w:t>
             </w:r>
           </w:p>
         </w:tc>
@@ -26530,7 +26530,7 @@
               <w:rPr>
                 <w:b/>
               </w:rPr>
-              <w:t>738.50</w:t>
+              <w:t>737.50</w:t>
             </w:r>
           </w:p>
         </w:tc>
@@ -26678,7 +26678,7 @@
             </w:pPr>
             <w:r/>
             <w:r>
-              <w:t>738.50</w:t>
+              <w:t>737.50</w:t>
             </w:r>
           </w:p>
         </w:tc>
@@ -26706,7 +26706,7 @@
             </w:pPr>
             <w:r/>
             <w:r>
-              <w:t>752.75</w:t>
+              <w:t>751.75</w:t>
             </w:r>
           </w:p>
         </w:tc>
@@ -26734,7 +26734,1887 @@
             </w:pPr>
             <w:r/>
             <w:r>
-              <w:t>723.75</w:t>
+              <w:t>722.75</w:t>
+            </w:r>
+          </w:p>
+        </w:tc>
+        <w:tc>
+          <w:tcPr>
+            <w:tcW w:type="dxa" w:w="1728"/>
+            <w:shd w:fill="F8FAFC"/>
+            <w:tcMar>
+              <w:top w:w="100" w:type="dxa"/>
+              <w:bottom w:w="100" w:type="dxa"/>
+              <w:left w:w="120" w:type="dxa"/>
+              <w:right w:w="120" w:type="dxa"/>
+            </w:tcMar>
+            <w:tcBorders>
+              <w:top w:val="single" w:sz="4" w:space="0" w:color="CCCCCC"/>
+              <w:bottom w:val="single" w:sz="4" w:space="0" w:color="CCCCCC"/>
+              <w:left w:val="single" w:sz="4" w:space="0" w:color="CCCCCC"/>
+              <w:right w:val="single" w:sz="4" w:space="0" w:color="CCCCCC"/>
+            </w:tcBorders>
+          </w:tcPr>
+          <w:p>
+            <w:pPr>
+              <w:spacing w:before="60" w:after="60" w:line="252" w:lineRule="auto"/>
+              <w:jc w:val="left"/>
+            </w:pPr>
+            <w:r/>
+            <w:r>
+              <w:rPr>
+                <w:b/>
+              </w:rPr>
+              <w:t>739.50</w:t>
+            </w:r>
+          </w:p>
+        </w:tc>
+        <w:tc>
+          <w:tcPr>
+            <w:tcW w:type="dxa" w:w="3456"/>
+            <w:shd w:fill="F8FAFC"/>
+            <w:tcMar>
+              <w:top w:w="100" w:type="dxa"/>
+              <w:bottom w:w="100" w:type="dxa"/>
+              <w:left w:w="120" w:type="dxa"/>
+              <w:right w:w="120" w:type="dxa"/>
+            </w:tcMar>
+            <w:tcBorders>
+              <w:top w:val="single" w:sz="4" w:space="0" w:color="CCCCCC"/>
+              <w:bottom w:val="single" w:sz="4" w:space="0" w:color="CCCCCC"/>
+              <w:left w:val="single" w:sz="4" w:space="0" w:color="CCCCCC"/>
+              <w:right w:val="single" w:sz="4" w:space="0" w:color="CCCCCC"/>
+            </w:tcBorders>
+          </w:tcPr>
+          <w:p>
+            <w:pPr>
+              <w:spacing w:before="60" w:after="60" w:line="252" w:lineRule="auto"/>
+              <w:jc w:val="left"/>
+            </w:pPr>
+            <w:r/>
+            <w:r>
+              <w:rPr>
+                <w:b/>
+              </w:rPr>
+              <w:t>+2.00</w:t>
+            </w:r>
+          </w:p>
+        </w:tc>
+        <w:tc>
+          <w:tcPr>
+            <w:tcW w:type="dxa" w:w="1440"/>
+            <w:shd w:fill="F8FAFC"/>
+            <w:tcMar>
+              <w:top w:w="100" w:type="dxa"/>
+              <w:bottom w:w="100" w:type="dxa"/>
+              <w:left w:w="120" w:type="dxa"/>
+              <w:right w:w="120" w:type="dxa"/>
+            </w:tcMar>
+            <w:tcBorders>
+              <w:top w:val="single" w:sz="4" w:space="0" w:color="CCCCCC"/>
+              <w:bottom w:val="single" w:sz="4" w:space="0" w:color="CCCCCC"/>
+              <w:left w:val="single" w:sz="4" w:space="0" w:color="CCCCCC"/>
+              <w:right w:val="single" w:sz="4" w:space="0" w:color="CCCCCC"/>
+            </w:tcBorders>
+          </w:tcPr>
+          <w:p>
+            <w:pPr>
+              <w:spacing w:before="60" w:after="60" w:line="252" w:lineRule="auto"/>
+              <w:jc w:val="left"/>
+            </w:pPr>
+            <w:r/>
+            <w:r>
+              <w:t>BULL</w:t>
+            </w:r>
+          </w:p>
+        </w:tc>
+      </w:tr>
+      <w:tr>
+        <w:tc>
+          <w:tcPr>
+            <w:tcW w:type="dxa" w:w="1584"/>
+            <w:shd w:fill="FFFFFF"/>
+            <w:tcMar>
+              <w:top w:w="100" w:type="dxa"/>
+              <w:bottom w:w="100" w:type="dxa"/>
+              <w:left w:w="120" w:type="dxa"/>
+              <w:right w:w="120" w:type="dxa"/>
+            </w:tcMar>
+            <w:tcBorders>
+              <w:top w:val="single" w:sz="4" w:space="0" w:color="CCCCCC"/>
+              <w:bottom w:val="single" w:sz="4" w:space="0" w:color="CCCCCC"/>
+              <w:left w:val="single" w:sz="4" w:space="0" w:color="CCCCCC"/>
+              <w:right w:val="single" w:sz="4" w:space="0" w:color="CCCCCC"/>
+            </w:tcBorders>
+          </w:tcPr>
+          <w:p>
+            <w:pPr>
+              <w:spacing w:before="60" w:after="60" w:line="252" w:lineRule="auto"/>
+              <w:jc w:val="left"/>
+            </w:pPr>
+            <w:r/>
+            <w:r>
+              <w:rPr>
+                <w:b/>
+              </w:rPr>
+              <w:t>Tue 08/09</w:t>
+            </w:r>
+          </w:p>
+        </w:tc>
+        <w:tc>
+          <w:tcPr>
+            <w:tcW w:type="dxa" w:w="864"/>
+            <w:shd w:fill="FFFFFF"/>
+            <w:tcMar>
+              <w:top w:w="100" w:type="dxa"/>
+              <w:bottom w:w="100" w:type="dxa"/>
+              <w:left w:w="120" w:type="dxa"/>
+              <w:right w:w="120" w:type="dxa"/>
+            </w:tcMar>
+            <w:tcBorders>
+              <w:top w:val="single" w:sz="4" w:space="0" w:color="CCCCCC"/>
+              <w:bottom w:val="single" w:sz="4" w:space="0" w:color="CCCCCC"/>
+              <w:left w:val="single" w:sz="4" w:space="0" w:color="CCCCCC"/>
+              <w:right w:val="single" w:sz="4" w:space="0" w:color="CCCCCC"/>
+            </w:tcBorders>
+          </w:tcPr>
+          <w:p>
+            <w:pPr>
+              <w:spacing w:before="60" w:after="60" w:line="252" w:lineRule="auto"/>
+              <w:jc w:val="left"/>
+            </w:pPr>
+            <w:r/>
+            <w:r>
+              <w:t>NY Close 23-01</w:t>
+            </w:r>
+          </w:p>
+        </w:tc>
+        <w:tc>
+          <w:tcPr>
+            <w:tcW w:type="dxa" w:w="1440"/>
+            <w:shd w:fill="FFFFFF"/>
+            <w:tcMar>
+              <w:top w:w="100" w:type="dxa"/>
+              <w:bottom w:w="100" w:type="dxa"/>
+              <w:left w:w="120" w:type="dxa"/>
+              <w:right w:w="120" w:type="dxa"/>
+            </w:tcMar>
+            <w:tcBorders>
+              <w:top w:val="single" w:sz="4" w:space="0" w:color="CCCCCC"/>
+              <w:bottom w:val="single" w:sz="4" w:space="0" w:color="CCCCCC"/>
+              <w:left w:val="single" w:sz="4" w:space="0" w:color="CCCCCC"/>
+              <w:right w:val="single" w:sz="4" w:space="0" w:color="CCCCCC"/>
+            </w:tcBorders>
+          </w:tcPr>
+          <w:p>
+            <w:pPr>
+              <w:spacing w:before="60" w:after="60" w:line="252" w:lineRule="auto"/>
+              <w:jc w:val="left"/>
+            </w:pPr>
+            <w:r/>
+            <w:r>
+              <w:t>739.50</w:t>
+            </w:r>
+          </w:p>
+        </w:tc>
+        <w:tc>
+          <w:tcPr>
+            <w:tcW w:type="dxa" w:w="2016"/>
+            <w:shd w:fill="FFFFFF"/>
+            <w:tcMar>
+              <w:top w:w="100" w:type="dxa"/>
+              <w:bottom w:w="100" w:type="dxa"/>
+              <w:left w:w="120" w:type="dxa"/>
+              <w:right w:w="120" w:type="dxa"/>
+            </w:tcMar>
+            <w:tcBorders>
+              <w:top w:val="single" w:sz="4" w:space="0" w:color="CCCCCC"/>
+              <w:bottom w:val="single" w:sz="4" w:space="0" w:color="CCCCCC"/>
+              <w:left w:val="single" w:sz="4" w:space="0" w:color="CCCCCC"/>
+              <w:right w:val="single" w:sz="4" w:space="0" w:color="CCCCCC"/>
+            </w:tcBorders>
+          </w:tcPr>
+          <w:p>
+            <w:pPr>
+              <w:spacing w:before="60" w:after="60" w:line="252" w:lineRule="auto"/>
+              <w:jc w:val="left"/>
+            </w:pPr>
+            <w:r/>
+            <w:r>
+              <w:t>746.00</w:t>
+            </w:r>
+          </w:p>
+        </w:tc>
+        <w:tc>
+          <w:tcPr>
+            <w:tcW w:type="dxa" w:w="1152"/>
+            <w:shd w:fill="FFFFFF"/>
+            <w:tcMar>
+              <w:top w:w="100" w:type="dxa"/>
+              <w:bottom w:w="100" w:type="dxa"/>
+              <w:left w:w="120" w:type="dxa"/>
+              <w:right w:w="120" w:type="dxa"/>
+            </w:tcMar>
+            <w:tcBorders>
+              <w:top w:val="single" w:sz="4" w:space="0" w:color="CCCCCC"/>
+              <w:bottom w:val="single" w:sz="4" w:space="0" w:color="CCCCCC"/>
+              <w:left w:val="single" w:sz="4" w:space="0" w:color="CCCCCC"/>
+              <w:right w:val="single" w:sz="4" w:space="0" w:color="CCCCCC"/>
+            </w:tcBorders>
+          </w:tcPr>
+          <w:p>
+            <w:pPr>
+              <w:spacing w:before="60" w:after="60" w:line="252" w:lineRule="auto"/>
+              <w:jc w:val="left"/>
+            </w:pPr>
+            <w:r/>
+            <w:r>
+              <w:t>732.75</w:t>
+            </w:r>
+          </w:p>
+        </w:tc>
+        <w:tc>
+          <w:tcPr>
+            <w:tcW w:type="dxa" w:w="1728"/>
+            <w:shd w:fill="FFFFFF"/>
+            <w:tcMar>
+              <w:top w:w="100" w:type="dxa"/>
+              <w:bottom w:w="100" w:type="dxa"/>
+              <w:left w:w="120" w:type="dxa"/>
+              <w:right w:w="120" w:type="dxa"/>
+            </w:tcMar>
+            <w:tcBorders>
+              <w:top w:val="single" w:sz="4" w:space="0" w:color="CCCCCC"/>
+              <w:bottom w:val="single" w:sz="4" w:space="0" w:color="CCCCCC"/>
+              <w:left w:val="single" w:sz="4" w:space="0" w:color="CCCCCC"/>
+              <w:right w:val="single" w:sz="4" w:space="0" w:color="CCCCCC"/>
+            </w:tcBorders>
+          </w:tcPr>
+          <w:p>
+            <w:pPr>
+              <w:spacing w:before="60" w:after="60" w:line="252" w:lineRule="auto"/>
+              <w:jc w:val="left"/>
+            </w:pPr>
+            <w:r/>
+            <w:r>
+              <w:rPr>
+                <w:b/>
+              </w:rPr>
+              <w:t>739.75</w:t>
+            </w:r>
+          </w:p>
+        </w:tc>
+        <w:tc>
+          <w:tcPr>
+            <w:tcW w:type="dxa" w:w="3456"/>
+            <w:shd w:fill="FFFFFF"/>
+            <w:tcMar>
+              <w:top w:w="100" w:type="dxa"/>
+              <w:bottom w:w="100" w:type="dxa"/>
+              <w:left w:w="120" w:type="dxa"/>
+              <w:right w:w="120" w:type="dxa"/>
+            </w:tcMar>
+            <w:tcBorders>
+              <w:top w:val="single" w:sz="4" w:space="0" w:color="CCCCCC"/>
+              <w:bottom w:val="single" w:sz="4" w:space="0" w:color="CCCCCC"/>
+              <w:left w:val="single" w:sz="4" w:space="0" w:color="CCCCCC"/>
+              <w:right w:val="single" w:sz="4" w:space="0" w:color="CCCCCC"/>
+            </w:tcBorders>
+          </w:tcPr>
+          <w:p>
+            <w:pPr>
+              <w:spacing w:before="60" w:after="60" w:line="252" w:lineRule="auto"/>
+              <w:jc w:val="left"/>
+            </w:pPr>
+            <w:r/>
+            <w:r>
+              <w:rPr>
+                <w:b/>
+              </w:rPr>
+              <w:t>+0.25</w:t>
+            </w:r>
+          </w:p>
+        </w:tc>
+        <w:tc>
+          <w:tcPr>
+            <w:tcW w:type="dxa" w:w="1440"/>
+            <w:shd w:fill="FFFFFF"/>
+            <w:tcMar>
+              <w:top w:w="100" w:type="dxa"/>
+              <w:bottom w:w="100" w:type="dxa"/>
+              <w:left w:w="120" w:type="dxa"/>
+              <w:right w:w="120" w:type="dxa"/>
+            </w:tcMar>
+            <w:tcBorders>
+              <w:top w:val="single" w:sz="4" w:space="0" w:color="CCCCCC"/>
+              <w:bottom w:val="single" w:sz="4" w:space="0" w:color="CCCCCC"/>
+              <w:left w:val="single" w:sz="4" w:space="0" w:color="CCCCCC"/>
+              <w:right w:val="single" w:sz="4" w:space="0" w:color="CCCCCC"/>
+            </w:tcBorders>
+          </w:tcPr>
+          <w:p>
+            <w:pPr>
+              <w:spacing w:before="60" w:after="60" w:line="252" w:lineRule="auto"/>
+              <w:jc w:val="left"/>
+            </w:pPr>
+            <w:r/>
+            <w:r>
+              <w:t>BULL</w:t>
+            </w:r>
+          </w:p>
+        </w:tc>
+      </w:tr>
+      <w:tr>
+        <w:tc>
+          <w:tcPr>
+            <w:tcW w:type="dxa" w:w="1584"/>
+            <w:shd w:fill="F8FAFC"/>
+            <w:tcMar>
+              <w:top w:w="100" w:type="dxa"/>
+              <w:bottom w:w="100" w:type="dxa"/>
+              <w:left w:w="120" w:type="dxa"/>
+              <w:right w:w="120" w:type="dxa"/>
+            </w:tcMar>
+            <w:tcBorders>
+              <w:top w:val="single" w:sz="4" w:space="0" w:color="CCCCCC"/>
+              <w:bottom w:val="single" w:sz="4" w:space="0" w:color="CCCCCC"/>
+              <w:left w:val="single" w:sz="4" w:space="0" w:color="CCCCCC"/>
+              <w:right w:val="single" w:sz="4" w:space="0" w:color="CCCCCC"/>
+            </w:tcBorders>
+          </w:tcPr>
+          <w:p>
+            <w:pPr>
+              <w:spacing w:before="60" w:after="60" w:line="252" w:lineRule="auto"/>
+              <w:jc w:val="left"/>
+            </w:pPr>
+            <w:r/>
+            <w:r>
+              <w:rPr>
+                <w:b/>
+              </w:rPr>
+              <w:t>Wed 09/09</w:t>
+            </w:r>
+          </w:p>
+        </w:tc>
+        <w:tc>
+          <w:tcPr>
+            <w:tcW w:type="dxa" w:w="864"/>
+            <w:shd w:fill="F8FAFC"/>
+            <w:tcMar>
+              <w:top w:w="100" w:type="dxa"/>
+              <w:bottom w:w="100" w:type="dxa"/>
+              <w:left w:w="120" w:type="dxa"/>
+              <w:right w:w="120" w:type="dxa"/>
+            </w:tcMar>
+            <w:tcBorders>
+              <w:top w:val="single" w:sz="4" w:space="0" w:color="CCCCCC"/>
+              <w:bottom w:val="single" w:sz="4" w:space="0" w:color="CCCCCC"/>
+              <w:left w:val="single" w:sz="4" w:space="0" w:color="CCCCCC"/>
+              <w:right w:val="single" w:sz="4" w:space="0" w:color="CCCCCC"/>
+            </w:tcBorders>
+          </w:tcPr>
+          <w:p>
+            <w:pPr>
+              <w:spacing w:before="60" w:after="60" w:line="252" w:lineRule="auto"/>
+              <w:jc w:val="left"/>
+            </w:pPr>
+            <w:r/>
+            <w:r>
+              <w:t>Asia 07-11</w:t>
+            </w:r>
+          </w:p>
+        </w:tc>
+        <w:tc>
+          <w:tcPr>
+            <w:tcW w:type="dxa" w:w="1440"/>
+            <w:shd w:fill="F8FAFC"/>
+            <w:tcMar>
+              <w:top w:w="100" w:type="dxa"/>
+              <w:bottom w:w="100" w:type="dxa"/>
+              <w:left w:w="120" w:type="dxa"/>
+              <w:right w:w="120" w:type="dxa"/>
+            </w:tcMar>
+            <w:tcBorders>
+              <w:top w:val="single" w:sz="4" w:space="0" w:color="CCCCCC"/>
+              <w:bottom w:val="single" w:sz="4" w:space="0" w:color="CCCCCC"/>
+              <w:left w:val="single" w:sz="4" w:space="0" w:color="CCCCCC"/>
+              <w:right w:val="single" w:sz="4" w:space="0" w:color="CCCCCC"/>
+            </w:tcBorders>
+          </w:tcPr>
+          <w:p>
+            <w:pPr>
+              <w:spacing w:before="60" w:after="60" w:line="252" w:lineRule="auto"/>
+              <w:jc w:val="left"/>
+            </w:pPr>
+            <w:r/>
+            <w:r>
+              <w:t>739.75</w:t>
+            </w:r>
+          </w:p>
+        </w:tc>
+        <w:tc>
+          <w:tcPr>
+            <w:tcW w:type="dxa" w:w="2016"/>
+            <w:shd w:fill="F8FAFC"/>
+            <w:tcMar>
+              <w:top w:w="100" w:type="dxa"/>
+              <w:bottom w:w="100" w:type="dxa"/>
+              <w:left w:w="120" w:type="dxa"/>
+              <w:right w:w="120" w:type="dxa"/>
+            </w:tcMar>
+            <w:tcBorders>
+              <w:top w:val="single" w:sz="4" w:space="0" w:color="CCCCCC"/>
+              <w:bottom w:val="single" w:sz="4" w:space="0" w:color="CCCCCC"/>
+              <w:left w:val="single" w:sz="4" w:space="0" w:color="CCCCCC"/>
+              <w:right w:val="single" w:sz="4" w:space="0" w:color="CCCCCC"/>
+            </w:tcBorders>
+          </w:tcPr>
+          <w:p>
+            <w:pPr>
+              <w:spacing w:before="60" w:after="60" w:line="252" w:lineRule="auto"/>
+              <w:jc w:val="left"/>
+            </w:pPr>
+            <w:r/>
+            <w:r>
+              <w:t>750.00</w:t>
+            </w:r>
+          </w:p>
+        </w:tc>
+        <w:tc>
+          <w:tcPr>
+            <w:tcW w:type="dxa" w:w="1152"/>
+            <w:shd w:fill="F8FAFC"/>
+            <w:tcMar>
+              <w:top w:w="100" w:type="dxa"/>
+              <w:bottom w:w="100" w:type="dxa"/>
+              <w:left w:w="120" w:type="dxa"/>
+              <w:right w:w="120" w:type="dxa"/>
+            </w:tcMar>
+            <w:tcBorders>
+              <w:top w:val="single" w:sz="4" w:space="0" w:color="CCCCCC"/>
+              <w:bottom w:val="single" w:sz="4" w:space="0" w:color="CCCCCC"/>
+              <w:left w:val="single" w:sz="4" w:space="0" w:color="CCCCCC"/>
+              <w:right w:val="single" w:sz="4" w:space="0" w:color="CCCCCC"/>
+            </w:tcBorders>
+          </w:tcPr>
+          <w:p>
+            <w:pPr>
+              <w:spacing w:before="60" w:after="60" w:line="252" w:lineRule="auto"/>
+              <w:jc w:val="left"/>
+            </w:pPr>
+            <w:r/>
+            <w:r>
+              <w:t>731.75</w:t>
+            </w:r>
+          </w:p>
+        </w:tc>
+        <w:tc>
+          <w:tcPr>
+            <w:tcW w:type="dxa" w:w="1728"/>
+            <w:shd w:fill="F8FAFC"/>
+            <w:tcMar>
+              <w:top w:w="100" w:type="dxa"/>
+              <w:bottom w:w="100" w:type="dxa"/>
+              <w:left w:w="120" w:type="dxa"/>
+              <w:right w:w="120" w:type="dxa"/>
+            </w:tcMar>
+            <w:tcBorders>
+              <w:top w:val="single" w:sz="4" w:space="0" w:color="CCCCCC"/>
+              <w:bottom w:val="single" w:sz="4" w:space="0" w:color="CCCCCC"/>
+              <w:left w:val="single" w:sz="4" w:space="0" w:color="CCCCCC"/>
+              <w:right w:val="single" w:sz="4" w:space="0" w:color="CCCCCC"/>
+            </w:tcBorders>
+          </w:tcPr>
+          <w:p>
+            <w:pPr>
+              <w:spacing w:before="60" w:after="60" w:line="252" w:lineRule="auto"/>
+              <w:jc w:val="left"/>
+            </w:pPr>
+            <w:r/>
+            <w:r>
+              <w:rPr>
+                <w:b/>
+              </w:rPr>
+              <w:t>740.25</w:t>
+            </w:r>
+          </w:p>
+        </w:tc>
+        <w:tc>
+          <w:tcPr>
+            <w:tcW w:type="dxa" w:w="3456"/>
+            <w:shd w:fill="F8FAFC"/>
+            <w:tcMar>
+              <w:top w:w="100" w:type="dxa"/>
+              <w:bottom w:w="100" w:type="dxa"/>
+              <w:left w:w="120" w:type="dxa"/>
+              <w:right w:w="120" w:type="dxa"/>
+            </w:tcMar>
+            <w:tcBorders>
+              <w:top w:val="single" w:sz="4" w:space="0" w:color="CCCCCC"/>
+              <w:bottom w:val="single" w:sz="4" w:space="0" w:color="CCCCCC"/>
+              <w:left w:val="single" w:sz="4" w:space="0" w:color="CCCCCC"/>
+              <w:right w:val="single" w:sz="4" w:space="0" w:color="CCCCCC"/>
+            </w:tcBorders>
+          </w:tcPr>
+          <w:p>
+            <w:pPr>
+              <w:spacing w:before="60" w:after="60" w:line="252" w:lineRule="auto"/>
+              <w:jc w:val="left"/>
+            </w:pPr>
+            <w:r/>
+            <w:r>
+              <w:rPr>
+                <w:b/>
+              </w:rPr>
+              <w:t>+0.50</w:t>
+            </w:r>
+          </w:p>
+        </w:tc>
+        <w:tc>
+          <w:tcPr>
+            <w:tcW w:type="dxa" w:w="1440"/>
+            <w:shd w:fill="F8FAFC"/>
+            <w:tcMar>
+              <w:top w:w="100" w:type="dxa"/>
+              <w:bottom w:w="100" w:type="dxa"/>
+              <w:left w:w="120" w:type="dxa"/>
+              <w:right w:w="120" w:type="dxa"/>
+            </w:tcMar>
+            <w:tcBorders>
+              <w:top w:val="single" w:sz="4" w:space="0" w:color="CCCCCC"/>
+              <w:bottom w:val="single" w:sz="4" w:space="0" w:color="CCCCCC"/>
+              <w:left w:val="single" w:sz="4" w:space="0" w:color="CCCCCC"/>
+              <w:right w:val="single" w:sz="4" w:space="0" w:color="CCCCCC"/>
+            </w:tcBorders>
+          </w:tcPr>
+          <w:p>
+            <w:pPr>
+              <w:spacing w:before="60" w:after="60" w:line="252" w:lineRule="auto"/>
+              <w:jc w:val="left"/>
+            </w:pPr>
+            <w:r/>
+            <w:r>
+              <w:t>BULL</w:t>
+            </w:r>
+          </w:p>
+        </w:tc>
+      </w:tr>
+      <w:tr>
+        <w:tc>
+          <w:tcPr>
+            <w:tcW w:type="dxa" w:w="1584"/>
+            <w:shd w:fill="FFFFFF"/>
+            <w:tcMar>
+              <w:top w:w="100" w:type="dxa"/>
+              <w:bottom w:w="100" w:type="dxa"/>
+              <w:left w:w="120" w:type="dxa"/>
+              <w:right w:w="120" w:type="dxa"/>
+            </w:tcMar>
+            <w:tcBorders>
+              <w:top w:val="single" w:sz="4" w:space="0" w:color="CCCCCC"/>
+              <w:bottom w:val="single" w:sz="4" w:space="0" w:color="CCCCCC"/>
+              <w:left w:val="single" w:sz="4" w:space="0" w:color="CCCCCC"/>
+              <w:right w:val="single" w:sz="4" w:space="0" w:color="CCCCCC"/>
+            </w:tcBorders>
+          </w:tcPr>
+          <w:p>
+            <w:pPr>
+              <w:spacing w:before="60" w:after="60" w:line="252" w:lineRule="auto"/>
+              <w:jc w:val="left"/>
+            </w:pPr>
+            <w:r/>
+            <w:r>
+              <w:rPr>
+                <w:b/>
+              </w:rPr>
+              <w:t>Wed 09/09</w:t>
+            </w:r>
+          </w:p>
+        </w:tc>
+        <w:tc>
+          <w:tcPr>
+            <w:tcW w:type="dxa" w:w="864"/>
+            <w:shd w:fill="FFFFFF"/>
+            <w:tcMar>
+              <w:top w:w="100" w:type="dxa"/>
+              <w:bottom w:w="100" w:type="dxa"/>
+              <w:left w:w="120" w:type="dxa"/>
+              <w:right w:w="120" w:type="dxa"/>
+            </w:tcMar>
+            <w:tcBorders>
+              <w:top w:val="single" w:sz="4" w:space="0" w:color="CCCCCC"/>
+              <w:bottom w:val="single" w:sz="4" w:space="0" w:color="CCCCCC"/>
+              <w:left w:val="single" w:sz="4" w:space="0" w:color="CCCCCC"/>
+              <w:right w:val="single" w:sz="4" w:space="0" w:color="CCCCCC"/>
+            </w:tcBorders>
+          </w:tcPr>
+          <w:p>
+            <w:pPr>
+              <w:spacing w:before="60" w:after="60" w:line="252" w:lineRule="auto"/>
+              <w:jc w:val="left"/>
+            </w:pPr>
+            <w:r/>
+            <w:r>
+              <w:t>Asia 11-15</w:t>
+            </w:r>
+          </w:p>
+        </w:tc>
+        <w:tc>
+          <w:tcPr>
+            <w:tcW w:type="dxa" w:w="1440"/>
+            <w:shd w:fill="FFFFFF"/>
+            <w:tcMar>
+              <w:top w:w="100" w:type="dxa"/>
+              <w:bottom w:w="100" w:type="dxa"/>
+              <w:left w:w="120" w:type="dxa"/>
+              <w:right w:w="120" w:type="dxa"/>
+            </w:tcMar>
+            <w:tcBorders>
+              <w:top w:val="single" w:sz="4" w:space="0" w:color="CCCCCC"/>
+              <w:bottom w:val="single" w:sz="4" w:space="0" w:color="CCCCCC"/>
+              <w:left w:val="single" w:sz="4" w:space="0" w:color="CCCCCC"/>
+              <w:right w:val="single" w:sz="4" w:space="0" w:color="CCCCCC"/>
+            </w:tcBorders>
+          </w:tcPr>
+          <w:p>
+            <w:pPr>
+              <w:spacing w:before="60" w:after="60" w:line="252" w:lineRule="auto"/>
+              <w:jc w:val="left"/>
+            </w:pPr>
+            <w:r/>
+            <w:r>
+              <w:t>740.25</w:t>
+            </w:r>
+          </w:p>
+        </w:tc>
+        <w:tc>
+          <w:tcPr>
+            <w:tcW w:type="dxa" w:w="2016"/>
+            <w:shd w:fill="FFFFFF"/>
+            <w:tcMar>
+              <w:top w:w="100" w:type="dxa"/>
+              <w:bottom w:w="100" w:type="dxa"/>
+              <w:left w:w="120" w:type="dxa"/>
+              <w:right w:w="120" w:type="dxa"/>
+            </w:tcMar>
+            <w:tcBorders>
+              <w:top w:val="single" w:sz="4" w:space="0" w:color="CCCCCC"/>
+              <w:bottom w:val="single" w:sz="4" w:space="0" w:color="CCCCCC"/>
+              <w:left w:val="single" w:sz="4" w:space="0" w:color="CCCCCC"/>
+              <w:right w:val="single" w:sz="4" w:space="0" w:color="CCCCCC"/>
+            </w:tcBorders>
+          </w:tcPr>
+          <w:p>
+            <w:pPr>
+              <w:spacing w:before="60" w:after="60" w:line="252" w:lineRule="auto"/>
+              <w:jc w:val="left"/>
+            </w:pPr>
+            <w:r/>
+            <w:r>
+              <w:t>747.25</w:t>
+            </w:r>
+          </w:p>
+        </w:tc>
+        <w:tc>
+          <w:tcPr>
+            <w:tcW w:type="dxa" w:w="1152"/>
+            <w:shd w:fill="FFFFFF"/>
+            <w:tcMar>
+              <w:top w:w="100" w:type="dxa"/>
+              <w:bottom w:w="100" w:type="dxa"/>
+              <w:left w:w="120" w:type="dxa"/>
+              <w:right w:w="120" w:type="dxa"/>
+            </w:tcMar>
+            <w:tcBorders>
+              <w:top w:val="single" w:sz="4" w:space="0" w:color="CCCCCC"/>
+              <w:bottom w:val="single" w:sz="4" w:space="0" w:color="CCCCCC"/>
+              <w:left w:val="single" w:sz="4" w:space="0" w:color="CCCCCC"/>
+              <w:right w:val="single" w:sz="4" w:space="0" w:color="CCCCCC"/>
+            </w:tcBorders>
+          </w:tcPr>
+          <w:p>
+            <w:pPr>
+              <w:spacing w:before="60" w:after="60" w:line="252" w:lineRule="auto"/>
+              <w:jc w:val="left"/>
+            </w:pPr>
+            <w:r/>
+            <w:r>
+              <w:t>734.25</w:t>
+            </w:r>
+          </w:p>
+        </w:tc>
+        <w:tc>
+          <w:tcPr>
+            <w:tcW w:type="dxa" w:w="1728"/>
+            <w:shd w:fill="FFFFFF"/>
+            <w:tcMar>
+              <w:top w:w="100" w:type="dxa"/>
+              <w:bottom w:w="100" w:type="dxa"/>
+              <w:left w:w="120" w:type="dxa"/>
+              <w:right w:w="120" w:type="dxa"/>
+            </w:tcMar>
+            <w:tcBorders>
+              <w:top w:val="single" w:sz="4" w:space="0" w:color="CCCCCC"/>
+              <w:bottom w:val="single" w:sz="4" w:space="0" w:color="CCCCCC"/>
+              <w:left w:val="single" w:sz="4" w:space="0" w:color="CCCCCC"/>
+              <w:right w:val="single" w:sz="4" w:space="0" w:color="CCCCCC"/>
+            </w:tcBorders>
+          </w:tcPr>
+          <w:p>
+            <w:pPr>
+              <w:spacing w:before="60" w:after="60" w:line="252" w:lineRule="auto"/>
+              <w:jc w:val="left"/>
+            </w:pPr>
+            <w:r/>
+            <w:r>
+              <w:rPr>
+                <w:b/>
+              </w:rPr>
+              <w:t>739.50</w:t>
+            </w:r>
+          </w:p>
+        </w:tc>
+        <w:tc>
+          <w:tcPr>
+            <w:tcW w:type="dxa" w:w="3456"/>
+            <w:shd w:fill="FFFFFF"/>
+            <w:tcMar>
+              <w:top w:w="100" w:type="dxa"/>
+              <w:bottom w:w="100" w:type="dxa"/>
+              <w:left w:w="120" w:type="dxa"/>
+              <w:right w:w="120" w:type="dxa"/>
+            </w:tcMar>
+            <w:tcBorders>
+              <w:top w:val="single" w:sz="4" w:space="0" w:color="CCCCCC"/>
+              <w:bottom w:val="single" w:sz="4" w:space="0" w:color="CCCCCC"/>
+              <w:left w:val="single" w:sz="4" w:space="0" w:color="CCCCCC"/>
+              <w:right w:val="single" w:sz="4" w:space="0" w:color="CCCCCC"/>
+            </w:tcBorders>
+          </w:tcPr>
+          <w:p>
+            <w:pPr>
+              <w:spacing w:before="60" w:after="60" w:line="252" w:lineRule="auto"/>
+              <w:jc w:val="left"/>
+            </w:pPr>
+            <w:r/>
+            <w:r>
+              <w:rPr>
+                <w:b/>
+              </w:rPr>
+              <w:t>-0.75</w:t>
+            </w:r>
+          </w:p>
+        </w:tc>
+        <w:tc>
+          <w:tcPr>
+            <w:tcW w:type="dxa" w:w="1440"/>
+            <w:shd w:fill="FFFFFF"/>
+            <w:tcMar>
+              <w:top w:w="100" w:type="dxa"/>
+              <w:bottom w:w="100" w:type="dxa"/>
+              <w:left w:w="120" w:type="dxa"/>
+              <w:right w:w="120" w:type="dxa"/>
+            </w:tcMar>
+            <w:tcBorders>
+              <w:top w:val="single" w:sz="4" w:space="0" w:color="CCCCCC"/>
+              <w:bottom w:val="single" w:sz="4" w:space="0" w:color="CCCCCC"/>
+              <w:left w:val="single" w:sz="4" w:space="0" w:color="CCCCCC"/>
+              <w:right w:val="single" w:sz="4" w:space="0" w:color="CCCCCC"/>
+            </w:tcBorders>
+          </w:tcPr>
+          <w:p>
+            <w:pPr>
+              <w:spacing w:before="60" w:after="60" w:line="252" w:lineRule="auto"/>
+              <w:jc w:val="left"/>
+            </w:pPr>
+            <w:r/>
+            <w:r>
+              <w:t>BEAR</w:t>
+            </w:r>
+          </w:p>
+        </w:tc>
+      </w:tr>
+      <w:tr>
+        <w:tc>
+          <w:tcPr>
+            <w:tcW w:type="dxa" w:w="1584"/>
+            <w:shd w:fill="F8FAFC"/>
+            <w:tcMar>
+              <w:top w:w="100" w:type="dxa"/>
+              <w:bottom w:w="100" w:type="dxa"/>
+              <w:left w:w="120" w:type="dxa"/>
+              <w:right w:w="120" w:type="dxa"/>
+            </w:tcMar>
+            <w:tcBorders>
+              <w:top w:val="single" w:sz="4" w:space="0" w:color="CCCCCC"/>
+              <w:bottom w:val="single" w:sz="4" w:space="0" w:color="CCCCCC"/>
+              <w:left w:val="single" w:sz="4" w:space="0" w:color="CCCCCC"/>
+              <w:right w:val="single" w:sz="4" w:space="0" w:color="CCCCCC"/>
+            </w:tcBorders>
+          </w:tcPr>
+          <w:p>
+            <w:pPr>
+              <w:spacing w:before="60" w:after="60" w:line="252" w:lineRule="auto"/>
+              <w:jc w:val="left"/>
+            </w:pPr>
+            <w:r/>
+            <w:r>
+              <w:rPr>
+                <w:b/>
+              </w:rPr>
+              <w:t>Wed 09/09</w:t>
+            </w:r>
+          </w:p>
+        </w:tc>
+        <w:tc>
+          <w:tcPr>
+            <w:tcW w:type="dxa" w:w="864"/>
+            <w:shd w:fill="F8FAFC"/>
+            <w:tcMar>
+              <w:top w:w="100" w:type="dxa"/>
+              <w:bottom w:w="100" w:type="dxa"/>
+              <w:left w:w="120" w:type="dxa"/>
+              <w:right w:w="120" w:type="dxa"/>
+            </w:tcMar>
+            <w:tcBorders>
+              <w:top w:val="single" w:sz="4" w:space="0" w:color="CCCCCC"/>
+              <w:bottom w:val="single" w:sz="4" w:space="0" w:color="CCCCCC"/>
+              <w:left w:val="single" w:sz="4" w:space="0" w:color="CCCCCC"/>
+              <w:right w:val="single" w:sz="4" w:space="0" w:color="CCCCCC"/>
+            </w:tcBorders>
+          </w:tcPr>
+          <w:p>
+            <w:pPr>
+              <w:spacing w:before="60" w:after="60" w:line="252" w:lineRule="auto"/>
+              <w:jc w:val="left"/>
+            </w:pPr>
+            <w:r/>
+            <w:r>
+              <w:t>London 15-19</w:t>
+            </w:r>
+          </w:p>
+        </w:tc>
+        <w:tc>
+          <w:tcPr>
+            <w:tcW w:type="dxa" w:w="1440"/>
+            <w:shd w:fill="F8FAFC"/>
+            <w:tcMar>
+              <w:top w:w="100" w:type="dxa"/>
+              <w:bottom w:w="100" w:type="dxa"/>
+              <w:left w:w="120" w:type="dxa"/>
+              <w:right w:w="120" w:type="dxa"/>
+            </w:tcMar>
+            <w:tcBorders>
+              <w:top w:val="single" w:sz="4" w:space="0" w:color="CCCCCC"/>
+              <w:bottom w:val="single" w:sz="4" w:space="0" w:color="CCCCCC"/>
+              <w:left w:val="single" w:sz="4" w:space="0" w:color="CCCCCC"/>
+              <w:right w:val="single" w:sz="4" w:space="0" w:color="CCCCCC"/>
+            </w:tcBorders>
+          </w:tcPr>
+          <w:p>
+            <w:pPr>
+              <w:spacing w:before="60" w:after="60" w:line="252" w:lineRule="auto"/>
+              <w:jc w:val="left"/>
+            </w:pPr>
+            <w:r/>
+            <w:r>
+              <w:t>739.50</w:t>
+            </w:r>
+          </w:p>
+        </w:tc>
+        <w:tc>
+          <w:tcPr>
+            <w:tcW w:type="dxa" w:w="2016"/>
+            <w:shd w:fill="F8FAFC"/>
+            <w:tcMar>
+              <w:top w:w="100" w:type="dxa"/>
+              <w:bottom w:w="100" w:type="dxa"/>
+              <w:left w:w="120" w:type="dxa"/>
+              <w:right w:w="120" w:type="dxa"/>
+            </w:tcMar>
+            <w:tcBorders>
+              <w:top w:val="single" w:sz="4" w:space="0" w:color="CCCCCC"/>
+              <w:bottom w:val="single" w:sz="4" w:space="0" w:color="CCCCCC"/>
+              <w:left w:val="single" w:sz="4" w:space="0" w:color="CCCCCC"/>
+              <w:right w:val="single" w:sz="4" w:space="0" w:color="CCCCCC"/>
+            </w:tcBorders>
+          </w:tcPr>
+          <w:p>
+            <w:pPr>
+              <w:spacing w:before="60" w:after="60" w:line="252" w:lineRule="auto"/>
+              <w:jc w:val="left"/>
+            </w:pPr>
+            <w:r/>
+            <w:r>
+              <w:t>753.00</w:t>
+            </w:r>
+          </w:p>
+        </w:tc>
+        <w:tc>
+          <w:tcPr>
+            <w:tcW w:type="dxa" w:w="1152"/>
+            <w:shd w:fill="F8FAFC"/>
+            <w:tcMar>
+              <w:top w:w="100" w:type="dxa"/>
+              <w:bottom w:w="100" w:type="dxa"/>
+              <w:left w:w="120" w:type="dxa"/>
+              <w:right w:w="120" w:type="dxa"/>
+            </w:tcMar>
+            <w:tcBorders>
+              <w:top w:val="single" w:sz="4" w:space="0" w:color="CCCCCC"/>
+              <w:bottom w:val="single" w:sz="4" w:space="0" w:color="CCCCCC"/>
+              <w:left w:val="single" w:sz="4" w:space="0" w:color="CCCCCC"/>
+              <w:right w:val="single" w:sz="4" w:space="0" w:color="CCCCCC"/>
+            </w:tcBorders>
+          </w:tcPr>
+          <w:p>
+            <w:pPr>
+              <w:spacing w:before="60" w:after="60" w:line="252" w:lineRule="auto"/>
+              <w:jc w:val="left"/>
+            </w:pPr>
+            <w:r/>
+            <w:r>
+              <w:t>726.50</w:t>
+            </w:r>
+          </w:p>
+        </w:tc>
+        <w:tc>
+          <w:tcPr>
+            <w:tcW w:type="dxa" w:w="1728"/>
+            <w:shd w:fill="F8FAFC"/>
+            <w:tcMar>
+              <w:top w:w="100" w:type="dxa"/>
+              <w:bottom w:w="100" w:type="dxa"/>
+              <w:left w:w="120" w:type="dxa"/>
+              <w:right w:w="120" w:type="dxa"/>
+            </w:tcMar>
+            <w:tcBorders>
+              <w:top w:val="single" w:sz="4" w:space="0" w:color="CCCCCC"/>
+              <w:bottom w:val="single" w:sz="4" w:space="0" w:color="CCCCCC"/>
+              <w:left w:val="single" w:sz="4" w:space="0" w:color="CCCCCC"/>
+              <w:right w:val="single" w:sz="4" w:space="0" w:color="CCCCCC"/>
+            </w:tcBorders>
+          </w:tcPr>
+          <w:p>
+            <w:pPr>
+              <w:spacing w:before="60" w:after="60" w:line="252" w:lineRule="auto"/>
+              <w:jc w:val="left"/>
+            </w:pPr>
+            <w:r/>
+            <w:r>
+              <w:rPr>
+                <w:b/>
+              </w:rPr>
+              <w:t>741.25</w:t>
+            </w:r>
+          </w:p>
+        </w:tc>
+        <w:tc>
+          <w:tcPr>
+            <w:tcW w:type="dxa" w:w="3456"/>
+            <w:shd w:fill="F8FAFC"/>
+            <w:tcMar>
+              <w:top w:w="100" w:type="dxa"/>
+              <w:bottom w:w="100" w:type="dxa"/>
+              <w:left w:w="120" w:type="dxa"/>
+              <w:right w:w="120" w:type="dxa"/>
+            </w:tcMar>
+            <w:tcBorders>
+              <w:top w:val="single" w:sz="4" w:space="0" w:color="CCCCCC"/>
+              <w:bottom w:val="single" w:sz="4" w:space="0" w:color="CCCCCC"/>
+              <w:left w:val="single" w:sz="4" w:space="0" w:color="CCCCCC"/>
+              <w:right w:val="single" w:sz="4" w:space="0" w:color="CCCCCC"/>
+            </w:tcBorders>
+          </w:tcPr>
+          <w:p>
+            <w:pPr>
+              <w:spacing w:before="60" w:after="60" w:line="252" w:lineRule="auto"/>
+              <w:jc w:val="left"/>
+            </w:pPr>
+            <w:r/>
+            <w:r>
+              <w:rPr>
+                <w:b/>
+              </w:rPr>
+              <w:t>+1.75</w:t>
+            </w:r>
+          </w:p>
+        </w:tc>
+        <w:tc>
+          <w:tcPr>
+            <w:tcW w:type="dxa" w:w="1440"/>
+            <w:shd w:fill="F8FAFC"/>
+            <w:tcMar>
+              <w:top w:w="100" w:type="dxa"/>
+              <w:bottom w:w="100" w:type="dxa"/>
+              <w:left w:w="120" w:type="dxa"/>
+              <w:right w:w="120" w:type="dxa"/>
+            </w:tcMar>
+            <w:tcBorders>
+              <w:top w:val="single" w:sz="4" w:space="0" w:color="CCCCCC"/>
+              <w:bottom w:val="single" w:sz="4" w:space="0" w:color="CCCCCC"/>
+              <w:left w:val="single" w:sz="4" w:space="0" w:color="CCCCCC"/>
+              <w:right w:val="single" w:sz="4" w:space="0" w:color="CCCCCC"/>
+            </w:tcBorders>
+          </w:tcPr>
+          <w:p>
+            <w:pPr>
+              <w:spacing w:before="60" w:after="60" w:line="252" w:lineRule="auto"/>
+              <w:jc w:val="left"/>
+            </w:pPr>
+            <w:r/>
+            <w:r>
+              <w:t>BULL</w:t>
+            </w:r>
+          </w:p>
+        </w:tc>
+      </w:tr>
+      <w:tr>
+        <w:tc>
+          <w:tcPr>
+            <w:tcW w:type="dxa" w:w="1584"/>
+            <w:shd w:fill="FFFFFF"/>
+            <w:tcMar>
+              <w:top w:w="100" w:type="dxa"/>
+              <w:bottom w:w="100" w:type="dxa"/>
+              <w:left w:w="120" w:type="dxa"/>
+              <w:right w:w="120" w:type="dxa"/>
+            </w:tcMar>
+            <w:tcBorders>
+              <w:top w:val="single" w:sz="4" w:space="0" w:color="CCCCCC"/>
+              <w:bottom w:val="single" w:sz="4" w:space="0" w:color="CCCCCC"/>
+              <w:left w:val="single" w:sz="4" w:space="0" w:color="CCCCCC"/>
+              <w:right w:val="single" w:sz="4" w:space="0" w:color="CCCCCC"/>
+            </w:tcBorders>
+          </w:tcPr>
+          <w:p>
+            <w:pPr>
+              <w:spacing w:before="60" w:after="60" w:line="252" w:lineRule="auto"/>
+              <w:jc w:val="left"/>
+            </w:pPr>
+            <w:r/>
+            <w:r>
+              <w:rPr>
+                <w:b/>
+              </w:rPr>
+              <w:t>Wed 09/09</w:t>
+            </w:r>
+          </w:p>
+        </w:tc>
+        <w:tc>
+          <w:tcPr>
+            <w:tcW w:type="dxa" w:w="864"/>
+            <w:shd w:fill="FFFFFF"/>
+            <w:tcMar>
+              <w:top w:w="100" w:type="dxa"/>
+              <w:bottom w:w="100" w:type="dxa"/>
+              <w:left w:w="120" w:type="dxa"/>
+              <w:right w:w="120" w:type="dxa"/>
+            </w:tcMar>
+            <w:tcBorders>
+              <w:top w:val="single" w:sz="4" w:space="0" w:color="CCCCCC"/>
+              <w:bottom w:val="single" w:sz="4" w:space="0" w:color="CCCCCC"/>
+              <w:left w:val="single" w:sz="4" w:space="0" w:color="CCCCCC"/>
+              <w:right w:val="single" w:sz="4" w:space="0" w:color="CCCCCC"/>
+            </w:tcBorders>
+          </w:tcPr>
+          <w:p>
+            <w:pPr>
+              <w:spacing w:before="60" w:after="60" w:line="252" w:lineRule="auto"/>
+              <w:jc w:val="left"/>
+            </w:pPr>
+            <w:r/>
+            <w:r>
+              <w:t>Pre-NY 19-21</w:t>
+            </w:r>
+          </w:p>
+        </w:tc>
+        <w:tc>
+          <w:tcPr>
+            <w:tcW w:type="dxa" w:w="1440"/>
+            <w:shd w:fill="FFFFFF"/>
+            <w:tcMar>
+              <w:top w:w="100" w:type="dxa"/>
+              <w:bottom w:w="100" w:type="dxa"/>
+              <w:left w:w="120" w:type="dxa"/>
+              <w:right w:w="120" w:type="dxa"/>
+            </w:tcMar>
+            <w:tcBorders>
+              <w:top w:val="single" w:sz="4" w:space="0" w:color="CCCCCC"/>
+              <w:bottom w:val="single" w:sz="4" w:space="0" w:color="CCCCCC"/>
+              <w:left w:val="single" w:sz="4" w:space="0" w:color="CCCCCC"/>
+              <w:right w:val="single" w:sz="4" w:space="0" w:color="CCCCCC"/>
+            </w:tcBorders>
+          </w:tcPr>
+          <w:p>
+            <w:pPr>
+              <w:spacing w:before="60" w:after="60" w:line="252" w:lineRule="auto"/>
+              <w:jc w:val="left"/>
+            </w:pPr>
+            <w:r/>
+            <w:r>
+              <w:t>741.25</w:t>
+            </w:r>
+          </w:p>
+        </w:tc>
+        <w:tc>
+          <w:tcPr>
+            <w:tcW w:type="dxa" w:w="2016"/>
+            <w:shd w:fill="FFFFFF"/>
+            <w:tcMar>
+              <w:top w:w="100" w:type="dxa"/>
+              <w:bottom w:w="100" w:type="dxa"/>
+              <w:left w:w="120" w:type="dxa"/>
+              <w:right w:w="120" w:type="dxa"/>
+            </w:tcMar>
+            <w:tcBorders>
+              <w:top w:val="single" w:sz="4" w:space="0" w:color="CCCCCC"/>
+              <w:bottom w:val="single" w:sz="4" w:space="0" w:color="CCCCCC"/>
+              <w:left w:val="single" w:sz="4" w:space="0" w:color="CCCCCC"/>
+              <w:right w:val="single" w:sz="4" w:space="0" w:color="CCCCCC"/>
+            </w:tcBorders>
+          </w:tcPr>
+          <w:p>
+            <w:pPr>
+              <w:spacing w:before="60" w:after="60" w:line="252" w:lineRule="auto"/>
+              <w:jc w:val="left"/>
+            </w:pPr>
+            <w:r/>
+            <w:r>
+              <w:t>750.50</w:t>
+            </w:r>
+          </w:p>
+        </w:tc>
+        <w:tc>
+          <w:tcPr>
+            <w:tcW w:type="dxa" w:w="1152"/>
+            <w:shd w:fill="FFFFFF"/>
+            <w:tcMar>
+              <w:top w:w="100" w:type="dxa"/>
+              <w:bottom w:w="100" w:type="dxa"/>
+              <w:left w:w="120" w:type="dxa"/>
+              <w:right w:w="120" w:type="dxa"/>
+            </w:tcMar>
+            <w:tcBorders>
+              <w:top w:val="single" w:sz="4" w:space="0" w:color="CCCCCC"/>
+              <w:bottom w:val="single" w:sz="4" w:space="0" w:color="CCCCCC"/>
+              <w:left w:val="single" w:sz="4" w:space="0" w:color="CCCCCC"/>
+              <w:right w:val="single" w:sz="4" w:space="0" w:color="CCCCCC"/>
+            </w:tcBorders>
+          </w:tcPr>
+          <w:p>
+            <w:pPr>
+              <w:spacing w:before="60" w:after="60" w:line="252" w:lineRule="auto"/>
+              <w:jc w:val="left"/>
+            </w:pPr>
+            <w:r/>
+            <w:r>
+              <w:t>730.50</w:t>
+            </w:r>
+          </w:p>
+        </w:tc>
+        <w:tc>
+          <w:tcPr>
+            <w:tcW w:type="dxa" w:w="1728"/>
+            <w:shd w:fill="FFFFFF"/>
+            <w:tcMar>
+              <w:top w:w="100" w:type="dxa"/>
+              <w:bottom w:w="100" w:type="dxa"/>
+              <w:left w:w="120" w:type="dxa"/>
+              <w:right w:w="120" w:type="dxa"/>
+            </w:tcMar>
+            <w:tcBorders>
+              <w:top w:val="single" w:sz="4" w:space="0" w:color="CCCCCC"/>
+              <w:bottom w:val="single" w:sz="4" w:space="0" w:color="CCCCCC"/>
+              <w:left w:val="single" w:sz="4" w:space="0" w:color="CCCCCC"/>
+              <w:right w:val="single" w:sz="4" w:space="0" w:color="CCCCCC"/>
+            </w:tcBorders>
+          </w:tcPr>
+          <w:p>
+            <w:pPr>
+              <w:spacing w:before="60" w:after="60" w:line="252" w:lineRule="auto"/>
+              <w:jc w:val="left"/>
+            </w:pPr>
+            <w:r/>
+            <w:r>
+              <w:rPr>
+                <w:b/>
+              </w:rPr>
+              <w:t>741.75</w:t>
+            </w:r>
+          </w:p>
+        </w:tc>
+        <w:tc>
+          <w:tcPr>
+            <w:tcW w:type="dxa" w:w="3456"/>
+            <w:shd w:fill="FFFFFF"/>
+            <w:tcMar>
+              <w:top w:w="100" w:type="dxa"/>
+              <w:bottom w:w="100" w:type="dxa"/>
+              <w:left w:w="120" w:type="dxa"/>
+              <w:right w:w="120" w:type="dxa"/>
+            </w:tcMar>
+            <w:tcBorders>
+              <w:top w:val="single" w:sz="4" w:space="0" w:color="CCCCCC"/>
+              <w:bottom w:val="single" w:sz="4" w:space="0" w:color="CCCCCC"/>
+              <w:left w:val="single" w:sz="4" w:space="0" w:color="CCCCCC"/>
+              <w:right w:val="single" w:sz="4" w:space="0" w:color="CCCCCC"/>
+            </w:tcBorders>
+          </w:tcPr>
+          <w:p>
+            <w:pPr>
+              <w:spacing w:before="60" w:after="60" w:line="252" w:lineRule="auto"/>
+              <w:jc w:val="left"/>
+            </w:pPr>
+            <w:r/>
+            <w:r>
+              <w:rPr>
+                <w:b/>
+              </w:rPr>
+              <w:t>+0.50</w:t>
+            </w:r>
+          </w:p>
+        </w:tc>
+        <w:tc>
+          <w:tcPr>
+            <w:tcW w:type="dxa" w:w="1440"/>
+            <w:shd w:fill="FFFFFF"/>
+            <w:tcMar>
+              <w:top w:w="100" w:type="dxa"/>
+              <w:bottom w:w="100" w:type="dxa"/>
+              <w:left w:w="120" w:type="dxa"/>
+              <w:right w:w="120" w:type="dxa"/>
+            </w:tcMar>
+            <w:tcBorders>
+              <w:top w:val="single" w:sz="4" w:space="0" w:color="CCCCCC"/>
+              <w:bottom w:val="single" w:sz="4" w:space="0" w:color="CCCCCC"/>
+              <w:left w:val="single" w:sz="4" w:space="0" w:color="CCCCCC"/>
+              <w:right w:val="single" w:sz="4" w:space="0" w:color="CCCCCC"/>
+            </w:tcBorders>
+          </w:tcPr>
+          <w:p>
+            <w:pPr>
+              <w:spacing w:before="60" w:after="60" w:line="252" w:lineRule="auto"/>
+              <w:jc w:val="left"/>
+            </w:pPr>
+            <w:r/>
+            <w:r>
+              <w:t>BULL</w:t>
+            </w:r>
+          </w:p>
+        </w:tc>
+      </w:tr>
+      <w:tr>
+        <w:tc>
+          <w:tcPr>
+            <w:tcW w:type="dxa" w:w="1584"/>
+            <w:shd w:fill="F8FAFC"/>
+            <w:tcMar>
+              <w:top w:w="100" w:type="dxa"/>
+              <w:bottom w:w="100" w:type="dxa"/>
+              <w:left w:w="120" w:type="dxa"/>
+              <w:right w:w="120" w:type="dxa"/>
+            </w:tcMar>
+            <w:tcBorders>
+              <w:top w:val="single" w:sz="4" w:space="0" w:color="CCCCCC"/>
+              <w:bottom w:val="single" w:sz="4" w:space="0" w:color="CCCCCC"/>
+              <w:left w:val="single" w:sz="4" w:space="0" w:color="CCCCCC"/>
+              <w:right w:val="single" w:sz="4" w:space="0" w:color="CCCCCC"/>
+            </w:tcBorders>
+          </w:tcPr>
+          <w:p>
+            <w:pPr>
+              <w:spacing w:before="60" w:after="60" w:line="252" w:lineRule="auto"/>
+              <w:jc w:val="left"/>
+            </w:pPr>
+            <w:r/>
+            <w:r>
+              <w:rPr>
+                <w:b/>
+              </w:rPr>
+              <w:t>Wed 09/09</w:t>
+            </w:r>
+          </w:p>
+        </w:tc>
+        <w:tc>
+          <w:tcPr>
+            <w:tcW w:type="dxa" w:w="864"/>
+            <w:shd w:fill="F8FAFC"/>
+            <w:tcMar>
+              <w:top w:w="100" w:type="dxa"/>
+              <w:bottom w:w="100" w:type="dxa"/>
+              <w:left w:w="120" w:type="dxa"/>
+              <w:right w:w="120" w:type="dxa"/>
+            </w:tcMar>
+            <w:tcBorders>
+              <w:top w:val="single" w:sz="4" w:space="0" w:color="CCCCCC"/>
+              <w:bottom w:val="single" w:sz="4" w:space="0" w:color="CCCCCC"/>
+              <w:left w:val="single" w:sz="4" w:space="0" w:color="CCCCCC"/>
+              <w:right w:val="single" w:sz="4" w:space="0" w:color="CCCCCC"/>
+            </w:tcBorders>
+          </w:tcPr>
+          <w:p>
+            <w:pPr>
+              <w:spacing w:before="60" w:after="60" w:line="252" w:lineRule="auto"/>
+              <w:jc w:val="left"/>
+            </w:pPr>
+            <w:r/>
+            <w:r>
+              <w:t>NY Open 21-23</w:t>
+            </w:r>
+          </w:p>
+        </w:tc>
+        <w:tc>
+          <w:tcPr>
+            <w:tcW w:type="dxa" w:w="1440"/>
+            <w:shd w:fill="F8FAFC"/>
+            <w:tcMar>
+              <w:top w:w="100" w:type="dxa"/>
+              <w:bottom w:w="100" w:type="dxa"/>
+              <w:left w:w="120" w:type="dxa"/>
+              <w:right w:w="120" w:type="dxa"/>
+            </w:tcMar>
+            <w:tcBorders>
+              <w:top w:val="single" w:sz="4" w:space="0" w:color="CCCCCC"/>
+              <w:bottom w:val="single" w:sz="4" w:space="0" w:color="CCCCCC"/>
+              <w:left w:val="single" w:sz="4" w:space="0" w:color="CCCCCC"/>
+              <w:right w:val="single" w:sz="4" w:space="0" w:color="CCCCCC"/>
+            </w:tcBorders>
+          </w:tcPr>
+          <w:p>
+            <w:pPr>
+              <w:spacing w:before="60" w:after="60" w:line="252" w:lineRule="auto"/>
+              <w:jc w:val="left"/>
+            </w:pPr>
+            <w:r/>
+            <w:r>
+              <w:t>741.75</w:t>
+            </w:r>
+          </w:p>
+        </w:tc>
+        <w:tc>
+          <w:tcPr>
+            <w:tcW w:type="dxa" w:w="2016"/>
+            <w:shd w:fill="F8FAFC"/>
+            <w:tcMar>
+              <w:top w:w="100" w:type="dxa"/>
+              <w:bottom w:w="100" w:type="dxa"/>
+              <w:left w:w="120" w:type="dxa"/>
+              <w:right w:w="120" w:type="dxa"/>
+            </w:tcMar>
+            <w:tcBorders>
+              <w:top w:val="single" w:sz="4" w:space="0" w:color="CCCCCC"/>
+              <w:bottom w:val="single" w:sz="4" w:space="0" w:color="CCCCCC"/>
+              <w:left w:val="single" w:sz="4" w:space="0" w:color="CCCCCC"/>
+              <w:right w:val="single" w:sz="4" w:space="0" w:color="CCCCCC"/>
+            </w:tcBorders>
+          </w:tcPr>
+          <w:p>
+            <w:pPr>
+              <w:spacing w:before="60" w:after="60" w:line="252" w:lineRule="auto"/>
+              <w:jc w:val="left"/>
+            </w:pPr>
+            <w:r/>
+            <w:r>
+              <w:t>754.00</w:t>
+            </w:r>
+          </w:p>
+        </w:tc>
+        <w:tc>
+          <w:tcPr>
+            <w:tcW w:type="dxa" w:w="1152"/>
+            <w:shd w:fill="F8FAFC"/>
+            <w:tcMar>
+              <w:top w:w="100" w:type="dxa"/>
+              <w:bottom w:w="100" w:type="dxa"/>
+              <w:left w:w="120" w:type="dxa"/>
+              <w:right w:w="120" w:type="dxa"/>
+            </w:tcMar>
+            <w:tcBorders>
+              <w:top w:val="single" w:sz="4" w:space="0" w:color="CCCCCC"/>
+              <w:bottom w:val="single" w:sz="4" w:space="0" w:color="CCCCCC"/>
+              <w:left w:val="single" w:sz="4" w:space="0" w:color="CCCCCC"/>
+              <w:right w:val="single" w:sz="4" w:space="0" w:color="CCCCCC"/>
+            </w:tcBorders>
+          </w:tcPr>
+          <w:p>
+            <w:pPr>
+              <w:spacing w:before="60" w:after="60" w:line="252" w:lineRule="auto"/>
+              <w:jc w:val="left"/>
+            </w:pPr>
+            <w:r/>
+            <w:r>
+              <w:t>727.50</w:t>
+            </w:r>
+          </w:p>
+        </w:tc>
+        <w:tc>
+          <w:tcPr>
+            <w:tcW w:type="dxa" w:w="1728"/>
+            <w:shd w:fill="F8FAFC"/>
+            <w:tcMar>
+              <w:top w:w="100" w:type="dxa"/>
+              <w:bottom w:w="100" w:type="dxa"/>
+              <w:left w:w="120" w:type="dxa"/>
+              <w:right w:w="120" w:type="dxa"/>
+            </w:tcMar>
+            <w:tcBorders>
+              <w:top w:val="single" w:sz="4" w:space="0" w:color="CCCCCC"/>
+              <w:bottom w:val="single" w:sz="4" w:space="0" w:color="CCCCCC"/>
+              <w:left w:val="single" w:sz="4" w:space="0" w:color="CCCCCC"/>
+              <w:right w:val="single" w:sz="4" w:space="0" w:color="CCCCCC"/>
+            </w:tcBorders>
+          </w:tcPr>
+          <w:p>
+            <w:pPr>
+              <w:spacing w:before="60" w:after="60" w:line="252" w:lineRule="auto"/>
+              <w:jc w:val="left"/>
+            </w:pPr>
+            <w:r/>
+            <w:r>
+              <w:rPr>
+                <w:b/>
+              </w:rPr>
+              <w:t>740.25</w:t>
+            </w:r>
+          </w:p>
+        </w:tc>
+        <w:tc>
+          <w:tcPr>
+            <w:tcW w:type="dxa" w:w="3456"/>
+            <w:shd w:fill="F8FAFC"/>
+            <w:tcMar>
+              <w:top w:w="100" w:type="dxa"/>
+              <w:bottom w:w="100" w:type="dxa"/>
+              <w:left w:w="120" w:type="dxa"/>
+              <w:right w:w="120" w:type="dxa"/>
+            </w:tcMar>
+            <w:tcBorders>
+              <w:top w:val="single" w:sz="4" w:space="0" w:color="CCCCCC"/>
+              <w:bottom w:val="single" w:sz="4" w:space="0" w:color="CCCCCC"/>
+              <w:left w:val="single" w:sz="4" w:space="0" w:color="CCCCCC"/>
+              <w:right w:val="single" w:sz="4" w:space="0" w:color="CCCCCC"/>
+            </w:tcBorders>
+          </w:tcPr>
+          <w:p>
+            <w:pPr>
+              <w:spacing w:before="60" w:after="60" w:line="252" w:lineRule="auto"/>
+              <w:jc w:val="left"/>
+            </w:pPr>
+            <w:r/>
+            <w:r>
+              <w:rPr>
+                <w:b/>
+              </w:rPr>
+              <w:t>-1.50</w:t>
+            </w:r>
+          </w:p>
+        </w:tc>
+        <w:tc>
+          <w:tcPr>
+            <w:tcW w:type="dxa" w:w="1440"/>
+            <w:shd w:fill="F8FAFC"/>
+            <w:tcMar>
+              <w:top w:w="100" w:type="dxa"/>
+              <w:bottom w:w="100" w:type="dxa"/>
+              <w:left w:w="120" w:type="dxa"/>
+              <w:right w:w="120" w:type="dxa"/>
+            </w:tcMar>
+            <w:tcBorders>
+              <w:top w:val="single" w:sz="4" w:space="0" w:color="CCCCCC"/>
+              <w:bottom w:val="single" w:sz="4" w:space="0" w:color="CCCCCC"/>
+              <w:left w:val="single" w:sz="4" w:space="0" w:color="CCCCCC"/>
+              <w:right w:val="single" w:sz="4" w:space="0" w:color="CCCCCC"/>
+            </w:tcBorders>
+          </w:tcPr>
+          <w:p>
+            <w:pPr>
+              <w:spacing w:before="60" w:after="60" w:line="252" w:lineRule="auto"/>
+              <w:jc w:val="left"/>
+            </w:pPr>
+            <w:r/>
+            <w:r>
+              <w:t>BEAR</w:t>
+            </w:r>
+          </w:p>
+        </w:tc>
+      </w:tr>
+      <w:tr>
+        <w:tc>
+          <w:tcPr>
+            <w:tcW w:type="dxa" w:w="1584"/>
+            <w:shd w:fill="FFFFFF"/>
+            <w:tcMar>
+              <w:top w:w="100" w:type="dxa"/>
+              <w:bottom w:w="100" w:type="dxa"/>
+              <w:left w:w="120" w:type="dxa"/>
+              <w:right w:w="120" w:type="dxa"/>
+            </w:tcMar>
+            <w:tcBorders>
+              <w:top w:val="single" w:sz="4" w:space="0" w:color="CCCCCC"/>
+              <w:bottom w:val="single" w:sz="4" w:space="0" w:color="CCCCCC"/>
+              <w:left w:val="single" w:sz="4" w:space="0" w:color="CCCCCC"/>
+              <w:right w:val="single" w:sz="4" w:space="0" w:color="CCCCCC"/>
+            </w:tcBorders>
+          </w:tcPr>
+          <w:p>
+            <w:pPr>
+              <w:spacing w:before="60" w:after="60" w:line="252" w:lineRule="auto"/>
+              <w:jc w:val="left"/>
+            </w:pPr>
+            <w:r/>
+            <w:r>
+              <w:rPr>
+                <w:b/>
+              </w:rPr>
+              <w:t>Wed 09/09</w:t>
+            </w:r>
+          </w:p>
+        </w:tc>
+        <w:tc>
+          <w:tcPr>
+            <w:tcW w:type="dxa" w:w="864"/>
+            <w:shd w:fill="FFFFFF"/>
+            <w:tcMar>
+              <w:top w:w="100" w:type="dxa"/>
+              <w:bottom w:w="100" w:type="dxa"/>
+              <w:left w:w="120" w:type="dxa"/>
+              <w:right w:w="120" w:type="dxa"/>
+            </w:tcMar>
+            <w:tcBorders>
+              <w:top w:val="single" w:sz="4" w:space="0" w:color="CCCCCC"/>
+              <w:bottom w:val="single" w:sz="4" w:space="0" w:color="CCCCCC"/>
+              <w:left w:val="single" w:sz="4" w:space="0" w:color="CCCCCC"/>
+              <w:right w:val="single" w:sz="4" w:space="0" w:color="CCCCCC"/>
+            </w:tcBorders>
+          </w:tcPr>
+          <w:p>
+            <w:pPr>
+              <w:spacing w:before="60" w:after="60" w:line="252" w:lineRule="auto"/>
+              <w:jc w:val="left"/>
+            </w:pPr>
+            <w:r/>
+            <w:r>
+              <w:t>NY Close 23-01</w:t>
+            </w:r>
+          </w:p>
+        </w:tc>
+        <w:tc>
+          <w:tcPr>
+            <w:tcW w:type="dxa" w:w="1440"/>
+            <w:shd w:fill="FFFFFF"/>
+            <w:tcMar>
+              <w:top w:w="100" w:type="dxa"/>
+              <w:bottom w:w="100" w:type="dxa"/>
+              <w:left w:w="120" w:type="dxa"/>
+              <w:right w:w="120" w:type="dxa"/>
+            </w:tcMar>
+            <w:tcBorders>
+              <w:top w:val="single" w:sz="4" w:space="0" w:color="CCCCCC"/>
+              <w:bottom w:val="single" w:sz="4" w:space="0" w:color="CCCCCC"/>
+              <w:left w:val="single" w:sz="4" w:space="0" w:color="CCCCCC"/>
+              <w:right w:val="single" w:sz="4" w:space="0" w:color="CCCCCC"/>
+            </w:tcBorders>
+          </w:tcPr>
+          <w:p>
+            <w:pPr>
+              <w:spacing w:before="60" w:after="60" w:line="252" w:lineRule="auto"/>
+              <w:jc w:val="left"/>
+            </w:pPr>
+            <w:r/>
+            <w:r>
+              <w:t>740.25</w:t>
+            </w:r>
+          </w:p>
+        </w:tc>
+        <w:tc>
+          <w:tcPr>
+            <w:tcW w:type="dxa" w:w="2016"/>
+            <w:shd w:fill="FFFFFF"/>
+            <w:tcMar>
+              <w:top w:w="100" w:type="dxa"/>
+              <w:bottom w:w="100" w:type="dxa"/>
+              <w:left w:w="120" w:type="dxa"/>
+              <w:right w:w="120" w:type="dxa"/>
+            </w:tcMar>
+            <w:tcBorders>
+              <w:top w:val="single" w:sz="4" w:space="0" w:color="CCCCCC"/>
+              <w:bottom w:val="single" w:sz="4" w:space="0" w:color="CCCCCC"/>
+              <w:left w:val="single" w:sz="4" w:space="0" w:color="CCCCCC"/>
+              <w:right w:val="single" w:sz="4" w:space="0" w:color="CCCCCC"/>
+            </w:tcBorders>
+          </w:tcPr>
+          <w:p>
+            <w:pPr>
+              <w:spacing w:before="60" w:after="60" w:line="252" w:lineRule="auto"/>
+              <w:jc w:val="left"/>
+            </w:pPr>
+            <w:r/>
+            <w:r>
+              <w:t>747.25</w:t>
+            </w:r>
+          </w:p>
+        </w:tc>
+        <w:tc>
+          <w:tcPr>
+            <w:tcW w:type="dxa" w:w="1152"/>
+            <w:shd w:fill="FFFFFF"/>
+            <w:tcMar>
+              <w:top w:w="100" w:type="dxa"/>
+              <w:bottom w:w="100" w:type="dxa"/>
+              <w:left w:w="120" w:type="dxa"/>
+              <w:right w:w="120" w:type="dxa"/>
+            </w:tcMar>
+            <w:tcBorders>
+              <w:top w:val="single" w:sz="4" w:space="0" w:color="CCCCCC"/>
+              <w:bottom w:val="single" w:sz="4" w:space="0" w:color="CCCCCC"/>
+              <w:left w:val="single" w:sz="4" w:space="0" w:color="CCCCCC"/>
+              <w:right w:val="single" w:sz="4" w:space="0" w:color="CCCCCC"/>
+            </w:tcBorders>
+          </w:tcPr>
+          <w:p>
+            <w:pPr>
+              <w:spacing w:before="60" w:after="60" w:line="252" w:lineRule="auto"/>
+              <w:jc w:val="left"/>
+            </w:pPr>
+            <w:r/>
+            <w:r>
+              <w:t>730.75</w:t>
+            </w:r>
+          </w:p>
+        </w:tc>
+        <w:tc>
+          <w:tcPr>
+            <w:tcW w:type="dxa" w:w="1728"/>
+            <w:shd w:fill="FFFFFF"/>
+            <w:tcMar>
+              <w:top w:w="100" w:type="dxa"/>
+              <w:bottom w:w="100" w:type="dxa"/>
+              <w:left w:w="120" w:type="dxa"/>
+              <w:right w:w="120" w:type="dxa"/>
+            </w:tcMar>
+            <w:tcBorders>
+              <w:top w:val="single" w:sz="4" w:space="0" w:color="CCCCCC"/>
+              <w:bottom w:val="single" w:sz="4" w:space="0" w:color="CCCCCC"/>
+              <w:left w:val="single" w:sz="4" w:space="0" w:color="CCCCCC"/>
+              <w:right w:val="single" w:sz="4" w:space="0" w:color="CCCCCC"/>
+            </w:tcBorders>
+          </w:tcPr>
+          <w:p>
+            <w:pPr>
+              <w:spacing w:before="60" w:after="60" w:line="252" w:lineRule="auto"/>
+              <w:jc w:val="left"/>
+            </w:pPr>
+            <w:r/>
+            <w:r>
+              <w:rPr>
+                <w:b/>
+              </w:rPr>
+              <w:t>740.75</w:t>
+            </w:r>
+          </w:p>
+        </w:tc>
+        <w:tc>
+          <w:tcPr>
+            <w:tcW w:type="dxa" w:w="3456"/>
+            <w:shd w:fill="FFFFFF"/>
+            <w:tcMar>
+              <w:top w:w="100" w:type="dxa"/>
+              <w:bottom w:w="100" w:type="dxa"/>
+              <w:left w:w="120" w:type="dxa"/>
+              <w:right w:w="120" w:type="dxa"/>
+            </w:tcMar>
+            <w:tcBorders>
+              <w:top w:val="single" w:sz="4" w:space="0" w:color="CCCCCC"/>
+              <w:bottom w:val="single" w:sz="4" w:space="0" w:color="CCCCCC"/>
+              <w:left w:val="single" w:sz="4" w:space="0" w:color="CCCCCC"/>
+              <w:right w:val="single" w:sz="4" w:space="0" w:color="CCCCCC"/>
+            </w:tcBorders>
+          </w:tcPr>
+          <w:p>
+            <w:pPr>
+              <w:spacing w:before="60" w:after="60" w:line="252" w:lineRule="auto"/>
+              <w:jc w:val="left"/>
+            </w:pPr>
+            <w:r/>
+            <w:r>
+              <w:rPr>
+                <w:b/>
+              </w:rPr>
+              <w:t>+0.50</w:t>
+            </w:r>
+          </w:p>
+        </w:tc>
+        <w:tc>
+          <w:tcPr>
+            <w:tcW w:type="dxa" w:w="1440"/>
+            <w:shd w:fill="FFFFFF"/>
+            <w:tcMar>
+              <w:top w:w="100" w:type="dxa"/>
+              <w:bottom w:w="100" w:type="dxa"/>
+              <w:left w:w="120" w:type="dxa"/>
+              <w:right w:w="120" w:type="dxa"/>
+            </w:tcMar>
+            <w:tcBorders>
+              <w:top w:val="single" w:sz="4" w:space="0" w:color="CCCCCC"/>
+              <w:bottom w:val="single" w:sz="4" w:space="0" w:color="CCCCCC"/>
+              <w:left w:val="single" w:sz="4" w:space="0" w:color="CCCCCC"/>
+              <w:right w:val="single" w:sz="4" w:space="0" w:color="CCCCCC"/>
+            </w:tcBorders>
+          </w:tcPr>
+          <w:p>
+            <w:pPr>
+              <w:spacing w:before="60" w:after="60" w:line="252" w:lineRule="auto"/>
+              <w:jc w:val="left"/>
+            </w:pPr>
+            <w:r/>
+            <w:r>
+              <w:t>BULL</w:t>
+            </w:r>
+          </w:p>
+        </w:tc>
+      </w:tr>
+      <w:tr>
+        <w:tc>
+          <w:tcPr>
+            <w:tcW w:type="dxa" w:w="1584"/>
+            <w:shd w:fill="F8FAFC"/>
+            <w:tcMar>
+              <w:top w:w="100" w:type="dxa"/>
+              <w:bottom w:w="100" w:type="dxa"/>
+              <w:left w:w="120" w:type="dxa"/>
+              <w:right w:w="120" w:type="dxa"/>
+            </w:tcMar>
+            <w:tcBorders>
+              <w:top w:val="single" w:sz="4" w:space="0" w:color="CCCCCC"/>
+              <w:bottom w:val="single" w:sz="4" w:space="0" w:color="CCCCCC"/>
+              <w:left w:val="single" w:sz="4" w:space="0" w:color="CCCCCC"/>
+              <w:right w:val="single" w:sz="4" w:space="0" w:color="CCCCCC"/>
+            </w:tcBorders>
+          </w:tcPr>
+          <w:p>
+            <w:pPr>
+              <w:spacing w:before="60" w:after="60" w:line="252" w:lineRule="auto"/>
+              <w:jc w:val="left"/>
+            </w:pPr>
+            <w:r/>
+            <w:r>
+              <w:rPr>
+                <w:b/>
+              </w:rPr>
+              <w:t>Thu 10/09</w:t>
+            </w:r>
+          </w:p>
+        </w:tc>
+        <w:tc>
+          <w:tcPr>
+            <w:tcW w:type="dxa" w:w="864"/>
+            <w:shd w:fill="F8FAFC"/>
+            <w:tcMar>
+              <w:top w:w="100" w:type="dxa"/>
+              <w:bottom w:w="100" w:type="dxa"/>
+              <w:left w:w="120" w:type="dxa"/>
+              <w:right w:w="120" w:type="dxa"/>
+            </w:tcMar>
+            <w:tcBorders>
+              <w:top w:val="single" w:sz="4" w:space="0" w:color="CCCCCC"/>
+              <w:bottom w:val="single" w:sz="4" w:space="0" w:color="CCCCCC"/>
+              <w:left w:val="single" w:sz="4" w:space="0" w:color="CCCCCC"/>
+              <w:right w:val="single" w:sz="4" w:space="0" w:color="CCCCCC"/>
+            </w:tcBorders>
+          </w:tcPr>
+          <w:p>
+            <w:pPr>
+              <w:spacing w:before="60" w:after="60" w:line="252" w:lineRule="auto"/>
+              <w:jc w:val="left"/>
+            </w:pPr>
+            <w:r/>
+            <w:r>
+              <w:t>Asia 07-11</w:t>
+            </w:r>
+          </w:p>
+        </w:tc>
+        <w:tc>
+          <w:tcPr>
+            <w:tcW w:type="dxa" w:w="1440"/>
+            <w:shd w:fill="F8FAFC"/>
+            <w:tcMar>
+              <w:top w:w="100" w:type="dxa"/>
+              <w:bottom w:w="100" w:type="dxa"/>
+              <w:left w:w="120" w:type="dxa"/>
+              <w:right w:w="120" w:type="dxa"/>
+            </w:tcMar>
+            <w:tcBorders>
+              <w:top w:val="single" w:sz="4" w:space="0" w:color="CCCCCC"/>
+              <w:bottom w:val="single" w:sz="4" w:space="0" w:color="CCCCCC"/>
+              <w:left w:val="single" w:sz="4" w:space="0" w:color="CCCCCC"/>
+              <w:right w:val="single" w:sz="4" w:space="0" w:color="CCCCCC"/>
+            </w:tcBorders>
+          </w:tcPr>
+          <w:p>
+            <w:pPr>
+              <w:spacing w:before="60" w:after="60" w:line="252" w:lineRule="auto"/>
+              <w:jc w:val="left"/>
+            </w:pPr>
+            <w:r/>
+            <w:r>
+              <w:t>740.75</w:t>
+            </w:r>
+          </w:p>
+        </w:tc>
+        <w:tc>
+          <w:tcPr>
+            <w:tcW w:type="dxa" w:w="2016"/>
+            <w:shd w:fill="F8FAFC"/>
+            <w:tcMar>
+              <w:top w:w="100" w:type="dxa"/>
+              <w:bottom w:w="100" w:type="dxa"/>
+              <w:left w:w="120" w:type="dxa"/>
+              <w:right w:w="120" w:type="dxa"/>
+            </w:tcMar>
+            <w:tcBorders>
+              <w:top w:val="single" w:sz="4" w:space="0" w:color="CCCCCC"/>
+              <w:bottom w:val="single" w:sz="4" w:space="0" w:color="CCCCCC"/>
+              <w:left w:val="single" w:sz="4" w:space="0" w:color="CCCCCC"/>
+              <w:right w:val="single" w:sz="4" w:space="0" w:color="CCCCCC"/>
+            </w:tcBorders>
+          </w:tcPr>
+          <w:p>
+            <w:pPr>
+              <w:spacing w:before="60" w:after="60" w:line="252" w:lineRule="auto"/>
+              <w:jc w:val="left"/>
+            </w:pPr>
+            <w:r/>
+            <w:r>
+              <w:t>751.25</w:t>
+            </w:r>
+          </w:p>
+        </w:tc>
+        <w:tc>
+          <w:tcPr>
+            <w:tcW w:type="dxa" w:w="1152"/>
+            <w:shd w:fill="F8FAFC"/>
+            <w:tcMar>
+              <w:top w:w="100" w:type="dxa"/>
+              <w:bottom w:w="100" w:type="dxa"/>
+              <w:left w:w="120" w:type="dxa"/>
+              <w:right w:w="120" w:type="dxa"/>
+            </w:tcMar>
+            <w:tcBorders>
+              <w:top w:val="single" w:sz="4" w:space="0" w:color="CCCCCC"/>
+              <w:bottom w:val="single" w:sz="4" w:space="0" w:color="CCCCCC"/>
+              <w:left w:val="single" w:sz="4" w:space="0" w:color="CCCCCC"/>
+              <w:right w:val="single" w:sz="4" w:space="0" w:color="CCCCCC"/>
+            </w:tcBorders>
+          </w:tcPr>
+          <w:p>
+            <w:pPr>
+              <w:spacing w:before="60" w:after="60" w:line="252" w:lineRule="auto"/>
+              <w:jc w:val="left"/>
+            </w:pPr>
+            <w:r/>
+            <w:r>
+              <w:t>733.50</w:t>
             </w:r>
           </w:p>
         </w:tc>
@@ -26796,7 +28676,7 @@
               <w:rPr>
                 <w:b/>
               </w:rPr>
-              <w:t>+2.00</w:t>
+              <w:t>-0.25</w:t>
             </w:r>
           </w:p>
         </w:tc>
@@ -26824,7 +28704,7 @@
             </w:pPr>
             <w:r/>
             <w:r>
-              <w:t>BULL</w:t>
+              <w:t>BEAR</w:t>
             </w:r>
           </w:p>
         </w:tc>
@@ -26857,7 +28737,7 @@
               <w:rPr>
                 <w:b/>
               </w:rPr>
-              <w:t>Tue 08/09</w:t>
+              <w:t>Thu 10/09</w:t>
             </w:r>
           </w:p>
         </w:tc>
@@ -26885,7 +28765,7 @@
             </w:pPr>
             <w:r/>
             <w:r>
-              <w:t>NY Close 23-01</w:t>
+              <w:t>Asia 11-15</w:t>
             </w:r>
           </w:p>
         </w:tc>
@@ -26941,7 +28821,7 @@
             </w:pPr>
             <w:r/>
             <w:r>
-              <w:t>747.00</w:t>
+              <w:t>750.25</w:t>
             </w:r>
           </w:p>
         </w:tc>
@@ -26969,7 +28849,7 @@
             </w:pPr>
             <w:r/>
             <w:r>
-              <w:t>733.75</w:t>
+              <w:t>730.75</w:t>
             </w:r>
           </w:p>
         </w:tc>
@@ -27000,7 +28880,7 @@
               <w:rPr>
                 <w:b/>
               </w:rPr>
-              <w:t>740.75</w:t>
+              <w:t>741.00</w:t>
             </w:r>
           </w:p>
         </w:tc>
@@ -27008,241 +28888,6 @@
           <w:tcPr>
             <w:tcW w:type="dxa" w:w="3456"/>
             <w:shd w:fill="FFFFFF"/>
-            <w:tcMar>
-              <w:top w:w="100" w:type="dxa"/>
-              <w:bottom w:w="100" w:type="dxa"/>
-              <w:left w:w="120" w:type="dxa"/>
-              <w:right w:w="120" w:type="dxa"/>
-            </w:tcMar>
-            <w:tcBorders>
-              <w:top w:val="single" w:sz="4" w:space="0" w:color="CCCCCC"/>
-              <w:bottom w:val="single" w:sz="4" w:space="0" w:color="CCCCCC"/>
-              <w:left w:val="single" w:sz="4" w:space="0" w:color="CCCCCC"/>
-              <w:right w:val="single" w:sz="4" w:space="0" w:color="CCCCCC"/>
-            </w:tcBorders>
-          </w:tcPr>
-          <w:p>
-            <w:pPr>
-              <w:spacing w:before="60" w:after="60" w:line="252" w:lineRule="auto"/>
-              <w:jc w:val="left"/>
-            </w:pPr>
-            <w:r/>
-            <w:r>
-              <w:rPr>
-                <w:b/>
-              </w:rPr>
-              <w:t>+0.25</w:t>
-            </w:r>
-          </w:p>
-        </w:tc>
-        <w:tc>
-          <w:tcPr>
-            <w:tcW w:type="dxa" w:w="1440"/>
-            <w:shd w:fill="FFFFFF"/>
-            <w:tcMar>
-              <w:top w:w="100" w:type="dxa"/>
-              <w:bottom w:w="100" w:type="dxa"/>
-              <w:left w:w="120" w:type="dxa"/>
-              <w:right w:w="120" w:type="dxa"/>
-            </w:tcMar>
-            <w:tcBorders>
-              <w:top w:val="single" w:sz="4" w:space="0" w:color="CCCCCC"/>
-              <w:bottom w:val="single" w:sz="4" w:space="0" w:color="CCCCCC"/>
-              <w:left w:val="single" w:sz="4" w:space="0" w:color="CCCCCC"/>
-              <w:right w:val="single" w:sz="4" w:space="0" w:color="CCCCCC"/>
-            </w:tcBorders>
-          </w:tcPr>
-          <w:p>
-            <w:pPr>
-              <w:spacing w:before="60" w:after="60" w:line="252" w:lineRule="auto"/>
-              <w:jc w:val="left"/>
-            </w:pPr>
-            <w:r/>
-            <w:r>
-              <w:t>BULL</w:t>
-            </w:r>
-          </w:p>
-        </w:tc>
-      </w:tr>
-      <w:tr>
-        <w:tc>
-          <w:tcPr>
-            <w:tcW w:type="dxa" w:w="1584"/>
-            <w:shd w:fill="F8FAFC"/>
-            <w:tcMar>
-              <w:top w:w="100" w:type="dxa"/>
-              <w:bottom w:w="100" w:type="dxa"/>
-              <w:left w:w="120" w:type="dxa"/>
-              <w:right w:w="120" w:type="dxa"/>
-            </w:tcMar>
-            <w:tcBorders>
-              <w:top w:val="single" w:sz="4" w:space="0" w:color="CCCCCC"/>
-              <w:bottom w:val="single" w:sz="4" w:space="0" w:color="CCCCCC"/>
-              <w:left w:val="single" w:sz="4" w:space="0" w:color="CCCCCC"/>
-              <w:right w:val="single" w:sz="4" w:space="0" w:color="CCCCCC"/>
-            </w:tcBorders>
-          </w:tcPr>
-          <w:p>
-            <w:pPr>
-              <w:spacing w:before="60" w:after="60" w:line="252" w:lineRule="auto"/>
-              <w:jc w:val="left"/>
-            </w:pPr>
-            <w:r/>
-            <w:r>
-              <w:rPr>
-                <w:b/>
-              </w:rPr>
-              <w:t>Wed 09/09</w:t>
-            </w:r>
-          </w:p>
-        </w:tc>
-        <w:tc>
-          <w:tcPr>
-            <w:tcW w:type="dxa" w:w="864"/>
-            <w:shd w:fill="F8FAFC"/>
-            <w:tcMar>
-              <w:top w:w="100" w:type="dxa"/>
-              <w:bottom w:w="100" w:type="dxa"/>
-              <w:left w:w="120" w:type="dxa"/>
-              <w:right w:w="120" w:type="dxa"/>
-            </w:tcMar>
-            <w:tcBorders>
-              <w:top w:val="single" w:sz="4" w:space="0" w:color="CCCCCC"/>
-              <w:bottom w:val="single" w:sz="4" w:space="0" w:color="CCCCCC"/>
-              <w:left w:val="single" w:sz="4" w:space="0" w:color="CCCCCC"/>
-              <w:right w:val="single" w:sz="4" w:space="0" w:color="CCCCCC"/>
-            </w:tcBorders>
-          </w:tcPr>
-          <w:p>
-            <w:pPr>
-              <w:spacing w:before="60" w:after="60" w:line="252" w:lineRule="auto"/>
-              <w:jc w:val="left"/>
-            </w:pPr>
-            <w:r/>
-            <w:r>
-              <w:t>Asia 07-11</w:t>
-            </w:r>
-          </w:p>
-        </w:tc>
-        <w:tc>
-          <w:tcPr>
-            <w:tcW w:type="dxa" w:w="1440"/>
-            <w:shd w:fill="F8FAFC"/>
-            <w:tcMar>
-              <w:top w:w="100" w:type="dxa"/>
-              <w:bottom w:w="100" w:type="dxa"/>
-              <w:left w:w="120" w:type="dxa"/>
-              <w:right w:w="120" w:type="dxa"/>
-            </w:tcMar>
-            <w:tcBorders>
-              <w:top w:val="single" w:sz="4" w:space="0" w:color="CCCCCC"/>
-              <w:bottom w:val="single" w:sz="4" w:space="0" w:color="CCCCCC"/>
-              <w:left w:val="single" w:sz="4" w:space="0" w:color="CCCCCC"/>
-              <w:right w:val="single" w:sz="4" w:space="0" w:color="CCCCCC"/>
-            </w:tcBorders>
-          </w:tcPr>
-          <w:p>
-            <w:pPr>
-              <w:spacing w:before="60" w:after="60" w:line="252" w:lineRule="auto"/>
-              <w:jc w:val="left"/>
-            </w:pPr>
-            <w:r/>
-            <w:r>
-              <w:t>740.75</w:t>
-            </w:r>
-          </w:p>
-        </w:tc>
-        <w:tc>
-          <w:tcPr>
-            <w:tcW w:type="dxa" w:w="2016"/>
-            <w:shd w:fill="F8FAFC"/>
-            <w:tcMar>
-              <w:top w:w="100" w:type="dxa"/>
-              <w:bottom w:w="100" w:type="dxa"/>
-              <w:left w:w="120" w:type="dxa"/>
-              <w:right w:w="120" w:type="dxa"/>
-            </w:tcMar>
-            <w:tcBorders>
-              <w:top w:val="single" w:sz="4" w:space="0" w:color="CCCCCC"/>
-              <w:bottom w:val="single" w:sz="4" w:space="0" w:color="CCCCCC"/>
-              <w:left w:val="single" w:sz="4" w:space="0" w:color="CCCCCC"/>
-              <w:right w:val="single" w:sz="4" w:space="0" w:color="CCCCCC"/>
-            </w:tcBorders>
-          </w:tcPr>
-          <w:p>
-            <w:pPr>
-              <w:spacing w:before="60" w:after="60" w:line="252" w:lineRule="auto"/>
-              <w:jc w:val="left"/>
-            </w:pPr>
-            <w:r/>
-            <w:r>
-              <w:t>751.00</w:t>
-            </w:r>
-          </w:p>
-        </w:tc>
-        <w:tc>
-          <w:tcPr>
-            <w:tcW w:type="dxa" w:w="1152"/>
-            <w:shd w:fill="F8FAFC"/>
-            <w:tcMar>
-              <w:top w:w="100" w:type="dxa"/>
-              <w:bottom w:w="100" w:type="dxa"/>
-              <w:left w:w="120" w:type="dxa"/>
-              <w:right w:w="120" w:type="dxa"/>
-            </w:tcMar>
-            <w:tcBorders>
-              <w:top w:val="single" w:sz="4" w:space="0" w:color="CCCCCC"/>
-              <w:bottom w:val="single" w:sz="4" w:space="0" w:color="CCCCCC"/>
-              <w:left w:val="single" w:sz="4" w:space="0" w:color="CCCCCC"/>
-              <w:right w:val="single" w:sz="4" w:space="0" w:color="CCCCCC"/>
-            </w:tcBorders>
-          </w:tcPr>
-          <w:p>
-            <w:pPr>
-              <w:spacing w:before="60" w:after="60" w:line="252" w:lineRule="auto"/>
-              <w:jc w:val="left"/>
-            </w:pPr>
-            <w:r/>
-            <w:r>
-              <w:t>732.75</w:t>
-            </w:r>
-          </w:p>
-        </w:tc>
-        <w:tc>
-          <w:tcPr>
-            <w:tcW w:type="dxa" w:w="1728"/>
-            <w:shd w:fill="F8FAFC"/>
-            <w:tcMar>
-              <w:top w:w="100" w:type="dxa"/>
-              <w:bottom w:w="100" w:type="dxa"/>
-              <w:left w:w="120" w:type="dxa"/>
-              <w:right w:w="120" w:type="dxa"/>
-            </w:tcMar>
-            <w:tcBorders>
-              <w:top w:val="single" w:sz="4" w:space="0" w:color="CCCCCC"/>
-              <w:bottom w:val="single" w:sz="4" w:space="0" w:color="CCCCCC"/>
-              <w:left w:val="single" w:sz="4" w:space="0" w:color="CCCCCC"/>
-              <w:right w:val="single" w:sz="4" w:space="0" w:color="CCCCCC"/>
-            </w:tcBorders>
-          </w:tcPr>
-          <w:p>
-            <w:pPr>
-              <w:spacing w:before="60" w:after="60" w:line="252" w:lineRule="auto"/>
-              <w:jc w:val="left"/>
-            </w:pPr>
-            <w:r/>
-            <w:r>
-              <w:rPr>
-                <w:b/>
-              </w:rPr>
-              <w:t>741.25</w:t>
-            </w:r>
-          </w:p>
-        </w:tc>
-        <w:tc>
-          <w:tcPr>
-            <w:tcW w:type="dxa" w:w="3456"/>
-            <w:shd w:fill="F8FAFC"/>
             <w:tcMar>
               <w:top w:w="100" w:type="dxa"/>
               <w:bottom w:w="100" w:type="dxa"/>
@@ -27273,7 +28918,7 @@
         <w:tc>
           <w:tcPr>
             <w:tcW w:type="dxa" w:w="1440"/>
-            <w:shd w:fill="F8FAFC"/>
+            <w:shd w:fill="FFFFFF"/>
             <w:tcMar>
               <w:top w:w="100" w:type="dxa"/>
               <w:bottom w:w="100" w:type="dxa"/>
@@ -27303,7 +28948,7 @@
         <w:tc>
           <w:tcPr>
             <w:tcW w:type="dxa" w:w="1584"/>
-            <w:shd w:fill="FFFFFF"/>
+            <w:shd w:fill="F8FAFC"/>
             <w:tcMar>
               <w:top w:w="100" w:type="dxa"/>
               <w:bottom w:w="100" w:type="dxa"/>
@@ -27327,126 +28972,126 @@
               <w:rPr>
                 <w:b/>
               </w:rPr>
-              <w:t>Wed 09/09</w:t>
+              <w:t>Thu 10/09</w:t>
             </w:r>
           </w:p>
         </w:tc>
         <w:tc>
           <w:tcPr>
             <w:tcW w:type="dxa" w:w="864"/>
-            <w:shd w:fill="FFFFFF"/>
-            <w:tcMar>
-              <w:top w:w="100" w:type="dxa"/>
-              <w:bottom w:w="100" w:type="dxa"/>
-              <w:left w:w="120" w:type="dxa"/>
-              <w:right w:w="120" w:type="dxa"/>
-            </w:tcMar>
-            <w:tcBorders>
-              <w:top w:val="single" w:sz="4" w:space="0" w:color="CCCCCC"/>
-              <w:bottom w:val="single" w:sz="4" w:space="0" w:color="CCCCCC"/>
-              <w:left w:val="single" w:sz="4" w:space="0" w:color="CCCCCC"/>
-              <w:right w:val="single" w:sz="4" w:space="0" w:color="CCCCCC"/>
-            </w:tcBorders>
-          </w:tcPr>
-          <w:p>
-            <w:pPr>
-              <w:spacing w:before="60" w:after="60" w:line="252" w:lineRule="auto"/>
-              <w:jc w:val="left"/>
-            </w:pPr>
-            <w:r/>
-            <w:r>
-              <w:t>Asia 11-15</w:t>
+            <w:shd w:fill="F8FAFC"/>
+            <w:tcMar>
+              <w:top w:w="100" w:type="dxa"/>
+              <w:bottom w:w="100" w:type="dxa"/>
+              <w:left w:w="120" w:type="dxa"/>
+              <w:right w:w="120" w:type="dxa"/>
+            </w:tcMar>
+            <w:tcBorders>
+              <w:top w:val="single" w:sz="4" w:space="0" w:color="CCCCCC"/>
+              <w:bottom w:val="single" w:sz="4" w:space="0" w:color="CCCCCC"/>
+              <w:left w:val="single" w:sz="4" w:space="0" w:color="CCCCCC"/>
+              <w:right w:val="single" w:sz="4" w:space="0" w:color="CCCCCC"/>
+            </w:tcBorders>
+          </w:tcPr>
+          <w:p>
+            <w:pPr>
+              <w:spacing w:before="60" w:after="60" w:line="252" w:lineRule="auto"/>
+              <w:jc w:val="left"/>
+            </w:pPr>
+            <w:r/>
+            <w:r>
+              <w:t>London 15-19</w:t>
             </w:r>
           </w:p>
         </w:tc>
         <w:tc>
           <w:tcPr>
             <w:tcW w:type="dxa" w:w="1440"/>
-            <w:shd w:fill="FFFFFF"/>
-            <w:tcMar>
-              <w:top w:w="100" w:type="dxa"/>
-              <w:bottom w:w="100" w:type="dxa"/>
-              <w:left w:w="120" w:type="dxa"/>
-              <w:right w:w="120" w:type="dxa"/>
-            </w:tcMar>
-            <w:tcBorders>
-              <w:top w:val="single" w:sz="4" w:space="0" w:color="CCCCCC"/>
-              <w:bottom w:val="single" w:sz="4" w:space="0" w:color="CCCCCC"/>
-              <w:left w:val="single" w:sz="4" w:space="0" w:color="CCCCCC"/>
-              <w:right w:val="single" w:sz="4" w:space="0" w:color="CCCCCC"/>
-            </w:tcBorders>
-          </w:tcPr>
-          <w:p>
-            <w:pPr>
-              <w:spacing w:before="60" w:after="60" w:line="252" w:lineRule="auto"/>
-              <w:jc w:val="left"/>
-            </w:pPr>
-            <w:r/>
-            <w:r>
-              <w:t>741.25</w:t>
+            <w:shd w:fill="F8FAFC"/>
+            <w:tcMar>
+              <w:top w:w="100" w:type="dxa"/>
+              <w:bottom w:w="100" w:type="dxa"/>
+              <w:left w:w="120" w:type="dxa"/>
+              <w:right w:w="120" w:type="dxa"/>
+            </w:tcMar>
+            <w:tcBorders>
+              <w:top w:val="single" w:sz="4" w:space="0" w:color="CCCCCC"/>
+              <w:bottom w:val="single" w:sz="4" w:space="0" w:color="CCCCCC"/>
+              <w:left w:val="single" w:sz="4" w:space="0" w:color="CCCCCC"/>
+              <w:right w:val="single" w:sz="4" w:space="0" w:color="CCCCCC"/>
+            </w:tcBorders>
+          </w:tcPr>
+          <w:p>
+            <w:pPr>
+              <w:spacing w:before="60" w:after="60" w:line="252" w:lineRule="auto"/>
+              <w:jc w:val="left"/>
+            </w:pPr>
+            <w:r/>
+            <w:r>
+              <w:t>741.00</w:t>
             </w:r>
           </w:p>
         </w:tc>
         <w:tc>
           <w:tcPr>
             <w:tcW w:type="dxa" w:w="2016"/>
-            <w:shd w:fill="FFFFFF"/>
-            <w:tcMar>
-              <w:top w:w="100" w:type="dxa"/>
-              <w:bottom w:w="100" w:type="dxa"/>
-              <w:left w:w="120" w:type="dxa"/>
-              <w:right w:w="120" w:type="dxa"/>
-            </w:tcMar>
-            <w:tcBorders>
-              <w:top w:val="single" w:sz="4" w:space="0" w:color="CCCCCC"/>
-              <w:bottom w:val="single" w:sz="4" w:space="0" w:color="CCCCCC"/>
-              <w:left w:val="single" w:sz="4" w:space="0" w:color="CCCCCC"/>
-              <w:right w:val="single" w:sz="4" w:space="0" w:color="CCCCCC"/>
-            </w:tcBorders>
-          </w:tcPr>
-          <w:p>
-            <w:pPr>
-              <w:spacing w:before="60" w:after="60" w:line="252" w:lineRule="auto"/>
-              <w:jc w:val="left"/>
-            </w:pPr>
-            <w:r/>
-            <w:r>
-              <w:t>748.25</w:t>
+            <w:shd w:fill="F8FAFC"/>
+            <w:tcMar>
+              <w:top w:w="100" w:type="dxa"/>
+              <w:bottom w:w="100" w:type="dxa"/>
+              <w:left w:w="120" w:type="dxa"/>
+              <w:right w:w="120" w:type="dxa"/>
+            </w:tcMar>
+            <w:tcBorders>
+              <w:top w:val="single" w:sz="4" w:space="0" w:color="CCCCCC"/>
+              <w:bottom w:val="single" w:sz="4" w:space="0" w:color="CCCCCC"/>
+              <w:left w:val="single" w:sz="4" w:space="0" w:color="CCCCCC"/>
+              <w:right w:val="single" w:sz="4" w:space="0" w:color="CCCCCC"/>
+            </w:tcBorders>
+          </w:tcPr>
+          <w:p>
+            <w:pPr>
+              <w:spacing w:before="60" w:after="60" w:line="252" w:lineRule="auto"/>
+              <w:jc w:val="left"/>
+            </w:pPr>
+            <w:r/>
+            <w:r>
+              <w:t>751.75</w:t>
             </w:r>
           </w:p>
         </w:tc>
         <w:tc>
           <w:tcPr>
             <w:tcW w:type="dxa" w:w="1152"/>
-            <w:shd w:fill="FFFFFF"/>
-            <w:tcMar>
-              <w:top w:w="100" w:type="dxa"/>
-              <w:bottom w:w="100" w:type="dxa"/>
-              <w:left w:w="120" w:type="dxa"/>
-              <w:right w:w="120" w:type="dxa"/>
-            </w:tcMar>
-            <w:tcBorders>
-              <w:top w:val="single" w:sz="4" w:space="0" w:color="CCCCCC"/>
-              <w:bottom w:val="single" w:sz="4" w:space="0" w:color="CCCCCC"/>
-              <w:left w:val="single" w:sz="4" w:space="0" w:color="CCCCCC"/>
-              <w:right w:val="single" w:sz="4" w:space="0" w:color="CCCCCC"/>
-            </w:tcBorders>
-          </w:tcPr>
-          <w:p>
-            <w:pPr>
-              <w:spacing w:before="60" w:after="60" w:line="252" w:lineRule="auto"/>
-              <w:jc w:val="left"/>
-            </w:pPr>
-            <w:r/>
-            <w:r>
-              <w:t>735.25</w:t>
+            <w:shd w:fill="F8FAFC"/>
+            <w:tcMar>
+              <w:top w:w="100" w:type="dxa"/>
+              <w:bottom w:w="100" w:type="dxa"/>
+              <w:left w:w="120" w:type="dxa"/>
+              <w:right w:w="120" w:type="dxa"/>
+            </w:tcMar>
+            <w:tcBorders>
+              <w:top w:val="single" w:sz="4" w:space="0" w:color="CCCCCC"/>
+              <w:bottom w:val="single" w:sz="4" w:space="0" w:color="CCCCCC"/>
+              <w:left w:val="single" w:sz="4" w:space="0" w:color="CCCCCC"/>
+              <w:right w:val="single" w:sz="4" w:space="0" w:color="CCCCCC"/>
+            </w:tcBorders>
+          </w:tcPr>
+          <w:p>
+            <w:pPr>
+              <w:spacing w:before="60" w:after="60" w:line="252" w:lineRule="auto"/>
+              <w:jc w:val="left"/>
+            </w:pPr>
+            <w:r/>
+            <w:r>
+              <w:t>733.75</w:t>
             </w:r>
           </w:p>
         </w:tc>
         <w:tc>
           <w:tcPr>
             <w:tcW w:type="dxa" w:w="1728"/>
-            <w:shd w:fill="FFFFFF"/>
+            <w:shd w:fill="F8FAFC"/>
             <w:tcMar>
               <w:top w:w="100" w:type="dxa"/>
               <w:bottom w:w="100" w:type="dxa"/>
@@ -27470,7 +29115,242 @@
               <w:rPr>
                 <w:b/>
               </w:rPr>
-              <w:t>740.50</w:t>
+              <w:t>741.75</w:t>
+            </w:r>
+          </w:p>
+        </w:tc>
+        <w:tc>
+          <w:tcPr>
+            <w:tcW w:type="dxa" w:w="3456"/>
+            <w:shd w:fill="F8FAFC"/>
+            <w:tcMar>
+              <w:top w:w="100" w:type="dxa"/>
+              <w:bottom w:w="100" w:type="dxa"/>
+              <w:left w:w="120" w:type="dxa"/>
+              <w:right w:w="120" w:type="dxa"/>
+            </w:tcMar>
+            <w:tcBorders>
+              <w:top w:val="single" w:sz="4" w:space="0" w:color="CCCCCC"/>
+              <w:bottom w:val="single" w:sz="4" w:space="0" w:color="CCCCCC"/>
+              <w:left w:val="single" w:sz="4" w:space="0" w:color="CCCCCC"/>
+              <w:right w:val="single" w:sz="4" w:space="0" w:color="CCCCCC"/>
+            </w:tcBorders>
+          </w:tcPr>
+          <w:p>
+            <w:pPr>
+              <w:spacing w:before="60" w:after="60" w:line="252" w:lineRule="auto"/>
+              <w:jc w:val="left"/>
+            </w:pPr>
+            <w:r/>
+            <w:r>
+              <w:rPr>
+                <w:b/>
+              </w:rPr>
+              <w:t>+0.75</w:t>
+            </w:r>
+          </w:p>
+        </w:tc>
+        <w:tc>
+          <w:tcPr>
+            <w:tcW w:type="dxa" w:w="1440"/>
+            <w:shd w:fill="F8FAFC"/>
+            <w:tcMar>
+              <w:top w:w="100" w:type="dxa"/>
+              <w:bottom w:w="100" w:type="dxa"/>
+              <w:left w:w="120" w:type="dxa"/>
+              <w:right w:w="120" w:type="dxa"/>
+            </w:tcMar>
+            <w:tcBorders>
+              <w:top w:val="single" w:sz="4" w:space="0" w:color="CCCCCC"/>
+              <w:bottom w:val="single" w:sz="4" w:space="0" w:color="CCCCCC"/>
+              <w:left w:val="single" w:sz="4" w:space="0" w:color="CCCCCC"/>
+              <w:right w:val="single" w:sz="4" w:space="0" w:color="CCCCCC"/>
+            </w:tcBorders>
+          </w:tcPr>
+          <w:p>
+            <w:pPr>
+              <w:spacing w:before="60" w:after="60" w:line="252" w:lineRule="auto"/>
+              <w:jc w:val="left"/>
+            </w:pPr>
+            <w:r/>
+            <w:r>
+              <w:t>BULL</w:t>
+            </w:r>
+          </w:p>
+        </w:tc>
+      </w:tr>
+      <w:tr>
+        <w:tc>
+          <w:tcPr>
+            <w:tcW w:type="dxa" w:w="1584"/>
+            <w:shd w:fill="FFFFFF"/>
+            <w:tcMar>
+              <w:top w:w="100" w:type="dxa"/>
+              <w:bottom w:w="100" w:type="dxa"/>
+              <w:left w:w="120" w:type="dxa"/>
+              <w:right w:w="120" w:type="dxa"/>
+            </w:tcMar>
+            <w:tcBorders>
+              <w:top w:val="single" w:sz="4" w:space="0" w:color="CCCCCC"/>
+              <w:bottom w:val="single" w:sz="4" w:space="0" w:color="CCCCCC"/>
+              <w:left w:val="single" w:sz="4" w:space="0" w:color="CCCCCC"/>
+              <w:right w:val="single" w:sz="4" w:space="0" w:color="CCCCCC"/>
+            </w:tcBorders>
+          </w:tcPr>
+          <w:p>
+            <w:pPr>
+              <w:spacing w:before="60" w:after="60" w:line="252" w:lineRule="auto"/>
+              <w:jc w:val="left"/>
+            </w:pPr>
+            <w:r/>
+            <w:r>
+              <w:rPr>
+                <w:b/>
+              </w:rPr>
+              <w:t>Thu 10/09</w:t>
+            </w:r>
+          </w:p>
+        </w:tc>
+        <w:tc>
+          <w:tcPr>
+            <w:tcW w:type="dxa" w:w="864"/>
+            <w:shd w:fill="FFFFFF"/>
+            <w:tcMar>
+              <w:top w:w="100" w:type="dxa"/>
+              <w:bottom w:w="100" w:type="dxa"/>
+              <w:left w:w="120" w:type="dxa"/>
+              <w:right w:w="120" w:type="dxa"/>
+            </w:tcMar>
+            <w:tcBorders>
+              <w:top w:val="single" w:sz="4" w:space="0" w:color="CCCCCC"/>
+              <w:bottom w:val="single" w:sz="4" w:space="0" w:color="CCCCCC"/>
+              <w:left w:val="single" w:sz="4" w:space="0" w:color="CCCCCC"/>
+              <w:right w:val="single" w:sz="4" w:space="0" w:color="CCCCCC"/>
+            </w:tcBorders>
+          </w:tcPr>
+          <w:p>
+            <w:pPr>
+              <w:spacing w:before="60" w:after="60" w:line="252" w:lineRule="auto"/>
+              <w:jc w:val="left"/>
+            </w:pPr>
+            <w:r/>
+            <w:r>
+              <w:t>Pre-NY 19-21</w:t>
+            </w:r>
+          </w:p>
+        </w:tc>
+        <w:tc>
+          <w:tcPr>
+            <w:tcW w:type="dxa" w:w="1440"/>
+            <w:shd w:fill="FFFFFF"/>
+            <w:tcMar>
+              <w:top w:w="100" w:type="dxa"/>
+              <w:bottom w:w="100" w:type="dxa"/>
+              <w:left w:w="120" w:type="dxa"/>
+              <w:right w:w="120" w:type="dxa"/>
+            </w:tcMar>
+            <w:tcBorders>
+              <w:top w:val="single" w:sz="4" w:space="0" w:color="CCCCCC"/>
+              <w:bottom w:val="single" w:sz="4" w:space="0" w:color="CCCCCC"/>
+              <w:left w:val="single" w:sz="4" w:space="0" w:color="CCCCCC"/>
+              <w:right w:val="single" w:sz="4" w:space="0" w:color="CCCCCC"/>
+            </w:tcBorders>
+          </w:tcPr>
+          <w:p>
+            <w:pPr>
+              <w:spacing w:before="60" w:after="60" w:line="252" w:lineRule="auto"/>
+              <w:jc w:val="left"/>
+            </w:pPr>
+            <w:r/>
+            <w:r>
+              <w:t>741.75</w:t>
+            </w:r>
+          </w:p>
+        </w:tc>
+        <w:tc>
+          <w:tcPr>
+            <w:tcW w:type="dxa" w:w="2016"/>
+            <w:shd w:fill="FFFFFF"/>
+            <w:tcMar>
+              <w:top w:w="100" w:type="dxa"/>
+              <w:bottom w:w="100" w:type="dxa"/>
+              <w:left w:w="120" w:type="dxa"/>
+              <w:right w:w="120" w:type="dxa"/>
+            </w:tcMar>
+            <w:tcBorders>
+              <w:top w:val="single" w:sz="4" w:space="0" w:color="CCCCCC"/>
+              <w:bottom w:val="single" w:sz="4" w:space="0" w:color="CCCCCC"/>
+              <w:left w:val="single" w:sz="4" w:space="0" w:color="CCCCCC"/>
+              <w:right w:val="single" w:sz="4" w:space="0" w:color="CCCCCC"/>
+            </w:tcBorders>
+          </w:tcPr>
+          <w:p>
+            <w:pPr>
+              <w:spacing w:before="60" w:after="60" w:line="252" w:lineRule="auto"/>
+              <w:jc w:val="left"/>
+            </w:pPr>
+            <w:r/>
+            <w:r>
+              <w:t>748.25</w:t>
+            </w:r>
+          </w:p>
+        </w:tc>
+        <w:tc>
+          <w:tcPr>
+            <w:tcW w:type="dxa" w:w="1152"/>
+            <w:shd w:fill="FFFFFF"/>
+            <w:tcMar>
+              <w:top w:w="100" w:type="dxa"/>
+              <w:bottom w:w="100" w:type="dxa"/>
+              <w:left w:w="120" w:type="dxa"/>
+              <w:right w:w="120" w:type="dxa"/>
+            </w:tcMar>
+            <w:tcBorders>
+              <w:top w:val="single" w:sz="4" w:space="0" w:color="CCCCCC"/>
+              <w:bottom w:val="single" w:sz="4" w:space="0" w:color="CCCCCC"/>
+              <w:left w:val="single" w:sz="4" w:space="0" w:color="CCCCCC"/>
+              <w:right w:val="single" w:sz="4" w:space="0" w:color="CCCCCC"/>
+            </w:tcBorders>
+          </w:tcPr>
+          <w:p>
+            <w:pPr>
+              <w:spacing w:before="60" w:after="60" w:line="252" w:lineRule="auto"/>
+              <w:jc w:val="left"/>
+            </w:pPr>
+            <w:r/>
+            <w:r>
+              <w:t>733.25</w:t>
+            </w:r>
+          </w:p>
+        </w:tc>
+        <w:tc>
+          <w:tcPr>
+            <w:tcW w:type="dxa" w:w="1728"/>
+            <w:shd w:fill="FFFFFF"/>
+            <w:tcMar>
+              <w:top w:w="100" w:type="dxa"/>
+              <w:bottom w:w="100" w:type="dxa"/>
+              <w:left w:w="120" w:type="dxa"/>
+              <w:right w:w="120" w:type="dxa"/>
+            </w:tcMar>
+            <w:tcBorders>
+              <w:top w:val="single" w:sz="4" w:space="0" w:color="CCCCCC"/>
+              <w:bottom w:val="single" w:sz="4" w:space="0" w:color="CCCCCC"/>
+              <w:left w:val="single" w:sz="4" w:space="0" w:color="CCCCCC"/>
+              <w:right w:val="single" w:sz="4" w:space="0" w:color="CCCCCC"/>
+            </w:tcBorders>
+          </w:tcPr>
+          <w:p>
+            <w:pPr>
+              <w:spacing w:before="60" w:after="60" w:line="252" w:lineRule="auto"/>
+              <w:jc w:val="left"/>
+            </w:pPr>
+            <w:r/>
+            <w:r>
+              <w:rPr>
+                <w:b/>
+              </w:rPr>
+              <w:t>742.25</w:t>
             </w:r>
           </w:p>
         </w:tc>
@@ -27478,6 +29358,711 @@
           <w:tcPr>
             <w:tcW w:type="dxa" w:w="3456"/>
             <w:shd w:fill="FFFFFF"/>
+            <w:tcMar>
+              <w:top w:w="100" w:type="dxa"/>
+              <w:bottom w:w="100" w:type="dxa"/>
+              <w:left w:w="120" w:type="dxa"/>
+              <w:right w:w="120" w:type="dxa"/>
+            </w:tcMar>
+            <w:tcBorders>
+              <w:top w:val="single" w:sz="4" w:space="0" w:color="CCCCCC"/>
+              <w:bottom w:val="single" w:sz="4" w:space="0" w:color="CCCCCC"/>
+              <w:left w:val="single" w:sz="4" w:space="0" w:color="CCCCCC"/>
+              <w:right w:val="single" w:sz="4" w:space="0" w:color="CCCCCC"/>
+            </w:tcBorders>
+          </w:tcPr>
+          <w:p>
+            <w:pPr>
+              <w:spacing w:before="60" w:after="60" w:line="252" w:lineRule="auto"/>
+              <w:jc w:val="left"/>
+            </w:pPr>
+            <w:r/>
+            <w:r>
+              <w:rPr>
+                <w:b/>
+              </w:rPr>
+              <w:t>+0.50</w:t>
+            </w:r>
+          </w:p>
+        </w:tc>
+        <w:tc>
+          <w:tcPr>
+            <w:tcW w:type="dxa" w:w="1440"/>
+            <w:shd w:fill="FFFFFF"/>
+            <w:tcMar>
+              <w:top w:w="100" w:type="dxa"/>
+              <w:bottom w:w="100" w:type="dxa"/>
+              <w:left w:w="120" w:type="dxa"/>
+              <w:right w:w="120" w:type="dxa"/>
+            </w:tcMar>
+            <w:tcBorders>
+              <w:top w:val="single" w:sz="4" w:space="0" w:color="CCCCCC"/>
+              <w:bottom w:val="single" w:sz="4" w:space="0" w:color="CCCCCC"/>
+              <w:left w:val="single" w:sz="4" w:space="0" w:color="CCCCCC"/>
+              <w:right w:val="single" w:sz="4" w:space="0" w:color="CCCCCC"/>
+            </w:tcBorders>
+          </w:tcPr>
+          <w:p>
+            <w:pPr>
+              <w:spacing w:before="60" w:after="60" w:line="252" w:lineRule="auto"/>
+              <w:jc w:val="left"/>
+            </w:pPr>
+            <w:r/>
+            <w:r>
+              <w:t>BULL</w:t>
+            </w:r>
+          </w:p>
+        </w:tc>
+      </w:tr>
+      <w:tr>
+        <w:tc>
+          <w:tcPr>
+            <w:tcW w:type="dxa" w:w="1584"/>
+            <w:shd w:fill="F8FAFC"/>
+            <w:tcMar>
+              <w:top w:w="100" w:type="dxa"/>
+              <w:bottom w:w="100" w:type="dxa"/>
+              <w:left w:w="120" w:type="dxa"/>
+              <w:right w:w="120" w:type="dxa"/>
+            </w:tcMar>
+            <w:tcBorders>
+              <w:top w:val="single" w:sz="4" w:space="0" w:color="CCCCCC"/>
+              <w:bottom w:val="single" w:sz="4" w:space="0" w:color="CCCCCC"/>
+              <w:left w:val="single" w:sz="4" w:space="0" w:color="CCCCCC"/>
+              <w:right w:val="single" w:sz="4" w:space="0" w:color="CCCCCC"/>
+            </w:tcBorders>
+          </w:tcPr>
+          <w:p>
+            <w:pPr>
+              <w:spacing w:before="60" w:after="60" w:line="252" w:lineRule="auto"/>
+              <w:jc w:val="left"/>
+            </w:pPr>
+            <w:r/>
+            <w:r>
+              <w:rPr>
+                <w:b/>
+              </w:rPr>
+              <w:t>Thu 10/09</w:t>
+            </w:r>
+          </w:p>
+        </w:tc>
+        <w:tc>
+          <w:tcPr>
+            <w:tcW w:type="dxa" w:w="864"/>
+            <w:shd w:fill="F8FAFC"/>
+            <w:tcMar>
+              <w:top w:w="100" w:type="dxa"/>
+              <w:bottom w:w="100" w:type="dxa"/>
+              <w:left w:w="120" w:type="dxa"/>
+              <w:right w:w="120" w:type="dxa"/>
+            </w:tcMar>
+            <w:tcBorders>
+              <w:top w:val="single" w:sz="4" w:space="0" w:color="CCCCCC"/>
+              <w:bottom w:val="single" w:sz="4" w:space="0" w:color="CCCCCC"/>
+              <w:left w:val="single" w:sz="4" w:space="0" w:color="CCCCCC"/>
+              <w:right w:val="single" w:sz="4" w:space="0" w:color="CCCCCC"/>
+            </w:tcBorders>
+          </w:tcPr>
+          <w:p>
+            <w:pPr>
+              <w:spacing w:before="60" w:after="60" w:line="252" w:lineRule="auto"/>
+              <w:jc w:val="left"/>
+            </w:pPr>
+            <w:r/>
+            <w:r>
+              <w:t>NY Open 21-23</w:t>
+            </w:r>
+          </w:p>
+        </w:tc>
+        <w:tc>
+          <w:tcPr>
+            <w:tcW w:type="dxa" w:w="1440"/>
+            <w:shd w:fill="F8FAFC"/>
+            <w:tcMar>
+              <w:top w:w="100" w:type="dxa"/>
+              <w:bottom w:w="100" w:type="dxa"/>
+              <w:left w:w="120" w:type="dxa"/>
+              <w:right w:w="120" w:type="dxa"/>
+            </w:tcMar>
+            <w:tcBorders>
+              <w:top w:val="single" w:sz="4" w:space="0" w:color="CCCCCC"/>
+              <w:bottom w:val="single" w:sz="4" w:space="0" w:color="CCCCCC"/>
+              <w:left w:val="single" w:sz="4" w:space="0" w:color="CCCCCC"/>
+              <w:right w:val="single" w:sz="4" w:space="0" w:color="CCCCCC"/>
+            </w:tcBorders>
+          </w:tcPr>
+          <w:p>
+            <w:pPr>
+              <w:spacing w:before="60" w:after="60" w:line="252" w:lineRule="auto"/>
+              <w:jc w:val="left"/>
+            </w:pPr>
+            <w:r/>
+            <w:r>
+              <w:t>742.25</w:t>
+            </w:r>
+          </w:p>
+        </w:tc>
+        <w:tc>
+          <w:tcPr>
+            <w:tcW w:type="dxa" w:w="2016"/>
+            <w:shd w:fill="F8FAFC"/>
+            <w:tcMar>
+              <w:top w:w="100" w:type="dxa"/>
+              <w:bottom w:w="100" w:type="dxa"/>
+              <w:left w:w="120" w:type="dxa"/>
+              <w:right w:w="120" w:type="dxa"/>
+            </w:tcMar>
+            <w:tcBorders>
+              <w:top w:val="single" w:sz="4" w:space="0" w:color="CCCCCC"/>
+              <w:bottom w:val="single" w:sz="4" w:space="0" w:color="CCCCCC"/>
+              <w:left w:val="single" w:sz="4" w:space="0" w:color="CCCCCC"/>
+              <w:right w:val="single" w:sz="4" w:space="0" w:color="CCCCCC"/>
+            </w:tcBorders>
+          </w:tcPr>
+          <w:p>
+            <w:pPr>
+              <w:spacing w:before="60" w:after="60" w:line="252" w:lineRule="auto"/>
+              <w:jc w:val="left"/>
+            </w:pPr>
+            <w:r/>
+            <w:r>
+              <w:t>753.25</w:t>
+            </w:r>
+          </w:p>
+        </w:tc>
+        <w:tc>
+          <w:tcPr>
+            <w:tcW w:type="dxa" w:w="1152"/>
+            <w:shd w:fill="F8FAFC"/>
+            <w:tcMar>
+              <w:top w:w="100" w:type="dxa"/>
+              <w:bottom w:w="100" w:type="dxa"/>
+              <w:left w:w="120" w:type="dxa"/>
+              <w:right w:w="120" w:type="dxa"/>
+            </w:tcMar>
+            <w:tcBorders>
+              <w:top w:val="single" w:sz="4" w:space="0" w:color="CCCCCC"/>
+              <w:bottom w:val="single" w:sz="4" w:space="0" w:color="CCCCCC"/>
+              <w:left w:val="single" w:sz="4" w:space="0" w:color="CCCCCC"/>
+              <w:right w:val="single" w:sz="4" w:space="0" w:color="CCCCCC"/>
+            </w:tcBorders>
+          </w:tcPr>
+          <w:p>
+            <w:pPr>
+              <w:spacing w:before="60" w:after="60" w:line="252" w:lineRule="auto"/>
+              <w:jc w:val="left"/>
+            </w:pPr>
+            <w:r/>
+            <w:r>
+              <w:t>730.50</w:t>
+            </w:r>
+          </w:p>
+        </w:tc>
+        <w:tc>
+          <w:tcPr>
+            <w:tcW w:type="dxa" w:w="1728"/>
+            <w:shd w:fill="F8FAFC"/>
+            <w:tcMar>
+              <w:top w:w="100" w:type="dxa"/>
+              <w:bottom w:w="100" w:type="dxa"/>
+              <w:left w:w="120" w:type="dxa"/>
+              <w:right w:w="120" w:type="dxa"/>
+            </w:tcMar>
+            <w:tcBorders>
+              <w:top w:val="single" w:sz="4" w:space="0" w:color="CCCCCC"/>
+              <w:bottom w:val="single" w:sz="4" w:space="0" w:color="CCCCCC"/>
+              <w:left w:val="single" w:sz="4" w:space="0" w:color="CCCCCC"/>
+              <w:right w:val="single" w:sz="4" w:space="0" w:color="CCCCCC"/>
+            </w:tcBorders>
+          </w:tcPr>
+          <w:p>
+            <w:pPr>
+              <w:spacing w:before="60" w:after="60" w:line="252" w:lineRule="auto"/>
+              <w:jc w:val="left"/>
+            </w:pPr>
+            <w:r/>
+            <w:r>
+              <w:rPr>
+                <w:b/>
+              </w:rPr>
+              <w:t>745.75</w:t>
+            </w:r>
+          </w:p>
+        </w:tc>
+        <w:tc>
+          <w:tcPr>
+            <w:tcW w:type="dxa" w:w="3456"/>
+            <w:shd w:fill="F8FAFC"/>
+            <w:tcMar>
+              <w:top w:w="100" w:type="dxa"/>
+              <w:bottom w:w="100" w:type="dxa"/>
+              <w:left w:w="120" w:type="dxa"/>
+              <w:right w:w="120" w:type="dxa"/>
+            </w:tcMar>
+            <w:tcBorders>
+              <w:top w:val="single" w:sz="4" w:space="0" w:color="CCCCCC"/>
+              <w:bottom w:val="single" w:sz="4" w:space="0" w:color="CCCCCC"/>
+              <w:left w:val="single" w:sz="4" w:space="0" w:color="CCCCCC"/>
+              <w:right w:val="single" w:sz="4" w:space="0" w:color="CCCCCC"/>
+            </w:tcBorders>
+          </w:tcPr>
+          <w:p>
+            <w:pPr>
+              <w:spacing w:before="60" w:after="60" w:line="252" w:lineRule="auto"/>
+              <w:jc w:val="left"/>
+            </w:pPr>
+            <w:r/>
+            <w:r>
+              <w:rPr>
+                <w:b/>
+              </w:rPr>
+              <w:t>+3.50</w:t>
+            </w:r>
+          </w:p>
+        </w:tc>
+        <w:tc>
+          <w:tcPr>
+            <w:tcW w:type="dxa" w:w="1440"/>
+            <w:shd w:fill="F8FAFC"/>
+            <w:tcMar>
+              <w:top w:w="100" w:type="dxa"/>
+              <w:bottom w:w="100" w:type="dxa"/>
+              <w:left w:w="120" w:type="dxa"/>
+              <w:right w:w="120" w:type="dxa"/>
+            </w:tcMar>
+            <w:tcBorders>
+              <w:top w:val="single" w:sz="4" w:space="0" w:color="CCCCCC"/>
+              <w:bottom w:val="single" w:sz="4" w:space="0" w:color="CCCCCC"/>
+              <w:left w:val="single" w:sz="4" w:space="0" w:color="CCCCCC"/>
+              <w:right w:val="single" w:sz="4" w:space="0" w:color="CCCCCC"/>
+            </w:tcBorders>
+          </w:tcPr>
+          <w:p>
+            <w:pPr>
+              <w:spacing w:before="60" w:after="60" w:line="252" w:lineRule="auto"/>
+              <w:jc w:val="left"/>
+            </w:pPr>
+            <w:r/>
+            <w:r>
+              <w:t>BULL</w:t>
+            </w:r>
+          </w:p>
+        </w:tc>
+      </w:tr>
+      <w:tr>
+        <w:tc>
+          <w:tcPr>
+            <w:tcW w:type="dxa" w:w="1584"/>
+            <w:shd w:fill="FFFFFF"/>
+            <w:tcMar>
+              <w:top w:w="100" w:type="dxa"/>
+              <w:bottom w:w="100" w:type="dxa"/>
+              <w:left w:w="120" w:type="dxa"/>
+              <w:right w:w="120" w:type="dxa"/>
+            </w:tcMar>
+            <w:tcBorders>
+              <w:top w:val="single" w:sz="4" w:space="0" w:color="CCCCCC"/>
+              <w:bottom w:val="single" w:sz="4" w:space="0" w:color="CCCCCC"/>
+              <w:left w:val="single" w:sz="4" w:space="0" w:color="CCCCCC"/>
+              <w:right w:val="single" w:sz="4" w:space="0" w:color="CCCCCC"/>
+            </w:tcBorders>
+          </w:tcPr>
+          <w:p>
+            <w:pPr>
+              <w:spacing w:before="60" w:after="60" w:line="252" w:lineRule="auto"/>
+              <w:jc w:val="left"/>
+            </w:pPr>
+            <w:r/>
+            <w:r>
+              <w:rPr>
+                <w:b/>
+              </w:rPr>
+              <w:t>Thu 10/09</w:t>
+            </w:r>
+          </w:p>
+        </w:tc>
+        <w:tc>
+          <w:tcPr>
+            <w:tcW w:type="dxa" w:w="864"/>
+            <w:shd w:fill="FFFFFF"/>
+            <w:tcMar>
+              <w:top w:w="100" w:type="dxa"/>
+              <w:bottom w:w="100" w:type="dxa"/>
+              <w:left w:w="120" w:type="dxa"/>
+              <w:right w:w="120" w:type="dxa"/>
+            </w:tcMar>
+            <w:tcBorders>
+              <w:top w:val="single" w:sz="4" w:space="0" w:color="CCCCCC"/>
+              <w:bottom w:val="single" w:sz="4" w:space="0" w:color="CCCCCC"/>
+              <w:left w:val="single" w:sz="4" w:space="0" w:color="CCCCCC"/>
+              <w:right w:val="single" w:sz="4" w:space="0" w:color="CCCCCC"/>
+            </w:tcBorders>
+          </w:tcPr>
+          <w:p>
+            <w:pPr>
+              <w:spacing w:before="60" w:after="60" w:line="252" w:lineRule="auto"/>
+              <w:jc w:val="left"/>
+            </w:pPr>
+            <w:r/>
+            <w:r>
+              <w:t>NY Close 23-01</w:t>
+            </w:r>
+          </w:p>
+        </w:tc>
+        <w:tc>
+          <w:tcPr>
+            <w:tcW w:type="dxa" w:w="1440"/>
+            <w:shd w:fill="FFFFFF"/>
+            <w:tcMar>
+              <w:top w:w="100" w:type="dxa"/>
+              <w:bottom w:w="100" w:type="dxa"/>
+              <w:left w:w="120" w:type="dxa"/>
+              <w:right w:w="120" w:type="dxa"/>
+            </w:tcMar>
+            <w:tcBorders>
+              <w:top w:val="single" w:sz="4" w:space="0" w:color="CCCCCC"/>
+              <w:bottom w:val="single" w:sz="4" w:space="0" w:color="CCCCCC"/>
+              <w:left w:val="single" w:sz="4" w:space="0" w:color="CCCCCC"/>
+              <w:right w:val="single" w:sz="4" w:space="0" w:color="CCCCCC"/>
+            </w:tcBorders>
+          </w:tcPr>
+          <w:p>
+            <w:pPr>
+              <w:spacing w:before="60" w:after="60" w:line="252" w:lineRule="auto"/>
+              <w:jc w:val="left"/>
+            </w:pPr>
+            <w:r/>
+            <w:r>
+              <w:t>745.75</w:t>
+            </w:r>
+          </w:p>
+        </w:tc>
+        <w:tc>
+          <w:tcPr>
+            <w:tcW w:type="dxa" w:w="2016"/>
+            <w:shd w:fill="FFFFFF"/>
+            <w:tcMar>
+              <w:top w:w="100" w:type="dxa"/>
+              <w:bottom w:w="100" w:type="dxa"/>
+              <w:left w:w="120" w:type="dxa"/>
+              <w:right w:w="120" w:type="dxa"/>
+            </w:tcMar>
+            <w:tcBorders>
+              <w:top w:val="single" w:sz="4" w:space="0" w:color="CCCCCC"/>
+              <w:bottom w:val="single" w:sz="4" w:space="0" w:color="CCCCCC"/>
+              <w:left w:val="single" w:sz="4" w:space="0" w:color="CCCCCC"/>
+              <w:right w:val="single" w:sz="4" w:space="0" w:color="CCCCCC"/>
+            </w:tcBorders>
+          </w:tcPr>
+          <w:p>
+            <w:pPr>
+              <w:spacing w:before="60" w:after="60" w:line="252" w:lineRule="auto"/>
+              <w:jc w:val="left"/>
+            </w:pPr>
+            <w:r/>
+            <w:r>
+              <w:t>751.25</w:t>
+            </w:r>
+          </w:p>
+        </w:tc>
+        <w:tc>
+          <w:tcPr>
+            <w:tcW w:type="dxa" w:w="1152"/>
+            <w:shd w:fill="FFFFFF"/>
+            <w:tcMar>
+              <w:top w:w="100" w:type="dxa"/>
+              <w:bottom w:w="100" w:type="dxa"/>
+              <w:left w:w="120" w:type="dxa"/>
+              <w:right w:w="120" w:type="dxa"/>
+            </w:tcMar>
+            <w:tcBorders>
+              <w:top w:val="single" w:sz="4" w:space="0" w:color="CCCCCC"/>
+              <w:bottom w:val="single" w:sz="4" w:space="0" w:color="CCCCCC"/>
+              <w:left w:val="single" w:sz="4" w:space="0" w:color="CCCCCC"/>
+              <w:right w:val="single" w:sz="4" w:space="0" w:color="CCCCCC"/>
+            </w:tcBorders>
+          </w:tcPr>
+          <w:p>
+            <w:pPr>
+              <w:spacing w:before="60" w:after="60" w:line="252" w:lineRule="auto"/>
+              <w:jc w:val="left"/>
+            </w:pPr>
+            <w:r/>
+            <w:r>
+              <w:t>738.00</w:t>
+            </w:r>
+          </w:p>
+        </w:tc>
+        <w:tc>
+          <w:tcPr>
+            <w:tcW w:type="dxa" w:w="1728"/>
+            <w:shd w:fill="FFFFFF"/>
+            <w:tcMar>
+              <w:top w:w="100" w:type="dxa"/>
+              <w:bottom w:w="100" w:type="dxa"/>
+              <w:left w:w="120" w:type="dxa"/>
+              <w:right w:w="120" w:type="dxa"/>
+            </w:tcMar>
+            <w:tcBorders>
+              <w:top w:val="single" w:sz="4" w:space="0" w:color="CCCCCC"/>
+              <w:bottom w:val="single" w:sz="4" w:space="0" w:color="CCCCCC"/>
+              <w:left w:val="single" w:sz="4" w:space="0" w:color="CCCCCC"/>
+              <w:right w:val="single" w:sz="4" w:space="0" w:color="CCCCCC"/>
+            </w:tcBorders>
+          </w:tcPr>
+          <w:p>
+            <w:pPr>
+              <w:spacing w:before="60" w:after="60" w:line="252" w:lineRule="auto"/>
+              <w:jc w:val="left"/>
+            </w:pPr>
+            <w:r/>
+            <w:r>
+              <w:rPr>
+                <w:b/>
+              </w:rPr>
+              <w:t>746.50</w:t>
+            </w:r>
+          </w:p>
+        </w:tc>
+        <w:tc>
+          <w:tcPr>
+            <w:tcW w:type="dxa" w:w="3456"/>
+            <w:shd w:fill="FFFFFF"/>
+            <w:tcMar>
+              <w:top w:w="100" w:type="dxa"/>
+              <w:bottom w:w="100" w:type="dxa"/>
+              <w:left w:w="120" w:type="dxa"/>
+              <w:right w:w="120" w:type="dxa"/>
+            </w:tcMar>
+            <w:tcBorders>
+              <w:top w:val="single" w:sz="4" w:space="0" w:color="CCCCCC"/>
+              <w:bottom w:val="single" w:sz="4" w:space="0" w:color="CCCCCC"/>
+              <w:left w:val="single" w:sz="4" w:space="0" w:color="CCCCCC"/>
+              <w:right w:val="single" w:sz="4" w:space="0" w:color="CCCCCC"/>
+            </w:tcBorders>
+          </w:tcPr>
+          <w:p>
+            <w:pPr>
+              <w:spacing w:before="60" w:after="60" w:line="252" w:lineRule="auto"/>
+              <w:jc w:val="left"/>
+            </w:pPr>
+            <w:r/>
+            <w:r>
+              <w:rPr>
+                <w:b/>
+              </w:rPr>
+              <w:t>+0.75</w:t>
+            </w:r>
+          </w:p>
+        </w:tc>
+        <w:tc>
+          <w:tcPr>
+            <w:tcW w:type="dxa" w:w="1440"/>
+            <w:shd w:fill="FFFFFF"/>
+            <w:tcMar>
+              <w:top w:w="100" w:type="dxa"/>
+              <w:bottom w:w="100" w:type="dxa"/>
+              <w:left w:w="120" w:type="dxa"/>
+              <w:right w:w="120" w:type="dxa"/>
+            </w:tcMar>
+            <w:tcBorders>
+              <w:top w:val="single" w:sz="4" w:space="0" w:color="CCCCCC"/>
+              <w:bottom w:val="single" w:sz="4" w:space="0" w:color="CCCCCC"/>
+              <w:left w:val="single" w:sz="4" w:space="0" w:color="CCCCCC"/>
+              <w:right w:val="single" w:sz="4" w:space="0" w:color="CCCCCC"/>
+            </w:tcBorders>
+          </w:tcPr>
+          <w:p>
+            <w:pPr>
+              <w:spacing w:before="60" w:after="60" w:line="252" w:lineRule="auto"/>
+              <w:jc w:val="left"/>
+            </w:pPr>
+            <w:r/>
+            <w:r>
+              <w:t>BULL</w:t>
+            </w:r>
+          </w:p>
+        </w:tc>
+      </w:tr>
+      <w:tr>
+        <w:tc>
+          <w:tcPr>
+            <w:tcW w:type="dxa" w:w="1584"/>
+            <w:shd w:fill="F8FAFC"/>
+            <w:tcMar>
+              <w:top w:w="100" w:type="dxa"/>
+              <w:bottom w:w="100" w:type="dxa"/>
+              <w:left w:w="120" w:type="dxa"/>
+              <w:right w:w="120" w:type="dxa"/>
+            </w:tcMar>
+            <w:tcBorders>
+              <w:top w:val="single" w:sz="4" w:space="0" w:color="CCCCCC"/>
+              <w:bottom w:val="single" w:sz="4" w:space="0" w:color="CCCCCC"/>
+              <w:left w:val="single" w:sz="4" w:space="0" w:color="CCCCCC"/>
+              <w:right w:val="single" w:sz="4" w:space="0" w:color="CCCCCC"/>
+            </w:tcBorders>
+          </w:tcPr>
+          <w:p>
+            <w:pPr>
+              <w:spacing w:before="60" w:after="60" w:line="252" w:lineRule="auto"/>
+              <w:jc w:val="left"/>
+            </w:pPr>
+            <w:r/>
+            <w:r>
+              <w:rPr>
+                <w:b/>
+              </w:rPr>
+              <w:t>Fri 11/09</w:t>
+            </w:r>
+          </w:p>
+        </w:tc>
+        <w:tc>
+          <w:tcPr>
+            <w:tcW w:type="dxa" w:w="864"/>
+            <w:shd w:fill="F8FAFC"/>
+            <w:tcMar>
+              <w:top w:w="100" w:type="dxa"/>
+              <w:bottom w:w="100" w:type="dxa"/>
+              <w:left w:w="120" w:type="dxa"/>
+              <w:right w:w="120" w:type="dxa"/>
+            </w:tcMar>
+            <w:tcBorders>
+              <w:top w:val="single" w:sz="4" w:space="0" w:color="CCCCCC"/>
+              <w:bottom w:val="single" w:sz="4" w:space="0" w:color="CCCCCC"/>
+              <w:left w:val="single" w:sz="4" w:space="0" w:color="CCCCCC"/>
+              <w:right w:val="single" w:sz="4" w:space="0" w:color="CCCCCC"/>
+            </w:tcBorders>
+          </w:tcPr>
+          <w:p>
+            <w:pPr>
+              <w:spacing w:before="60" w:after="60" w:line="252" w:lineRule="auto"/>
+              <w:jc w:val="left"/>
+            </w:pPr>
+            <w:r/>
+            <w:r>
+              <w:t>Asia 07-11</w:t>
+            </w:r>
+          </w:p>
+        </w:tc>
+        <w:tc>
+          <w:tcPr>
+            <w:tcW w:type="dxa" w:w="1440"/>
+            <w:shd w:fill="F8FAFC"/>
+            <w:tcMar>
+              <w:top w:w="100" w:type="dxa"/>
+              <w:bottom w:w="100" w:type="dxa"/>
+              <w:left w:w="120" w:type="dxa"/>
+              <w:right w:w="120" w:type="dxa"/>
+            </w:tcMar>
+            <w:tcBorders>
+              <w:top w:val="single" w:sz="4" w:space="0" w:color="CCCCCC"/>
+              <w:bottom w:val="single" w:sz="4" w:space="0" w:color="CCCCCC"/>
+              <w:left w:val="single" w:sz="4" w:space="0" w:color="CCCCCC"/>
+              <w:right w:val="single" w:sz="4" w:space="0" w:color="CCCCCC"/>
+            </w:tcBorders>
+          </w:tcPr>
+          <w:p>
+            <w:pPr>
+              <w:spacing w:before="60" w:after="60" w:line="252" w:lineRule="auto"/>
+              <w:jc w:val="left"/>
+            </w:pPr>
+            <w:r/>
+            <w:r>
+              <w:t>746.50</w:t>
+            </w:r>
+          </w:p>
+        </w:tc>
+        <w:tc>
+          <w:tcPr>
+            <w:tcW w:type="dxa" w:w="2016"/>
+            <w:shd w:fill="F8FAFC"/>
+            <w:tcMar>
+              <w:top w:w="100" w:type="dxa"/>
+              <w:bottom w:w="100" w:type="dxa"/>
+              <w:left w:w="120" w:type="dxa"/>
+              <w:right w:w="120" w:type="dxa"/>
+            </w:tcMar>
+            <w:tcBorders>
+              <w:top w:val="single" w:sz="4" w:space="0" w:color="CCCCCC"/>
+              <w:bottom w:val="single" w:sz="4" w:space="0" w:color="CCCCCC"/>
+              <w:left w:val="single" w:sz="4" w:space="0" w:color="CCCCCC"/>
+              <w:right w:val="single" w:sz="4" w:space="0" w:color="CCCCCC"/>
+            </w:tcBorders>
+          </w:tcPr>
+          <w:p>
+            <w:pPr>
+              <w:spacing w:before="60" w:after="60" w:line="252" w:lineRule="auto"/>
+              <w:jc w:val="left"/>
+            </w:pPr>
+            <w:r/>
+            <w:r>
+              <w:t>755.75</w:t>
+            </w:r>
+          </w:p>
+        </w:tc>
+        <w:tc>
+          <w:tcPr>
+            <w:tcW w:type="dxa" w:w="1152"/>
+            <w:shd w:fill="F8FAFC"/>
+            <w:tcMar>
+              <w:top w:w="100" w:type="dxa"/>
+              <w:bottom w:w="100" w:type="dxa"/>
+              <w:left w:w="120" w:type="dxa"/>
+              <w:right w:w="120" w:type="dxa"/>
+            </w:tcMar>
+            <w:tcBorders>
+              <w:top w:val="single" w:sz="4" w:space="0" w:color="CCCCCC"/>
+              <w:bottom w:val="single" w:sz="4" w:space="0" w:color="CCCCCC"/>
+              <w:left w:val="single" w:sz="4" w:space="0" w:color="CCCCCC"/>
+              <w:right w:val="single" w:sz="4" w:space="0" w:color="CCCCCC"/>
+            </w:tcBorders>
+          </w:tcPr>
+          <w:p>
+            <w:pPr>
+              <w:spacing w:before="60" w:after="60" w:line="252" w:lineRule="auto"/>
+              <w:jc w:val="left"/>
+            </w:pPr>
+            <w:r/>
+            <w:r>
+              <w:t>740.00</w:t>
+            </w:r>
+          </w:p>
+        </w:tc>
+        <w:tc>
+          <w:tcPr>
+            <w:tcW w:type="dxa" w:w="1728"/>
+            <w:shd w:fill="F8FAFC"/>
+            <w:tcMar>
+              <w:top w:w="100" w:type="dxa"/>
+              <w:bottom w:w="100" w:type="dxa"/>
+              <w:left w:w="120" w:type="dxa"/>
+              <w:right w:w="120" w:type="dxa"/>
+            </w:tcMar>
+            <w:tcBorders>
+              <w:top w:val="single" w:sz="4" w:space="0" w:color="CCCCCC"/>
+              <w:bottom w:val="single" w:sz="4" w:space="0" w:color="CCCCCC"/>
+              <w:left w:val="single" w:sz="4" w:space="0" w:color="CCCCCC"/>
+              <w:right w:val="single" w:sz="4" w:space="0" w:color="CCCCCC"/>
+            </w:tcBorders>
+          </w:tcPr>
+          <w:p>
+            <w:pPr>
+              <w:spacing w:before="60" w:after="60" w:line="252" w:lineRule="auto"/>
+              <w:jc w:val="left"/>
+            </w:pPr>
+            <w:r/>
+            <w:r>
+              <w:rPr>
+                <w:b/>
+              </w:rPr>
+              <w:t>745.75</w:t>
+            </w:r>
+          </w:p>
+        </w:tc>
+        <w:tc>
+          <w:tcPr>
+            <w:tcW w:type="dxa" w:w="3456"/>
+            <w:shd w:fill="F8FAFC"/>
             <w:tcMar>
               <w:top w:w="100" w:type="dxa"/>
               <w:bottom w:w="100" w:type="dxa"/>
@@ -27508,7 +30093,7 @@
         <w:tc>
           <w:tcPr>
             <w:tcW w:type="dxa" w:w="1440"/>
-            <w:shd w:fill="FFFFFF"/>
+            <w:shd w:fill="F8FAFC"/>
             <w:tcMar>
               <w:top w:w="100" w:type="dxa"/>
               <w:bottom w:w="100" w:type="dxa"/>
@@ -27538,7 +30123,7 @@
         <w:tc>
           <w:tcPr>
             <w:tcW w:type="dxa" w:w="1584"/>
-            <w:shd w:fill="F8FAFC"/>
+            <w:shd w:fill="FFFFFF"/>
             <w:tcMar>
               <w:top w:w="100" w:type="dxa"/>
               <w:bottom w:w="100" w:type="dxa"/>
@@ -27562,126 +30147,126 @@
               <w:rPr>
                 <w:b/>
               </w:rPr>
-              <w:t>Wed 09/09</w:t>
+              <w:t>Fri 11/09</w:t>
             </w:r>
           </w:p>
         </w:tc>
         <w:tc>
           <w:tcPr>
             <w:tcW w:type="dxa" w:w="864"/>
-            <w:shd w:fill="F8FAFC"/>
-            <w:tcMar>
-              <w:top w:w="100" w:type="dxa"/>
-              <w:bottom w:w="100" w:type="dxa"/>
-              <w:left w:w="120" w:type="dxa"/>
-              <w:right w:w="120" w:type="dxa"/>
-            </w:tcMar>
-            <w:tcBorders>
-              <w:top w:val="single" w:sz="4" w:space="0" w:color="CCCCCC"/>
-              <w:bottom w:val="single" w:sz="4" w:space="0" w:color="CCCCCC"/>
-              <w:left w:val="single" w:sz="4" w:space="0" w:color="CCCCCC"/>
-              <w:right w:val="single" w:sz="4" w:space="0" w:color="CCCCCC"/>
-            </w:tcBorders>
-          </w:tcPr>
-          <w:p>
-            <w:pPr>
-              <w:spacing w:before="60" w:after="60" w:line="252" w:lineRule="auto"/>
-              <w:jc w:val="left"/>
-            </w:pPr>
-            <w:r/>
-            <w:r>
-              <w:t>London 15-19</w:t>
+            <w:shd w:fill="FFFFFF"/>
+            <w:tcMar>
+              <w:top w:w="100" w:type="dxa"/>
+              <w:bottom w:w="100" w:type="dxa"/>
+              <w:left w:w="120" w:type="dxa"/>
+              <w:right w:w="120" w:type="dxa"/>
+            </w:tcMar>
+            <w:tcBorders>
+              <w:top w:val="single" w:sz="4" w:space="0" w:color="CCCCCC"/>
+              <w:bottom w:val="single" w:sz="4" w:space="0" w:color="CCCCCC"/>
+              <w:left w:val="single" w:sz="4" w:space="0" w:color="CCCCCC"/>
+              <w:right w:val="single" w:sz="4" w:space="0" w:color="CCCCCC"/>
+            </w:tcBorders>
+          </w:tcPr>
+          <w:p>
+            <w:pPr>
+              <w:spacing w:before="60" w:after="60" w:line="252" w:lineRule="auto"/>
+              <w:jc w:val="left"/>
+            </w:pPr>
+            <w:r/>
+            <w:r>
+              <w:t>Asia 11-15</w:t>
             </w:r>
           </w:p>
         </w:tc>
         <w:tc>
           <w:tcPr>
             <w:tcW w:type="dxa" w:w="1440"/>
-            <w:shd w:fill="F8FAFC"/>
-            <w:tcMar>
-              <w:top w:w="100" w:type="dxa"/>
-              <w:bottom w:w="100" w:type="dxa"/>
-              <w:left w:w="120" w:type="dxa"/>
-              <w:right w:w="120" w:type="dxa"/>
-            </w:tcMar>
-            <w:tcBorders>
-              <w:top w:val="single" w:sz="4" w:space="0" w:color="CCCCCC"/>
-              <w:bottom w:val="single" w:sz="4" w:space="0" w:color="CCCCCC"/>
-              <w:left w:val="single" w:sz="4" w:space="0" w:color="CCCCCC"/>
-              <w:right w:val="single" w:sz="4" w:space="0" w:color="CCCCCC"/>
-            </w:tcBorders>
-          </w:tcPr>
-          <w:p>
-            <w:pPr>
-              <w:spacing w:before="60" w:after="60" w:line="252" w:lineRule="auto"/>
-              <w:jc w:val="left"/>
-            </w:pPr>
-            <w:r/>
-            <w:r>
-              <w:t>740.50</w:t>
+            <w:shd w:fill="FFFFFF"/>
+            <w:tcMar>
+              <w:top w:w="100" w:type="dxa"/>
+              <w:bottom w:w="100" w:type="dxa"/>
+              <w:left w:w="120" w:type="dxa"/>
+              <w:right w:w="120" w:type="dxa"/>
+            </w:tcMar>
+            <w:tcBorders>
+              <w:top w:val="single" w:sz="4" w:space="0" w:color="CCCCCC"/>
+              <w:bottom w:val="single" w:sz="4" w:space="0" w:color="CCCCCC"/>
+              <w:left w:val="single" w:sz="4" w:space="0" w:color="CCCCCC"/>
+              <w:right w:val="single" w:sz="4" w:space="0" w:color="CCCCCC"/>
+            </w:tcBorders>
+          </w:tcPr>
+          <w:p>
+            <w:pPr>
+              <w:spacing w:before="60" w:after="60" w:line="252" w:lineRule="auto"/>
+              <w:jc w:val="left"/>
+            </w:pPr>
+            <w:r/>
+            <w:r>
+              <w:t>745.75</w:t>
             </w:r>
           </w:p>
         </w:tc>
         <w:tc>
           <w:tcPr>
             <w:tcW w:type="dxa" w:w="2016"/>
-            <w:shd w:fill="F8FAFC"/>
-            <w:tcMar>
-              <w:top w:w="100" w:type="dxa"/>
-              <w:bottom w:w="100" w:type="dxa"/>
-              <w:left w:w="120" w:type="dxa"/>
-              <w:right w:w="120" w:type="dxa"/>
-            </w:tcMar>
-            <w:tcBorders>
-              <w:top w:val="single" w:sz="4" w:space="0" w:color="CCCCCC"/>
-              <w:bottom w:val="single" w:sz="4" w:space="0" w:color="CCCCCC"/>
-              <w:left w:val="single" w:sz="4" w:space="0" w:color="CCCCCC"/>
-              <w:right w:val="single" w:sz="4" w:space="0" w:color="CCCCCC"/>
-            </w:tcBorders>
-          </w:tcPr>
-          <w:p>
-            <w:pPr>
-              <w:spacing w:before="60" w:after="60" w:line="252" w:lineRule="auto"/>
-              <w:jc w:val="left"/>
-            </w:pPr>
-            <w:r/>
-            <w:r>
-              <w:t>754.00</w:t>
+            <w:shd w:fill="FFFFFF"/>
+            <w:tcMar>
+              <w:top w:w="100" w:type="dxa"/>
+              <w:bottom w:w="100" w:type="dxa"/>
+              <w:left w:w="120" w:type="dxa"/>
+              <w:right w:w="120" w:type="dxa"/>
+            </w:tcMar>
+            <w:tcBorders>
+              <w:top w:val="single" w:sz="4" w:space="0" w:color="CCCCCC"/>
+              <w:bottom w:val="single" w:sz="4" w:space="0" w:color="CCCCCC"/>
+              <w:left w:val="single" w:sz="4" w:space="0" w:color="CCCCCC"/>
+              <w:right w:val="single" w:sz="4" w:space="0" w:color="CCCCCC"/>
+            </w:tcBorders>
+          </w:tcPr>
+          <w:p>
+            <w:pPr>
+              <w:spacing w:before="60" w:after="60" w:line="252" w:lineRule="auto"/>
+              <w:jc w:val="left"/>
+            </w:pPr>
+            <w:r/>
+            <w:r>
+              <w:t>753.25</w:t>
             </w:r>
           </w:p>
         </w:tc>
         <w:tc>
           <w:tcPr>
             <w:tcW w:type="dxa" w:w="1152"/>
-            <w:shd w:fill="F8FAFC"/>
-            <w:tcMar>
-              <w:top w:w="100" w:type="dxa"/>
-              <w:bottom w:w="100" w:type="dxa"/>
-              <w:left w:w="120" w:type="dxa"/>
-              <w:right w:w="120" w:type="dxa"/>
-            </w:tcMar>
-            <w:tcBorders>
-              <w:top w:val="single" w:sz="4" w:space="0" w:color="CCCCCC"/>
-              <w:bottom w:val="single" w:sz="4" w:space="0" w:color="CCCCCC"/>
-              <w:left w:val="single" w:sz="4" w:space="0" w:color="CCCCCC"/>
-              <w:right w:val="single" w:sz="4" w:space="0" w:color="CCCCCC"/>
-            </w:tcBorders>
-          </w:tcPr>
-          <w:p>
-            <w:pPr>
-              <w:spacing w:before="60" w:after="60" w:line="252" w:lineRule="auto"/>
-              <w:jc w:val="left"/>
-            </w:pPr>
-            <w:r/>
-            <w:r>
-              <w:t>727.50</w:t>
+            <w:shd w:fill="FFFFFF"/>
+            <w:tcMar>
+              <w:top w:w="100" w:type="dxa"/>
+              <w:bottom w:w="100" w:type="dxa"/>
+              <w:left w:w="120" w:type="dxa"/>
+              <w:right w:w="120" w:type="dxa"/>
+            </w:tcMar>
+            <w:tcBorders>
+              <w:top w:val="single" w:sz="4" w:space="0" w:color="CCCCCC"/>
+              <w:bottom w:val="single" w:sz="4" w:space="0" w:color="CCCCCC"/>
+              <w:left w:val="single" w:sz="4" w:space="0" w:color="CCCCCC"/>
+              <w:right w:val="single" w:sz="4" w:space="0" w:color="CCCCCC"/>
+            </w:tcBorders>
+          </w:tcPr>
+          <w:p>
+            <w:pPr>
+              <w:spacing w:before="60" w:after="60" w:line="252" w:lineRule="auto"/>
+              <w:jc w:val="left"/>
+            </w:pPr>
+            <w:r/>
+            <w:r>
+              <w:t>739.75</w:t>
             </w:r>
           </w:p>
         </w:tc>
         <w:tc>
           <w:tcPr>
             <w:tcW w:type="dxa" w:w="1728"/>
-            <w:shd w:fill="F8FAFC"/>
+            <w:shd w:fill="FFFFFF"/>
             <w:tcMar>
               <w:top w:w="100" w:type="dxa"/>
               <w:bottom w:w="100" w:type="dxa"/>
@@ -27705,7 +30290,712 @@
               <w:rPr>
                 <w:b/>
               </w:rPr>
-              <w:t>742.25</w:t>
+              <w:t>744.75</w:t>
+            </w:r>
+          </w:p>
+        </w:tc>
+        <w:tc>
+          <w:tcPr>
+            <w:tcW w:type="dxa" w:w="3456"/>
+            <w:shd w:fill="FFFFFF"/>
+            <w:tcMar>
+              <w:top w:w="100" w:type="dxa"/>
+              <w:bottom w:w="100" w:type="dxa"/>
+              <w:left w:w="120" w:type="dxa"/>
+              <w:right w:w="120" w:type="dxa"/>
+            </w:tcMar>
+            <w:tcBorders>
+              <w:top w:val="single" w:sz="4" w:space="0" w:color="CCCCCC"/>
+              <w:bottom w:val="single" w:sz="4" w:space="0" w:color="CCCCCC"/>
+              <w:left w:val="single" w:sz="4" w:space="0" w:color="CCCCCC"/>
+              <w:right w:val="single" w:sz="4" w:space="0" w:color="CCCCCC"/>
+            </w:tcBorders>
+          </w:tcPr>
+          <w:p>
+            <w:pPr>
+              <w:spacing w:before="60" w:after="60" w:line="252" w:lineRule="auto"/>
+              <w:jc w:val="left"/>
+            </w:pPr>
+            <w:r/>
+            <w:r>
+              <w:rPr>
+                <w:b/>
+              </w:rPr>
+              <w:t>-1.00</w:t>
+            </w:r>
+          </w:p>
+        </w:tc>
+        <w:tc>
+          <w:tcPr>
+            <w:tcW w:type="dxa" w:w="1440"/>
+            <w:shd w:fill="FFFFFF"/>
+            <w:tcMar>
+              <w:top w:w="100" w:type="dxa"/>
+              <w:bottom w:w="100" w:type="dxa"/>
+              <w:left w:w="120" w:type="dxa"/>
+              <w:right w:w="120" w:type="dxa"/>
+            </w:tcMar>
+            <w:tcBorders>
+              <w:top w:val="single" w:sz="4" w:space="0" w:color="CCCCCC"/>
+              <w:bottom w:val="single" w:sz="4" w:space="0" w:color="CCCCCC"/>
+              <w:left w:val="single" w:sz="4" w:space="0" w:color="CCCCCC"/>
+              <w:right w:val="single" w:sz="4" w:space="0" w:color="CCCCCC"/>
+            </w:tcBorders>
+          </w:tcPr>
+          <w:p>
+            <w:pPr>
+              <w:spacing w:before="60" w:after="60" w:line="252" w:lineRule="auto"/>
+              <w:jc w:val="left"/>
+            </w:pPr>
+            <w:r/>
+            <w:r>
+              <w:t>BEAR</w:t>
+            </w:r>
+          </w:p>
+        </w:tc>
+      </w:tr>
+      <w:tr>
+        <w:tc>
+          <w:tcPr>
+            <w:tcW w:type="dxa" w:w="1584"/>
+            <w:shd w:fill="F8FAFC"/>
+            <w:tcMar>
+              <w:top w:w="100" w:type="dxa"/>
+              <w:bottom w:w="100" w:type="dxa"/>
+              <w:left w:w="120" w:type="dxa"/>
+              <w:right w:w="120" w:type="dxa"/>
+            </w:tcMar>
+            <w:tcBorders>
+              <w:top w:val="single" w:sz="4" w:space="0" w:color="CCCCCC"/>
+              <w:bottom w:val="single" w:sz="4" w:space="0" w:color="CCCCCC"/>
+              <w:left w:val="single" w:sz="4" w:space="0" w:color="CCCCCC"/>
+              <w:right w:val="single" w:sz="4" w:space="0" w:color="CCCCCC"/>
+            </w:tcBorders>
+          </w:tcPr>
+          <w:p>
+            <w:pPr>
+              <w:spacing w:before="60" w:after="60" w:line="252" w:lineRule="auto"/>
+              <w:jc w:val="left"/>
+            </w:pPr>
+            <w:r/>
+            <w:r>
+              <w:rPr>
+                <w:b/>
+              </w:rPr>
+              <w:t>Fri 11/09</w:t>
+            </w:r>
+          </w:p>
+        </w:tc>
+        <w:tc>
+          <w:tcPr>
+            <w:tcW w:type="dxa" w:w="864"/>
+            <w:shd w:fill="F8FAFC"/>
+            <w:tcMar>
+              <w:top w:w="100" w:type="dxa"/>
+              <w:bottom w:w="100" w:type="dxa"/>
+              <w:left w:w="120" w:type="dxa"/>
+              <w:right w:w="120" w:type="dxa"/>
+            </w:tcMar>
+            <w:tcBorders>
+              <w:top w:val="single" w:sz="4" w:space="0" w:color="CCCCCC"/>
+              <w:bottom w:val="single" w:sz="4" w:space="0" w:color="CCCCCC"/>
+              <w:left w:val="single" w:sz="4" w:space="0" w:color="CCCCCC"/>
+              <w:right w:val="single" w:sz="4" w:space="0" w:color="CCCCCC"/>
+            </w:tcBorders>
+          </w:tcPr>
+          <w:p>
+            <w:pPr>
+              <w:spacing w:before="60" w:after="60" w:line="252" w:lineRule="auto"/>
+              <w:jc w:val="left"/>
+            </w:pPr>
+            <w:r/>
+            <w:r>
+              <w:t>London 15-19</w:t>
+            </w:r>
+          </w:p>
+        </w:tc>
+        <w:tc>
+          <w:tcPr>
+            <w:tcW w:type="dxa" w:w="1440"/>
+            <w:shd w:fill="F8FAFC"/>
+            <w:tcMar>
+              <w:top w:w="100" w:type="dxa"/>
+              <w:bottom w:w="100" w:type="dxa"/>
+              <w:left w:w="120" w:type="dxa"/>
+              <w:right w:w="120" w:type="dxa"/>
+            </w:tcMar>
+            <w:tcBorders>
+              <w:top w:val="single" w:sz="4" w:space="0" w:color="CCCCCC"/>
+              <w:bottom w:val="single" w:sz="4" w:space="0" w:color="CCCCCC"/>
+              <w:left w:val="single" w:sz="4" w:space="0" w:color="CCCCCC"/>
+              <w:right w:val="single" w:sz="4" w:space="0" w:color="CCCCCC"/>
+            </w:tcBorders>
+          </w:tcPr>
+          <w:p>
+            <w:pPr>
+              <w:spacing w:before="60" w:after="60" w:line="252" w:lineRule="auto"/>
+              <w:jc w:val="left"/>
+            </w:pPr>
+            <w:r/>
+            <w:r>
+              <w:t>744.75</w:t>
+            </w:r>
+          </w:p>
+        </w:tc>
+        <w:tc>
+          <w:tcPr>
+            <w:tcW w:type="dxa" w:w="2016"/>
+            <w:shd w:fill="F8FAFC"/>
+            <w:tcMar>
+              <w:top w:w="100" w:type="dxa"/>
+              <w:bottom w:w="100" w:type="dxa"/>
+              <w:left w:w="120" w:type="dxa"/>
+              <w:right w:w="120" w:type="dxa"/>
+            </w:tcMar>
+            <w:tcBorders>
+              <w:top w:val="single" w:sz="4" w:space="0" w:color="CCCCCC"/>
+              <w:bottom w:val="single" w:sz="4" w:space="0" w:color="CCCCCC"/>
+              <w:left w:val="single" w:sz="4" w:space="0" w:color="CCCCCC"/>
+              <w:right w:val="single" w:sz="4" w:space="0" w:color="CCCCCC"/>
+            </w:tcBorders>
+          </w:tcPr>
+          <w:p>
+            <w:pPr>
+              <w:spacing w:before="60" w:after="60" w:line="252" w:lineRule="auto"/>
+              <w:jc w:val="left"/>
+            </w:pPr>
+            <w:r/>
+            <w:r>
+              <w:t>751.75</w:t>
+            </w:r>
+          </w:p>
+        </w:tc>
+        <w:tc>
+          <w:tcPr>
+            <w:tcW w:type="dxa" w:w="1152"/>
+            <w:shd w:fill="F8FAFC"/>
+            <w:tcMar>
+              <w:top w:w="100" w:type="dxa"/>
+              <w:bottom w:w="100" w:type="dxa"/>
+              <w:left w:w="120" w:type="dxa"/>
+              <w:right w:w="120" w:type="dxa"/>
+            </w:tcMar>
+            <w:tcBorders>
+              <w:top w:val="single" w:sz="4" w:space="0" w:color="CCCCCC"/>
+              <w:bottom w:val="single" w:sz="4" w:space="0" w:color="CCCCCC"/>
+              <w:left w:val="single" w:sz="4" w:space="0" w:color="CCCCCC"/>
+              <w:right w:val="single" w:sz="4" w:space="0" w:color="CCCCCC"/>
+            </w:tcBorders>
+          </w:tcPr>
+          <w:p>
+            <w:pPr>
+              <w:spacing w:before="60" w:after="60" w:line="252" w:lineRule="auto"/>
+              <w:jc w:val="left"/>
+            </w:pPr>
+            <w:r/>
+            <w:r>
+              <w:t>731.25</w:t>
+            </w:r>
+          </w:p>
+        </w:tc>
+        <w:tc>
+          <w:tcPr>
+            <w:tcW w:type="dxa" w:w="1728"/>
+            <w:shd w:fill="F8FAFC"/>
+            <w:tcMar>
+              <w:top w:w="100" w:type="dxa"/>
+              <w:bottom w:w="100" w:type="dxa"/>
+              <w:left w:w="120" w:type="dxa"/>
+              <w:right w:w="120" w:type="dxa"/>
+            </w:tcMar>
+            <w:tcBorders>
+              <w:top w:val="single" w:sz="4" w:space="0" w:color="CCCCCC"/>
+              <w:bottom w:val="single" w:sz="4" w:space="0" w:color="CCCCCC"/>
+              <w:left w:val="single" w:sz="4" w:space="0" w:color="CCCCCC"/>
+              <w:right w:val="single" w:sz="4" w:space="0" w:color="CCCCCC"/>
+            </w:tcBorders>
+          </w:tcPr>
+          <w:p>
+            <w:pPr>
+              <w:spacing w:before="60" w:after="60" w:line="252" w:lineRule="auto"/>
+              <w:jc w:val="left"/>
+            </w:pPr>
+            <w:r/>
+            <w:r>
+              <w:rPr>
+                <w:b/>
+              </w:rPr>
+              <w:t>745.50</w:t>
+            </w:r>
+          </w:p>
+        </w:tc>
+        <w:tc>
+          <w:tcPr>
+            <w:tcW w:type="dxa" w:w="3456"/>
+            <w:shd w:fill="F8FAFC"/>
+            <w:tcMar>
+              <w:top w:w="100" w:type="dxa"/>
+              <w:bottom w:w="100" w:type="dxa"/>
+              <w:left w:w="120" w:type="dxa"/>
+              <w:right w:w="120" w:type="dxa"/>
+            </w:tcMar>
+            <w:tcBorders>
+              <w:top w:val="single" w:sz="4" w:space="0" w:color="CCCCCC"/>
+              <w:bottom w:val="single" w:sz="4" w:space="0" w:color="CCCCCC"/>
+              <w:left w:val="single" w:sz="4" w:space="0" w:color="CCCCCC"/>
+              <w:right w:val="single" w:sz="4" w:space="0" w:color="CCCCCC"/>
+            </w:tcBorders>
+          </w:tcPr>
+          <w:p>
+            <w:pPr>
+              <w:spacing w:before="60" w:after="60" w:line="252" w:lineRule="auto"/>
+              <w:jc w:val="left"/>
+            </w:pPr>
+            <w:r/>
+            <w:r>
+              <w:rPr>
+                <w:b/>
+              </w:rPr>
+              <w:t>+0.75</w:t>
+            </w:r>
+          </w:p>
+        </w:tc>
+        <w:tc>
+          <w:tcPr>
+            <w:tcW w:type="dxa" w:w="1440"/>
+            <w:shd w:fill="F8FAFC"/>
+            <w:tcMar>
+              <w:top w:w="100" w:type="dxa"/>
+              <w:bottom w:w="100" w:type="dxa"/>
+              <w:left w:w="120" w:type="dxa"/>
+              <w:right w:w="120" w:type="dxa"/>
+            </w:tcMar>
+            <w:tcBorders>
+              <w:top w:val="single" w:sz="4" w:space="0" w:color="CCCCCC"/>
+              <w:bottom w:val="single" w:sz="4" w:space="0" w:color="CCCCCC"/>
+              <w:left w:val="single" w:sz="4" w:space="0" w:color="CCCCCC"/>
+              <w:right w:val="single" w:sz="4" w:space="0" w:color="CCCCCC"/>
+            </w:tcBorders>
+          </w:tcPr>
+          <w:p>
+            <w:pPr>
+              <w:spacing w:before="60" w:after="60" w:line="252" w:lineRule="auto"/>
+              <w:jc w:val="left"/>
+            </w:pPr>
+            <w:r/>
+            <w:r>
+              <w:t>BULL</w:t>
+            </w:r>
+          </w:p>
+        </w:tc>
+      </w:tr>
+      <w:tr>
+        <w:tc>
+          <w:tcPr>
+            <w:tcW w:type="dxa" w:w="1584"/>
+            <w:shd w:fill="FFFFFF"/>
+            <w:tcMar>
+              <w:top w:w="100" w:type="dxa"/>
+              <w:bottom w:w="100" w:type="dxa"/>
+              <w:left w:w="120" w:type="dxa"/>
+              <w:right w:w="120" w:type="dxa"/>
+            </w:tcMar>
+            <w:tcBorders>
+              <w:top w:val="single" w:sz="4" w:space="0" w:color="CCCCCC"/>
+              <w:bottom w:val="single" w:sz="4" w:space="0" w:color="CCCCCC"/>
+              <w:left w:val="single" w:sz="4" w:space="0" w:color="CCCCCC"/>
+              <w:right w:val="single" w:sz="4" w:space="0" w:color="CCCCCC"/>
+            </w:tcBorders>
+          </w:tcPr>
+          <w:p>
+            <w:pPr>
+              <w:spacing w:before="60" w:after="60" w:line="252" w:lineRule="auto"/>
+              <w:jc w:val="left"/>
+            </w:pPr>
+            <w:r/>
+            <w:r>
+              <w:rPr>
+                <w:b/>
+              </w:rPr>
+              <w:t>Fri 11/09</w:t>
+            </w:r>
+          </w:p>
+        </w:tc>
+        <w:tc>
+          <w:tcPr>
+            <w:tcW w:type="dxa" w:w="864"/>
+            <w:shd w:fill="FFFFFF"/>
+            <w:tcMar>
+              <w:top w:w="100" w:type="dxa"/>
+              <w:bottom w:w="100" w:type="dxa"/>
+              <w:left w:w="120" w:type="dxa"/>
+              <w:right w:w="120" w:type="dxa"/>
+            </w:tcMar>
+            <w:tcBorders>
+              <w:top w:val="single" w:sz="4" w:space="0" w:color="CCCCCC"/>
+              <w:bottom w:val="single" w:sz="4" w:space="0" w:color="CCCCCC"/>
+              <w:left w:val="single" w:sz="4" w:space="0" w:color="CCCCCC"/>
+              <w:right w:val="single" w:sz="4" w:space="0" w:color="CCCCCC"/>
+            </w:tcBorders>
+          </w:tcPr>
+          <w:p>
+            <w:pPr>
+              <w:spacing w:before="60" w:after="60" w:line="252" w:lineRule="auto"/>
+              <w:jc w:val="left"/>
+            </w:pPr>
+            <w:r/>
+            <w:r>
+              <w:t>Pre-NY 19-21</w:t>
+            </w:r>
+          </w:p>
+        </w:tc>
+        <w:tc>
+          <w:tcPr>
+            <w:tcW w:type="dxa" w:w="1440"/>
+            <w:shd w:fill="FFFFFF"/>
+            <w:tcMar>
+              <w:top w:w="100" w:type="dxa"/>
+              <w:bottom w:w="100" w:type="dxa"/>
+              <w:left w:w="120" w:type="dxa"/>
+              <w:right w:w="120" w:type="dxa"/>
+            </w:tcMar>
+            <w:tcBorders>
+              <w:top w:val="single" w:sz="4" w:space="0" w:color="CCCCCC"/>
+              <w:bottom w:val="single" w:sz="4" w:space="0" w:color="CCCCCC"/>
+              <w:left w:val="single" w:sz="4" w:space="0" w:color="CCCCCC"/>
+              <w:right w:val="single" w:sz="4" w:space="0" w:color="CCCCCC"/>
+            </w:tcBorders>
+          </w:tcPr>
+          <w:p>
+            <w:pPr>
+              <w:spacing w:before="60" w:after="60" w:line="252" w:lineRule="auto"/>
+              <w:jc w:val="left"/>
+            </w:pPr>
+            <w:r/>
+            <w:r>
+              <w:t>745.50</w:t>
+            </w:r>
+          </w:p>
+        </w:tc>
+        <w:tc>
+          <w:tcPr>
+            <w:tcW w:type="dxa" w:w="2016"/>
+            <w:shd w:fill="FFFFFF"/>
+            <w:tcMar>
+              <w:top w:w="100" w:type="dxa"/>
+              <w:bottom w:w="100" w:type="dxa"/>
+              <w:left w:w="120" w:type="dxa"/>
+              <w:right w:w="120" w:type="dxa"/>
+            </w:tcMar>
+            <w:tcBorders>
+              <w:top w:val="single" w:sz="4" w:space="0" w:color="CCCCCC"/>
+              <w:bottom w:val="single" w:sz="4" w:space="0" w:color="CCCCCC"/>
+              <w:left w:val="single" w:sz="4" w:space="0" w:color="CCCCCC"/>
+              <w:right w:val="single" w:sz="4" w:space="0" w:color="CCCCCC"/>
+            </w:tcBorders>
+          </w:tcPr>
+          <w:p>
+            <w:pPr>
+              <w:spacing w:before="60" w:after="60" w:line="252" w:lineRule="auto"/>
+              <w:jc w:val="left"/>
+            </w:pPr>
+            <w:r/>
+            <w:r>
+              <w:t>754.75</w:t>
+            </w:r>
+          </w:p>
+        </w:tc>
+        <w:tc>
+          <w:tcPr>
+            <w:tcW w:type="dxa" w:w="1152"/>
+            <w:shd w:fill="FFFFFF"/>
+            <w:tcMar>
+              <w:top w:w="100" w:type="dxa"/>
+              <w:bottom w:w="100" w:type="dxa"/>
+              <w:left w:w="120" w:type="dxa"/>
+              <w:right w:w="120" w:type="dxa"/>
+            </w:tcMar>
+            <w:tcBorders>
+              <w:top w:val="single" w:sz="4" w:space="0" w:color="CCCCCC"/>
+              <w:bottom w:val="single" w:sz="4" w:space="0" w:color="CCCCCC"/>
+              <w:left w:val="single" w:sz="4" w:space="0" w:color="CCCCCC"/>
+              <w:right w:val="single" w:sz="4" w:space="0" w:color="CCCCCC"/>
+            </w:tcBorders>
+          </w:tcPr>
+          <w:p>
+            <w:pPr>
+              <w:spacing w:before="60" w:after="60" w:line="252" w:lineRule="auto"/>
+              <w:jc w:val="left"/>
+            </w:pPr>
+            <w:r/>
+            <w:r>
+              <w:t>738.25</w:t>
+            </w:r>
+          </w:p>
+        </w:tc>
+        <w:tc>
+          <w:tcPr>
+            <w:tcW w:type="dxa" w:w="1728"/>
+            <w:shd w:fill="FFFFFF"/>
+            <w:tcMar>
+              <w:top w:w="100" w:type="dxa"/>
+              <w:bottom w:w="100" w:type="dxa"/>
+              <w:left w:w="120" w:type="dxa"/>
+              <w:right w:w="120" w:type="dxa"/>
+            </w:tcMar>
+            <w:tcBorders>
+              <w:top w:val="single" w:sz="4" w:space="0" w:color="CCCCCC"/>
+              <w:bottom w:val="single" w:sz="4" w:space="0" w:color="CCCCCC"/>
+              <w:left w:val="single" w:sz="4" w:space="0" w:color="CCCCCC"/>
+              <w:right w:val="single" w:sz="4" w:space="0" w:color="CCCCCC"/>
+            </w:tcBorders>
+          </w:tcPr>
+          <w:p>
+            <w:pPr>
+              <w:spacing w:before="60" w:after="60" w:line="252" w:lineRule="auto"/>
+              <w:jc w:val="left"/>
+            </w:pPr>
+            <w:r/>
+            <w:r>
+              <w:rPr>
+                <w:b/>
+              </w:rPr>
+              <w:t>745.25</w:t>
+            </w:r>
+          </w:p>
+        </w:tc>
+        <w:tc>
+          <w:tcPr>
+            <w:tcW w:type="dxa" w:w="3456"/>
+            <w:shd w:fill="FFFFFF"/>
+            <w:tcMar>
+              <w:top w:w="100" w:type="dxa"/>
+              <w:bottom w:w="100" w:type="dxa"/>
+              <w:left w:w="120" w:type="dxa"/>
+              <w:right w:w="120" w:type="dxa"/>
+            </w:tcMar>
+            <w:tcBorders>
+              <w:top w:val="single" w:sz="4" w:space="0" w:color="CCCCCC"/>
+              <w:bottom w:val="single" w:sz="4" w:space="0" w:color="CCCCCC"/>
+              <w:left w:val="single" w:sz="4" w:space="0" w:color="CCCCCC"/>
+              <w:right w:val="single" w:sz="4" w:space="0" w:color="CCCCCC"/>
+            </w:tcBorders>
+          </w:tcPr>
+          <w:p>
+            <w:pPr>
+              <w:spacing w:before="60" w:after="60" w:line="252" w:lineRule="auto"/>
+              <w:jc w:val="left"/>
+            </w:pPr>
+            <w:r/>
+            <w:r>
+              <w:rPr>
+                <w:b/>
+              </w:rPr>
+              <w:t>-0.25</w:t>
+            </w:r>
+          </w:p>
+        </w:tc>
+        <w:tc>
+          <w:tcPr>
+            <w:tcW w:type="dxa" w:w="1440"/>
+            <w:shd w:fill="FFFFFF"/>
+            <w:tcMar>
+              <w:top w:w="100" w:type="dxa"/>
+              <w:bottom w:w="100" w:type="dxa"/>
+              <w:left w:w="120" w:type="dxa"/>
+              <w:right w:w="120" w:type="dxa"/>
+            </w:tcMar>
+            <w:tcBorders>
+              <w:top w:val="single" w:sz="4" w:space="0" w:color="CCCCCC"/>
+              <w:bottom w:val="single" w:sz="4" w:space="0" w:color="CCCCCC"/>
+              <w:left w:val="single" w:sz="4" w:space="0" w:color="CCCCCC"/>
+              <w:right w:val="single" w:sz="4" w:space="0" w:color="CCCCCC"/>
+            </w:tcBorders>
+          </w:tcPr>
+          <w:p>
+            <w:pPr>
+              <w:spacing w:before="60" w:after="60" w:line="252" w:lineRule="auto"/>
+              <w:jc w:val="left"/>
+            </w:pPr>
+            <w:r/>
+            <w:r>
+              <w:t>BEAR</w:t>
+            </w:r>
+          </w:p>
+        </w:tc>
+      </w:tr>
+      <w:tr>
+        <w:tc>
+          <w:tcPr>
+            <w:tcW w:type="dxa" w:w="1584"/>
+            <w:shd w:fill="F8FAFC"/>
+            <w:tcMar>
+              <w:top w:w="100" w:type="dxa"/>
+              <w:bottom w:w="100" w:type="dxa"/>
+              <w:left w:w="120" w:type="dxa"/>
+              <w:right w:w="120" w:type="dxa"/>
+            </w:tcMar>
+            <w:tcBorders>
+              <w:top w:val="single" w:sz="4" w:space="0" w:color="CCCCCC"/>
+              <w:bottom w:val="single" w:sz="4" w:space="0" w:color="CCCCCC"/>
+              <w:left w:val="single" w:sz="4" w:space="0" w:color="CCCCCC"/>
+              <w:right w:val="single" w:sz="4" w:space="0" w:color="CCCCCC"/>
+            </w:tcBorders>
+          </w:tcPr>
+          <w:p>
+            <w:pPr>
+              <w:spacing w:before="60" w:after="60" w:line="252" w:lineRule="auto"/>
+              <w:jc w:val="left"/>
+            </w:pPr>
+            <w:r/>
+            <w:r>
+              <w:rPr>
+                <w:b/>
+              </w:rPr>
+              <w:t>Fri 11/09</w:t>
+            </w:r>
+          </w:p>
+        </w:tc>
+        <w:tc>
+          <w:tcPr>
+            <w:tcW w:type="dxa" w:w="864"/>
+            <w:shd w:fill="F8FAFC"/>
+            <w:tcMar>
+              <w:top w:w="100" w:type="dxa"/>
+              <w:bottom w:w="100" w:type="dxa"/>
+              <w:left w:w="120" w:type="dxa"/>
+              <w:right w:w="120" w:type="dxa"/>
+            </w:tcMar>
+            <w:tcBorders>
+              <w:top w:val="single" w:sz="4" w:space="0" w:color="CCCCCC"/>
+              <w:bottom w:val="single" w:sz="4" w:space="0" w:color="CCCCCC"/>
+              <w:left w:val="single" w:sz="4" w:space="0" w:color="CCCCCC"/>
+              <w:right w:val="single" w:sz="4" w:space="0" w:color="CCCCCC"/>
+            </w:tcBorders>
+          </w:tcPr>
+          <w:p>
+            <w:pPr>
+              <w:spacing w:before="60" w:after="60" w:line="252" w:lineRule="auto"/>
+              <w:jc w:val="left"/>
+            </w:pPr>
+            <w:r/>
+            <w:r>
+              <w:t>NY Open 21-23</w:t>
+            </w:r>
+          </w:p>
+        </w:tc>
+        <w:tc>
+          <w:tcPr>
+            <w:tcW w:type="dxa" w:w="1440"/>
+            <w:shd w:fill="F8FAFC"/>
+            <w:tcMar>
+              <w:top w:w="100" w:type="dxa"/>
+              <w:bottom w:w="100" w:type="dxa"/>
+              <w:left w:w="120" w:type="dxa"/>
+              <w:right w:w="120" w:type="dxa"/>
+            </w:tcMar>
+            <w:tcBorders>
+              <w:top w:val="single" w:sz="4" w:space="0" w:color="CCCCCC"/>
+              <w:bottom w:val="single" w:sz="4" w:space="0" w:color="CCCCCC"/>
+              <w:left w:val="single" w:sz="4" w:space="0" w:color="CCCCCC"/>
+              <w:right w:val="single" w:sz="4" w:space="0" w:color="CCCCCC"/>
+            </w:tcBorders>
+          </w:tcPr>
+          <w:p>
+            <w:pPr>
+              <w:spacing w:before="60" w:after="60" w:line="252" w:lineRule="auto"/>
+              <w:jc w:val="left"/>
+            </w:pPr>
+            <w:r/>
+            <w:r>
+              <w:t>745.25</w:t>
+            </w:r>
+          </w:p>
+        </w:tc>
+        <w:tc>
+          <w:tcPr>
+            <w:tcW w:type="dxa" w:w="2016"/>
+            <w:shd w:fill="F8FAFC"/>
+            <w:tcMar>
+              <w:top w:w="100" w:type="dxa"/>
+              <w:bottom w:w="100" w:type="dxa"/>
+              <w:left w:w="120" w:type="dxa"/>
+              <w:right w:w="120" w:type="dxa"/>
+            </w:tcMar>
+            <w:tcBorders>
+              <w:top w:val="single" w:sz="4" w:space="0" w:color="CCCCCC"/>
+              <w:bottom w:val="single" w:sz="4" w:space="0" w:color="CCCCCC"/>
+              <w:left w:val="single" w:sz="4" w:space="0" w:color="CCCCCC"/>
+              <w:right w:val="single" w:sz="4" w:space="0" w:color="CCCCCC"/>
+            </w:tcBorders>
+          </w:tcPr>
+          <w:p>
+            <w:pPr>
+              <w:spacing w:before="60" w:after="60" w:line="252" w:lineRule="auto"/>
+              <w:jc w:val="left"/>
+            </w:pPr>
+            <w:r/>
+            <w:r>
+              <w:t>753.75</w:t>
+            </w:r>
+          </w:p>
+        </w:tc>
+        <w:tc>
+          <w:tcPr>
+            <w:tcW w:type="dxa" w:w="1152"/>
+            <w:shd w:fill="F8FAFC"/>
+            <w:tcMar>
+              <w:top w:w="100" w:type="dxa"/>
+              <w:bottom w:w="100" w:type="dxa"/>
+              <w:left w:w="120" w:type="dxa"/>
+              <w:right w:w="120" w:type="dxa"/>
+            </w:tcMar>
+            <w:tcBorders>
+              <w:top w:val="single" w:sz="4" w:space="0" w:color="CCCCCC"/>
+              <w:bottom w:val="single" w:sz="4" w:space="0" w:color="CCCCCC"/>
+              <w:left w:val="single" w:sz="4" w:space="0" w:color="CCCCCC"/>
+              <w:right w:val="single" w:sz="4" w:space="0" w:color="CCCCCC"/>
+            </w:tcBorders>
+          </w:tcPr>
+          <w:p>
+            <w:pPr>
+              <w:spacing w:before="60" w:after="60" w:line="252" w:lineRule="auto"/>
+              <w:jc w:val="left"/>
+            </w:pPr>
+            <w:r/>
+            <w:r>
+              <w:t>731.25</w:t>
+            </w:r>
+          </w:p>
+        </w:tc>
+        <w:tc>
+          <w:tcPr>
+            <w:tcW w:type="dxa" w:w="1728"/>
+            <w:shd w:fill="F8FAFC"/>
+            <w:tcMar>
+              <w:top w:w="100" w:type="dxa"/>
+              <w:bottom w:w="100" w:type="dxa"/>
+              <w:left w:w="120" w:type="dxa"/>
+              <w:right w:w="120" w:type="dxa"/>
+            </w:tcMar>
+            <w:tcBorders>
+              <w:top w:val="single" w:sz="4" w:space="0" w:color="CCCCCC"/>
+              <w:bottom w:val="single" w:sz="4" w:space="0" w:color="CCCCCC"/>
+              <w:left w:val="single" w:sz="4" w:space="0" w:color="CCCCCC"/>
+              <w:right w:val="single" w:sz="4" w:space="0" w:color="CCCCCC"/>
+            </w:tcBorders>
+          </w:tcPr>
+          <w:p>
+            <w:pPr>
+              <w:spacing w:before="60" w:after="60" w:line="252" w:lineRule="auto"/>
+              <w:jc w:val="left"/>
+            </w:pPr>
+            <w:r/>
+            <w:r>
+              <w:rPr>
+                <w:b/>
+              </w:rPr>
+              <w:t>747.00</w:t>
             </w:r>
           </w:p>
         </w:tc>
@@ -27797,7 +31087,7 @@
               <w:rPr>
                 <w:b/>
               </w:rPr>
-              <w:t>Wed 09/09</w:t>
+              <w:t>Fri 11/09</w:t>
             </w:r>
           </w:p>
         </w:tc>
@@ -27825,7 +31115,7 @@
             </w:pPr>
             <w:r/>
             <w:r>
-              <w:t>Pre-NY 19-21</w:t>
+              <w:t>NY Close 23-01</w:t>
             </w:r>
           </w:p>
         </w:tc>
@@ -27853,7 +31143,7 @@
             </w:pPr>
             <w:r/>
             <w:r>
-              <w:t>742.25</w:t>
+              <w:t>747.00</w:t>
             </w:r>
           </w:p>
         </w:tc>
@@ -27881,7 +31171,7 @@
             </w:pPr>
             <w:r/>
             <w:r>
-              <w:t>751.50</w:t>
+              <w:t>753.25</w:t>
             </w:r>
           </w:p>
         </w:tc>
@@ -27909,2827 +31199,7 @@
             </w:pPr>
             <w:r/>
             <w:r>
-              <w:t>731.50</w:t>
-            </w:r>
-          </w:p>
-        </w:tc>
-        <w:tc>
-          <w:tcPr>
-            <w:tcW w:type="dxa" w:w="1728"/>
-            <w:shd w:fill="FFFFFF"/>
-            <w:tcMar>
-              <w:top w:w="100" w:type="dxa"/>
-              <w:bottom w:w="100" w:type="dxa"/>
-              <w:left w:w="120" w:type="dxa"/>
-              <w:right w:w="120" w:type="dxa"/>
-            </w:tcMar>
-            <w:tcBorders>
-              <w:top w:val="single" w:sz="4" w:space="0" w:color="CCCCCC"/>
-              <w:bottom w:val="single" w:sz="4" w:space="0" w:color="CCCCCC"/>
-              <w:left w:val="single" w:sz="4" w:space="0" w:color="CCCCCC"/>
-              <w:right w:val="single" w:sz="4" w:space="0" w:color="CCCCCC"/>
-            </w:tcBorders>
-          </w:tcPr>
-          <w:p>
-            <w:pPr>
-              <w:spacing w:before="60" w:after="60" w:line="252" w:lineRule="auto"/>
-              <w:jc w:val="left"/>
-            </w:pPr>
-            <w:r/>
-            <w:r>
-              <w:rPr>
-                <w:b/>
-              </w:rPr>
-              <w:t>742.75</w:t>
-            </w:r>
-          </w:p>
-        </w:tc>
-        <w:tc>
-          <w:tcPr>
-            <w:tcW w:type="dxa" w:w="3456"/>
-            <w:shd w:fill="FFFFFF"/>
-            <w:tcMar>
-              <w:top w:w="100" w:type="dxa"/>
-              <w:bottom w:w="100" w:type="dxa"/>
-              <w:left w:w="120" w:type="dxa"/>
-              <w:right w:w="120" w:type="dxa"/>
-            </w:tcMar>
-            <w:tcBorders>
-              <w:top w:val="single" w:sz="4" w:space="0" w:color="CCCCCC"/>
-              <w:bottom w:val="single" w:sz="4" w:space="0" w:color="CCCCCC"/>
-              <w:left w:val="single" w:sz="4" w:space="0" w:color="CCCCCC"/>
-              <w:right w:val="single" w:sz="4" w:space="0" w:color="CCCCCC"/>
-            </w:tcBorders>
-          </w:tcPr>
-          <w:p>
-            <w:pPr>
-              <w:spacing w:before="60" w:after="60" w:line="252" w:lineRule="auto"/>
-              <w:jc w:val="left"/>
-            </w:pPr>
-            <w:r/>
-            <w:r>
-              <w:rPr>
-                <w:b/>
-              </w:rPr>
-              <w:t>+0.50</w:t>
-            </w:r>
-          </w:p>
-        </w:tc>
-        <w:tc>
-          <w:tcPr>
-            <w:tcW w:type="dxa" w:w="1440"/>
-            <w:shd w:fill="FFFFFF"/>
-            <w:tcMar>
-              <w:top w:w="100" w:type="dxa"/>
-              <w:bottom w:w="100" w:type="dxa"/>
-              <w:left w:w="120" w:type="dxa"/>
-              <w:right w:w="120" w:type="dxa"/>
-            </w:tcMar>
-            <w:tcBorders>
-              <w:top w:val="single" w:sz="4" w:space="0" w:color="CCCCCC"/>
-              <w:bottom w:val="single" w:sz="4" w:space="0" w:color="CCCCCC"/>
-              <w:left w:val="single" w:sz="4" w:space="0" w:color="CCCCCC"/>
-              <w:right w:val="single" w:sz="4" w:space="0" w:color="CCCCCC"/>
-            </w:tcBorders>
-          </w:tcPr>
-          <w:p>
-            <w:pPr>
-              <w:spacing w:before="60" w:after="60" w:line="252" w:lineRule="auto"/>
-              <w:jc w:val="left"/>
-            </w:pPr>
-            <w:r/>
-            <w:r>
-              <w:t>BULL</w:t>
-            </w:r>
-          </w:p>
-        </w:tc>
-      </w:tr>
-      <w:tr>
-        <w:tc>
-          <w:tcPr>
-            <w:tcW w:type="dxa" w:w="1584"/>
-            <w:shd w:fill="F8FAFC"/>
-            <w:tcMar>
-              <w:top w:w="100" w:type="dxa"/>
-              <w:bottom w:w="100" w:type="dxa"/>
-              <w:left w:w="120" w:type="dxa"/>
-              <w:right w:w="120" w:type="dxa"/>
-            </w:tcMar>
-            <w:tcBorders>
-              <w:top w:val="single" w:sz="4" w:space="0" w:color="CCCCCC"/>
-              <w:bottom w:val="single" w:sz="4" w:space="0" w:color="CCCCCC"/>
-              <w:left w:val="single" w:sz="4" w:space="0" w:color="CCCCCC"/>
-              <w:right w:val="single" w:sz="4" w:space="0" w:color="CCCCCC"/>
-            </w:tcBorders>
-          </w:tcPr>
-          <w:p>
-            <w:pPr>
-              <w:spacing w:before="60" w:after="60" w:line="252" w:lineRule="auto"/>
-              <w:jc w:val="left"/>
-            </w:pPr>
-            <w:r/>
-            <w:r>
-              <w:rPr>
-                <w:b/>
-              </w:rPr>
-              <w:t>Wed 09/09</w:t>
-            </w:r>
-          </w:p>
-        </w:tc>
-        <w:tc>
-          <w:tcPr>
-            <w:tcW w:type="dxa" w:w="864"/>
-            <w:shd w:fill="F8FAFC"/>
-            <w:tcMar>
-              <w:top w:w="100" w:type="dxa"/>
-              <w:bottom w:w="100" w:type="dxa"/>
-              <w:left w:w="120" w:type="dxa"/>
-              <w:right w:w="120" w:type="dxa"/>
-            </w:tcMar>
-            <w:tcBorders>
-              <w:top w:val="single" w:sz="4" w:space="0" w:color="CCCCCC"/>
-              <w:bottom w:val="single" w:sz="4" w:space="0" w:color="CCCCCC"/>
-              <w:left w:val="single" w:sz="4" w:space="0" w:color="CCCCCC"/>
-              <w:right w:val="single" w:sz="4" w:space="0" w:color="CCCCCC"/>
-            </w:tcBorders>
-          </w:tcPr>
-          <w:p>
-            <w:pPr>
-              <w:spacing w:before="60" w:after="60" w:line="252" w:lineRule="auto"/>
-              <w:jc w:val="left"/>
-            </w:pPr>
-            <w:r/>
-            <w:r>
-              <w:t>NY Open 21-23</w:t>
-            </w:r>
-          </w:p>
-        </w:tc>
-        <w:tc>
-          <w:tcPr>
-            <w:tcW w:type="dxa" w:w="1440"/>
-            <w:shd w:fill="F8FAFC"/>
-            <w:tcMar>
-              <w:top w:w="100" w:type="dxa"/>
-              <w:bottom w:w="100" w:type="dxa"/>
-              <w:left w:w="120" w:type="dxa"/>
-              <w:right w:w="120" w:type="dxa"/>
-            </w:tcMar>
-            <w:tcBorders>
-              <w:top w:val="single" w:sz="4" w:space="0" w:color="CCCCCC"/>
-              <w:bottom w:val="single" w:sz="4" w:space="0" w:color="CCCCCC"/>
-              <w:left w:val="single" w:sz="4" w:space="0" w:color="CCCCCC"/>
-              <w:right w:val="single" w:sz="4" w:space="0" w:color="CCCCCC"/>
-            </w:tcBorders>
-          </w:tcPr>
-          <w:p>
-            <w:pPr>
-              <w:spacing w:before="60" w:after="60" w:line="252" w:lineRule="auto"/>
-              <w:jc w:val="left"/>
-            </w:pPr>
-            <w:r/>
-            <w:r>
-              <w:t>742.75</w:t>
-            </w:r>
-          </w:p>
-        </w:tc>
-        <w:tc>
-          <w:tcPr>
-            <w:tcW w:type="dxa" w:w="2016"/>
-            <w:shd w:fill="F8FAFC"/>
-            <w:tcMar>
-              <w:top w:w="100" w:type="dxa"/>
-              <w:bottom w:w="100" w:type="dxa"/>
-              <w:left w:w="120" w:type="dxa"/>
-              <w:right w:w="120" w:type="dxa"/>
-            </w:tcMar>
-            <w:tcBorders>
-              <w:top w:val="single" w:sz="4" w:space="0" w:color="CCCCCC"/>
-              <w:bottom w:val="single" w:sz="4" w:space="0" w:color="CCCCCC"/>
-              <w:left w:val="single" w:sz="4" w:space="0" w:color="CCCCCC"/>
-              <w:right w:val="single" w:sz="4" w:space="0" w:color="CCCCCC"/>
-            </w:tcBorders>
-          </w:tcPr>
-          <w:p>
-            <w:pPr>
-              <w:spacing w:before="60" w:after="60" w:line="252" w:lineRule="auto"/>
-              <w:jc w:val="left"/>
-            </w:pPr>
-            <w:r/>
-            <w:r>
-              <w:t>755.00</w:t>
-            </w:r>
-          </w:p>
-        </w:tc>
-        <w:tc>
-          <w:tcPr>
-            <w:tcW w:type="dxa" w:w="1152"/>
-            <w:shd w:fill="F8FAFC"/>
-            <w:tcMar>
-              <w:top w:w="100" w:type="dxa"/>
-              <w:bottom w:w="100" w:type="dxa"/>
-              <w:left w:w="120" w:type="dxa"/>
-              <w:right w:w="120" w:type="dxa"/>
-            </w:tcMar>
-            <w:tcBorders>
-              <w:top w:val="single" w:sz="4" w:space="0" w:color="CCCCCC"/>
-              <w:bottom w:val="single" w:sz="4" w:space="0" w:color="CCCCCC"/>
-              <w:left w:val="single" w:sz="4" w:space="0" w:color="CCCCCC"/>
-              <w:right w:val="single" w:sz="4" w:space="0" w:color="CCCCCC"/>
-            </w:tcBorders>
-          </w:tcPr>
-          <w:p>
-            <w:pPr>
-              <w:spacing w:before="60" w:after="60" w:line="252" w:lineRule="auto"/>
-              <w:jc w:val="left"/>
-            </w:pPr>
-            <w:r/>
-            <w:r>
-              <w:t>728.50</w:t>
-            </w:r>
-          </w:p>
-        </w:tc>
-        <w:tc>
-          <w:tcPr>
-            <w:tcW w:type="dxa" w:w="1728"/>
-            <w:shd w:fill="F8FAFC"/>
-            <w:tcMar>
-              <w:top w:w="100" w:type="dxa"/>
-              <w:bottom w:w="100" w:type="dxa"/>
-              <w:left w:w="120" w:type="dxa"/>
-              <w:right w:w="120" w:type="dxa"/>
-            </w:tcMar>
-            <w:tcBorders>
-              <w:top w:val="single" w:sz="4" w:space="0" w:color="CCCCCC"/>
-              <w:bottom w:val="single" w:sz="4" w:space="0" w:color="CCCCCC"/>
-              <w:left w:val="single" w:sz="4" w:space="0" w:color="CCCCCC"/>
-              <w:right w:val="single" w:sz="4" w:space="0" w:color="CCCCCC"/>
-            </w:tcBorders>
-          </w:tcPr>
-          <w:p>
-            <w:pPr>
-              <w:spacing w:before="60" w:after="60" w:line="252" w:lineRule="auto"/>
-              <w:jc w:val="left"/>
-            </w:pPr>
-            <w:r/>
-            <w:r>
-              <w:rPr>
-                <w:b/>
-              </w:rPr>
-              <w:t>741.25</w:t>
-            </w:r>
-          </w:p>
-        </w:tc>
-        <w:tc>
-          <w:tcPr>
-            <w:tcW w:type="dxa" w:w="3456"/>
-            <w:shd w:fill="F8FAFC"/>
-            <w:tcMar>
-              <w:top w:w="100" w:type="dxa"/>
-              <w:bottom w:w="100" w:type="dxa"/>
-              <w:left w:w="120" w:type="dxa"/>
-              <w:right w:w="120" w:type="dxa"/>
-            </w:tcMar>
-            <w:tcBorders>
-              <w:top w:val="single" w:sz="4" w:space="0" w:color="CCCCCC"/>
-              <w:bottom w:val="single" w:sz="4" w:space="0" w:color="CCCCCC"/>
-              <w:left w:val="single" w:sz="4" w:space="0" w:color="CCCCCC"/>
-              <w:right w:val="single" w:sz="4" w:space="0" w:color="CCCCCC"/>
-            </w:tcBorders>
-          </w:tcPr>
-          <w:p>
-            <w:pPr>
-              <w:spacing w:before="60" w:after="60" w:line="252" w:lineRule="auto"/>
-              <w:jc w:val="left"/>
-            </w:pPr>
-            <w:r/>
-            <w:r>
-              <w:rPr>
-                <w:b/>
-              </w:rPr>
-              <w:t>-1.50</w:t>
-            </w:r>
-          </w:p>
-        </w:tc>
-        <w:tc>
-          <w:tcPr>
-            <w:tcW w:type="dxa" w:w="1440"/>
-            <w:shd w:fill="F8FAFC"/>
-            <w:tcMar>
-              <w:top w:w="100" w:type="dxa"/>
-              <w:bottom w:w="100" w:type="dxa"/>
-              <w:left w:w="120" w:type="dxa"/>
-              <w:right w:w="120" w:type="dxa"/>
-            </w:tcMar>
-            <w:tcBorders>
-              <w:top w:val="single" w:sz="4" w:space="0" w:color="CCCCCC"/>
-              <w:bottom w:val="single" w:sz="4" w:space="0" w:color="CCCCCC"/>
-              <w:left w:val="single" w:sz="4" w:space="0" w:color="CCCCCC"/>
-              <w:right w:val="single" w:sz="4" w:space="0" w:color="CCCCCC"/>
-            </w:tcBorders>
-          </w:tcPr>
-          <w:p>
-            <w:pPr>
-              <w:spacing w:before="60" w:after="60" w:line="252" w:lineRule="auto"/>
-              <w:jc w:val="left"/>
-            </w:pPr>
-            <w:r/>
-            <w:r>
-              <w:t>BEAR</w:t>
-            </w:r>
-          </w:p>
-        </w:tc>
-      </w:tr>
-      <w:tr>
-        <w:tc>
-          <w:tcPr>
-            <w:tcW w:type="dxa" w:w="1584"/>
-            <w:shd w:fill="FFFFFF"/>
-            <w:tcMar>
-              <w:top w:w="100" w:type="dxa"/>
-              <w:bottom w:w="100" w:type="dxa"/>
-              <w:left w:w="120" w:type="dxa"/>
-              <w:right w:w="120" w:type="dxa"/>
-            </w:tcMar>
-            <w:tcBorders>
-              <w:top w:val="single" w:sz="4" w:space="0" w:color="CCCCCC"/>
-              <w:bottom w:val="single" w:sz="4" w:space="0" w:color="CCCCCC"/>
-              <w:left w:val="single" w:sz="4" w:space="0" w:color="CCCCCC"/>
-              <w:right w:val="single" w:sz="4" w:space="0" w:color="CCCCCC"/>
-            </w:tcBorders>
-          </w:tcPr>
-          <w:p>
-            <w:pPr>
-              <w:spacing w:before="60" w:after="60" w:line="252" w:lineRule="auto"/>
-              <w:jc w:val="left"/>
-            </w:pPr>
-            <w:r/>
-            <w:r>
-              <w:rPr>
-                <w:b/>
-              </w:rPr>
-              <w:t>Wed 09/09</w:t>
-            </w:r>
-          </w:p>
-        </w:tc>
-        <w:tc>
-          <w:tcPr>
-            <w:tcW w:type="dxa" w:w="864"/>
-            <w:shd w:fill="FFFFFF"/>
-            <w:tcMar>
-              <w:top w:w="100" w:type="dxa"/>
-              <w:bottom w:w="100" w:type="dxa"/>
-              <w:left w:w="120" w:type="dxa"/>
-              <w:right w:w="120" w:type="dxa"/>
-            </w:tcMar>
-            <w:tcBorders>
-              <w:top w:val="single" w:sz="4" w:space="0" w:color="CCCCCC"/>
-              <w:bottom w:val="single" w:sz="4" w:space="0" w:color="CCCCCC"/>
-              <w:left w:val="single" w:sz="4" w:space="0" w:color="CCCCCC"/>
-              <w:right w:val="single" w:sz="4" w:space="0" w:color="CCCCCC"/>
-            </w:tcBorders>
-          </w:tcPr>
-          <w:p>
-            <w:pPr>
-              <w:spacing w:before="60" w:after="60" w:line="252" w:lineRule="auto"/>
-              <w:jc w:val="left"/>
-            </w:pPr>
-            <w:r/>
-            <w:r>
-              <w:t>NY Close 23-01</w:t>
-            </w:r>
-          </w:p>
-        </w:tc>
-        <w:tc>
-          <w:tcPr>
-            <w:tcW w:type="dxa" w:w="1440"/>
-            <w:shd w:fill="FFFFFF"/>
-            <w:tcMar>
-              <w:top w:w="100" w:type="dxa"/>
-              <w:bottom w:w="100" w:type="dxa"/>
-              <w:left w:w="120" w:type="dxa"/>
-              <w:right w:w="120" w:type="dxa"/>
-            </w:tcMar>
-            <w:tcBorders>
-              <w:top w:val="single" w:sz="4" w:space="0" w:color="CCCCCC"/>
-              <w:bottom w:val="single" w:sz="4" w:space="0" w:color="CCCCCC"/>
-              <w:left w:val="single" w:sz="4" w:space="0" w:color="CCCCCC"/>
-              <w:right w:val="single" w:sz="4" w:space="0" w:color="CCCCCC"/>
-            </w:tcBorders>
-          </w:tcPr>
-          <w:p>
-            <w:pPr>
-              <w:spacing w:before="60" w:after="60" w:line="252" w:lineRule="auto"/>
-              <w:jc w:val="left"/>
-            </w:pPr>
-            <w:r/>
-            <w:r>
-              <w:t>741.25</w:t>
-            </w:r>
-          </w:p>
-        </w:tc>
-        <w:tc>
-          <w:tcPr>
-            <w:tcW w:type="dxa" w:w="2016"/>
-            <w:shd w:fill="FFFFFF"/>
-            <w:tcMar>
-              <w:top w:w="100" w:type="dxa"/>
-              <w:bottom w:w="100" w:type="dxa"/>
-              <w:left w:w="120" w:type="dxa"/>
-              <w:right w:w="120" w:type="dxa"/>
-            </w:tcMar>
-            <w:tcBorders>
-              <w:top w:val="single" w:sz="4" w:space="0" w:color="CCCCCC"/>
-              <w:bottom w:val="single" w:sz="4" w:space="0" w:color="CCCCCC"/>
-              <w:left w:val="single" w:sz="4" w:space="0" w:color="CCCCCC"/>
-              <w:right w:val="single" w:sz="4" w:space="0" w:color="CCCCCC"/>
-            </w:tcBorders>
-          </w:tcPr>
-          <w:p>
-            <w:pPr>
-              <w:spacing w:before="60" w:after="60" w:line="252" w:lineRule="auto"/>
-              <w:jc w:val="left"/>
-            </w:pPr>
-            <w:r/>
-            <w:r>
-              <w:t>748.25</w:t>
-            </w:r>
-          </w:p>
-        </w:tc>
-        <w:tc>
-          <w:tcPr>
-            <w:tcW w:type="dxa" w:w="1152"/>
-            <w:shd w:fill="FFFFFF"/>
-            <w:tcMar>
-              <w:top w:w="100" w:type="dxa"/>
-              <w:bottom w:w="100" w:type="dxa"/>
-              <w:left w:w="120" w:type="dxa"/>
-              <w:right w:w="120" w:type="dxa"/>
-            </w:tcMar>
-            <w:tcBorders>
-              <w:top w:val="single" w:sz="4" w:space="0" w:color="CCCCCC"/>
-              <w:bottom w:val="single" w:sz="4" w:space="0" w:color="CCCCCC"/>
-              <w:left w:val="single" w:sz="4" w:space="0" w:color="CCCCCC"/>
-              <w:right w:val="single" w:sz="4" w:space="0" w:color="CCCCCC"/>
-            </w:tcBorders>
-          </w:tcPr>
-          <w:p>
-            <w:pPr>
-              <w:spacing w:before="60" w:after="60" w:line="252" w:lineRule="auto"/>
-              <w:jc w:val="left"/>
-            </w:pPr>
-            <w:r/>
-            <w:r>
-              <w:t>731.75</w:t>
-            </w:r>
-          </w:p>
-        </w:tc>
-        <w:tc>
-          <w:tcPr>
-            <w:tcW w:type="dxa" w:w="1728"/>
-            <w:shd w:fill="FFFFFF"/>
-            <w:tcMar>
-              <w:top w:w="100" w:type="dxa"/>
-              <w:bottom w:w="100" w:type="dxa"/>
-              <w:left w:w="120" w:type="dxa"/>
-              <w:right w:w="120" w:type="dxa"/>
-            </w:tcMar>
-            <w:tcBorders>
-              <w:top w:val="single" w:sz="4" w:space="0" w:color="CCCCCC"/>
-              <w:bottom w:val="single" w:sz="4" w:space="0" w:color="CCCCCC"/>
-              <w:left w:val="single" w:sz="4" w:space="0" w:color="CCCCCC"/>
-              <w:right w:val="single" w:sz="4" w:space="0" w:color="CCCCCC"/>
-            </w:tcBorders>
-          </w:tcPr>
-          <w:p>
-            <w:pPr>
-              <w:spacing w:before="60" w:after="60" w:line="252" w:lineRule="auto"/>
-              <w:jc w:val="left"/>
-            </w:pPr>
-            <w:r/>
-            <w:r>
-              <w:rPr>
-                <w:b/>
-              </w:rPr>
-              <w:t>741.75</w:t>
-            </w:r>
-          </w:p>
-        </w:tc>
-        <w:tc>
-          <w:tcPr>
-            <w:tcW w:type="dxa" w:w="3456"/>
-            <w:shd w:fill="FFFFFF"/>
-            <w:tcMar>
-              <w:top w:w="100" w:type="dxa"/>
-              <w:bottom w:w="100" w:type="dxa"/>
-              <w:left w:w="120" w:type="dxa"/>
-              <w:right w:w="120" w:type="dxa"/>
-            </w:tcMar>
-            <w:tcBorders>
-              <w:top w:val="single" w:sz="4" w:space="0" w:color="CCCCCC"/>
-              <w:bottom w:val="single" w:sz="4" w:space="0" w:color="CCCCCC"/>
-              <w:left w:val="single" w:sz="4" w:space="0" w:color="CCCCCC"/>
-              <w:right w:val="single" w:sz="4" w:space="0" w:color="CCCCCC"/>
-            </w:tcBorders>
-          </w:tcPr>
-          <w:p>
-            <w:pPr>
-              <w:spacing w:before="60" w:after="60" w:line="252" w:lineRule="auto"/>
-              <w:jc w:val="left"/>
-            </w:pPr>
-            <w:r/>
-            <w:r>
-              <w:rPr>
-                <w:b/>
-              </w:rPr>
-              <w:t>+0.50</w:t>
-            </w:r>
-          </w:p>
-        </w:tc>
-        <w:tc>
-          <w:tcPr>
-            <w:tcW w:type="dxa" w:w="1440"/>
-            <w:shd w:fill="FFFFFF"/>
-            <w:tcMar>
-              <w:top w:w="100" w:type="dxa"/>
-              <w:bottom w:w="100" w:type="dxa"/>
-              <w:left w:w="120" w:type="dxa"/>
-              <w:right w:w="120" w:type="dxa"/>
-            </w:tcMar>
-            <w:tcBorders>
-              <w:top w:val="single" w:sz="4" w:space="0" w:color="CCCCCC"/>
-              <w:bottom w:val="single" w:sz="4" w:space="0" w:color="CCCCCC"/>
-              <w:left w:val="single" w:sz="4" w:space="0" w:color="CCCCCC"/>
-              <w:right w:val="single" w:sz="4" w:space="0" w:color="CCCCCC"/>
-            </w:tcBorders>
-          </w:tcPr>
-          <w:p>
-            <w:pPr>
-              <w:spacing w:before="60" w:after="60" w:line="252" w:lineRule="auto"/>
-              <w:jc w:val="left"/>
-            </w:pPr>
-            <w:r/>
-            <w:r>
-              <w:t>BULL</w:t>
-            </w:r>
-          </w:p>
-        </w:tc>
-      </w:tr>
-      <w:tr>
-        <w:tc>
-          <w:tcPr>
-            <w:tcW w:type="dxa" w:w="1584"/>
-            <w:shd w:fill="F8FAFC"/>
-            <w:tcMar>
-              <w:top w:w="100" w:type="dxa"/>
-              <w:bottom w:w="100" w:type="dxa"/>
-              <w:left w:w="120" w:type="dxa"/>
-              <w:right w:w="120" w:type="dxa"/>
-            </w:tcMar>
-            <w:tcBorders>
-              <w:top w:val="single" w:sz="4" w:space="0" w:color="CCCCCC"/>
-              <w:bottom w:val="single" w:sz="4" w:space="0" w:color="CCCCCC"/>
-              <w:left w:val="single" w:sz="4" w:space="0" w:color="CCCCCC"/>
-              <w:right w:val="single" w:sz="4" w:space="0" w:color="CCCCCC"/>
-            </w:tcBorders>
-          </w:tcPr>
-          <w:p>
-            <w:pPr>
-              <w:spacing w:before="60" w:after="60" w:line="252" w:lineRule="auto"/>
-              <w:jc w:val="left"/>
-            </w:pPr>
-            <w:r/>
-            <w:r>
-              <w:rPr>
-                <w:b/>
-              </w:rPr>
-              <w:t>Thu 10/09</w:t>
-            </w:r>
-          </w:p>
-        </w:tc>
-        <w:tc>
-          <w:tcPr>
-            <w:tcW w:type="dxa" w:w="864"/>
-            <w:shd w:fill="F8FAFC"/>
-            <w:tcMar>
-              <w:top w:w="100" w:type="dxa"/>
-              <w:bottom w:w="100" w:type="dxa"/>
-              <w:left w:w="120" w:type="dxa"/>
-              <w:right w:w="120" w:type="dxa"/>
-            </w:tcMar>
-            <w:tcBorders>
-              <w:top w:val="single" w:sz="4" w:space="0" w:color="CCCCCC"/>
-              <w:bottom w:val="single" w:sz="4" w:space="0" w:color="CCCCCC"/>
-              <w:left w:val="single" w:sz="4" w:space="0" w:color="CCCCCC"/>
-              <w:right w:val="single" w:sz="4" w:space="0" w:color="CCCCCC"/>
-            </w:tcBorders>
-          </w:tcPr>
-          <w:p>
-            <w:pPr>
-              <w:spacing w:before="60" w:after="60" w:line="252" w:lineRule="auto"/>
-              <w:jc w:val="left"/>
-            </w:pPr>
-            <w:r/>
-            <w:r>
-              <w:t>Asia 07-11</w:t>
-            </w:r>
-          </w:p>
-        </w:tc>
-        <w:tc>
-          <w:tcPr>
-            <w:tcW w:type="dxa" w:w="1440"/>
-            <w:shd w:fill="F8FAFC"/>
-            <w:tcMar>
-              <w:top w:w="100" w:type="dxa"/>
-              <w:bottom w:w="100" w:type="dxa"/>
-              <w:left w:w="120" w:type="dxa"/>
-              <w:right w:w="120" w:type="dxa"/>
-            </w:tcMar>
-            <w:tcBorders>
-              <w:top w:val="single" w:sz="4" w:space="0" w:color="CCCCCC"/>
-              <w:bottom w:val="single" w:sz="4" w:space="0" w:color="CCCCCC"/>
-              <w:left w:val="single" w:sz="4" w:space="0" w:color="CCCCCC"/>
-              <w:right w:val="single" w:sz="4" w:space="0" w:color="CCCCCC"/>
-            </w:tcBorders>
-          </w:tcPr>
-          <w:p>
-            <w:pPr>
-              <w:spacing w:before="60" w:after="60" w:line="252" w:lineRule="auto"/>
-              <w:jc w:val="left"/>
-            </w:pPr>
-            <w:r/>
-            <w:r>
-              <w:t>741.75</w:t>
-            </w:r>
-          </w:p>
-        </w:tc>
-        <w:tc>
-          <w:tcPr>
-            <w:tcW w:type="dxa" w:w="2016"/>
-            <w:shd w:fill="F8FAFC"/>
-            <w:tcMar>
-              <w:top w:w="100" w:type="dxa"/>
-              <w:bottom w:w="100" w:type="dxa"/>
-              <w:left w:w="120" w:type="dxa"/>
-              <w:right w:w="120" w:type="dxa"/>
-            </w:tcMar>
-            <w:tcBorders>
-              <w:top w:val="single" w:sz="4" w:space="0" w:color="CCCCCC"/>
-              <w:bottom w:val="single" w:sz="4" w:space="0" w:color="CCCCCC"/>
-              <w:left w:val="single" w:sz="4" w:space="0" w:color="CCCCCC"/>
-              <w:right w:val="single" w:sz="4" w:space="0" w:color="CCCCCC"/>
-            </w:tcBorders>
-          </w:tcPr>
-          <w:p>
-            <w:pPr>
-              <w:spacing w:before="60" w:after="60" w:line="252" w:lineRule="auto"/>
-              <w:jc w:val="left"/>
-            </w:pPr>
-            <w:r/>
-            <w:r>
-              <w:t>752.25</w:t>
-            </w:r>
-          </w:p>
-        </w:tc>
-        <w:tc>
-          <w:tcPr>
-            <w:tcW w:type="dxa" w:w="1152"/>
-            <w:shd w:fill="F8FAFC"/>
-            <w:tcMar>
-              <w:top w:w="100" w:type="dxa"/>
-              <w:bottom w:w="100" w:type="dxa"/>
-              <w:left w:w="120" w:type="dxa"/>
-              <w:right w:w="120" w:type="dxa"/>
-            </w:tcMar>
-            <w:tcBorders>
-              <w:top w:val="single" w:sz="4" w:space="0" w:color="CCCCCC"/>
-              <w:bottom w:val="single" w:sz="4" w:space="0" w:color="CCCCCC"/>
-              <w:left w:val="single" w:sz="4" w:space="0" w:color="CCCCCC"/>
-              <w:right w:val="single" w:sz="4" w:space="0" w:color="CCCCCC"/>
-            </w:tcBorders>
-          </w:tcPr>
-          <w:p>
-            <w:pPr>
-              <w:spacing w:before="60" w:after="60" w:line="252" w:lineRule="auto"/>
-              <w:jc w:val="left"/>
-            </w:pPr>
-            <w:r/>
-            <w:r>
-              <w:t>734.50</w:t>
-            </w:r>
-          </w:p>
-        </w:tc>
-        <w:tc>
-          <w:tcPr>
-            <w:tcW w:type="dxa" w:w="1728"/>
-            <w:shd w:fill="F8FAFC"/>
-            <w:tcMar>
-              <w:top w:w="100" w:type="dxa"/>
-              <w:bottom w:w="100" w:type="dxa"/>
-              <w:left w:w="120" w:type="dxa"/>
-              <w:right w:w="120" w:type="dxa"/>
-            </w:tcMar>
-            <w:tcBorders>
-              <w:top w:val="single" w:sz="4" w:space="0" w:color="CCCCCC"/>
-              <w:bottom w:val="single" w:sz="4" w:space="0" w:color="CCCCCC"/>
-              <w:left w:val="single" w:sz="4" w:space="0" w:color="CCCCCC"/>
-              <w:right w:val="single" w:sz="4" w:space="0" w:color="CCCCCC"/>
-            </w:tcBorders>
-          </w:tcPr>
-          <w:p>
-            <w:pPr>
-              <w:spacing w:before="60" w:after="60" w:line="252" w:lineRule="auto"/>
-              <w:jc w:val="left"/>
-            </w:pPr>
-            <w:r/>
-            <w:r>
-              <w:rPr>
-                <w:b/>
-              </w:rPr>
-              <w:t>741.50</w:t>
-            </w:r>
-          </w:p>
-        </w:tc>
-        <w:tc>
-          <w:tcPr>
-            <w:tcW w:type="dxa" w:w="3456"/>
-            <w:shd w:fill="F8FAFC"/>
-            <w:tcMar>
-              <w:top w:w="100" w:type="dxa"/>
-              <w:bottom w:w="100" w:type="dxa"/>
-              <w:left w:w="120" w:type="dxa"/>
-              <w:right w:w="120" w:type="dxa"/>
-            </w:tcMar>
-            <w:tcBorders>
-              <w:top w:val="single" w:sz="4" w:space="0" w:color="CCCCCC"/>
-              <w:bottom w:val="single" w:sz="4" w:space="0" w:color="CCCCCC"/>
-              <w:left w:val="single" w:sz="4" w:space="0" w:color="CCCCCC"/>
-              <w:right w:val="single" w:sz="4" w:space="0" w:color="CCCCCC"/>
-            </w:tcBorders>
-          </w:tcPr>
-          <w:p>
-            <w:pPr>
-              <w:spacing w:before="60" w:after="60" w:line="252" w:lineRule="auto"/>
-              <w:jc w:val="left"/>
-            </w:pPr>
-            <w:r/>
-            <w:r>
-              <w:rPr>
-                <w:b/>
-              </w:rPr>
-              <w:t>-0.25</w:t>
-            </w:r>
-          </w:p>
-        </w:tc>
-        <w:tc>
-          <w:tcPr>
-            <w:tcW w:type="dxa" w:w="1440"/>
-            <w:shd w:fill="F8FAFC"/>
-            <w:tcMar>
-              <w:top w:w="100" w:type="dxa"/>
-              <w:bottom w:w="100" w:type="dxa"/>
-              <w:left w:w="120" w:type="dxa"/>
-              <w:right w:w="120" w:type="dxa"/>
-            </w:tcMar>
-            <w:tcBorders>
-              <w:top w:val="single" w:sz="4" w:space="0" w:color="CCCCCC"/>
-              <w:bottom w:val="single" w:sz="4" w:space="0" w:color="CCCCCC"/>
-              <w:left w:val="single" w:sz="4" w:space="0" w:color="CCCCCC"/>
-              <w:right w:val="single" w:sz="4" w:space="0" w:color="CCCCCC"/>
-            </w:tcBorders>
-          </w:tcPr>
-          <w:p>
-            <w:pPr>
-              <w:spacing w:before="60" w:after="60" w:line="252" w:lineRule="auto"/>
-              <w:jc w:val="left"/>
-            </w:pPr>
-            <w:r/>
-            <w:r>
-              <w:t>BEAR</w:t>
-            </w:r>
-          </w:p>
-        </w:tc>
-      </w:tr>
-      <w:tr>
-        <w:tc>
-          <w:tcPr>
-            <w:tcW w:type="dxa" w:w="1584"/>
-            <w:shd w:fill="FFFFFF"/>
-            <w:tcMar>
-              <w:top w:w="100" w:type="dxa"/>
-              <w:bottom w:w="100" w:type="dxa"/>
-              <w:left w:w="120" w:type="dxa"/>
-              <w:right w:w="120" w:type="dxa"/>
-            </w:tcMar>
-            <w:tcBorders>
-              <w:top w:val="single" w:sz="4" w:space="0" w:color="CCCCCC"/>
-              <w:bottom w:val="single" w:sz="4" w:space="0" w:color="CCCCCC"/>
-              <w:left w:val="single" w:sz="4" w:space="0" w:color="CCCCCC"/>
-              <w:right w:val="single" w:sz="4" w:space="0" w:color="CCCCCC"/>
-            </w:tcBorders>
-          </w:tcPr>
-          <w:p>
-            <w:pPr>
-              <w:spacing w:before="60" w:after="60" w:line="252" w:lineRule="auto"/>
-              <w:jc w:val="left"/>
-            </w:pPr>
-            <w:r/>
-            <w:r>
-              <w:rPr>
-                <w:b/>
-              </w:rPr>
-              <w:t>Thu 10/09</w:t>
-            </w:r>
-          </w:p>
-        </w:tc>
-        <w:tc>
-          <w:tcPr>
-            <w:tcW w:type="dxa" w:w="864"/>
-            <w:shd w:fill="FFFFFF"/>
-            <w:tcMar>
-              <w:top w:w="100" w:type="dxa"/>
-              <w:bottom w:w="100" w:type="dxa"/>
-              <w:left w:w="120" w:type="dxa"/>
-              <w:right w:w="120" w:type="dxa"/>
-            </w:tcMar>
-            <w:tcBorders>
-              <w:top w:val="single" w:sz="4" w:space="0" w:color="CCCCCC"/>
-              <w:bottom w:val="single" w:sz="4" w:space="0" w:color="CCCCCC"/>
-              <w:left w:val="single" w:sz="4" w:space="0" w:color="CCCCCC"/>
-              <w:right w:val="single" w:sz="4" w:space="0" w:color="CCCCCC"/>
-            </w:tcBorders>
-          </w:tcPr>
-          <w:p>
-            <w:pPr>
-              <w:spacing w:before="60" w:after="60" w:line="252" w:lineRule="auto"/>
-              <w:jc w:val="left"/>
-            </w:pPr>
-            <w:r/>
-            <w:r>
-              <w:t>Asia 11-15</w:t>
-            </w:r>
-          </w:p>
-        </w:tc>
-        <w:tc>
-          <w:tcPr>
-            <w:tcW w:type="dxa" w:w="1440"/>
-            <w:shd w:fill="FFFFFF"/>
-            <w:tcMar>
-              <w:top w:w="100" w:type="dxa"/>
-              <w:bottom w:w="100" w:type="dxa"/>
-              <w:left w:w="120" w:type="dxa"/>
-              <w:right w:w="120" w:type="dxa"/>
-            </w:tcMar>
-            <w:tcBorders>
-              <w:top w:val="single" w:sz="4" w:space="0" w:color="CCCCCC"/>
-              <w:bottom w:val="single" w:sz="4" w:space="0" w:color="CCCCCC"/>
-              <w:left w:val="single" w:sz="4" w:space="0" w:color="CCCCCC"/>
-              <w:right w:val="single" w:sz="4" w:space="0" w:color="CCCCCC"/>
-            </w:tcBorders>
-          </w:tcPr>
-          <w:p>
-            <w:pPr>
-              <w:spacing w:before="60" w:after="60" w:line="252" w:lineRule="auto"/>
-              <w:jc w:val="left"/>
-            </w:pPr>
-            <w:r/>
-            <w:r>
-              <w:t>741.50</w:t>
-            </w:r>
-          </w:p>
-        </w:tc>
-        <w:tc>
-          <w:tcPr>
-            <w:tcW w:type="dxa" w:w="2016"/>
-            <w:shd w:fill="FFFFFF"/>
-            <w:tcMar>
-              <w:top w:w="100" w:type="dxa"/>
-              <w:bottom w:w="100" w:type="dxa"/>
-              <w:left w:w="120" w:type="dxa"/>
-              <w:right w:w="120" w:type="dxa"/>
-            </w:tcMar>
-            <w:tcBorders>
-              <w:top w:val="single" w:sz="4" w:space="0" w:color="CCCCCC"/>
-              <w:bottom w:val="single" w:sz="4" w:space="0" w:color="CCCCCC"/>
-              <w:left w:val="single" w:sz="4" w:space="0" w:color="CCCCCC"/>
-              <w:right w:val="single" w:sz="4" w:space="0" w:color="CCCCCC"/>
-            </w:tcBorders>
-          </w:tcPr>
-          <w:p>
-            <w:pPr>
-              <w:spacing w:before="60" w:after="60" w:line="252" w:lineRule="auto"/>
-              <w:jc w:val="left"/>
-            </w:pPr>
-            <w:r/>
-            <w:r>
-              <w:t>751.25</w:t>
-            </w:r>
-          </w:p>
-        </w:tc>
-        <w:tc>
-          <w:tcPr>
-            <w:tcW w:type="dxa" w:w="1152"/>
-            <w:shd w:fill="FFFFFF"/>
-            <w:tcMar>
-              <w:top w:w="100" w:type="dxa"/>
-              <w:bottom w:w="100" w:type="dxa"/>
-              <w:left w:w="120" w:type="dxa"/>
-              <w:right w:w="120" w:type="dxa"/>
-            </w:tcMar>
-            <w:tcBorders>
-              <w:top w:val="single" w:sz="4" w:space="0" w:color="CCCCCC"/>
-              <w:bottom w:val="single" w:sz="4" w:space="0" w:color="CCCCCC"/>
-              <w:left w:val="single" w:sz="4" w:space="0" w:color="CCCCCC"/>
-              <w:right w:val="single" w:sz="4" w:space="0" w:color="CCCCCC"/>
-            </w:tcBorders>
-          </w:tcPr>
-          <w:p>
-            <w:pPr>
-              <w:spacing w:before="60" w:after="60" w:line="252" w:lineRule="auto"/>
-              <w:jc w:val="left"/>
-            </w:pPr>
-            <w:r/>
-            <w:r>
-              <w:t>731.75</w:t>
-            </w:r>
-          </w:p>
-        </w:tc>
-        <w:tc>
-          <w:tcPr>
-            <w:tcW w:type="dxa" w:w="1728"/>
-            <w:shd w:fill="FFFFFF"/>
-            <w:tcMar>
-              <w:top w:w="100" w:type="dxa"/>
-              <w:bottom w:w="100" w:type="dxa"/>
-              <w:left w:w="120" w:type="dxa"/>
-              <w:right w:w="120" w:type="dxa"/>
-            </w:tcMar>
-            <w:tcBorders>
-              <w:top w:val="single" w:sz="4" w:space="0" w:color="CCCCCC"/>
-              <w:bottom w:val="single" w:sz="4" w:space="0" w:color="CCCCCC"/>
-              <w:left w:val="single" w:sz="4" w:space="0" w:color="CCCCCC"/>
-              <w:right w:val="single" w:sz="4" w:space="0" w:color="CCCCCC"/>
-            </w:tcBorders>
-          </w:tcPr>
-          <w:p>
-            <w:pPr>
-              <w:spacing w:before="60" w:after="60" w:line="252" w:lineRule="auto"/>
-              <w:jc w:val="left"/>
-            </w:pPr>
-            <w:r/>
-            <w:r>
-              <w:rPr>
-                <w:b/>
-              </w:rPr>
-              <w:t>742.00</w:t>
-            </w:r>
-          </w:p>
-        </w:tc>
-        <w:tc>
-          <w:tcPr>
-            <w:tcW w:type="dxa" w:w="3456"/>
-            <w:shd w:fill="FFFFFF"/>
-            <w:tcMar>
-              <w:top w:w="100" w:type="dxa"/>
-              <w:bottom w:w="100" w:type="dxa"/>
-              <w:left w:w="120" w:type="dxa"/>
-              <w:right w:w="120" w:type="dxa"/>
-            </w:tcMar>
-            <w:tcBorders>
-              <w:top w:val="single" w:sz="4" w:space="0" w:color="CCCCCC"/>
-              <w:bottom w:val="single" w:sz="4" w:space="0" w:color="CCCCCC"/>
-              <w:left w:val="single" w:sz="4" w:space="0" w:color="CCCCCC"/>
-              <w:right w:val="single" w:sz="4" w:space="0" w:color="CCCCCC"/>
-            </w:tcBorders>
-          </w:tcPr>
-          <w:p>
-            <w:pPr>
-              <w:spacing w:before="60" w:after="60" w:line="252" w:lineRule="auto"/>
-              <w:jc w:val="left"/>
-            </w:pPr>
-            <w:r/>
-            <w:r>
-              <w:rPr>
-                <w:b/>
-              </w:rPr>
-              <w:t>+0.50</w:t>
-            </w:r>
-          </w:p>
-        </w:tc>
-        <w:tc>
-          <w:tcPr>
-            <w:tcW w:type="dxa" w:w="1440"/>
-            <w:shd w:fill="FFFFFF"/>
-            <w:tcMar>
-              <w:top w:w="100" w:type="dxa"/>
-              <w:bottom w:w="100" w:type="dxa"/>
-              <w:left w:w="120" w:type="dxa"/>
-              <w:right w:w="120" w:type="dxa"/>
-            </w:tcMar>
-            <w:tcBorders>
-              <w:top w:val="single" w:sz="4" w:space="0" w:color="CCCCCC"/>
-              <w:bottom w:val="single" w:sz="4" w:space="0" w:color="CCCCCC"/>
-              <w:left w:val="single" w:sz="4" w:space="0" w:color="CCCCCC"/>
-              <w:right w:val="single" w:sz="4" w:space="0" w:color="CCCCCC"/>
-            </w:tcBorders>
-          </w:tcPr>
-          <w:p>
-            <w:pPr>
-              <w:spacing w:before="60" w:after="60" w:line="252" w:lineRule="auto"/>
-              <w:jc w:val="left"/>
-            </w:pPr>
-            <w:r/>
-            <w:r>
-              <w:t>BULL</w:t>
-            </w:r>
-          </w:p>
-        </w:tc>
-      </w:tr>
-      <w:tr>
-        <w:tc>
-          <w:tcPr>
-            <w:tcW w:type="dxa" w:w="1584"/>
-            <w:shd w:fill="F8FAFC"/>
-            <w:tcMar>
-              <w:top w:w="100" w:type="dxa"/>
-              <w:bottom w:w="100" w:type="dxa"/>
-              <w:left w:w="120" w:type="dxa"/>
-              <w:right w:w="120" w:type="dxa"/>
-            </w:tcMar>
-            <w:tcBorders>
-              <w:top w:val="single" w:sz="4" w:space="0" w:color="CCCCCC"/>
-              <w:bottom w:val="single" w:sz="4" w:space="0" w:color="CCCCCC"/>
-              <w:left w:val="single" w:sz="4" w:space="0" w:color="CCCCCC"/>
-              <w:right w:val="single" w:sz="4" w:space="0" w:color="CCCCCC"/>
-            </w:tcBorders>
-          </w:tcPr>
-          <w:p>
-            <w:pPr>
-              <w:spacing w:before="60" w:after="60" w:line="252" w:lineRule="auto"/>
-              <w:jc w:val="left"/>
-            </w:pPr>
-            <w:r/>
-            <w:r>
-              <w:rPr>
-                <w:b/>
-              </w:rPr>
-              <w:t>Thu 10/09</w:t>
-            </w:r>
-          </w:p>
-        </w:tc>
-        <w:tc>
-          <w:tcPr>
-            <w:tcW w:type="dxa" w:w="864"/>
-            <w:shd w:fill="F8FAFC"/>
-            <w:tcMar>
-              <w:top w:w="100" w:type="dxa"/>
-              <w:bottom w:w="100" w:type="dxa"/>
-              <w:left w:w="120" w:type="dxa"/>
-              <w:right w:w="120" w:type="dxa"/>
-            </w:tcMar>
-            <w:tcBorders>
-              <w:top w:val="single" w:sz="4" w:space="0" w:color="CCCCCC"/>
-              <w:bottom w:val="single" w:sz="4" w:space="0" w:color="CCCCCC"/>
-              <w:left w:val="single" w:sz="4" w:space="0" w:color="CCCCCC"/>
-              <w:right w:val="single" w:sz="4" w:space="0" w:color="CCCCCC"/>
-            </w:tcBorders>
-          </w:tcPr>
-          <w:p>
-            <w:pPr>
-              <w:spacing w:before="60" w:after="60" w:line="252" w:lineRule="auto"/>
-              <w:jc w:val="left"/>
-            </w:pPr>
-            <w:r/>
-            <w:r>
-              <w:t>London 15-19</w:t>
-            </w:r>
-          </w:p>
-        </w:tc>
-        <w:tc>
-          <w:tcPr>
-            <w:tcW w:type="dxa" w:w="1440"/>
-            <w:shd w:fill="F8FAFC"/>
-            <w:tcMar>
-              <w:top w:w="100" w:type="dxa"/>
-              <w:bottom w:w="100" w:type="dxa"/>
-              <w:left w:w="120" w:type="dxa"/>
-              <w:right w:w="120" w:type="dxa"/>
-            </w:tcMar>
-            <w:tcBorders>
-              <w:top w:val="single" w:sz="4" w:space="0" w:color="CCCCCC"/>
-              <w:bottom w:val="single" w:sz="4" w:space="0" w:color="CCCCCC"/>
-              <w:left w:val="single" w:sz="4" w:space="0" w:color="CCCCCC"/>
-              <w:right w:val="single" w:sz="4" w:space="0" w:color="CCCCCC"/>
-            </w:tcBorders>
-          </w:tcPr>
-          <w:p>
-            <w:pPr>
-              <w:spacing w:before="60" w:after="60" w:line="252" w:lineRule="auto"/>
-              <w:jc w:val="left"/>
-            </w:pPr>
-            <w:r/>
-            <w:r>
-              <w:t>742.00</w:t>
-            </w:r>
-          </w:p>
-        </w:tc>
-        <w:tc>
-          <w:tcPr>
-            <w:tcW w:type="dxa" w:w="2016"/>
-            <w:shd w:fill="F8FAFC"/>
-            <w:tcMar>
-              <w:top w:w="100" w:type="dxa"/>
-              <w:bottom w:w="100" w:type="dxa"/>
-              <w:left w:w="120" w:type="dxa"/>
-              <w:right w:w="120" w:type="dxa"/>
-            </w:tcMar>
-            <w:tcBorders>
-              <w:top w:val="single" w:sz="4" w:space="0" w:color="CCCCCC"/>
-              <w:bottom w:val="single" w:sz="4" w:space="0" w:color="CCCCCC"/>
-              <w:left w:val="single" w:sz="4" w:space="0" w:color="CCCCCC"/>
-              <w:right w:val="single" w:sz="4" w:space="0" w:color="CCCCCC"/>
-            </w:tcBorders>
-          </w:tcPr>
-          <w:p>
-            <w:pPr>
-              <w:spacing w:before="60" w:after="60" w:line="252" w:lineRule="auto"/>
-              <w:jc w:val="left"/>
-            </w:pPr>
-            <w:r/>
-            <w:r>
-              <w:t>752.75</w:t>
-            </w:r>
-          </w:p>
-        </w:tc>
-        <w:tc>
-          <w:tcPr>
-            <w:tcW w:type="dxa" w:w="1152"/>
-            <w:shd w:fill="F8FAFC"/>
-            <w:tcMar>
-              <w:top w:w="100" w:type="dxa"/>
-              <w:bottom w:w="100" w:type="dxa"/>
-              <w:left w:w="120" w:type="dxa"/>
-              <w:right w:w="120" w:type="dxa"/>
-            </w:tcMar>
-            <w:tcBorders>
-              <w:top w:val="single" w:sz="4" w:space="0" w:color="CCCCCC"/>
-              <w:bottom w:val="single" w:sz="4" w:space="0" w:color="CCCCCC"/>
-              <w:left w:val="single" w:sz="4" w:space="0" w:color="CCCCCC"/>
-              <w:right w:val="single" w:sz="4" w:space="0" w:color="CCCCCC"/>
-            </w:tcBorders>
-          </w:tcPr>
-          <w:p>
-            <w:pPr>
-              <w:spacing w:before="60" w:after="60" w:line="252" w:lineRule="auto"/>
-              <w:jc w:val="left"/>
-            </w:pPr>
-            <w:r/>
-            <w:r>
-              <w:t>734.75</w:t>
-            </w:r>
-          </w:p>
-        </w:tc>
-        <w:tc>
-          <w:tcPr>
-            <w:tcW w:type="dxa" w:w="1728"/>
-            <w:shd w:fill="F8FAFC"/>
-            <w:tcMar>
-              <w:top w:w="100" w:type="dxa"/>
-              <w:bottom w:w="100" w:type="dxa"/>
-              <w:left w:w="120" w:type="dxa"/>
-              <w:right w:w="120" w:type="dxa"/>
-            </w:tcMar>
-            <w:tcBorders>
-              <w:top w:val="single" w:sz="4" w:space="0" w:color="CCCCCC"/>
-              <w:bottom w:val="single" w:sz="4" w:space="0" w:color="CCCCCC"/>
-              <w:left w:val="single" w:sz="4" w:space="0" w:color="CCCCCC"/>
-              <w:right w:val="single" w:sz="4" w:space="0" w:color="CCCCCC"/>
-            </w:tcBorders>
-          </w:tcPr>
-          <w:p>
-            <w:pPr>
-              <w:spacing w:before="60" w:after="60" w:line="252" w:lineRule="auto"/>
-              <w:jc w:val="left"/>
-            </w:pPr>
-            <w:r/>
-            <w:r>
-              <w:rPr>
-                <w:b/>
-              </w:rPr>
-              <w:t>742.75</w:t>
-            </w:r>
-          </w:p>
-        </w:tc>
-        <w:tc>
-          <w:tcPr>
-            <w:tcW w:type="dxa" w:w="3456"/>
-            <w:shd w:fill="F8FAFC"/>
-            <w:tcMar>
-              <w:top w:w="100" w:type="dxa"/>
-              <w:bottom w:w="100" w:type="dxa"/>
-              <w:left w:w="120" w:type="dxa"/>
-              <w:right w:w="120" w:type="dxa"/>
-            </w:tcMar>
-            <w:tcBorders>
-              <w:top w:val="single" w:sz="4" w:space="0" w:color="CCCCCC"/>
-              <w:bottom w:val="single" w:sz="4" w:space="0" w:color="CCCCCC"/>
-              <w:left w:val="single" w:sz="4" w:space="0" w:color="CCCCCC"/>
-              <w:right w:val="single" w:sz="4" w:space="0" w:color="CCCCCC"/>
-            </w:tcBorders>
-          </w:tcPr>
-          <w:p>
-            <w:pPr>
-              <w:spacing w:before="60" w:after="60" w:line="252" w:lineRule="auto"/>
-              <w:jc w:val="left"/>
-            </w:pPr>
-            <w:r/>
-            <w:r>
-              <w:rPr>
-                <w:b/>
-              </w:rPr>
-              <w:t>+0.75</w:t>
-            </w:r>
-          </w:p>
-        </w:tc>
-        <w:tc>
-          <w:tcPr>
-            <w:tcW w:type="dxa" w:w="1440"/>
-            <w:shd w:fill="F8FAFC"/>
-            <w:tcMar>
-              <w:top w:w="100" w:type="dxa"/>
-              <w:bottom w:w="100" w:type="dxa"/>
-              <w:left w:w="120" w:type="dxa"/>
-              <w:right w:w="120" w:type="dxa"/>
-            </w:tcMar>
-            <w:tcBorders>
-              <w:top w:val="single" w:sz="4" w:space="0" w:color="CCCCCC"/>
-              <w:bottom w:val="single" w:sz="4" w:space="0" w:color="CCCCCC"/>
-              <w:left w:val="single" w:sz="4" w:space="0" w:color="CCCCCC"/>
-              <w:right w:val="single" w:sz="4" w:space="0" w:color="CCCCCC"/>
-            </w:tcBorders>
-          </w:tcPr>
-          <w:p>
-            <w:pPr>
-              <w:spacing w:before="60" w:after="60" w:line="252" w:lineRule="auto"/>
-              <w:jc w:val="left"/>
-            </w:pPr>
-            <w:r/>
-            <w:r>
-              <w:t>BULL</w:t>
-            </w:r>
-          </w:p>
-        </w:tc>
-      </w:tr>
-      <w:tr>
-        <w:tc>
-          <w:tcPr>
-            <w:tcW w:type="dxa" w:w="1584"/>
-            <w:shd w:fill="FFFFFF"/>
-            <w:tcMar>
-              <w:top w:w="100" w:type="dxa"/>
-              <w:bottom w:w="100" w:type="dxa"/>
-              <w:left w:w="120" w:type="dxa"/>
-              <w:right w:w="120" w:type="dxa"/>
-            </w:tcMar>
-            <w:tcBorders>
-              <w:top w:val="single" w:sz="4" w:space="0" w:color="CCCCCC"/>
-              <w:bottom w:val="single" w:sz="4" w:space="0" w:color="CCCCCC"/>
-              <w:left w:val="single" w:sz="4" w:space="0" w:color="CCCCCC"/>
-              <w:right w:val="single" w:sz="4" w:space="0" w:color="CCCCCC"/>
-            </w:tcBorders>
-          </w:tcPr>
-          <w:p>
-            <w:pPr>
-              <w:spacing w:before="60" w:after="60" w:line="252" w:lineRule="auto"/>
-              <w:jc w:val="left"/>
-            </w:pPr>
-            <w:r/>
-            <w:r>
-              <w:rPr>
-                <w:b/>
-              </w:rPr>
-              <w:t>Thu 10/09</w:t>
-            </w:r>
-          </w:p>
-        </w:tc>
-        <w:tc>
-          <w:tcPr>
-            <w:tcW w:type="dxa" w:w="864"/>
-            <w:shd w:fill="FFFFFF"/>
-            <w:tcMar>
-              <w:top w:w="100" w:type="dxa"/>
-              <w:bottom w:w="100" w:type="dxa"/>
-              <w:left w:w="120" w:type="dxa"/>
-              <w:right w:w="120" w:type="dxa"/>
-            </w:tcMar>
-            <w:tcBorders>
-              <w:top w:val="single" w:sz="4" w:space="0" w:color="CCCCCC"/>
-              <w:bottom w:val="single" w:sz="4" w:space="0" w:color="CCCCCC"/>
-              <w:left w:val="single" w:sz="4" w:space="0" w:color="CCCCCC"/>
-              <w:right w:val="single" w:sz="4" w:space="0" w:color="CCCCCC"/>
-            </w:tcBorders>
-          </w:tcPr>
-          <w:p>
-            <w:pPr>
-              <w:spacing w:before="60" w:after="60" w:line="252" w:lineRule="auto"/>
-              <w:jc w:val="left"/>
-            </w:pPr>
-            <w:r/>
-            <w:r>
-              <w:t>Pre-NY 19-21</w:t>
-            </w:r>
-          </w:p>
-        </w:tc>
-        <w:tc>
-          <w:tcPr>
-            <w:tcW w:type="dxa" w:w="1440"/>
-            <w:shd w:fill="FFFFFF"/>
-            <w:tcMar>
-              <w:top w:w="100" w:type="dxa"/>
-              <w:bottom w:w="100" w:type="dxa"/>
-              <w:left w:w="120" w:type="dxa"/>
-              <w:right w:w="120" w:type="dxa"/>
-            </w:tcMar>
-            <w:tcBorders>
-              <w:top w:val="single" w:sz="4" w:space="0" w:color="CCCCCC"/>
-              <w:bottom w:val="single" w:sz="4" w:space="0" w:color="CCCCCC"/>
-              <w:left w:val="single" w:sz="4" w:space="0" w:color="CCCCCC"/>
-              <w:right w:val="single" w:sz="4" w:space="0" w:color="CCCCCC"/>
-            </w:tcBorders>
-          </w:tcPr>
-          <w:p>
-            <w:pPr>
-              <w:spacing w:before="60" w:after="60" w:line="252" w:lineRule="auto"/>
-              <w:jc w:val="left"/>
-            </w:pPr>
-            <w:r/>
-            <w:r>
-              <w:t>742.75</w:t>
-            </w:r>
-          </w:p>
-        </w:tc>
-        <w:tc>
-          <w:tcPr>
-            <w:tcW w:type="dxa" w:w="2016"/>
-            <w:shd w:fill="FFFFFF"/>
-            <w:tcMar>
-              <w:top w:w="100" w:type="dxa"/>
-              <w:bottom w:w="100" w:type="dxa"/>
-              <w:left w:w="120" w:type="dxa"/>
-              <w:right w:w="120" w:type="dxa"/>
-            </w:tcMar>
-            <w:tcBorders>
-              <w:top w:val="single" w:sz="4" w:space="0" w:color="CCCCCC"/>
-              <w:bottom w:val="single" w:sz="4" w:space="0" w:color="CCCCCC"/>
-              <w:left w:val="single" w:sz="4" w:space="0" w:color="CCCCCC"/>
-              <w:right w:val="single" w:sz="4" w:space="0" w:color="CCCCCC"/>
-            </w:tcBorders>
-          </w:tcPr>
-          <w:p>
-            <w:pPr>
-              <w:spacing w:before="60" w:after="60" w:line="252" w:lineRule="auto"/>
-              <w:jc w:val="left"/>
-            </w:pPr>
-            <w:r/>
-            <w:r>
-              <w:t>749.25</w:t>
-            </w:r>
-          </w:p>
-        </w:tc>
-        <w:tc>
-          <w:tcPr>
-            <w:tcW w:type="dxa" w:w="1152"/>
-            <w:shd w:fill="FFFFFF"/>
-            <w:tcMar>
-              <w:top w:w="100" w:type="dxa"/>
-              <w:bottom w:w="100" w:type="dxa"/>
-              <w:left w:w="120" w:type="dxa"/>
-              <w:right w:w="120" w:type="dxa"/>
-            </w:tcMar>
-            <w:tcBorders>
-              <w:top w:val="single" w:sz="4" w:space="0" w:color="CCCCCC"/>
-              <w:bottom w:val="single" w:sz="4" w:space="0" w:color="CCCCCC"/>
-              <w:left w:val="single" w:sz="4" w:space="0" w:color="CCCCCC"/>
-              <w:right w:val="single" w:sz="4" w:space="0" w:color="CCCCCC"/>
-            </w:tcBorders>
-          </w:tcPr>
-          <w:p>
-            <w:pPr>
-              <w:spacing w:before="60" w:after="60" w:line="252" w:lineRule="auto"/>
-              <w:jc w:val="left"/>
-            </w:pPr>
-            <w:r/>
-            <w:r>
-              <w:t>734.25</w:t>
-            </w:r>
-          </w:p>
-        </w:tc>
-        <w:tc>
-          <w:tcPr>
-            <w:tcW w:type="dxa" w:w="1728"/>
-            <w:shd w:fill="FFFFFF"/>
-            <w:tcMar>
-              <w:top w:w="100" w:type="dxa"/>
-              <w:bottom w:w="100" w:type="dxa"/>
-              <w:left w:w="120" w:type="dxa"/>
-              <w:right w:w="120" w:type="dxa"/>
-            </w:tcMar>
-            <w:tcBorders>
-              <w:top w:val="single" w:sz="4" w:space="0" w:color="CCCCCC"/>
-              <w:bottom w:val="single" w:sz="4" w:space="0" w:color="CCCCCC"/>
-              <w:left w:val="single" w:sz="4" w:space="0" w:color="CCCCCC"/>
-              <w:right w:val="single" w:sz="4" w:space="0" w:color="CCCCCC"/>
-            </w:tcBorders>
-          </w:tcPr>
-          <w:p>
-            <w:pPr>
-              <w:spacing w:before="60" w:after="60" w:line="252" w:lineRule="auto"/>
-              <w:jc w:val="left"/>
-            </w:pPr>
-            <w:r/>
-            <w:r>
-              <w:rPr>
-                <w:b/>
-              </w:rPr>
-              <w:t>743.25</w:t>
-            </w:r>
-          </w:p>
-        </w:tc>
-        <w:tc>
-          <w:tcPr>
-            <w:tcW w:type="dxa" w:w="3456"/>
-            <w:shd w:fill="FFFFFF"/>
-            <w:tcMar>
-              <w:top w:w="100" w:type="dxa"/>
-              <w:bottom w:w="100" w:type="dxa"/>
-              <w:left w:w="120" w:type="dxa"/>
-              <w:right w:w="120" w:type="dxa"/>
-            </w:tcMar>
-            <w:tcBorders>
-              <w:top w:val="single" w:sz="4" w:space="0" w:color="CCCCCC"/>
-              <w:bottom w:val="single" w:sz="4" w:space="0" w:color="CCCCCC"/>
-              <w:left w:val="single" w:sz="4" w:space="0" w:color="CCCCCC"/>
-              <w:right w:val="single" w:sz="4" w:space="0" w:color="CCCCCC"/>
-            </w:tcBorders>
-          </w:tcPr>
-          <w:p>
-            <w:pPr>
-              <w:spacing w:before="60" w:after="60" w:line="252" w:lineRule="auto"/>
-              <w:jc w:val="left"/>
-            </w:pPr>
-            <w:r/>
-            <w:r>
-              <w:rPr>
-                <w:b/>
-              </w:rPr>
-              <w:t>+0.50</w:t>
-            </w:r>
-          </w:p>
-        </w:tc>
-        <w:tc>
-          <w:tcPr>
-            <w:tcW w:type="dxa" w:w="1440"/>
-            <w:shd w:fill="FFFFFF"/>
-            <w:tcMar>
-              <w:top w:w="100" w:type="dxa"/>
-              <w:bottom w:w="100" w:type="dxa"/>
-              <w:left w:w="120" w:type="dxa"/>
-              <w:right w:w="120" w:type="dxa"/>
-            </w:tcMar>
-            <w:tcBorders>
-              <w:top w:val="single" w:sz="4" w:space="0" w:color="CCCCCC"/>
-              <w:bottom w:val="single" w:sz="4" w:space="0" w:color="CCCCCC"/>
-              <w:left w:val="single" w:sz="4" w:space="0" w:color="CCCCCC"/>
-              <w:right w:val="single" w:sz="4" w:space="0" w:color="CCCCCC"/>
-            </w:tcBorders>
-          </w:tcPr>
-          <w:p>
-            <w:pPr>
-              <w:spacing w:before="60" w:after="60" w:line="252" w:lineRule="auto"/>
-              <w:jc w:val="left"/>
-            </w:pPr>
-            <w:r/>
-            <w:r>
-              <w:t>BULL</w:t>
-            </w:r>
-          </w:p>
-        </w:tc>
-      </w:tr>
-      <w:tr>
-        <w:tc>
-          <w:tcPr>
-            <w:tcW w:type="dxa" w:w="1584"/>
-            <w:shd w:fill="F8FAFC"/>
-            <w:tcMar>
-              <w:top w:w="100" w:type="dxa"/>
-              <w:bottom w:w="100" w:type="dxa"/>
-              <w:left w:w="120" w:type="dxa"/>
-              <w:right w:w="120" w:type="dxa"/>
-            </w:tcMar>
-            <w:tcBorders>
-              <w:top w:val="single" w:sz="4" w:space="0" w:color="CCCCCC"/>
-              <w:bottom w:val="single" w:sz="4" w:space="0" w:color="CCCCCC"/>
-              <w:left w:val="single" w:sz="4" w:space="0" w:color="CCCCCC"/>
-              <w:right w:val="single" w:sz="4" w:space="0" w:color="CCCCCC"/>
-            </w:tcBorders>
-          </w:tcPr>
-          <w:p>
-            <w:pPr>
-              <w:spacing w:before="60" w:after="60" w:line="252" w:lineRule="auto"/>
-              <w:jc w:val="left"/>
-            </w:pPr>
-            <w:r/>
-            <w:r>
-              <w:rPr>
-                <w:b/>
-              </w:rPr>
-              <w:t>Thu 10/09</w:t>
-            </w:r>
-          </w:p>
-        </w:tc>
-        <w:tc>
-          <w:tcPr>
-            <w:tcW w:type="dxa" w:w="864"/>
-            <w:shd w:fill="F8FAFC"/>
-            <w:tcMar>
-              <w:top w:w="100" w:type="dxa"/>
-              <w:bottom w:w="100" w:type="dxa"/>
-              <w:left w:w="120" w:type="dxa"/>
-              <w:right w:w="120" w:type="dxa"/>
-            </w:tcMar>
-            <w:tcBorders>
-              <w:top w:val="single" w:sz="4" w:space="0" w:color="CCCCCC"/>
-              <w:bottom w:val="single" w:sz="4" w:space="0" w:color="CCCCCC"/>
-              <w:left w:val="single" w:sz="4" w:space="0" w:color="CCCCCC"/>
-              <w:right w:val="single" w:sz="4" w:space="0" w:color="CCCCCC"/>
-            </w:tcBorders>
-          </w:tcPr>
-          <w:p>
-            <w:pPr>
-              <w:spacing w:before="60" w:after="60" w:line="252" w:lineRule="auto"/>
-              <w:jc w:val="left"/>
-            </w:pPr>
-            <w:r/>
-            <w:r>
-              <w:t>NY Open 21-23</w:t>
-            </w:r>
-          </w:p>
-        </w:tc>
-        <w:tc>
-          <w:tcPr>
-            <w:tcW w:type="dxa" w:w="1440"/>
-            <w:shd w:fill="F8FAFC"/>
-            <w:tcMar>
-              <w:top w:w="100" w:type="dxa"/>
-              <w:bottom w:w="100" w:type="dxa"/>
-              <w:left w:w="120" w:type="dxa"/>
-              <w:right w:w="120" w:type="dxa"/>
-            </w:tcMar>
-            <w:tcBorders>
-              <w:top w:val="single" w:sz="4" w:space="0" w:color="CCCCCC"/>
-              <w:bottom w:val="single" w:sz="4" w:space="0" w:color="CCCCCC"/>
-              <w:left w:val="single" w:sz="4" w:space="0" w:color="CCCCCC"/>
-              <w:right w:val="single" w:sz="4" w:space="0" w:color="CCCCCC"/>
-            </w:tcBorders>
-          </w:tcPr>
-          <w:p>
-            <w:pPr>
-              <w:spacing w:before="60" w:after="60" w:line="252" w:lineRule="auto"/>
-              <w:jc w:val="left"/>
-            </w:pPr>
-            <w:r/>
-            <w:r>
-              <w:t>743.25</w:t>
-            </w:r>
-          </w:p>
-        </w:tc>
-        <w:tc>
-          <w:tcPr>
-            <w:tcW w:type="dxa" w:w="2016"/>
-            <w:shd w:fill="F8FAFC"/>
-            <w:tcMar>
-              <w:top w:w="100" w:type="dxa"/>
-              <w:bottom w:w="100" w:type="dxa"/>
-              <w:left w:w="120" w:type="dxa"/>
-              <w:right w:w="120" w:type="dxa"/>
-            </w:tcMar>
-            <w:tcBorders>
-              <w:top w:val="single" w:sz="4" w:space="0" w:color="CCCCCC"/>
-              <w:bottom w:val="single" w:sz="4" w:space="0" w:color="CCCCCC"/>
-              <w:left w:val="single" w:sz="4" w:space="0" w:color="CCCCCC"/>
-              <w:right w:val="single" w:sz="4" w:space="0" w:color="CCCCCC"/>
-            </w:tcBorders>
-          </w:tcPr>
-          <w:p>
-            <w:pPr>
-              <w:spacing w:before="60" w:after="60" w:line="252" w:lineRule="auto"/>
-              <w:jc w:val="left"/>
-            </w:pPr>
-            <w:r/>
-            <w:r>
-              <w:t>754.25</w:t>
-            </w:r>
-          </w:p>
-        </w:tc>
-        <w:tc>
-          <w:tcPr>
-            <w:tcW w:type="dxa" w:w="1152"/>
-            <w:shd w:fill="F8FAFC"/>
-            <w:tcMar>
-              <w:top w:w="100" w:type="dxa"/>
-              <w:bottom w:w="100" w:type="dxa"/>
-              <w:left w:w="120" w:type="dxa"/>
-              <w:right w:w="120" w:type="dxa"/>
-            </w:tcMar>
-            <w:tcBorders>
-              <w:top w:val="single" w:sz="4" w:space="0" w:color="CCCCCC"/>
-              <w:bottom w:val="single" w:sz="4" w:space="0" w:color="CCCCCC"/>
-              <w:left w:val="single" w:sz="4" w:space="0" w:color="CCCCCC"/>
-              <w:right w:val="single" w:sz="4" w:space="0" w:color="CCCCCC"/>
-            </w:tcBorders>
-          </w:tcPr>
-          <w:p>
-            <w:pPr>
-              <w:spacing w:before="60" w:after="60" w:line="252" w:lineRule="auto"/>
-              <w:jc w:val="left"/>
-            </w:pPr>
-            <w:r/>
-            <w:r>
-              <w:t>731.50</w:t>
-            </w:r>
-          </w:p>
-        </w:tc>
-        <w:tc>
-          <w:tcPr>
-            <w:tcW w:type="dxa" w:w="1728"/>
-            <w:shd w:fill="F8FAFC"/>
-            <w:tcMar>
-              <w:top w:w="100" w:type="dxa"/>
-              <w:bottom w:w="100" w:type="dxa"/>
-              <w:left w:w="120" w:type="dxa"/>
-              <w:right w:w="120" w:type="dxa"/>
-            </w:tcMar>
-            <w:tcBorders>
-              <w:top w:val="single" w:sz="4" w:space="0" w:color="CCCCCC"/>
-              <w:bottom w:val="single" w:sz="4" w:space="0" w:color="CCCCCC"/>
-              <w:left w:val="single" w:sz="4" w:space="0" w:color="CCCCCC"/>
-              <w:right w:val="single" w:sz="4" w:space="0" w:color="CCCCCC"/>
-            </w:tcBorders>
-          </w:tcPr>
-          <w:p>
-            <w:pPr>
-              <w:spacing w:before="60" w:after="60" w:line="252" w:lineRule="auto"/>
-              <w:jc w:val="left"/>
-            </w:pPr>
-            <w:r/>
-            <w:r>
-              <w:rPr>
-                <w:b/>
-              </w:rPr>
-              <w:t>746.75</w:t>
-            </w:r>
-          </w:p>
-        </w:tc>
-        <w:tc>
-          <w:tcPr>
-            <w:tcW w:type="dxa" w:w="3456"/>
-            <w:shd w:fill="F8FAFC"/>
-            <w:tcMar>
-              <w:top w:w="100" w:type="dxa"/>
-              <w:bottom w:w="100" w:type="dxa"/>
-              <w:left w:w="120" w:type="dxa"/>
-              <w:right w:w="120" w:type="dxa"/>
-            </w:tcMar>
-            <w:tcBorders>
-              <w:top w:val="single" w:sz="4" w:space="0" w:color="CCCCCC"/>
-              <w:bottom w:val="single" w:sz="4" w:space="0" w:color="CCCCCC"/>
-              <w:left w:val="single" w:sz="4" w:space="0" w:color="CCCCCC"/>
-              <w:right w:val="single" w:sz="4" w:space="0" w:color="CCCCCC"/>
-            </w:tcBorders>
-          </w:tcPr>
-          <w:p>
-            <w:pPr>
-              <w:spacing w:before="60" w:after="60" w:line="252" w:lineRule="auto"/>
-              <w:jc w:val="left"/>
-            </w:pPr>
-            <w:r/>
-            <w:r>
-              <w:rPr>
-                <w:b/>
-              </w:rPr>
-              <w:t>+3.50</w:t>
-            </w:r>
-          </w:p>
-        </w:tc>
-        <w:tc>
-          <w:tcPr>
-            <w:tcW w:type="dxa" w:w="1440"/>
-            <w:shd w:fill="F8FAFC"/>
-            <w:tcMar>
-              <w:top w:w="100" w:type="dxa"/>
-              <w:bottom w:w="100" w:type="dxa"/>
-              <w:left w:w="120" w:type="dxa"/>
-              <w:right w:w="120" w:type="dxa"/>
-            </w:tcMar>
-            <w:tcBorders>
-              <w:top w:val="single" w:sz="4" w:space="0" w:color="CCCCCC"/>
-              <w:bottom w:val="single" w:sz="4" w:space="0" w:color="CCCCCC"/>
-              <w:left w:val="single" w:sz="4" w:space="0" w:color="CCCCCC"/>
-              <w:right w:val="single" w:sz="4" w:space="0" w:color="CCCCCC"/>
-            </w:tcBorders>
-          </w:tcPr>
-          <w:p>
-            <w:pPr>
-              <w:spacing w:before="60" w:after="60" w:line="252" w:lineRule="auto"/>
-              <w:jc w:val="left"/>
-            </w:pPr>
-            <w:r/>
-            <w:r>
-              <w:t>BULL</w:t>
-            </w:r>
-          </w:p>
-        </w:tc>
-      </w:tr>
-      <w:tr>
-        <w:tc>
-          <w:tcPr>
-            <w:tcW w:type="dxa" w:w="1584"/>
-            <w:shd w:fill="FFFFFF"/>
-            <w:tcMar>
-              <w:top w:w="100" w:type="dxa"/>
-              <w:bottom w:w="100" w:type="dxa"/>
-              <w:left w:w="120" w:type="dxa"/>
-              <w:right w:w="120" w:type="dxa"/>
-            </w:tcMar>
-            <w:tcBorders>
-              <w:top w:val="single" w:sz="4" w:space="0" w:color="CCCCCC"/>
-              <w:bottom w:val="single" w:sz="4" w:space="0" w:color="CCCCCC"/>
-              <w:left w:val="single" w:sz="4" w:space="0" w:color="CCCCCC"/>
-              <w:right w:val="single" w:sz="4" w:space="0" w:color="CCCCCC"/>
-            </w:tcBorders>
-          </w:tcPr>
-          <w:p>
-            <w:pPr>
-              <w:spacing w:before="60" w:after="60" w:line="252" w:lineRule="auto"/>
-              <w:jc w:val="left"/>
-            </w:pPr>
-            <w:r/>
-            <w:r>
-              <w:rPr>
-                <w:b/>
-              </w:rPr>
-              <w:t>Thu 10/09</w:t>
-            </w:r>
-          </w:p>
-        </w:tc>
-        <w:tc>
-          <w:tcPr>
-            <w:tcW w:type="dxa" w:w="864"/>
-            <w:shd w:fill="FFFFFF"/>
-            <w:tcMar>
-              <w:top w:w="100" w:type="dxa"/>
-              <w:bottom w:w="100" w:type="dxa"/>
-              <w:left w:w="120" w:type="dxa"/>
-              <w:right w:w="120" w:type="dxa"/>
-            </w:tcMar>
-            <w:tcBorders>
-              <w:top w:val="single" w:sz="4" w:space="0" w:color="CCCCCC"/>
-              <w:bottom w:val="single" w:sz="4" w:space="0" w:color="CCCCCC"/>
-              <w:left w:val="single" w:sz="4" w:space="0" w:color="CCCCCC"/>
-              <w:right w:val="single" w:sz="4" w:space="0" w:color="CCCCCC"/>
-            </w:tcBorders>
-          </w:tcPr>
-          <w:p>
-            <w:pPr>
-              <w:spacing w:before="60" w:after="60" w:line="252" w:lineRule="auto"/>
-              <w:jc w:val="left"/>
-            </w:pPr>
-            <w:r/>
-            <w:r>
-              <w:t>NY Close 23-01</w:t>
-            </w:r>
-          </w:p>
-        </w:tc>
-        <w:tc>
-          <w:tcPr>
-            <w:tcW w:type="dxa" w:w="1440"/>
-            <w:shd w:fill="FFFFFF"/>
-            <w:tcMar>
-              <w:top w:w="100" w:type="dxa"/>
-              <w:bottom w:w="100" w:type="dxa"/>
-              <w:left w:w="120" w:type="dxa"/>
-              <w:right w:w="120" w:type="dxa"/>
-            </w:tcMar>
-            <w:tcBorders>
-              <w:top w:val="single" w:sz="4" w:space="0" w:color="CCCCCC"/>
-              <w:bottom w:val="single" w:sz="4" w:space="0" w:color="CCCCCC"/>
-              <w:left w:val="single" w:sz="4" w:space="0" w:color="CCCCCC"/>
-              <w:right w:val="single" w:sz="4" w:space="0" w:color="CCCCCC"/>
-            </w:tcBorders>
-          </w:tcPr>
-          <w:p>
-            <w:pPr>
-              <w:spacing w:before="60" w:after="60" w:line="252" w:lineRule="auto"/>
-              <w:jc w:val="left"/>
-            </w:pPr>
-            <w:r/>
-            <w:r>
-              <w:t>746.75</w:t>
-            </w:r>
-          </w:p>
-        </w:tc>
-        <w:tc>
-          <w:tcPr>
-            <w:tcW w:type="dxa" w:w="2016"/>
-            <w:shd w:fill="FFFFFF"/>
-            <w:tcMar>
-              <w:top w:w="100" w:type="dxa"/>
-              <w:bottom w:w="100" w:type="dxa"/>
-              <w:left w:w="120" w:type="dxa"/>
-              <w:right w:w="120" w:type="dxa"/>
-            </w:tcMar>
-            <w:tcBorders>
-              <w:top w:val="single" w:sz="4" w:space="0" w:color="CCCCCC"/>
-              <w:bottom w:val="single" w:sz="4" w:space="0" w:color="CCCCCC"/>
-              <w:left w:val="single" w:sz="4" w:space="0" w:color="CCCCCC"/>
-              <w:right w:val="single" w:sz="4" w:space="0" w:color="CCCCCC"/>
-            </w:tcBorders>
-          </w:tcPr>
-          <w:p>
-            <w:pPr>
-              <w:spacing w:before="60" w:after="60" w:line="252" w:lineRule="auto"/>
-              <w:jc w:val="left"/>
-            </w:pPr>
-            <w:r/>
-            <w:r>
-              <w:t>752.25</w:t>
-            </w:r>
-          </w:p>
-        </w:tc>
-        <w:tc>
-          <w:tcPr>
-            <w:tcW w:type="dxa" w:w="1152"/>
-            <w:shd w:fill="FFFFFF"/>
-            <w:tcMar>
-              <w:top w:w="100" w:type="dxa"/>
-              <w:bottom w:w="100" w:type="dxa"/>
-              <w:left w:w="120" w:type="dxa"/>
-              <w:right w:w="120" w:type="dxa"/>
-            </w:tcMar>
-            <w:tcBorders>
-              <w:top w:val="single" w:sz="4" w:space="0" w:color="CCCCCC"/>
-              <w:bottom w:val="single" w:sz="4" w:space="0" w:color="CCCCCC"/>
-              <w:left w:val="single" w:sz="4" w:space="0" w:color="CCCCCC"/>
-              <w:right w:val="single" w:sz="4" w:space="0" w:color="CCCCCC"/>
-            </w:tcBorders>
-          </w:tcPr>
-          <w:p>
-            <w:pPr>
-              <w:spacing w:before="60" w:after="60" w:line="252" w:lineRule="auto"/>
-              <w:jc w:val="left"/>
-            </w:pPr>
-            <w:r/>
-            <w:r>
-              <w:t>739.00</w:t>
-            </w:r>
-          </w:p>
-        </w:tc>
-        <w:tc>
-          <w:tcPr>
-            <w:tcW w:type="dxa" w:w="1728"/>
-            <w:shd w:fill="FFFFFF"/>
-            <w:tcMar>
-              <w:top w:w="100" w:type="dxa"/>
-              <w:bottom w:w="100" w:type="dxa"/>
-              <w:left w:w="120" w:type="dxa"/>
-              <w:right w:w="120" w:type="dxa"/>
-            </w:tcMar>
-            <w:tcBorders>
-              <w:top w:val="single" w:sz="4" w:space="0" w:color="CCCCCC"/>
-              <w:bottom w:val="single" w:sz="4" w:space="0" w:color="CCCCCC"/>
-              <w:left w:val="single" w:sz="4" w:space="0" w:color="CCCCCC"/>
-              <w:right w:val="single" w:sz="4" w:space="0" w:color="CCCCCC"/>
-            </w:tcBorders>
-          </w:tcPr>
-          <w:p>
-            <w:pPr>
-              <w:spacing w:before="60" w:after="60" w:line="252" w:lineRule="auto"/>
-              <w:jc w:val="left"/>
-            </w:pPr>
-            <w:r/>
-            <w:r>
-              <w:rPr>
-                <w:b/>
-              </w:rPr>
-              <w:t>747.50</w:t>
-            </w:r>
-          </w:p>
-        </w:tc>
-        <w:tc>
-          <w:tcPr>
-            <w:tcW w:type="dxa" w:w="3456"/>
-            <w:shd w:fill="FFFFFF"/>
-            <w:tcMar>
-              <w:top w:w="100" w:type="dxa"/>
-              <w:bottom w:w="100" w:type="dxa"/>
-              <w:left w:w="120" w:type="dxa"/>
-              <w:right w:w="120" w:type="dxa"/>
-            </w:tcMar>
-            <w:tcBorders>
-              <w:top w:val="single" w:sz="4" w:space="0" w:color="CCCCCC"/>
-              <w:bottom w:val="single" w:sz="4" w:space="0" w:color="CCCCCC"/>
-              <w:left w:val="single" w:sz="4" w:space="0" w:color="CCCCCC"/>
-              <w:right w:val="single" w:sz="4" w:space="0" w:color="CCCCCC"/>
-            </w:tcBorders>
-          </w:tcPr>
-          <w:p>
-            <w:pPr>
-              <w:spacing w:before="60" w:after="60" w:line="252" w:lineRule="auto"/>
-              <w:jc w:val="left"/>
-            </w:pPr>
-            <w:r/>
-            <w:r>
-              <w:rPr>
-                <w:b/>
-              </w:rPr>
-              <w:t>+0.75</w:t>
-            </w:r>
-          </w:p>
-        </w:tc>
-        <w:tc>
-          <w:tcPr>
-            <w:tcW w:type="dxa" w:w="1440"/>
-            <w:shd w:fill="FFFFFF"/>
-            <w:tcMar>
-              <w:top w:w="100" w:type="dxa"/>
-              <w:bottom w:w="100" w:type="dxa"/>
-              <w:left w:w="120" w:type="dxa"/>
-              <w:right w:w="120" w:type="dxa"/>
-            </w:tcMar>
-            <w:tcBorders>
-              <w:top w:val="single" w:sz="4" w:space="0" w:color="CCCCCC"/>
-              <w:bottom w:val="single" w:sz="4" w:space="0" w:color="CCCCCC"/>
-              <w:left w:val="single" w:sz="4" w:space="0" w:color="CCCCCC"/>
-              <w:right w:val="single" w:sz="4" w:space="0" w:color="CCCCCC"/>
-            </w:tcBorders>
-          </w:tcPr>
-          <w:p>
-            <w:pPr>
-              <w:spacing w:before="60" w:after="60" w:line="252" w:lineRule="auto"/>
-              <w:jc w:val="left"/>
-            </w:pPr>
-            <w:r/>
-            <w:r>
-              <w:t>BULL</w:t>
-            </w:r>
-          </w:p>
-        </w:tc>
-      </w:tr>
-      <w:tr>
-        <w:tc>
-          <w:tcPr>
-            <w:tcW w:type="dxa" w:w="1584"/>
-            <w:shd w:fill="F8FAFC"/>
-            <w:tcMar>
-              <w:top w:w="100" w:type="dxa"/>
-              <w:bottom w:w="100" w:type="dxa"/>
-              <w:left w:w="120" w:type="dxa"/>
-              <w:right w:w="120" w:type="dxa"/>
-            </w:tcMar>
-            <w:tcBorders>
-              <w:top w:val="single" w:sz="4" w:space="0" w:color="CCCCCC"/>
-              <w:bottom w:val="single" w:sz="4" w:space="0" w:color="CCCCCC"/>
-              <w:left w:val="single" w:sz="4" w:space="0" w:color="CCCCCC"/>
-              <w:right w:val="single" w:sz="4" w:space="0" w:color="CCCCCC"/>
-            </w:tcBorders>
-          </w:tcPr>
-          <w:p>
-            <w:pPr>
-              <w:spacing w:before="60" w:after="60" w:line="252" w:lineRule="auto"/>
-              <w:jc w:val="left"/>
-            </w:pPr>
-            <w:r/>
-            <w:r>
-              <w:rPr>
-                <w:b/>
-              </w:rPr>
-              <w:t>Fri 11/09</w:t>
-            </w:r>
-          </w:p>
-        </w:tc>
-        <w:tc>
-          <w:tcPr>
-            <w:tcW w:type="dxa" w:w="864"/>
-            <w:shd w:fill="F8FAFC"/>
-            <w:tcMar>
-              <w:top w:w="100" w:type="dxa"/>
-              <w:bottom w:w="100" w:type="dxa"/>
-              <w:left w:w="120" w:type="dxa"/>
-              <w:right w:w="120" w:type="dxa"/>
-            </w:tcMar>
-            <w:tcBorders>
-              <w:top w:val="single" w:sz="4" w:space="0" w:color="CCCCCC"/>
-              <w:bottom w:val="single" w:sz="4" w:space="0" w:color="CCCCCC"/>
-              <w:left w:val="single" w:sz="4" w:space="0" w:color="CCCCCC"/>
-              <w:right w:val="single" w:sz="4" w:space="0" w:color="CCCCCC"/>
-            </w:tcBorders>
-          </w:tcPr>
-          <w:p>
-            <w:pPr>
-              <w:spacing w:before="60" w:after="60" w:line="252" w:lineRule="auto"/>
-              <w:jc w:val="left"/>
-            </w:pPr>
-            <w:r/>
-            <w:r>
-              <w:t>Asia 07-11</w:t>
-            </w:r>
-          </w:p>
-        </w:tc>
-        <w:tc>
-          <w:tcPr>
-            <w:tcW w:type="dxa" w:w="1440"/>
-            <w:shd w:fill="F8FAFC"/>
-            <w:tcMar>
-              <w:top w:w="100" w:type="dxa"/>
-              <w:bottom w:w="100" w:type="dxa"/>
-              <w:left w:w="120" w:type="dxa"/>
-              <w:right w:w="120" w:type="dxa"/>
-            </w:tcMar>
-            <w:tcBorders>
-              <w:top w:val="single" w:sz="4" w:space="0" w:color="CCCCCC"/>
-              <w:bottom w:val="single" w:sz="4" w:space="0" w:color="CCCCCC"/>
-              <w:left w:val="single" w:sz="4" w:space="0" w:color="CCCCCC"/>
-              <w:right w:val="single" w:sz="4" w:space="0" w:color="CCCCCC"/>
-            </w:tcBorders>
-          </w:tcPr>
-          <w:p>
-            <w:pPr>
-              <w:spacing w:before="60" w:after="60" w:line="252" w:lineRule="auto"/>
-              <w:jc w:val="left"/>
-            </w:pPr>
-            <w:r/>
-            <w:r>
-              <w:t>747.50</w:t>
-            </w:r>
-          </w:p>
-        </w:tc>
-        <w:tc>
-          <w:tcPr>
-            <w:tcW w:type="dxa" w:w="2016"/>
-            <w:shd w:fill="F8FAFC"/>
-            <w:tcMar>
-              <w:top w:w="100" w:type="dxa"/>
-              <w:bottom w:w="100" w:type="dxa"/>
-              <w:left w:w="120" w:type="dxa"/>
-              <w:right w:w="120" w:type="dxa"/>
-            </w:tcMar>
-            <w:tcBorders>
-              <w:top w:val="single" w:sz="4" w:space="0" w:color="CCCCCC"/>
-              <w:bottom w:val="single" w:sz="4" w:space="0" w:color="CCCCCC"/>
-              <w:left w:val="single" w:sz="4" w:space="0" w:color="CCCCCC"/>
-              <w:right w:val="single" w:sz="4" w:space="0" w:color="CCCCCC"/>
-            </w:tcBorders>
-          </w:tcPr>
-          <w:p>
-            <w:pPr>
-              <w:spacing w:before="60" w:after="60" w:line="252" w:lineRule="auto"/>
-              <w:jc w:val="left"/>
-            </w:pPr>
-            <w:r/>
-            <w:r>
-              <w:t>756.75</w:t>
-            </w:r>
-          </w:p>
-        </w:tc>
-        <w:tc>
-          <w:tcPr>
-            <w:tcW w:type="dxa" w:w="1152"/>
-            <w:shd w:fill="F8FAFC"/>
-            <w:tcMar>
-              <w:top w:w="100" w:type="dxa"/>
-              <w:bottom w:w="100" w:type="dxa"/>
-              <w:left w:w="120" w:type="dxa"/>
-              <w:right w:w="120" w:type="dxa"/>
-            </w:tcMar>
-            <w:tcBorders>
-              <w:top w:val="single" w:sz="4" w:space="0" w:color="CCCCCC"/>
-              <w:bottom w:val="single" w:sz="4" w:space="0" w:color="CCCCCC"/>
-              <w:left w:val="single" w:sz="4" w:space="0" w:color="CCCCCC"/>
-              <w:right w:val="single" w:sz="4" w:space="0" w:color="CCCCCC"/>
-            </w:tcBorders>
-          </w:tcPr>
-          <w:p>
-            <w:pPr>
-              <w:spacing w:before="60" w:after="60" w:line="252" w:lineRule="auto"/>
-              <w:jc w:val="left"/>
-            </w:pPr>
-            <w:r/>
-            <w:r>
-              <w:t>741.00</w:t>
-            </w:r>
-          </w:p>
-        </w:tc>
-        <w:tc>
-          <w:tcPr>
-            <w:tcW w:type="dxa" w:w="1728"/>
-            <w:shd w:fill="F8FAFC"/>
-            <w:tcMar>
-              <w:top w:w="100" w:type="dxa"/>
-              <w:bottom w:w="100" w:type="dxa"/>
-              <w:left w:w="120" w:type="dxa"/>
-              <w:right w:w="120" w:type="dxa"/>
-            </w:tcMar>
-            <w:tcBorders>
-              <w:top w:val="single" w:sz="4" w:space="0" w:color="CCCCCC"/>
-              <w:bottom w:val="single" w:sz="4" w:space="0" w:color="CCCCCC"/>
-              <w:left w:val="single" w:sz="4" w:space="0" w:color="CCCCCC"/>
-              <w:right w:val="single" w:sz="4" w:space="0" w:color="CCCCCC"/>
-            </w:tcBorders>
-          </w:tcPr>
-          <w:p>
-            <w:pPr>
-              <w:spacing w:before="60" w:after="60" w:line="252" w:lineRule="auto"/>
-              <w:jc w:val="left"/>
-            </w:pPr>
-            <w:r/>
-            <w:r>
-              <w:rPr>
-                <w:b/>
-              </w:rPr>
-              <w:t>746.75</w:t>
-            </w:r>
-          </w:p>
-        </w:tc>
-        <w:tc>
-          <w:tcPr>
-            <w:tcW w:type="dxa" w:w="3456"/>
-            <w:shd w:fill="F8FAFC"/>
-            <w:tcMar>
-              <w:top w:w="100" w:type="dxa"/>
-              <w:bottom w:w="100" w:type="dxa"/>
-              <w:left w:w="120" w:type="dxa"/>
-              <w:right w:w="120" w:type="dxa"/>
-            </w:tcMar>
-            <w:tcBorders>
-              <w:top w:val="single" w:sz="4" w:space="0" w:color="CCCCCC"/>
-              <w:bottom w:val="single" w:sz="4" w:space="0" w:color="CCCCCC"/>
-              <w:left w:val="single" w:sz="4" w:space="0" w:color="CCCCCC"/>
-              <w:right w:val="single" w:sz="4" w:space="0" w:color="CCCCCC"/>
-            </w:tcBorders>
-          </w:tcPr>
-          <w:p>
-            <w:pPr>
-              <w:spacing w:before="60" w:after="60" w:line="252" w:lineRule="auto"/>
-              <w:jc w:val="left"/>
-            </w:pPr>
-            <w:r/>
-            <w:r>
-              <w:rPr>
-                <w:b/>
-              </w:rPr>
-              <w:t>-0.75</w:t>
-            </w:r>
-          </w:p>
-        </w:tc>
-        <w:tc>
-          <w:tcPr>
-            <w:tcW w:type="dxa" w:w="1440"/>
-            <w:shd w:fill="F8FAFC"/>
-            <w:tcMar>
-              <w:top w:w="100" w:type="dxa"/>
-              <w:bottom w:w="100" w:type="dxa"/>
-              <w:left w:w="120" w:type="dxa"/>
-              <w:right w:w="120" w:type="dxa"/>
-            </w:tcMar>
-            <w:tcBorders>
-              <w:top w:val="single" w:sz="4" w:space="0" w:color="CCCCCC"/>
-              <w:bottom w:val="single" w:sz="4" w:space="0" w:color="CCCCCC"/>
-              <w:left w:val="single" w:sz="4" w:space="0" w:color="CCCCCC"/>
-              <w:right w:val="single" w:sz="4" w:space="0" w:color="CCCCCC"/>
-            </w:tcBorders>
-          </w:tcPr>
-          <w:p>
-            <w:pPr>
-              <w:spacing w:before="60" w:after="60" w:line="252" w:lineRule="auto"/>
-              <w:jc w:val="left"/>
-            </w:pPr>
-            <w:r/>
-            <w:r>
-              <w:t>BEAR</w:t>
-            </w:r>
-          </w:p>
-        </w:tc>
-      </w:tr>
-      <w:tr>
-        <w:tc>
-          <w:tcPr>
-            <w:tcW w:type="dxa" w:w="1584"/>
-            <w:shd w:fill="FFFFFF"/>
-            <w:tcMar>
-              <w:top w:w="100" w:type="dxa"/>
-              <w:bottom w:w="100" w:type="dxa"/>
-              <w:left w:w="120" w:type="dxa"/>
-              <w:right w:w="120" w:type="dxa"/>
-            </w:tcMar>
-            <w:tcBorders>
-              <w:top w:val="single" w:sz="4" w:space="0" w:color="CCCCCC"/>
-              <w:bottom w:val="single" w:sz="4" w:space="0" w:color="CCCCCC"/>
-              <w:left w:val="single" w:sz="4" w:space="0" w:color="CCCCCC"/>
-              <w:right w:val="single" w:sz="4" w:space="0" w:color="CCCCCC"/>
-            </w:tcBorders>
-          </w:tcPr>
-          <w:p>
-            <w:pPr>
-              <w:spacing w:before="60" w:after="60" w:line="252" w:lineRule="auto"/>
-              <w:jc w:val="left"/>
-            </w:pPr>
-            <w:r/>
-            <w:r>
-              <w:rPr>
-                <w:b/>
-              </w:rPr>
-              <w:t>Fri 11/09</w:t>
-            </w:r>
-          </w:p>
-        </w:tc>
-        <w:tc>
-          <w:tcPr>
-            <w:tcW w:type="dxa" w:w="864"/>
-            <w:shd w:fill="FFFFFF"/>
-            <w:tcMar>
-              <w:top w:w="100" w:type="dxa"/>
-              <w:bottom w:w="100" w:type="dxa"/>
-              <w:left w:w="120" w:type="dxa"/>
-              <w:right w:w="120" w:type="dxa"/>
-            </w:tcMar>
-            <w:tcBorders>
-              <w:top w:val="single" w:sz="4" w:space="0" w:color="CCCCCC"/>
-              <w:bottom w:val="single" w:sz="4" w:space="0" w:color="CCCCCC"/>
-              <w:left w:val="single" w:sz="4" w:space="0" w:color="CCCCCC"/>
-              <w:right w:val="single" w:sz="4" w:space="0" w:color="CCCCCC"/>
-            </w:tcBorders>
-          </w:tcPr>
-          <w:p>
-            <w:pPr>
-              <w:spacing w:before="60" w:after="60" w:line="252" w:lineRule="auto"/>
-              <w:jc w:val="left"/>
-            </w:pPr>
-            <w:r/>
-            <w:r>
-              <w:t>Asia 11-15</w:t>
-            </w:r>
-          </w:p>
-        </w:tc>
-        <w:tc>
-          <w:tcPr>
-            <w:tcW w:type="dxa" w:w="1440"/>
-            <w:shd w:fill="FFFFFF"/>
-            <w:tcMar>
-              <w:top w:w="100" w:type="dxa"/>
-              <w:bottom w:w="100" w:type="dxa"/>
-              <w:left w:w="120" w:type="dxa"/>
-              <w:right w:w="120" w:type="dxa"/>
-            </w:tcMar>
-            <w:tcBorders>
-              <w:top w:val="single" w:sz="4" w:space="0" w:color="CCCCCC"/>
-              <w:bottom w:val="single" w:sz="4" w:space="0" w:color="CCCCCC"/>
-              <w:left w:val="single" w:sz="4" w:space="0" w:color="CCCCCC"/>
-              <w:right w:val="single" w:sz="4" w:space="0" w:color="CCCCCC"/>
-            </w:tcBorders>
-          </w:tcPr>
-          <w:p>
-            <w:pPr>
-              <w:spacing w:before="60" w:after="60" w:line="252" w:lineRule="auto"/>
-              <w:jc w:val="left"/>
-            </w:pPr>
-            <w:r/>
-            <w:r>
-              <w:t>746.75</w:t>
-            </w:r>
-          </w:p>
-        </w:tc>
-        <w:tc>
-          <w:tcPr>
-            <w:tcW w:type="dxa" w:w="2016"/>
-            <w:shd w:fill="FFFFFF"/>
-            <w:tcMar>
-              <w:top w:w="100" w:type="dxa"/>
-              <w:bottom w:w="100" w:type="dxa"/>
-              <w:left w:w="120" w:type="dxa"/>
-              <w:right w:w="120" w:type="dxa"/>
-            </w:tcMar>
-            <w:tcBorders>
-              <w:top w:val="single" w:sz="4" w:space="0" w:color="CCCCCC"/>
-              <w:bottom w:val="single" w:sz="4" w:space="0" w:color="CCCCCC"/>
-              <w:left w:val="single" w:sz="4" w:space="0" w:color="CCCCCC"/>
-              <w:right w:val="single" w:sz="4" w:space="0" w:color="CCCCCC"/>
-            </w:tcBorders>
-          </w:tcPr>
-          <w:p>
-            <w:pPr>
-              <w:spacing w:before="60" w:after="60" w:line="252" w:lineRule="auto"/>
-              <w:jc w:val="left"/>
-            </w:pPr>
-            <w:r/>
-            <w:r>
-              <w:t>754.25</w:t>
-            </w:r>
-          </w:p>
-        </w:tc>
-        <w:tc>
-          <w:tcPr>
-            <w:tcW w:type="dxa" w:w="1152"/>
-            <w:shd w:fill="FFFFFF"/>
-            <w:tcMar>
-              <w:top w:w="100" w:type="dxa"/>
-              <w:bottom w:w="100" w:type="dxa"/>
-              <w:left w:w="120" w:type="dxa"/>
-              <w:right w:w="120" w:type="dxa"/>
-            </w:tcMar>
-            <w:tcBorders>
-              <w:top w:val="single" w:sz="4" w:space="0" w:color="CCCCCC"/>
-              <w:bottom w:val="single" w:sz="4" w:space="0" w:color="CCCCCC"/>
-              <w:left w:val="single" w:sz="4" w:space="0" w:color="CCCCCC"/>
-              <w:right w:val="single" w:sz="4" w:space="0" w:color="CCCCCC"/>
-            </w:tcBorders>
-          </w:tcPr>
-          <w:p>
-            <w:pPr>
-              <w:spacing w:before="60" w:after="60" w:line="252" w:lineRule="auto"/>
-              <w:jc w:val="left"/>
-            </w:pPr>
-            <w:r/>
-            <w:r>
-              <w:t>740.75</w:t>
-            </w:r>
-          </w:p>
-        </w:tc>
-        <w:tc>
-          <w:tcPr>
-            <w:tcW w:type="dxa" w:w="1728"/>
-            <w:shd w:fill="FFFFFF"/>
-            <w:tcMar>
-              <w:top w:w="100" w:type="dxa"/>
-              <w:bottom w:w="100" w:type="dxa"/>
-              <w:left w:w="120" w:type="dxa"/>
-              <w:right w:w="120" w:type="dxa"/>
-            </w:tcMar>
-            <w:tcBorders>
-              <w:top w:val="single" w:sz="4" w:space="0" w:color="CCCCCC"/>
-              <w:bottom w:val="single" w:sz="4" w:space="0" w:color="CCCCCC"/>
-              <w:left w:val="single" w:sz="4" w:space="0" w:color="CCCCCC"/>
-              <w:right w:val="single" w:sz="4" w:space="0" w:color="CCCCCC"/>
-            </w:tcBorders>
-          </w:tcPr>
-          <w:p>
-            <w:pPr>
-              <w:spacing w:before="60" w:after="60" w:line="252" w:lineRule="auto"/>
-              <w:jc w:val="left"/>
-            </w:pPr>
-            <w:r/>
-            <w:r>
-              <w:rPr>
-                <w:b/>
-              </w:rPr>
-              <w:t>745.75</w:t>
-            </w:r>
-          </w:p>
-        </w:tc>
-        <w:tc>
-          <w:tcPr>
-            <w:tcW w:type="dxa" w:w="3456"/>
-            <w:shd w:fill="FFFFFF"/>
-            <w:tcMar>
-              <w:top w:w="100" w:type="dxa"/>
-              <w:bottom w:w="100" w:type="dxa"/>
-              <w:left w:w="120" w:type="dxa"/>
-              <w:right w:w="120" w:type="dxa"/>
-            </w:tcMar>
-            <w:tcBorders>
-              <w:top w:val="single" w:sz="4" w:space="0" w:color="CCCCCC"/>
-              <w:bottom w:val="single" w:sz="4" w:space="0" w:color="CCCCCC"/>
-              <w:left w:val="single" w:sz="4" w:space="0" w:color="CCCCCC"/>
-              <w:right w:val="single" w:sz="4" w:space="0" w:color="CCCCCC"/>
-            </w:tcBorders>
-          </w:tcPr>
-          <w:p>
-            <w:pPr>
-              <w:spacing w:before="60" w:after="60" w:line="252" w:lineRule="auto"/>
-              <w:jc w:val="left"/>
-            </w:pPr>
-            <w:r/>
-            <w:r>
-              <w:rPr>
-                <w:b/>
-              </w:rPr>
-              <w:t>-1.00</w:t>
-            </w:r>
-          </w:p>
-        </w:tc>
-        <w:tc>
-          <w:tcPr>
-            <w:tcW w:type="dxa" w:w="1440"/>
-            <w:shd w:fill="FFFFFF"/>
-            <w:tcMar>
-              <w:top w:w="100" w:type="dxa"/>
-              <w:bottom w:w="100" w:type="dxa"/>
-              <w:left w:w="120" w:type="dxa"/>
-              <w:right w:w="120" w:type="dxa"/>
-            </w:tcMar>
-            <w:tcBorders>
-              <w:top w:val="single" w:sz="4" w:space="0" w:color="CCCCCC"/>
-              <w:bottom w:val="single" w:sz="4" w:space="0" w:color="CCCCCC"/>
-              <w:left w:val="single" w:sz="4" w:space="0" w:color="CCCCCC"/>
-              <w:right w:val="single" w:sz="4" w:space="0" w:color="CCCCCC"/>
-            </w:tcBorders>
-          </w:tcPr>
-          <w:p>
-            <w:pPr>
-              <w:spacing w:before="60" w:after="60" w:line="252" w:lineRule="auto"/>
-              <w:jc w:val="left"/>
-            </w:pPr>
-            <w:r/>
-            <w:r>
-              <w:t>BEAR</w:t>
-            </w:r>
-          </w:p>
-        </w:tc>
-      </w:tr>
-      <w:tr>
-        <w:tc>
-          <w:tcPr>
-            <w:tcW w:type="dxa" w:w="1584"/>
-            <w:shd w:fill="F8FAFC"/>
-            <w:tcMar>
-              <w:top w:w="100" w:type="dxa"/>
-              <w:bottom w:w="100" w:type="dxa"/>
-              <w:left w:w="120" w:type="dxa"/>
-              <w:right w:w="120" w:type="dxa"/>
-            </w:tcMar>
-            <w:tcBorders>
-              <w:top w:val="single" w:sz="4" w:space="0" w:color="CCCCCC"/>
-              <w:bottom w:val="single" w:sz="4" w:space="0" w:color="CCCCCC"/>
-              <w:left w:val="single" w:sz="4" w:space="0" w:color="CCCCCC"/>
-              <w:right w:val="single" w:sz="4" w:space="0" w:color="CCCCCC"/>
-            </w:tcBorders>
-          </w:tcPr>
-          <w:p>
-            <w:pPr>
-              <w:spacing w:before="60" w:after="60" w:line="252" w:lineRule="auto"/>
-              <w:jc w:val="left"/>
-            </w:pPr>
-            <w:r/>
-            <w:r>
-              <w:rPr>
-                <w:b/>
-              </w:rPr>
-              <w:t>Fri 11/09</w:t>
-            </w:r>
-          </w:p>
-        </w:tc>
-        <w:tc>
-          <w:tcPr>
-            <w:tcW w:type="dxa" w:w="864"/>
-            <w:shd w:fill="F8FAFC"/>
-            <w:tcMar>
-              <w:top w:w="100" w:type="dxa"/>
-              <w:bottom w:w="100" w:type="dxa"/>
-              <w:left w:w="120" w:type="dxa"/>
-              <w:right w:w="120" w:type="dxa"/>
-            </w:tcMar>
-            <w:tcBorders>
-              <w:top w:val="single" w:sz="4" w:space="0" w:color="CCCCCC"/>
-              <w:bottom w:val="single" w:sz="4" w:space="0" w:color="CCCCCC"/>
-              <w:left w:val="single" w:sz="4" w:space="0" w:color="CCCCCC"/>
-              <w:right w:val="single" w:sz="4" w:space="0" w:color="CCCCCC"/>
-            </w:tcBorders>
-          </w:tcPr>
-          <w:p>
-            <w:pPr>
-              <w:spacing w:before="60" w:after="60" w:line="252" w:lineRule="auto"/>
-              <w:jc w:val="left"/>
-            </w:pPr>
-            <w:r/>
-            <w:r>
-              <w:t>London 15-19</w:t>
-            </w:r>
-          </w:p>
-        </w:tc>
-        <w:tc>
-          <w:tcPr>
-            <w:tcW w:type="dxa" w:w="1440"/>
-            <w:shd w:fill="F8FAFC"/>
-            <w:tcMar>
-              <w:top w:w="100" w:type="dxa"/>
-              <w:bottom w:w="100" w:type="dxa"/>
-              <w:left w:w="120" w:type="dxa"/>
-              <w:right w:w="120" w:type="dxa"/>
-            </w:tcMar>
-            <w:tcBorders>
-              <w:top w:val="single" w:sz="4" w:space="0" w:color="CCCCCC"/>
-              <w:bottom w:val="single" w:sz="4" w:space="0" w:color="CCCCCC"/>
-              <w:left w:val="single" w:sz="4" w:space="0" w:color="CCCCCC"/>
-              <w:right w:val="single" w:sz="4" w:space="0" w:color="CCCCCC"/>
-            </w:tcBorders>
-          </w:tcPr>
-          <w:p>
-            <w:pPr>
-              <w:spacing w:before="60" w:after="60" w:line="252" w:lineRule="auto"/>
-              <w:jc w:val="left"/>
-            </w:pPr>
-            <w:r/>
-            <w:r>
-              <w:t>745.75</w:t>
-            </w:r>
-          </w:p>
-        </w:tc>
-        <w:tc>
-          <w:tcPr>
-            <w:tcW w:type="dxa" w:w="2016"/>
-            <w:shd w:fill="F8FAFC"/>
-            <w:tcMar>
-              <w:top w:w="100" w:type="dxa"/>
-              <w:bottom w:w="100" w:type="dxa"/>
-              <w:left w:w="120" w:type="dxa"/>
-              <w:right w:w="120" w:type="dxa"/>
-            </w:tcMar>
-            <w:tcBorders>
-              <w:top w:val="single" w:sz="4" w:space="0" w:color="CCCCCC"/>
-              <w:bottom w:val="single" w:sz="4" w:space="0" w:color="CCCCCC"/>
-              <w:left w:val="single" w:sz="4" w:space="0" w:color="CCCCCC"/>
-              <w:right w:val="single" w:sz="4" w:space="0" w:color="CCCCCC"/>
-            </w:tcBorders>
-          </w:tcPr>
-          <w:p>
-            <w:pPr>
-              <w:spacing w:before="60" w:after="60" w:line="252" w:lineRule="auto"/>
-              <w:jc w:val="left"/>
-            </w:pPr>
-            <w:r/>
-            <w:r>
-              <w:t>752.75</w:t>
-            </w:r>
-          </w:p>
-        </w:tc>
-        <w:tc>
-          <w:tcPr>
-            <w:tcW w:type="dxa" w:w="1152"/>
-            <w:shd w:fill="F8FAFC"/>
-            <w:tcMar>
-              <w:top w:w="100" w:type="dxa"/>
-              <w:bottom w:w="100" w:type="dxa"/>
-              <w:left w:w="120" w:type="dxa"/>
-              <w:right w:w="120" w:type="dxa"/>
-            </w:tcMar>
-            <w:tcBorders>
-              <w:top w:val="single" w:sz="4" w:space="0" w:color="CCCCCC"/>
-              <w:bottom w:val="single" w:sz="4" w:space="0" w:color="CCCCCC"/>
-              <w:left w:val="single" w:sz="4" w:space="0" w:color="CCCCCC"/>
-              <w:right w:val="single" w:sz="4" w:space="0" w:color="CCCCCC"/>
-            </w:tcBorders>
-          </w:tcPr>
-          <w:p>
-            <w:pPr>
-              <w:spacing w:before="60" w:after="60" w:line="252" w:lineRule="auto"/>
-              <w:jc w:val="left"/>
-            </w:pPr>
-            <w:r/>
-            <w:r>
-              <w:t>732.25</w:t>
-            </w:r>
-          </w:p>
-        </w:tc>
-        <w:tc>
-          <w:tcPr>
-            <w:tcW w:type="dxa" w:w="1728"/>
-            <w:shd w:fill="F8FAFC"/>
-            <w:tcMar>
-              <w:top w:w="100" w:type="dxa"/>
-              <w:bottom w:w="100" w:type="dxa"/>
-              <w:left w:w="120" w:type="dxa"/>
-              <w:right w:w="120" w:type="dxa"/>
-            </w:tcMar>
-            <w:tcBorders>
-              <w:top w:val="single" w:sz="4" w:space="0" w:color="CCCCCC"/>
-              <w:bottom w:val="single" w:sz="4" w:space="0" w:color="CCCCCC"/>
-              <w:left w:val="single" w:sz="4" w:space="0" w:color="CCCCCC"/>
-              <w:right w:val="single" w:sz="4" w:space="0" w:color="CCCCCC"/>
-            </w:tcBorders>
-          </w:tcPr>
-          <w:p>
-            <w:pPr>
-              <w:spacing w:before="60" w:after="60" w:line="252" w:lineRule="auto"/>
-              <w:jc w:val="left"/>
-            </w:pPr>
-            <w:r/>
-            <w:r>
-              <w:rPr>
-                <w:b/>
-              </w:rPr>
-              <w:t>746.50</w:t>
-            </w:r>
-          </w:p>
-        </w:tc>
-        <w:tc>
-          <w:tcPr>
-            <w:tcW w:type="dxa" w:w="3456"/>
-            <w:shd w:fill="F8FAFC"/>
-            <w:tcMar>
-              <w:top w:w="100" w:type="dxa"/>
-              <w:bottom w:w="100" w:type="dxa"/>
-              <w:left w:w="120" w:type="dxa"/>
-              <w:right w:w="120" w:type="dxa"/>
-            </w:tcMar>
-            <w:tcBorders>
-              <w:top w:val="single" w:sz="4" w:space="0" w:color="CCCCCC"/>
-              <w:bottom w:val="single" w:sz="4" w:space="0" w:color="CCCCCC"/>
-              <w:left w:val="single" w:sz="4" w:space="0" w:color="CCCCCC"/>
-              <w:right w:val="single" w:sz="4" w:space="0" w:color="CCCCCC"/>
-            </w:tcBorders>
-          </w:tcPr>
-          <w:p>
-            <w:pPr>
-              <w:spacing w:before="60" w:after="60" w:line="252" w:lineRule="auto"/>
-              <w:jc w:val="left"/>
-            </w:pPr>
-            <w:r/>
-            <w:r>
-              <w:rPr>
-                <w:b/>
-              </w:rPr>
-              <w:t>+0.75</w:t>
-            </w:r>
-          </w:p>
-        </w:tc>
-        <w:tc>
-          <w:tcPr>
-            <w:tcW w:type="dxa" w:w="1440"/>
-            <w:shd w:fill="F8FAFC"/>
-            <w:tcMar>
-              <w:top w:w="100" w:type="dxa"/>
-              <w:bottom w:w="100" w:type="dxa"/>
-              <w:left w:w="120" w:type="dxa"/>
-              <w:right w:w="120" w:type="dxa"/>
-            </w:tcMar>
-            <w:tcBorders>
-              <w:top w:val="single" w:sz="4" w:space="0" w:color="CCCCCC"/>
-              <w:bottom w:val="single" w:sz="4" w:space="0" w:color="CCCCCC"/>
-              <w:left w:val="single" w:sz="4" w:space="0" w:color="CCCCCC"/>
-              <w:right w:val="single" w:sz="4" w:space="0" w:color="CCCCCC"/>
-            </w:tcBorders>
-          </w:tcPr>
-          <w:p>
-            <w:pPr>
-              <w:spacing w:before="60" w:after="60" w:line="252" w:lineRule="auto"/>
-              <w:jc w:val="left"/>
-            </w:pPr>
-            <w:r/>
-            <w:r>
-              <w:t>BULL</w:t>
-            </w:r>
-          </w:p>
-        </w:tc>
-      </w:tr>
-      <w:tr>
-        <w:tc>
-          <w:tcPr>
-            <w:tcW w:type="dxa" w:w="1584"/>
-            <w:shd w:fill="FFFFFF"/>
-            <w:tcMar>
-              <w:top w:w="100" w:type="dxa"/>
-              <w:bottom w:w="100" w:type="dxa"/>
-              <w:left w:w="120" w:type="dxa"/>
-              <w:right w:w="120" w:type="dxa"/>
-            </w:tcMar>
-            <w:tcBorders>
-              <w:top w:val="single" w:sz="4" w:space="0" w:color="CCCCCC"/>
-              <w:bottom w:val="single" w:sz="4" w:space="0" w:color="CCCCCC"/>
-              <w:left w:val="single" w:sz="4" w:space="0" w:color="CCCCCC"/>
-              <w:right w:val="single" w:sz="4" w:space="0" w:color="CCCCCC"/>
-            </w:tcBorders>
-          </w:tcPr>
-          <w:p>
-            <w:pPr>
-              <w:spacing w:before="60" w:after="60" w:line="252" w:lineRule="auto"/>
-              <w:jc w:val="left"/>
-            </w:pPr>
-            <w:r/>
-            <w:r>
-              <w:rPr>
-                <w:b/>
-              </w:rPr>
-              <w:t>Fri 11/09</w:t>
-            </w:r>
-          </w:p>
-        </w:tc>
-        <w:tc>
-          <w:tcPr>
-            <w:tcW w:type="dxa" w:w="864"/>
-            <w:shd w:fill="FFFFFF"/>
-            <w:tcMar>
-              <w:top w:w="100" w:type="dxa"/>
-              <w:bottom w:w="100" w:type="dxa"/>
-              <w:left w:w="120" w:type="dxa"/>
-              <w:right w:w="120" w:type="dxa"/>
-            </w:tcMar>
-            <w:tcBorders>
-              <w:top w:val="single" w:sz="4" w:space="0" w:color="CCCCCC"/>
-              <w:bottom w:val="single" w:sz="4" w:space="0" w:color="CCCCCC"/>
-              <w:left w:val="single" w:sz="4" w:space="0" w:color="CCCCCC"/>
-              <w:right w:val="single" w:sz="4" w:space="0" w:color="CCCCCC"/>
-            </w:tcBorders>
-          </w:tcPr>
-          <w:p>
-            <w:pPr>
-              <w:spacing w:before="60" w:after="60" w:line="252" w:lineRule="auto"/>
-              <w:jc w:val="left"/>
-            </w:pPr>
-            <w:r/>
-            <w:r>
-              <w:t>Pre-NY 19-21</w:t>
-            </w:r>
-          </w:p>
-        </w:tc>
-        <w:tc>
-          <w:tcPr>
-            <w:tcW w:type="dxa" w:w="1440"/>
-            <w:shd w:fill="FFFFFF"/>
-            <w:tcMar>
-              <w:top w:w="100" w:type="dxa"/>
-              <w:bottom w:w="100" w:type="dxa"/>
-              <w:left w:w="120" w:type="dxa"/>
-              <w:right w:w="120" w:type="dxa"/>
-            </w:tcMar>
-            <w:tcBorders>
-              <w:top w:val="single" w:sz="4" w:space="0" w:color="CCCCCC"/>
-              <w:bottom w:val="single" w:sz="4" w:space="0" w:color="CCCCCC"/>
-              <w:left w:val="single" w:sz="4" w:space="0" w:color="CCCCCC"/>
-              <w:right w:val="single" w:sz="4" w:space="0" w:color="CCCCCC"/>
-            </w:tcBorders>
-          </w:tcPr>
-          <w:p>
-            <w:pPr>
-              <w:spacing w:before="60" w:after="60" w:line="252" w:lineRule="auto"/>
-              <w:jc w:val="left"/>
-            </w:pPr>
-            <w:r/>
-            <w:r>
-              <w:t>746.50</w:t>
-            </w:r>
-          </w:p>
-        </w:tc>
-        <w:tc>
-          <w:tcPr>
-            <w:tcW w:type="dxa" w:w="2016"/>
-            <w:shd w:fill="FFFFFF"/>
-            <w:tcMar>
-              <w:top w:w="100" w:type="dxa"/>
-              <w:bottom w:w="100" w:type="dxa"/>
-              <w:left w:w="120" w:type="dxa"/>
-              <w:right w:w="120" w:type="dxa"/>
-            </w:tcMar>
-            <w:tcBorders>
-              <w:top w:val="single" w:sz="4" w:space="0" w:color="CCCCCC"/>
-              <w:bottom w:val="single" w:sz="4" w:space="0" w:color="CCCCCC"/>
-              <w:left w:val="single" w:sz="4" w:space="0" w:color="CCCCCC"/>
-              <w:right w:val="single" w:sz="4" w:space="0" w:color="CCCCCC"/>
-            </w:tcBorders>
-          </w:tcPr>
-          <w:p>
-            <w:pPr>
-              <w:spacing w:before="60" w:after="60" w:line="252" w:lineRule="auto"/>
-              <w:jc w:val="left"/>
-            </w:pPr>
-            <w:r/>
-            <w:r>
-              <w:t>755.75</w:t>
-            </w:r>
-          </w:p>
-        </w:tc>
-        <w:tc>
-          <w:tcPr>
-            <w:tcW w:type="dxa" w:w="1152"/>
-            <w:shd w:fill="FFFFFF"/>
-            <w:tcMar>
-              <w:top w:w="100" w:type="dxa"/>
-              <w:bottom w:w="100" w:type="dxa"/>
-              <w:left w:w="120" w:type="dxa"/>
-              <w:right w:w="120" w:type="dxa"/>
-            </w:tcMar>
-            <w:tcBorders>
-              <w:top w:val="single" w:sz="4" w:space="0" w:color="CCCCCC"/>
-              <w:bottom w:val="single" w:sz="4" w:space="0" w:color="CCCCCC"/>
-              <w:left w:val="single" w:sz="4" w:space="0" w:color="CCCCCC"/>
-              <w:right w:val="single" w:sz="4" w:space="0" w:color="CCCCCC"/>
-            </w:tcBorders>
-          </w:tcPr>
-          <w:p>
-            <w:pPr>
-              <w:spacing w:before="60" w:after="60" w:line="252" w:lineRule="auto"/>
-              <w:jc w:val="left"/>
-            </w:pPr>
-            <w:r/>
-            <w:r>
-              <w:t>739.25</w:t>
+              <w:t>740.50</w:t>
             </w:r>
           </w:p>
         </w:tc>
@@ -30761,476 +31231,6 @@
                 <w:b/>
               </w:rPr>
               <w:t>746.25</w:t>
-            </w:r>
-          </w:p>
-        </w:tc>
-        <w:tc>
-          <w:tcPr>
-            <w:tcW w:type="dxa" w:w="3456"/>
-            <w:shd w:fill="FFFFFF"/>
-            <w:tcMar>
-              <w:top w:w="100" w:type="dxa"/>
-              <w:bottom w:w="100" w:type="dxa"/>
-              <w:left w:w="120" w:type="dxa"/>
-              <w:right w:w="120" w:type="dxa"/>
-            </w:tcMar>
-            <w:tcBorders>
-              <w:top w:val="single" w:sz="4" w:space="0" w:color="CCCCCC"/>
-              <w:bottom w:val="single" w:sz="4" w:space="0" w:color="CCCCCC"/>
-              <w:left w:val="single" w:sz="4" w:space="0" w:color="CCCCCC"/>
-              <w:right w:val="single" w:sz="4" w:space="0" w:color="CCCCCC"/>
-            </w:tcBorders>
-          </w:tcPr>
-          <w:p>
-            <w:pPr>
-              <w:spacing w:before="60" w:after="60" w:line="252" w:lineRule="auto"/>
-              <w:jc w:val="left"/>
-            </w:pPr>
-            <w:r/>
-            <w:r>
-              <w:rPr>
-                <w:b/>
-              </w:rPr>
-              <w:t>-0.25</w:t>
-            </w:r>
-          </w:p>
-        </w:tc>
-        <w:tc>
-          <w:tcPr>
-            <w:tcW w:type="dxa" w:w="1440"/>
-            <w:shd w:fill="FFFFFF"/>
-            <w:tcMar>
-              <w:top w:w="100" w:type="dxa"/>
-              <w:bottom w:w="100" w:type="dxa"/>
-              <w:left w:w="120" w:type="dxa"/>
-              <w:right w:w="120" w:type="dxa"/>
-            </w:tcMar>
-            <w:tcBorders>
-              <w:top w:val="single" w:sz="4" w:space="0" w:color="CCCCCC"/>
-              <w:bottom w:val="single" w:sz="4" w:space="0" w:color="CCCCCC"/>
-              <w:left w:val="single" w:sz="4" w:space="0" w:color="CCCCCC"/>
-              <w:right w:val="single" w:sz="4" w:space="0" w:color="CCCCCC"/>
-            </w:tcBorders>
-          </w:tcPr>
-          <w:p>
-            <w:pPr>
-              <w:spacing w:before="60" w:after="60" w:line="252" w:lineRule="auto"/>
-              <w:jc w:val="left"/>
-            </w:pPr>
-            <w:r/>
-            <w:r>
-              <w:t>BEAR</w:t>
-            </w:r>
-          </w:p>
-        </w:tc>
-      </w:tr>
-      <w:tr>
-        <w:tc>
-          <w:tcPr>
-            <w:tcW w:type="dxa" w:w="1584"/>
-            <w:shd w:fill="F8FAFC"/>
-            <w:tcMar>
-              <w:top w:w="100" w:type="dxa"/>
-              <w:bottom w:w="100" w:type="dxa"/>
-              <w:left w:w="120" w:type="dxa"/>
-              <w:right w:w="120" w:type="dxa"/>
-            </w:tcMar>
-            <w:tcBorders>
-              <w:top w:val="single" w:sz="4" w:space="0" w:color="CCCCCC"/>
-              <w:bottom w:val="single" w:sz="4" w:space="0" w:color="CCCCCC"/>
-              <w:left w:val="single" w:sz="4" w:space="0" w:color="CCCCCC"/>
-              <w:right w:val="single" w:sz="4" w:space="0" w:color="CCCCCC"/>
-            </w:tcBorders>
-          </w:tcPr>
-          <w:p>
-            <w:pPr>
-              <w:spacing w:before="60" w:after="60" w:line="252" w:lineRule="auto"/>
-              <w:jc w:val="left"/>
-            </w:pPr>
-            <w:r/>
-            <w:r>
-              <w:rPr>
-                <w:b/>
-              </w:rPr>
-              <w:t>Fri 11/09</w:t>
-            </w:r>
-          </w:p>
-        </w:tc>
-        <w:tc>
-          <w:tcPr>
-            <w:tcW w:type="dxa" w:w="864"/>
-            <w:shd w:fill="F8FAFC"/>
-            <w:tcMar>
-              <w:top w:w="100" w:type="dxa"/>
-              <w:bottom w:w="100" w:type="dxa"/>
-              <w:left w:w="120" w:type="dxa"/>
-              <w:right w:w="120" w:type="dxa"/>
-            </w:tcMar>
-            <w:tcBorders>
-              <w:top w:val="single" w:sz="4" w:space="0" w:color="CCCCCC"/>
-              <w:bottom w:val="single" w:sz="4" w:space="0" w:color="CCCCCC"/>
-              <w:left w:val="single" w:sz="4" w:space="0" w:color="CCCCCC"/>
-              <w:right w:val="single" w:sz="4" w:space="0" w:color="CCCCCC"/>
-            </w:tcBorders>
-          </w:tcPr>
-          <w:p>
-            <w:pPr>
-              <w:spacing w:before="60" w:after="60" w:line="252" w:lineRule="auto"/>
-              <w:jc w:val="left"/>
-            </w:pPr>
-            <w:r/>
-            <w:r>
-              <w:t>NY Open 21-23</w:t>
-            </w:r>
-          </w:p>
-        </w:tc>
-        <w:tc>
-          <w:tcPr>
-            <w:tcW w:type="dxa" w:w="1440"/>
-            <w:shd w:fill="F8FAFC"/>
-            <w:tcMar>
-              <w:top w:w="100" w:type="dxa"/>
-              <w:bottom w:w="100" w:type="dxa"/>
-              <w:left w:w="120" w:type="dxa"/>
-              <w:right w:w="120" w:type="dxa"/>
-            </w:tcMar>
-            <w:tcBorders>
-              <w:top w:val="single" w:sz="4" w:space="0" w:color="CCCCCC"/>
-              <w:bottom w:val="single" w:sz="4" w:space="0" w:color="CCCCCC"/>
-              <w:left w:val="single" w:sz="4" w:space="0" w:color="CCCCCC"/>
-              <w:right w:val="single" w:sz="4" w:space="0" w:color="CCCCCC"/>
-            </w:tcBorders>
-          </w:tcPr>
-          <w:p>
-            <w:pPr>
-              <w:spacing w:before="60" w:after="60" w:line="252" w:lineRule="auto"/>
-              <w:jc w:val="left"/>
-            </w:pPr>
-            <w:r/>
-            <w:r>
-              <w:t>746.25</w:t>
-            </w:r>
-          </w:p>
-        </w:tc>
-        <w:tc>
-          <w:tcPr>
-            <w:tcW w:type="dxa" w:w="2016"/>
-            <w:shd w:fill="F8FAFC"/>
-            <w:tcMar>
-              <w:top w:w="100" w:type="dxa"/>
-              <w:bottom w:w="100" w:type="dxa"/>
-              <w:left w:w="120" w:type="dxa"/>
-              <w:right w:w="120" w:type="dxa"/>
-            </w:tcMar>
-            <w:tcBorders>
-              <w:top w:val="single" w:sz="4" w:space="0" w:color="CCCCCC"/>
-              <w:bottom w:val="single" w:sz="4" w:space="0" w:color="CCCCCC"/>
-              <w:left w:val="single" w:sz="4" w:space="0" w:color="CCCCCC"/>
-              <w:right w:val="single" w:sz="4" w:space="0" w:color="CCCCCC"/>
-            </w:tcBorders>
-          </w:tcPr>
-          <w:p>
-            <w:pPr>
-              <w:spacing w:before="60" w:after="60" w:line="252" w:lineRule="auto"/>
-              <w:jc w:val="left"/>
-            </w:pPr>
-            <w:r/>
-            <w:r>
-              <w:t>754.75</w:t>
-            </w:r>
-          </w:p>
-        </w:tc>
-        <w:tc>
-          <w:tcPr>
-            <w:tcW w:type="dxa" w:w="1152"/>
-            <w:shd w:fill="F8FAFC"/>
-            <w:tcMar>
-              <w:top w:w="100" w:type="dxa"/>
-              <w:bottom w:w="100" w:type="dxa"/>
-              <w:left w:w="120" w:type="dxa"/>
-              <w:right w:w="120" w:type="dxa"/>
-            </w:tcMar>
-            <w:tcBorders>
-              <w:top w:val="single" w:sz="4" w:space="0" w:color="CCCCCC"/>
-              <w:bottom w:val="single" w:sz="4" w:space="0" w:color="CCCCCC"/>
-              <w:left w:val="single" w:sz="4" w:space="0" w:color="CCCCCC"/>
-              <w:right w:val="single" w:sz="4" w:space="0" w:color="CCCCCC"/>
-            </w:tcBorders>
-          </w:tcPr>
-          <w:p>
-            <w:pPr>
-              <w:spacing w:before="60" w:after="60" w:line="252" w:lineRule="auto"/>
-              <w:jc w:val="left"/>
-            </w:pPr>
-            <w:r/>
-            <w:r>
-              <w:t>732.25</w:t>
-            </w:r>
-          </w:p>
-        </w:tc>
-        <w:tc>
-          <w:tcPr>
-            <w:tcW w:type="dxa" w:w="1728"/>
-            <w:shd w:fill="F8FAFC"/>
-            <w:tcMar>
-              <w:top w:w="100" w:type="dxa"/>
-              <w:bottom w:w="100" w:type="dxa"/>
-              <w:left w:w="120" w:type="dxa"/>
-              <w:right w:w="120" w:type="dxa"/>
-            </w:tcMar>
-            <w:tcBorders>
-              <w:top w:val="single" w:sz="4" w:space="0" w:color="CCCCCC"/>
-              <w:bottom w:val="single" w:sz="4" w:space="0" w:color="CCCCCC"/>
-              <w:left w:val="single" w:sz="4" w:space="0" w:color="CCCCCC"/>
-              <w:right w:val="single" w:sz="4" w:space="0" w:color="CCCCCC"/>
-            </w:tcBorders>
-          </w:tcPr>
-          <w:p>
-            <w:pPr>
-              <w:spacing w:before="60" w:after="60" w:line="252" w:lineRule="auto"/>
-              <w:jc w:val="left"/>
-            </w:pPr>
-            <w:r/>
-            <w:r>
-              <w:rPr>
-                <w:b/>
-              </w:rPr>
-              <w:t>748.00</w:t>
-            </w:r>
-          </w:p>
-        </w:tc>
-        <w:tc>
-          <w:tcPr>
-            <w:tcW w:type="dxa" w:w="3456"/>
-            <w:shd w:fill="F8FAFC"/>
-            <w:tcMar>
-              <w:top w:w="100" w:type="dxa"/>
-              <w:bottom w:w="100" w:type="dxa"/>
-              <w:left w:w="120" w:type="dxa"/>
-              <w:right w:w="120" w:type="dxa"/>
-            </w:tcMar>
-            <w:tcBorders>
-              <w:top w:val="single" w:sz="4" w:space="0" w:color="CCCCCC"/>
-              <w:bottom w:val="single" w:sz="4" w:space="0" w:color="CCCCCC"/>
-              <w:left w:val="single" w:sz="4" w:space="0" w:color="CCCCCC"/>
-              <w:right w:val="single" w:sz="4" w:space="0" w:color="CCCCCC"/>
-            </w:tcBorders>
-          </w:tcPr>
-          <w:p>
-            <w:pPr>
-              <w:spacing w:before="60" w:after="60" w:line="252" w:lineRule="auto"/>
-              <w:jc w:val="left"/>
-            </w:pPr>
-            <w:r/>
-            <w:r>
-              <w:rPr>
-                <w:b/>
-              </w:rPr>
-              <w:t>+1.75</w:t>
-            </w:r>
-          </w:p>
-        </w:tc>
-        <w:tc>
-          <w:tcPr>
-            <w:tcW w:type="dxa" w:w="1440"/>
-            <w:shd w:fill="F8FAFC"/>
-            <w:tcMar>
-              <w:top w:w="100" w:type="dxa"/>
-              <w:bottom w:w="100" w:type="dxa"/>
-              <w:left w:w="120" w:type="dxa"/>
-              <w:right w:w="120" w:type="dxa"/>
-            </w:tcMar>
-            <w:tcBorders>
-              <w:top w:val="single" w:sz="4" w:space="0" w:color="CCCCCC"/>
-              <w:bottom w:val="single" w:sz="4" w:space="0" w:color="CCCCCC"/>
-              <w:left w:val="single" w:sz="4" w:space="0" w:color="CCCCCC"/>
-              <w:right w:val="single" w:sz="4" w:space="0" w:color="CCCCCC"/>
-            </w:tcBorders>
-          </w:tcPr>
-          <w:p>
-            <w:pPr>
-              <w:spacing w:before="60" w:after="60" w:line="252" w:lineRule="auto"/>
-              <w:jc w:val="left"/>
-            </w:pPr>
-            <w:r/>
-            <w:r>
-              <w:t>BULL</w:t>
-            </w:r>
-          </w:p>
-        </w:tc>
-      </w:tr>
-      <w:tr>
-        <w:tc>
-          <w:tcPr>
-            <w:tcW w:type="dxa" w:w="1584"/>
-            <w:shd w:fill="FFFFFF"/>
-            <w:tcMar>
-              <w:top w:w="100" w:type="dxa"/>
-              <w:bottom w:w="100" w:type="dxa"/>
-              <w:left w:w="120" w:type="dxa"/>
-              <w:right w:w="120" w:type="dxa"/>
-            </w:tcMar>
-            <w:tcBorders>
-              <w:top w:val="single" w:sz="4" w:space="0" w:color="CCCCCC"/>
-              <w:bottom w:val="single" w:sz="4" w:space="0" w:color="CCCCCC"/>
-              <w:left w:val="single" w:sz="4" w:space="0" w:color="CCCCCC"/>
-              <w:right w:val="single" w:sz="4" w:space="0" w:color="CCCCCC"/>
-            </w:tcBorders>
-          </w:tcPr>
-          <w:p>
-            <w:pPr>
-              <w:spacing w:before="60" w:after="60" w:line="252" w:lineRule="auto"/>
-              <w:jc w:val="left"/>
-            </w:pPr>
-            <w:r/>
-            <w:r>
-              <w:rPr>
-                <w:b/>
-              </w:rPr>
-              <w:t>Fri 11/09</w:t>
-            </w:r>
-          </w:p>
-        </w:tc>
-        <w:tc>
-          <w:tcPr>
-            <w:tcW w:type="dxa" w:w="864"/>
-            <w:shd w:fill="FFFFFF"/>
-            <w:tcMar>
-              <w:top w:w="100" w:type="dxa"/>
-              <w:bottom w:w="100" w:type="dxa"/>
-              <w:left w:w="120" w:type="dxa"/>
-              <w:right w:w="120" w:type="dxa"/>
-            </w:tcMar>
-            <w:tcBorders>
-              <w:top w:val="single" w:sz="4" w:space="0" w:color="CCCCCC"/>
-              <w:bottom w:val="single" w:sz="4" w:space="0" w:color="CCCCCC"/>
-              <w:left w:val="single" w:sz="4" w:space="0" w:color="CCCCCC"/>
-              <w:right w:val="single" w:sz="4" w:space="0" w:color="CCCCCC"/>
-            </w:tcBorders>
-          </w:tcPr>
-          <w:p>
-            <w:pPr>
-              <w:spacing w:before="60" w:after="60" w:line="252" w:lineRule="auto"/>
-              <w:jc w:val="left"/>
-            </w:pPr>
-            <w:r/>
-            <w:r>
-              <w:t>NY Close 23-01</w:t>
-            </w:r>
-          </w:p>
-        </w:tc>
-        <w:tc>
-          <w:tcPr>
-            <w:tcW w:type="dxa" w:w="1440"/>
-            <w:shd w:fill="FFFFFF"/>
-            <w:tcMar>
-              <w:top w:w="100" w:type="dxa"/>
-              <w:bottom w:w="100" w:type="dxa"/>
-              <w:left w:w="120" w:type="dxa"/>
-              <w:right w:w="120" w:type="dxa"/>
-            </w:tcMar>
-            <w:tcBorders>
-              <w:top w:val="single" w:sz="4" w:space="0" w:color="CCCCCC"/>
-              <w:bottom w:val="single" w:sz="4" w:space="0" w:color="CCCCCC"/>
-              <w:left w:val="single" w:sz="4" w:space="0" w:color="CCCCCC"/>
-              <w:right w:val="single" w:sz="4" w:space="0" w:color="CCCCCC"/>
-            </w:tcBorders>
-          </w:tcPr>
-          <w:p>
-            <w:pPr>
-              <w:spacing w:before="60" w:after="60" w:line="252" w:lineRule="auto"/>
-              <w:jc w:val="left"/>
-            </w:pPr>
-            <w:r/>
-            <w:r>
-              <w:t>748.00</w:t>
-            </w:r>
-          </w:p>
-        </w:tc>
-        <w:tc>
-          <w:tcPr>
-            <w:tcW w:type="dxa" w:w="2016"/>
-            <w:shd w:fill="FFFFFF"/>
-            <w:tcMar>
-              <w:top w:w="100" w:type="dxa"/>
-              <w:bottom w:w="100" w:type="dxa"/>
-              <w:left w:w="120" w:type="dxa"/>
-              <w:right w:w="120" w:type="dxa"/>
-            </w:tcMar>
-            <w:tcBorders>
-              <w:top w:val="single" w:sz="4" w:space="0" w:color="CCCCCC"/>
-              <w:bottom w:val="single" w:sz="4" w:space="0" w:color="CCCCCC"/>
-              <w:left w:val="single" w:sz="4" w:space="0" w:color="CCCCCC"/>
-              <w:right w:val="single" w:sz="4" w:space="0" w:color="CCCCCC"/>
-            </w:tcBorders>
-          </w:tcPr>
-          <w:p>
-            <w:pPr>
-              <w:spacing w:before="60" w:after="60" w:line="252" w:lineRule="auto"/>
-              <w:jc w:val="left"/>
-            </w:pPr>
-            <w:r/>
-            <w:r>
-              <w:t>754.25</w:t>
-            </w:r>
-          </w:p>
-        </w:tc>
-        <w:tc>
-          <w:tcPr>
-            <w:tcW w:type="dxa" w:w="1152"/>
-            <w:shd w:fill="FFFFFF"/>
-            <w:tcMar>
-              <w:top w:w="100" w:type="dxa"/>
-              <w:bottom w:w="100" w:type="dxa"/>
-              <w:left w:w="120" w:type="dxa"/>
-              <w:right w:w="120" w:type="dxa"/>
-            </w:tcMar>
-            <w:tcBorders>
-              <w:top w:val="single" w:sz="4" w:space="0" w:color="CCCCCC"/>
-              <w:bottom w:val="single" w:sz="4" w:space="0" w:color="CCCCCC"/>
-              <w:left w:val="single" w:sz="4" w:space="0" w:color="CCCCCC"/>
-              <w:right w:val="single" w:sz="4" w:space="0" w:color="CCCCCC"/>
-            </w:tcBorders>
-          </w:tcPr>
-          <w:p>
-            <w:pPr>
-              <w:spacing w:before="60" w:after="60" w:line="252" w:lineRule="auto"/>
-              <w:jc w:val="left"/>
-            </w:pPr>
-            <w:r/>
-            <w:r>
-              <w:t>741.50</w:t>
-            </w:r>
-          </w:p>
-        </w:tc>
-        <w:tc>
-          <w:tcPr>
-            <w:tcW w:type="dxa" w:w="1728"/>
-            <w:shd w:fill="FFFFFF"/>
-            <w:tcMar>
-              <w:top w:w="100" w:type="dxa"/>
-              <w:bottom w:w="100" w:type="dxa"/>
-              <w:left w:w="120" w:type="dxa"/>
-              <w:right w:w="120" w:type="dxa"/>
-            </w:tcMar>
-            <w:tcBorders>
-              <w:top w:val="single" w:sz="4" w:space="0" w:color="CCCCCC"/>
-              <w:bottom w:val="single" w:sz="4" w:space="0" w:color="CCCCCC"/>
-              <w:left w:val="single" w:sz="4" w:space="0" w:color="CCCCCC"/>
-              <w:right w:val="single" w:sz="4" w:space="0" w:color="CCCCCC"/>
-            </w:tcBorders>
-          </w:tcPr>
-          <w:p>
-            <w:pPr>
-              <w:spacing w:before="60" w:after="60" w:line="252" w:lineRule="auto"/>
-              <w:jc w:val="left"/>
-            </w:pPr>
-            <w:r/>
-            <w:r>
-              <w:rPr>
-                <w:b/>
-              </w:rPr>
-              <w:t>747.25</w:t>
             </w:r>
           </w:p>
         </w:tc>

--- a/Daily Reports/10_09_2026-CBOT Reports.docx
+++ b/Daily Reports/10_09_2026-CBOT Reports.docx
@@ -104,7 +104,7 @@
           <w:color w:val="5C768D"/>
           <w:sz w:val="19"/>
         </w:rPr>
-        <w:t>Cập nhật tự động qua `macro_tracker.py` vào lúc 13:58 ICT ngày 10/09/2026</w:t>
+        <w:t>Cập nhật tự động qua `macro_tracker.py` vào lúc 14:01 ICT ngày 10/09/2026</w:t>
       </w:r>
     </w:p>
     <w:tbl>
@@ -313,7 +313,7 @@
               <w:rPr>
                 <w:b/>
               </w:rPr>
-              <w:t>100.40 / thùng</w:t>
+              <w:t>100.44 / thùng</w:t>
             </w:r>
           </w:p>
         </w:tc>
@@ -344,7 +344,7 @@
               <w:rPr>
                 <w:b/>
               </w:rPr>
-              <w:t>-0.80%</w:t>
+              <w:t>-0.76%</w:t>
             </w:r>
           </w:p>
         </w:tc>
@@ -1218,7 +1218,7 @@
         <w:rPr>
           <w:b/>
         </w:rPr>
-        <w:t>`100.40` (-0.80%)</w:t>
+        <w:t>`100.44` (-0.76%)</w:t>
       </w:r>
       <w:r>
         <w:t xml:space="preserve"> | DXY: </w:t>
@@ -1306,7 +1306,7 @@
           <w:color w:val="5C768D"/>
           <w:sz w:val="19"/>
         </w:rPr>
-        <w:t>Cập nhật tự động lúc 13:58 ICT ngày 10/09/2026 — Nguồn: NOAA, USDA, BOM Australia</w:t>
+        <w:t>Cập nhật tự động lúc 14:01 ICT ngày 10/09/2026 — Nguồn: NOAA, USDA, BOM Australia</w:t>
       </w:r>
     </w:p>
     <w:p>
@@ -3605,7 +3605,7 @@
               <w:rPr>
                 <w:b/>
               </w:rPr>
-              <w:t>528.08 (+0.33)</w:t>
+              <w:t>528.09 (+0.34)</w:t>
             </w:r>
           </w:p>
         </w:tc>
@@ -11614,10 +11614,10 @@
         <w:rPr>
           <w:b/>
         </w:rPr>
-        <w:t>`528.08 cents`</w:t>
+        <w:t>`528.09 cents`</w:t>
       </w:r>
       <w:r>
-        <w:t xml:space="preserve"> (+0.33).</w:t>
+        <w:t xml:space="preserve"> (+0.34).</w:t>
       </w:r>
     </w:p>
     <w:p>
@@ -11638,7 +11638,7 @@
         <w:rPr>
           <w:b/>
         </w:rPr>
-        <w:t>`11,367`</w:t>
+        <w:t>`11,380`</w:t>
       </w:r>
       <w:r>
         <w:t xml:space="preserve"> (Chênh lệch: </w:t>
@@ -11647,7 +11647,7 @@
         <w:rPr>
           <w:b/>
         </w:rPr>
-        <w:t>`-234,365`</w:t>
+        <w:t>`-234,352`</w:t>
       </w:r>
       <w:r>
         <w:t xml:space="preserve">) | OI: </w:t>
@@ -11981,7 +11981,7 @@
               <w:rPr>
                 <w:b/>
               </w:rPr>
-              <w:t>100.40</w:t>
+              <w:t>100.44</w:t>
             </w:r>
           </w:p>
         </w:tc>
@@ -12012,7 +12012,7 @@
               <w:rPr>
                 <w:b/>
               </w:rPr>
-              <w:t>-0.80%</w:t>
+              <w:t>-0.76%</w:t>
             </w:r>
           </w:p>
         </w:tc>
@@ -21820,7 +21820,7 @@
         <w:rPr>
           <w:b/>
         </w:rPr>
-        <w:t>`5,018`</w:t>
+        <w:t>`5,024`</w:t>
       </w:r>
       <w:r>
         <w:t xml:space="preserve"> (Chênh lệch: </w:t>
@@ -21829,7 +21829,7 @@
         <w:rPr>
           <w:b/>
         </w:rPr>
-        <w:t>`-93,532`</w:t>
+        <w:t>`-93,526`</w:t>
       </w:r>
       <w:r>
         <w:t xml:space="preserve">) | OI: </w:t>
@@ -22163,7 +22163,7 @@
               <w:rPr>
                 <w:b/>
               </w:rPr>
-              <w:t>100.40</w:t>
+              <w:t>100.44</w:t>
             </w:r>
           </w:p>
         </w:tc>
@@ -22194,7 +22194,7 @@
               <w:rPr>
                 <w:b/>
               </w:rPr>
-              <w:t>-0.80%</w:t>
+              <w:t>-0.76%</w:t>
             </w:r>
           </w:p>
         </w:tc>

--- a/Daily Reports/10_09_2026-CBOT Reports.docx
+++ b/Daily Reports/10_09_2026-CBOT Reports.docx
@@ -104,7 +104,7 @@
           <w:color w:val="5C768D"/>
           <w:sz w:val="19"/>
         </w:rPr>
-        <w:t>Cập nhật tự động qua `macro_tracker.py` vào lúc 14:01 ICT ngày 10/09/2026</w:t>
+        <w:t>Cập nhật tự động qua `macro_tracker.py` vào lúc 17:49 ICT ngày 10/09/2026</w:t>
       </w:r>
     </w:p>
     <w:tbl>
@@ -313,7 +313,7 @@
               <w:rPr>
                 <w:b/>
               </w:rPr>
-              <w:t>100.44 / thùng</w:t>
+              <w:t>101.67 / thùng</w:t>
             </w:r>
           </w:p>
         </w:tc>
@@ -344,7 +344,7 @@
               <w:rPr>
                 <w:b/>
               </w:rPr>
-              <w:t>-0.76%</w:t>
+              <w:t>+0.45%</w:t>
             </w:r>
           </w:p>
         </w:tc>
@@ -442,7 +442,7 @@
               <w:rPr>
                 <w:b/>
               </w:rPr>
-              <w:t>98.75</w:t>
+              <w:t>98.91</w:t>
             </w:r>
           </w:p>
         </w:tc>
@@ -473,7 +473,7 @@
               <w:rPr>
                 <w:b/>
               </w:rPr>
-              <w:t>-0.03%</w:t>
+              <w:t>+0.14%</w:t>
             </w:r>
           </w:p>
         </w:tc>
@@ -1218,7 +1218,7 @@
         <w:rPr>
           <w:b/>
         </w:rPr>
-        <w:t>`100.44` (-0.76%)</w:t>
+        <w:t>`101.67` (+0.45%)</w:t>
       </w:r>
       <w:r>
         <w:t xml:space="preserve"> | DXY: </w:t>
@@ -1227,7 +1227,7 @@
         <w:rPr>
           <w:b/>
         </w:rPr>
-        <w:t>`98.75` (-0.03%)</w:t>
+        <w:t>`98.91` (+0.14%)</w:t>
       </w:r>
       <w:r>
         <w:t xml:space="preserve"> | Lúa mì CBOT: </w:t>
@@ -1236,7 +1236,7 @@
         <w:rPr>
           <w:b/>
         </w:rPr>
-        <w:t>`725.00` (+1.93%)</w:t>
+        <w:t>`729.75` (+2.60%)</w:t>
       </w:r>
       <w:r>
         <w:t>.</w:t>
@@ -1306,7 +1306,7 @@
           <w:color w:val="5C768D"/>
           <w:sz w:val="19"/>
         </w:rPr>
-        <w:t>Cập nhật tự động lúc 14:01 ICT ngày 10/09/2026 — Nguồn: NOAA, USDA, BOM Australia</w:t>
+        <w:t>Cập nhật tự động lúc 17:49 ICT ngày 10/09/2026 — Nguồn: NOAA, USDA, BOM Australia</w:t>
       </w:r>
     </w:p>
     <w:p>
@@ -3574,7 +3574,7 @@
               <w:rPr>
                 <w:b/>
               </w:rPr>
-              <w:t>527.75</w:t>
+              <w:t>531.00</w:t>
             </w:r>
           </w:p>
         </w:tc>
@@ -3605,7 +3605,7 @@
               <w:rPr>
                 <w:b/>
               </w:rPr>
-              <w:t>528.09 (+0.34)</w:t>
+              <w:t>531.46 (+0.46)</w:t>
             </w:r>
           </w:p>
         </w:tc>
@@ -3633,7 +3633,7 @@
             </w:pPr>
             <w:r/>
             <w:r>
-              <w:t>Bearish (529.90 &lt; 532.54)</w:t>
+              <w:t>Bearish (530.00 &lt; 532.19)</w:t>
             </w:r>
           </w:p>
         </w:tc>
@@ -3661,7 +3661,7 @@
             </w:pPr>
             <w:r/>
             <w:r>
-              <w:t>1.25 cents</w:t>
+              <w:t>1.50 cents</w:t>
             </w:r>
           </w:p>
         </w:tc>
@@ -3822,7 +3822,7 @@
               <w:rPr>
                 <w:b/>
               </w:rPr>
-              <w:t>725.00</w:t>
+              <w:t>729.75</w:t>
             </w:r>
           </w:p>
         </w:tc>
@@ -3853,7 +3853,7 @@
               <w:rPr>
                 <w:b/>
               </w:rPr>
-              <w:t>726.03 (+1.03)</w:t>
+              <w:t>730.71 (+0.96)</w:t>
             </w:r>
           </w:p>
         </w:tc>
@@ -3881,7 +3881,7 @@
             </w:pPr>
             <w:r/>
             <w:r>
-              <w:t>Bearish (733.81 &lt; 741.31)</w:t>
+              <w:t>Bearish (732.20 &lt; 739.45)</w:t>
             </w:r>
           </w:p>
         </w:tc>
@@ -3909,7 +3909,7 @@
             </w:pPr>
             <w:r/>
             <w:r>
-              <w:t>3.75 cents</w:t>
+              <w:t>5.75 cents</w:t>
             </w:r>
           </w:p>
         </w:tc>
@@ -4347,7 +4347,7 @@
                 <w:b/>
                 <w:color w:val="15803D"/>
               </w:rPr>
-              <w:t>526.75 - 529.90 cents (Canh mua vùng hỗ trợ)</w:t>
+              <w:t>528.00 - 530.00 cents (Canh mua vùng hỗ trợ)</w:t>
             </w:r>
           </w:p>
         </w:tc>
@@ -4378,7 +4378,7 @@
               <w:rPr>
                 <w:b/>
               </w:rPr>
-              <w:t>454.34 cents (Dưới cản S2 + 1.5x ATR)</w:t>
+              <w:t>454.45 cents (Dưới cản S2 + 1.5x ATR)</w:t>
             </w:r>
           </w:p>
         </w:tc>
@@ -4414,7 +4414,7 @@
                 <w:color w:val="D97706"/>
                 <w:sz w:val="19"/>
               </w:rPr>
-              <w:t xml:space="preserve"> 529.00 cents </w:t>
+              <w:t xml:space="preserve"> 533.50 cents </w:t>
             </w:r>
             <w:r>
               <w:t xml:space="preserve"> / TP2: </w:t>
@@ -4559,7 +4559,7 @@
               <w:rPr>
                 <w:b/>
               </w:rPr>
-              <w:t>525.25 - 526.75 cents</w:t>
+              <w:t>526.50 - 528.00 cents</w:t>
             </w:r>
           </w:p>
         </w:tc>
@@ -4590,7 +4590,7 @@
               <w:rPr>
                 <w:b/>
               </w:rPr>
-              <w:t>455.31 cents (Chống quét SL tuyệt đối)</w:t>
+              <w:t>455.38 cents (Chống quét SL tuyệt đối)</w:t>
             </w:r>
           </w:p>
         </w:tc>
@@ -4752,7 +4752,7 @@
               <w:rPr>
                 <w:b/>
               </w:rPr>
-              <w:t>529.00 - 530.50 cents</w:t>
+              <w:t>533.50 - 535.00 cents</w:t>
             </w:r>
           </w:p>
         </w:tc>
@@ -4783,7 +4783,7 @@
               <w:rPr>
                 <w:b/>
               </w:rPr>
-              <w:t>530.94 cents</w:t>
+              <w:t>535.37 cents</w:t>
             </w:r>
           </w:p>
         </w:tc>
@@ -4945,7 +4945,7 @@
               <w:rPr>
                 <w:b/>
               </w:rPr>
-              <w:t>449.49 - 457.25 cents</w:t>
+              <w:t>449.79 - 457.25 cents</w:t>
             </w:r>
           </w:p>
         </w:tc>
@@ -5126,7 +5126,7 @@
                 <w:b/>
                 <w:color w:val="B91C1C"/>
               </w:rPr>
-              <w:t>733.81 - 741.31 cents (Canh bán hồi kỹ thuật H1)</w:t>
+              <w:t>732.20 - 739.45 cents (Canh bán hồi kỹ thuật H1)</w:t>
             </w:r>
           </w:p>
         </w:tc>
@@ -5157,7 +5157,7 @@
               <w:rPr>
                 <w:b/>
               </w:rPr>
-              <w:t>801.73 cents (Trên kháng cự R2 + 1.5x ATR)</w:t>
+              <w:t>801.70 cents (Trên kháng cự R2 + 1.5x ATR)</w:t>
             </w:r>
           </w:p>
         </w:tc>
@@ -5193,7 +5193,7 @@
                 <w:color w:val="D97706"/>
                 <w:sz w:val="19"/>
               </w:rPr>
-              <w:t xml:space="preserve"> 710.50 cents </w:t>
+              <w:t xml:space="preserve"> 725.00 cents </w:t>
             </w:r>
             <w:r>
               <w:t xml:space="preserve"> / TP2: </w:t>
@@ -5335,7 +5335,7 @@
               <w:rPr>
                 <w:b/>
               </w:rPr>
-              <w:t>726.50 - 728.50 cents</w:t>
+              <w:t>738.75 - 740.75 cents</w:t>
             </w:r>
           </w:p>
         </w:tc>
@@ -5366,7 +5366,7 @@
               <w:rPr>
                 <w:b/>
               </w:rPr>
-              <w:t>658.31 cents</w:t>
+              <w:t>658.29 cents</w:t>
             </w:r>
           </w:p>
         </w:tc>
@@ -5559,7 +5559,7 @@
               <w:rPr>
                 <w:b/>
               </w:rPr>
-              <w:t>767.69 cents</w:t>
+              <w:t>767.71 cents</w:t>
             </w:r>
           </w:p>
         </w:tc>
@@ -5721,7 +5721,7 @@
               <w:rPr>
                 <w:b/>
               </w:rPr>
-              <w:t>627.31 - 645.25 cents</w:t>
+              <w:t>627.37 - 645.25 cents</w:t>
             </w:r>
           </w:p>
         </w:tc>
@@ -11599,7 +11599,7 @@
         <w:t>Giá Chốt Phiên (Close):</w:t>
       </w:r>
       <w:r>
-        <w:t xml:space="preserve"> 527.75 cents | </w:t>
+        <w:t xml:space="preserve"> 531.00 cents | </w:t>
       </w:r>
       <w:r>
         <w:rPr>
@@ -11614,10 +11614,10 @@
         <w:rPr>
           <w:b/>
         </w:rPr>
-        <w:t>`528.09 cents`</w:t>
+        <w:t>`531.46 cents`</w:t>
       </w:r>
       <w:r>
-        <w:t xml:space="preserve"> (+0.34).</w:t>
+        <w:t xml:space="preserve"> (+0.46).</w:t>
       </w:r>
     </w:p>
     <w:p>
@@ -11638,7 +11638,7 @@
         <w:rPr>
           <w:b/>
         </w:rPr>
-        <w:t>`11,380`</w:t>
+        <w:t>`21,068`</w:t>
       </w:r>
       <w:r>
         <w:t xml:space="preserve"> (Chênh lệch: </w:t>
@@ -11647,7 +11647,7 @@
         <w:rPr>
           <w:b/>
         </w:rPr>
-        <w:t>`-234,352`</w:t>
+        <w:t>`-224,664`</w:t>
       </w:r>
       <w:r>
         <w:t xml:space="preserve">) | OI: </w:t>
@@ -11709,9 +11709,9 @@
       <w:r>
         <w:rPr>
           <w:b/>
-          <w:color w:val="15803D"/>
+          <w:color w:val="B91C1C"/>
         </w:rPr>
-        <w:t>`Giảm suy yếu / Đáy ngắn hạn (Long Liquidation Decline)`</w:t>
+        <w:t>`Tăng yếu / Rủi ro đảo chiều (Short Covering Rally)`</w:t>
       </w:r>
     </w:p>
     <w:p>
@@ -11732,10 +11732,10 @@
         <w:rPr>
           <w:b/>
         </w:rPr>
-        <w:t>TÍCH LŨY TIÊU CỰC (Distribution):</w:t>
+        <w:t>TÍCH LŨY TÍCH CỰC (Accumulation):</w:t>
       </w:r>
       <w:r>
-        <w:t xml:space="preserve"> Nến đi ngang nhưng dòng tiền rút dần (OI giảm), cảnh báo rủi ro suy sụt sắp tới.</w:t>
+        <w:t xml:space="preserve"> Nến đi ngang nhưng dòng tiền âm thầm gia tăng (OI tăng), báo hiệu chuẩn bị có nhịp bứt phá tăng.</w:t>
       </w:r>
     </w:p>
     <w:p>
@@ -11981,7 +11981,7 @@
               <w:rPr>
                 <w:b/>
               </w:rPr>
-              <w:t>100.44</w:t>
+              <w:t>101.67</w:t>
             </w:r>
           </w:p>
         </w:tc>
@@ -12012,7 +12012,7 @@
               <w:rPr>
                 <w:b/>
               </w:rPr>
-              <w:t>-0.76%</w:t>
+              <w:t>+0.45%</w:t>
             </w:r>
           </w:p>
         </w:tc>
@@ -12040,7 +12040,7 @@
             </w:pPr>
             <w:r/>
             <w:r>
-              <w:t>Giá dầu Giảm làm giảm biên lợi nhuận pha chế Ethanol, tạo sức ép lên nhu cầu ngô.</w:t>
+              <w:t>Giá dầu Tăng hỗ trợ biên lợi nhuận pha chế Ethanol, kéo theo nhu cầu ngô tích cực.</w:t>
             </w:r>
           </w:p>
         </w:tc>
@@ -12104,7 +12104,7 @@
               <w:rPr>
                 <w:b/>
               </w:rPr>
-              <w:t>98.75</w:t>
+              <w:t>98.91</w:t>
             </w:r>
           </w:p>
         </w:tc>
@@ -12135,7 +12135,7 @@
               <w:rPr>
                 <w:b/>
               </w:rPr>
-              <w:t>-0.03%</w:t>
+              <w:t>+0.14%</w:t>
             </w:r>
           </w:p>
         </w:tc>
@@ -12163,7 +12163,7 @@
             </w:pPr>
             <w:r/>
             <w:r>
-              <w:t>DXY Giảm hỗ trợ xuất khẩu ngô Mỹ cạnh tranh tốt hơn.</w:t>
+              <w:t>DXY Tăng làm giảm sức cạnh tranh xuất khẩu của ngô Mỹ so với Brazil/Argentina.</w:t>
             </w:r>
           </w:p>
         </w:tc>
@@ -12739,7 +12739,7 @@
         <w:t xml:space="preserve"> EMA_21 </w:t>
       </w:r>
       <w:r>
-        <w:t xml:space="preserve"> (529.90) &lt; </w:t>
+        <w:t xml:space="preserve"> (530.00) &lt; </w:t>
       </w:r>
       <w:r>
         <w:rPr>
@@ -12750,7 +12750,7 @@
         <w:t xml:space="preserve"> EMA_50 </w:t>
       </w:r>
       <w:r>
-        <w:t xml:space="preserve"> (532.54).</w:t>
+        <w:t xml:space="preserve"> (532.19).</w:t>
       </w:r>
     </w:p>
     <w:p>
@@ -12771,7 +12771,7 @@
         <w:rPr>
           <w:b/>
         </w:rPr>
-        <w:t>`39.80`</w:t>
+        <w:t>`52.17`</w:t>
       </w:r>
       <w:r>
         <w:t xml:space="preserve"> | ATR (14) = </w:t>
@@ -12780,7 +12780,7 @@
         <w:rPr>
           <w:b/>
         </w:rPr>
-        <w:t>`1.94`</w:t>
+        <w:t>`1.87`</w:t>
       </w:r>
       <w:r>
         <w:t xml:space="preserve"> cents | Volatility = </w:t>
@@ -12789,7 +12789,7 @@
         <w:rPr>
           <w:b/>
         </w:rPr>
-        <w:t>`1.25 cents`</w:t>
+        <w:t>`1.50 cents`</w:t>
       </w:r>
       <w:r>
         <w:t>.</w:t>
@@ -12813,7 +12813,7 @@
         <w:rPr>
           <w:b/>
         </w:rPr>
-        <w:t>`526.75`</w:t>
+        <w:t>`528.00`</w:t>
       </w:r>
       <w:r>
         <w:t xml:space="preserve"> | S2: </w:t>
@@ -12831,7 +12831,7 @@
         <w:rPr>
           <w:b/>
         </w:rPr>
-        <w:t>`529.00`</w:t>
+        <w:t>`533.50`</w:t>
       </w:r>
       <w:r>
         <w:t xml:space="preserve"> | R2: </w:t>
@@ -13574,7 +13574,7 @@
           <w:b/>
           <w:color w:val="15803D"/>
         </w:rPr>
-        <w:t>`526.75 - 529.90 cents (Canh mua vùng hỗ trợ)`</w:t>
+        <w:t>`528.00 - 530.00 cents (Canh mua vùng hỗ trợ)`</w:t>
       </w:r>
       <w:r>
         <w:t xml:space="preserve"> | SL: </w:t>
@@ -13583,7 +13583,7 @@
         <w:rPr>
           <w:b/>
         </w:rPr>
-        <w:t>`454.34 cents (Dưới cản S2 + 1.5x ATR)`</w:t>
+        <w:t>`454.45 cents (Dưới cản S2 + 1.5x ATR)`</w:t>
       </w:r>
       <w:r>
         <w:t xml:space="preserve"> | TP: </w:t>
@@ -13594,7 +13594,7 @@
           <w:color w:val="D97706"/>
           <w:sz w:val="19"/>
         </w:rPr>
-        <w:t xml:space="preserve"> 529.00 cents </w:t>
+        <w:t xml:space="preserve"> 533.50 cents </w:t>
       </w:r>
       <w:r>
         <w:t xml:space="preserve"> / </w:t>
@@ -13645,7 +13645,7 @@
         <w:rPr>
           <w:b/>
         </w:rPr>
-        <w:t>`525.25 - 526.75 cents`</w:t>
+        <w:t>`526.50 - 528.00 cents`</w:t>
       </w:r>
       <w:r>
         <w:t xml:space="preserve"> | SL: </w:t>
@@ -13654,7 +13654,7 @@
         <w:rPr>
           <w:b/>
         </w:rPr>
-        <w:t>`455.31 cents (Chống quét SL tuyệt đối)`</w:t>
+        <w:t>`455.38 cents (Chống quét SL tuyệt đối)`</w:t>
       </w:r>
       <w:r>
         <w:t xml:space="preserve"> | TP: </w:t>
@@ -13691,7 +13691,7 @@
         <w:rPr>
           <w:b/>
         </w:rPr>
-        <w:t>`529.00 - 530.50 cents`</w:t>
+        <w:t>`533.50 - 535.00 cents`</w:t>
       </w:r>
       <w:r>
         <w:t xml:space="preserve"> | SL: </w:t>
@@ -13700,7 +13700,7 @@
         <w:rPr>
           <w:b/>
         </w:rPr>
-        <w:t>`530.94 cents`</w:t>
+        <w:t>`535.37 cents`</w:t>
       </w:r>
       <w:r>
         <w:t xml:space="preserve"> | TP: </w:t>
@@ -13749,7 +13749,7 @@
         <w:rPr>
           <w:b/>
         </w:rPr>
-        <w:t>`449.49 - 457.25 cents`</w:t>
+        <w:t>`449.79 - 457.25 cents`</w:t>
       </w:r>
     </w:p>
     <w:p>
@@ -14156,7 +14156,7 @@
             </w:pPr>
             <w:r/>
             <w:r>
-              <w:t>527.75</w:t>
+              <w:t>531.00</w:t>
             </w:r>
           </w:p>
         </w:tc>
@@ -14184,7 +14184,7 @@
             </w:pPr>
             <w:r/>
             <w:r>
-              <w:t>531.50</w:t>
+              <w:t>534.75</w:t>
             </w:r>
           </w:p>
         </w:tc>
@@ -14212,7 +14212,7 @@
             </w:pPr>
             <w:r/>
             <w:r>
-              <w:t>524.50</w:t>
+              <w:t>527.75</w:t>
             </w:r>
           </w:p>
         </w:tc>
@@ -14243,7 +14243,7 @@
               <w:rPr>
                 <w:b/>
               </w:rPr>
-              <w:t>528.00</w:t>
+              <w:t>531.25</w:t>
             </w:r>
           </w:p>
         </w:tc>
@@ -14391,7 +14391,7 @@
             </w:pPr>
             <w:r/>
             <w:r>
-              <w:t>528.00</w:t>
+              <w:t>531.25</w:t>
             </w:r>
           </w:p>
         </w:tc>
@@ -14419,7 +14419,7 @@
             </w:pPr>
             <w:r/>
             <w:r>
-              <w:t>530.75</w:t>
+              <w:t>534.00</w:t>
             </w:r>
           </w:p>
         </w:tc>
@@ -14447,7 +14447,7 @@
             </w:pPr>
             <w:r/>
             <w:r>
-              <w:t>524.25</w:t>
+              <w:t>527.50</w:t>
             </w:r>
           </w:p>
         </w:tc>
@@ -14478,7 +14478,7 @@
               <w:rPr>
                 <w:b/>
               </w:rPr>
-              <w:t>527.50</w:t>
+              <w:t>530.75</w:t>
             </w:r>
           </w:p>
         </w:tc>
@@ -14626,7 +14626,7 @@
             </w:pPr>
             <w:r/>
             <w:r>
-              <w:t>527.50</w:t>
+              <w:t>530.75</w:t>
             </w:r>
           </w:p>
         </w:tc>
@@ -14654,7 +14654,7 @@
             </w:pPr>
             <w:r/>
             <w:r>
-              <w:t>530.50</w:t>
+              <w:t>533.75</w:t>
             </w:r>
           </w:p>
         </w:tc>
@@ -14682,7 +14682,7 @@
             </w:pPr>
             <w:r/>
             <w:r>
-              <w:t>523.50</w:t>
+              <w:t>526.75</w:t>
             </w:r>
           </w:p>
         </w:tc>
@@ -14713,7 +14713,7 @@
               <w:rPr>
                 <w:b/>
               </w:rPr>
-              <w:t>528.25</w:t>
+              <w:t>531.50</w:t>
             </w:r>
           </w:p>
         </w:tc>
@@ -14861,7 +14861,7 @@
             </w:pPr>
             <w:r/>
             <w:r>
-              <w:t>528.25</w:t>
+              <w:t>531.50</w:t>
             </w:r>
           </w:p>
         </w:tc>
@@ -14889,7 +14889,7 @@
             </w:pPr>
             <w:r/>
             <w:r>
-              <w:t>532.75</w:t>
+              <w:t>536.00</w:t>
             </w:r>
           </w:p>
         </w:tc>
@@ -14917,7 +14917,7 @@
             </w:pPr>
             <w:r/>
             <w:r>
-              <w:t>523.25</w:t>
+              <w:t>526.50</w:t>
             </w:r>
           </w:p>
         </w:tc>
@@ -14948,7 +14948,7 @@
               <w:rPr>
                 <w:b/>
               </w:rPr>
-              <w:t>529.00</w:t>
+              <w:t>532.25</w:t>
             </w:r>
           </w:p>
         </w:tc>
@@ -15096,7 +15096,7 @@
             </w:pPr>
             <w:r/>
             <w:r>
-              <w:t>529.00</w:t>
+              <w:t>532.25</w:t>
             </w:r>
           </w:p>
         </w:tc>
@@ -15124,7 +15124,7 @@
             </w:pPr>
             <w:r/>
             <w:r>
-              <w:t>534.50</w:t>
+              <w:t>537.75</w:t>
             </w:r>
           </w:p>
         </w:tc>
@@ -15152,7 +15152,7 @@
             </w:pPr>
             <w:r/>
             <w:r>
-              <w:t>522.75</w:t>
+              <w:t>526.00</w:t>
             </w:r>
           </w:p>
         </w:tc>
@@ -15183,7 +15183,7 @@
               <w:rPr>
                 <w:b/>
               </w:rPr>
-              <w:t>531.25</w:t>
+              <w:t>534.50</w:t>
             </w:r>
           </w:p>
         </w:tc>
@@ -15331,7 +15331,7 @@
             </w:pPr>
             <w:r/>
             <w:r>
-              <w:t>531.25</w:t>
+              <w:t>534.50</w:t>
             </w:r>
           </w:p>
         </w:tc>
@@ -15359,7 +15359,7 @@
             </w:pPr>
             <w:r/>
             <w:r>
-              <w:t>534.25</w:t>
+              <w:t>537.50</w:t>
             </w:r>
           </w:p>
         </w:tc>
@@ -15387,7 +15387,7 @@
             </w:pPr>
             <w:r/>
             <w:r>
-              <w:t>527.00</w:t>
+              <w:t>530.25</w:t>
             </w:r>
           </w:p>
         </w:tc>
@@ -15418,7 +15418,7 @@
               <w:rPr>
                 <w:b/>
               </w:rPr>
-              <w:t>531.50</w:t>
+              <w:t>534.75</w:t>
             </w:r>
           </w:p>
         </w:tc>
@@ -15566,7 +15566,7 @@
             </w:pPr>
             <w:r/>
             <w:r>
-              <w:t>531.50</w:t>
+              <w:t>534.75</w:t>
             </w:r>
           </w:p>
         </w:tc>
@@ -15594,7 +15594,7 @@
             </w:pPr>
             <w:r/>
             <w:r>
-              <w:t>534.75</w:t>
+              <w:t>538.00</w:t>
             </w:r>
           </w:p>
         </w:tc>
@@ -15622,7 +15622,7 @@
             </w:pPr>
             <w:r/>
             <w:r>
-              <w:t>525.00</w:t>
+              <w:t>528.25</w:t>
             </w:r>
           </w:p>
         </w:tc>
@@ -15653,7 +15653,7 @@
               <w:rPr>
                 <w:b/>
               </w:rPr>
-              <w:t>532.25</w:t>
+              <w:t>535.50</w:t>
             </w:r>
           </w:p>
         </w:tc>
@@ -15801,7 +15801,7 @@
             </w:pPr>
             <w:r/>
             <w:r>
-              <w:t>532.25</w:t>
+              <w:t>535.50</w:t>
             </w:r>
           </w:p>
         </w:tc>
@@ -15829,7 +15829,7 @@
             </w:pPr>
             <w:r/>
             <w:r>
-              <w:t>535.25</w:t>
+              <w:t>538.50</w:t>
             </w:r>
           </w:p>
         </w:tc>
@@ -15857,7 +15857,7 @@
             </w:pPr>
             <w:r/>
             <w:r>
-              <w:t>527.75</w:t>
+              <w:t>531.00</w:t>
             </w:r>
           </w:p>
         </w:tc>
@@ -15888,7 +15888,7 @@
               <w:rPr>
                 <w:b/>
               </w:rPr>
-              <w:t>531.75</w:t>
+              <w:t>535.00</w:t>
             </w:r>
           </w:p>
         </w:tc>
@@ -16036,7 +16036,7 @@
             </w:pPr>
             <w:r/>
             <w:r>
-              <w:t>531.75</w:t>
+              <w:t>535.00</w:t>
             </w:r>
           </w:p>
         </w:tc>
@@ -16064,7 +16064,7 @@
             </w:pPr>
             <w:r/>
             <w:r>
-              <w:t>535.75</w:t>
+              <w:t>539.00</w:t>
             </w:r>
           </w:p>
         </w:tc>
@@ -16092,7 +16092,7 @@
             </w:pPr>
             <w:r/>
             <w:r>
-              <w:t>526.00</w:t>
+              <w:t>529.25</w:t>
             </w:r>
           </w:p>
         </w:tc>
@@ -16123,7 +16123,7 @@
               <w:rPr>
                 <w:b/>
               </w:rPr>
-              <w:t>532.25</w:t>
+              <w:t>535.50</w:t>
             </w:r>
           </w:p>
         </w:tc>
@@ -16271,7 +16271,7 @@
             </w:pPr>
             <w:r/>
             <w:r>
-              <w:t>532.25</w:t>
+              <w:t>535.50</w:t>
             </w:r>
           </w:p>
         </w:tc>
@@ -16299,7 +16299,7 @@
             </w:pPr>
             <w:r/>
             <w:r>
-              <w:t>534.75</w:t>
+              <w:t>538.00</w:t>
             </w:r>
           </w:p>
         </w:tc>
@@ -16327,7 +16327,7 @@
             </w:pPr>
             <w:r/>
             <w:r>
-              <w:t>529.00</w:t>
+              <w:t>532.25</w:t>
             </w:r>
           </w:p>
         </w:tc>
@@ -16358,7 +16358,7 @@
               <w:rPr>
                 <w:b/>
               </w:rPr>
-              <w:t>532.75</w:t>
+              <w:t>536.00</w:t>
             </w:r>
           </w:p>
         </w:tc>
@@ -16506,7 +16506,7 @@
             </w:pPr>
             <w:r/>
             <w:r>
-              <w:t>532.75</w:t>
+              <w:t>536.00</w:t>
             </w:r>
           </w:p>
         </w:tc>
@@ -16534,7 +16534,7 @@
             </w:pPr>
             <w:r/>
             <w:r>
-              <w:t>536.25</w:t>
+              <w:t>539.50</w:t>
             </w:r>
           </w:p>
         </w:tc>
@@ -16562,7 +16562,7 @@
             </w:pPr>
             <w:r/>
             <w:r>
-              <w:t>526.75</w:t>
+              <w:t>530.00</w:t>
             </w:r>
           </w:p>
         </w:tc>
@@ -16593,7 +16593,7 @@
               <w:rPr>
                 <w:b/>
               </w:rPr>
-              <w:t>533.75</w:t>
+              <w:t>537.00</w:t>
             </w:r>
           </w:p>
         </w:tc>
@@ -16741,7 +16741,7 @@
             </w:pPr>
             <w:r/>
             <w:r>
-              <w:t>533.75</w:t>
+              <w:t>537.00</w:t>
             </w:r>
           </w:p>
         </w:tc>
@@ -16769,7 +16769,7 @@
             </w:pPr>
             <w:r/>
             <w:r>
-              <w:t>536.50</w:t>
+              <w:t>539.75</w:t>
             </w:r>
           </w:p>
         </w:tc>
@@ -16797,7 +16797,7 @@
             </w:pPr>
             <w:r/>
             <w:r>
-              <w:t>531.25</w:t>
+              <w:t>534.50</w:t>
             </w:r>
           </w:p>
         </w:tc>
@@ -16828,7 +16828,7 @@
               <w:rPr>
                 <w:b/>
               </w:rPr>
-              <w:t>533.75</w:t>
+              <w:t>537.00</w:t>
             </w:r>
           </w:p>
         </w:tc>
@@ -16976,7 +16976,7 @@
             </w:pPr>
             <w:r/>
             <w:r>
-              <w:t>533.75</w:t>
+              <w:t>537.00</w:t>
             </w:r>
           </w:p>
         </w:tc>
@@ -17004,7 +17004,7 @@
             </w:pPr>
             <w:r/>
             <w:r>
-              <w:t>536.50</w:t>
+              <w:t>539.75</w:t>
             </w:r>
           </w:p>
         </w:tc>
@@ -17032,7 +17032,7 @@
             </w:pPr>
             <w:r/>
             <w:r>
-              <w:t>531.25</w:t>
+              <w:t>534.50</w:t>
             </w:r>
           </w:p>
         </w:tc>
@@ -17063,7 +17063,7 @@
               <w:rPr>
                 <w:b/>
               </w:rPr>
-              <w:t>533.25</w:t>
+              <w:t>536.50</w:t>
             </w:r>
           </w:p>
         </w:tc>
@@ -17211,7 +17211,7 @@
             </w:pPr>
             <w:r/>
             <w:r>
-              <w:t>533.25</w:t>
+              <w:t>536.50</w:t>
             </w:r>
           </w:p>
         </w:tc>
@@ -17239,7 +17239,7 @@
             </w:pPr>
             <w:r/>
             <w:r>
-              <w:t>536.25</w:t>
+              <w:t>539.50</w:t>
             </w:r>
           </w:p>
         </w:tc>
@@ -17267,7 +17267,7 @@
             </w:pPr>
             <w:r/>
             <w:r>
-              <w:t>530.00</w:t>
+              <w:t>533.25</w:t>
             </w:r>
           </w:p>
         </w:tc>
@@ -17298,7 +17298,7 @@
               <w:rPr>
                 <w:b/>
               </w:rPr>
-              <w:t>533.00</w:t>
+              <w:t>536.25</w:t>
             </w:r>
           </w:p>
         </w:tc>
@@ -17446,7 +17446,7 @@
             </w:pPr>
             <w:r/>
             <w:r>
-              <w:t>533.00</w:t>
+              <w:t>536.25</w:t>
             </w:r>
           </w:p>
         </w:tc>
@@ -17474,7 +17474,7 @@
             </w:pPr>
             <w:r/>
             <w:r>
-              <w:t>537.00</w:t>
+              <w:t>540.25</w:t>
             </w:r>
           </w:p>
         </w:tc>
@@ -17502,7 +17502,7 @@
             </w:pPr>
             <w:r/>
             <w:r>
-              <w:t>527.75</w:t>
+              <w:t>531.00</w:t>
             </w:r>
           </w:p>
         </w:tc>
@@ -17533,7 +17533,7 @@
               <w:rPr>
                 <w:b/>
               </w:rPr>
-              <w:t>533.50</w:t>
+              <w:t>536.75</w:t>
             </w:r>
           </w:p>
         </w:tc>
@@ -17681,7 +17681,7 @@
             </w:pPr>
             <w:r/>
             <w:r>
-              <w:t>533.50</w:t>
+              <w:t>536.75</w:t>
             </w:r>
           </w:p>
         </w:tc>
@@ -17709,7 +17709,7 @@
             </w:pPr>
             <w:r/>
             <w:r>
-              <w:t>538.25</w:t>
+              <w:t>541.50</w:t>
             </w:r>
           </w:p>
         </w:tc>
@@ -17737,7 +17737,7 @@
             </w:pPr>
             <w:r/>
             <w:r>
-              <w:t>526.50</w:t>
+              <w:t>529.75</w:t>
             </w:r>
           </w:p>
         </w:tc>
@@ -17768,7 +17768,7 @@
               <w:rPr>
                 <w:b/>
               </w:rPr>
-              <w:t>535.50</w:t>
+              <w:t>538.75</w:t>
             </w:r>
           </w:p>
         </w:tc>
@@ -17916,7 +17916,7 @@
             </w:pPr>
             <w:r/>
             <w:r>
-              <w:t>535.50</w:t>
+              <w:t>538.75</w:t>
             </w:r>
           </w:p>
         </w:tc>
@@ -17944,7 +17944,7 @@
             </w:pPr>
             <w:r/>
             <w:r>
-              <w:t>543.50</w:t>
+              <w:t>546.75</w:t>
             </w:r>
           </w:p>
         </w:tc>
@@ -17972,7 +17972,7 @@
             </w:pPr>
             <w:r/>
             <w:r>
-              <w:t>528.50</w:t>
+              <w:t>531.75</w:t>
             </w:r>
           </w:p>
         </w:tc>
@@ -18003,7 +18003,7 @@
               <w:rPr>
                 <w:b/>
               </w:rPr>
-              <w:t>537.00</w:t>
+              <w:t>540.25</w:t>
             </w:r>
           </w:p>
         </w:tc>
@@ -18151,7 +18151,7 @@
             </w:pPr>
             <w:r/>
             <w:r>
-              <w:t>537.00</w:t>
+              <w:t>540.25</w:t>
             </w:r>
           </w:p>
         </w:tc>
@@ -18179,7 +18179,7 @@
             </w:pPr>
             <w:r/>
             <w:r>
-              <w:t>541.50</w:t>
+              <w:t>544.75</w:t>
             </w:r>
           </w:p>
         </w:tc>
@@ -18207,7 +18207,7 @@
             </w:pPr>
             <w:r/>
             <w:r>
-              <w:t>532.75</w:t>
+              <w:t>536.00</w:t>
             </w:r>
           </w:p>
         </w:tc>
@@ -18238,7 +18238,7 @@
               <w:rPr>
                 <w:b/>
               </w:rPr>
-              <w:t>536.50</w:t>
+              <w:t>539.75</w:t>
             </w:r>
           </w:p>
         </w:tc>
@@ -18386,7 +18386,7 @@
             </w:pPr>
             <w:r/>
             <w:r>
-              <w:t>536.50</w:t>
+              <w:t>539.75</w:t>
             </w:r>
           </w:p>
         </w:tc>
@@ -18414,7 +18414,7 @@
             </w:pPr>
             <w:r/>
             <w:r>
-              <w:t>538.75</w:t>
+              <w:t>542.00</w:t>
             </w:r>
           </w:p>
         </w:tc>
@@ -18442,7 +18442,7 @@
             </w:pPr>
             <w:r/>
             <w:r>
-              <w:t>533.75</w:t>
+              <w:t>537.00</w:t>
             </w:r>
           </w:p>
         </w:tc>
@@ -18473,7 +18473,7 @@
               <w:rPr>
                 <w:b/>
               </w:rPr>
-              <w:t>536.25</w:t>
+              <w:t>539.50</w:t>
             </w:r>
           </w:p>
         </w:tc>
@@ -18621,7 +18621,7 @@
             </w:pPr>
             <w:r/>
             <w:r>
-              <w:t>536.25</w:t>
+              <w:t>539.50</w:t>
             </w:r>
           </w:p>
         </w:tc>
@@ -18649,7 +18649,7 @@
             </w:pPr>
             <w:r/>
             <w:r>
-              <w:t>538.25</w:t>
+              <w:t>541.50</w:t>
             </w:r>
           </w:p>
         </w:tc>
@@ -18677,7 +18677,7 @@
             </w:pPr>
             <w:r/>
             <w:r>
-              <w:t>531.75</w:t>
+              <w:t>535.00</w:t>
             </w:r>
           </w:p>
         </w:tc>
@@ -18708,7 +18708,7 @@
               <w:rPr>
                 <w:b/>
               </w:rPr>
-              <w:t>536.50</w:t>
+              <w:t>539.75</w:t>
             </w:r>
           </w:p>
         </w:tc>
@@ -18856,7 +18856,7 @@
             </w:pPr>
             <w:r/>
             <w:r>
-              <w:t>536.50</w:t>
+              <w:t>539.75</w:t>
             </w:r>
           </w:p>
         </w:tc>
@@ -18884,7 +18884,7 @@
             </w:pPr>
             <w:r/>
             <w:r>
-              <w:t>540.25</w:t>
+              <w:t>543.50</w:t>
             </w:r>
           </w:p>
         </w:tc>
@@ -18912,7 +18912,7 @@
             </w:pPr>
             <w:r/>
             <w:r>
-              <w:t>533.75</w:t>
+              <w:t>537.00</w:t>
             </w:r>
           </w:p>
         </w:tc>
@@ -18943,7 +18943,7 @@
               <w:rPr>
                 <w:b/>
               </w:rPr>
-              <w:t>537.00</w:t>
+              <w:t>540.25</w:t>
             </w:r>
           </w:p>
         </w:tc>
@@ -19091,7 +19091,7 @@
             </w:pPr>
             <w:r/>
             <w:r>
-              <w:t>537.00</w:t>
+              <w:t>540.25</w:t>
             </w:r>
           </w:p>
         </w:tc>
@@ -19119,7 +19119,7 @@
             </w:pPr>
             <w:r/>
             <w:r>
-              <w:t>540.00</w:t>
+              <w:t>543.25</w:t>
             </w:r>
           </w:p>
         </w:tc>
@@ -19147,7 +19147,7 @@
             </w:pPr>
             <w:r/>
             <w:r>
-              <w:t>532.50</w:t>
+              <w:t>535.75</w:t>
             </w:r>
           </w:p>
         </w:tc>
@@ -19178,7 +19178,7 @@
               <w:rPr>
                 <w:b/>
               </w:rPr>
-              <w:t>537.25</w:t>
+              <w:t>540.50</w:t>
             </w:r>
           </w:p>
         </w:tc>
@@ -19326,7 +19326,7 @@
             </w:pPr>
             <w:r/>
             <w:r>
-              <w:t>537.25</w:t>
+              <w:t>540.50</w:t>
             </w:r>
           </w:p>
         </w:tc>
@@ -19354,7 +19354,7 @@
             </w:pPr>
             <w:r/>
             <w:r>
-              <w:t>541.50</w:t>
+              <w:t>544.75</w:t>
             </w:r>
           </w:p>
         </w:tc>
@@ -19382,7 +19382,7 @@
             </w:pPr>
             <w:r/>
             <w:r>
-              <w:t>534.00</w:t>
+              <w:t>537.25</w:t>
             </w:r>
           </w:p>
         </w:tc>
@@ -19413,7 +19413,7 @@
               <w:rPr>
                 <w:b/>
               </w:rPr>
-              <w:t>538.00</w:t>
+              <w:t>541.25</w:t>
             </w:r>
           </w:p>
         </w:tc>
@@ -19561,7 +19561,7 @@
             </w:pPr>
             <w:r/>
             <w:r>
-              <w:t>538.00</w:t>
+              <w:t>541.25</w:t>
             </w:r>
           </w:p>
         </w:tc>
@@ -19589,7 +19589,7 @@
             </w:pPr>
             <w:r/>
             <w:r>
-              <w:t>541.50</w:t>
+              <w:t>544.75</w:t>
             </w:r>
           </w:p>
         </w:tc>
@@ -19617,7 +19617,7 @@
             </w:pPr>
             <w:r/>
             <w:r>
-              <w:t>535.75</w:t>
+              <w:t>539.00</w:t>
             </w:r>
           </w:p>
         </w:tc>
@@ -19648,7 +19648,7 @@
               <w:rPr>
                 <w:b/>
               </w:rPr>
-              <w:t>538.00</w:t>
+              <w:t>541.25</w:t>
             </w:r>
           </w:p>
         </w:tc>
@@ -19796,7 +19796,7 @@
             </w:pPr>
             <w:r/>
             <w:r>
-              <w:t>538.00</w:t>
+              <w:t>541.25</w:t>
             </w:r>
           </w:p>
         </w:tc>
@@ -19824,7 +19824,7 @@
             </w:pPr>
             <w:r/>
             <w:r>
-              <w:t>541.75</w:t>
+              <w:t>545.00</w:t>
             </w:r>
           </w:p>
         </w:tc>
@@ -19852,7 +19852,7 @@
             </w:pPr>
             <w:r/>
             <w:r>
-              <w:t>534.50</w:t>
+              <w:t>537.75</w:t>
             </w:r>
           </w:p>
         </w:tc>
@@ -19883,7 +19883,7 @@
               <w:rPr>
                 <w:b/>
               </w:rPr>
-              <w:t>537.75</w:t>
+              <w:t>541.00</w:t>
             </w:r>
           </w:p>
         </w:tc>
@@ -20031,7 +20031,7 @@
             </w:pPr>
             <w:r/>
             <w:r>
-              <w:t>537.75</w:t>
+              <w:t>541.00</w:t>
             </w:r>
           </w:p>
         </w:tc>
@@ -20059,7 +20059,7 @@
             </w:pPr>
             <w:r/>
             <w:r>
-              <w:t>541.25</w:t>
+              <w:t>544.50</w:t>
             </w:r>
           </w:p>
         </w:tc>
@@ -20087,7 +20087,7 @@
             </w:pPr>
             <w:r/>
             <w:r>
-              <w:t>534.50</w:t>
+              <w:t>537.75</w:t>
             </w:r>
           </w:p>
         </w:tc>
@@ -20118,7 +20118,7 @@
               <w:rPr>
                 <w:b/>
               </w:rPr>
-              <w:t>537.50</w:t>
+              <w:t>540.75</w:t>
             </w:r>
           </w:p>
         </w:tc>
@@ -20266,7 +20266,7 @@
             </w:pPr>
             <w:r/>
             <w:r>
-              <w:t>537.50</w:t>
+              <w:t>540.75</w:t>
             </w:r>
           </w:p>
         </w:tc>
@@ -20294,7 +20294,7 @@
             </w:pPr>
             <w:r/>
             <w:r>
-              <w:t>540.50</w:t>
+              <w:t>543.75</w:t>
             </w:r>
           </w:p>
         </w:tc>
@@ -20322,7 +20322,7 @@
             </w:pPr>
             <w:r/>
             <w:r>
-              <w:t>534.75</w:t>
+              <w:t>538.00</w:t>
             </w:r>
           </w:p>
         </w:tc>
@@ -20353,7 +20353,7 @@
               <w:rPr>
                 <w:b/>
               </w:rPr>
-              <w:t>537.75</w:t>
+              <w:t>541.00</w:t>
             </w:r>
           </w:p>
         </w:tc>
@@ -20501,7 +20501,7 @@
             </w:pPr>
             <w:r/>
             <w:r>
-              <w:t>537.75</w:t>
+              <w:t>541.00</w:t>
             </w:r>
           </w:p>
         </w:tc>
@@ -20529,7 +20529,7 @@
             </w:pPr>
             <w:r/>
             <w:r>
-              <w:t>540.75</w:t>
+              <w:t>544.00</w:t>
             </w:r>
           </w:p>
         </w:tc>
@@ -20557,7 +20557,7 @@
             </w:pPr>
             <w:r/>
             <w:r>
-              <w:t>535.00</w:t>
+              <w:t>538.25</w:t>
             </w:r>
           </w:p>
         </w:tc>
@@ -20588,7 +20588,7 @@
               <w:rPr>
                 <w:b/>
               </w:rPr>
-              <w:t>537.75</w:t>
+              <w:t>541.00</w:t>
             </w:r>
           </w:p>
         </w:tc>
@@ -20736,7 +20736,7 @@
             </w:pPr>
             <w:r/>
             <w:r>
-              <w:t>537.75</w:t>
+              <w:t>541.00</w:t>
             </w:r>
           </w:p>
         </w:tc>
@@ -20764,7 +20764,7 @@
             </w:pPr>
             <w:r/>
             <w:r>
-              <w:t>541.75</w:t>
+              <w:t>545.00</w:t>
             </w:r>
           </w:p>
         </w:tc>
@@ -20792,7 +20792,7 @@
             </w:pPr>
             <w:r/>
             <w:r>
-              <w:t>534.25</w:t>
+              <w:t>537.50</w:t>
             </w:r>
           </w:p>
         </w:tc>
@@ -20823,7 +20823,7 @@
               <w:rPr>
                 <w:b/>
               </w:rPr>
-              <w:t>538.25</w:t>
+              <w:t>541.50</w:t>
             </w:r>
           </w:p>
         </w:tc>
@@ -20971,7 +20971,7 @@
             </w:pPr>
             <w:r/>
             <w:r>
-              <w:t>538.25</w:t>
+              <w:t>541.50</w:t>
             </w:r>
           </w:p>
         </w:tc>
@@ -20999,7 +20999,7 @@
             </w:pPr>
             <w:r/>
             <w:r>
-              <w:t>542.25</w:t>
+              <w:t>545.50</w:t>
             </w:r>
           </w:p>
         </w:tc>
@@ -21027,7 +21027,7 @@
             </w:pPr>
             <w:r/>
             <w:r>
-              <w:t>536.50</w:t>
+              <w:t>539.75</w:t>
             </w:r>
           </w:p>
         </w:tc>
@@ -21058,7 +21058,7 @@
               <w:rPr>
                 <w:b/>
               </w:rPr>
-              <w:t>538.00</w:t>
+              <w:t>541.25</w:t>
             </w:r>
           </w:p>
         </w:tc>
@@ -21781,7 +21781,7 @@
         <w:t>Giá Chốt Phiên (Close):</w:t>
       </w:r>
       <w:r>
-        <w:t xml:space="preserve"> 725.00 cents | </w:t>
+        <w:t xml:space="preserve"> 729.75 cents | </w:t>
       </w:r>
       <w:r>
         <w:rPr>
@@ -21796,10 +21796,10 @@
         <w:rPr>
           <w:b/>
         </w:rPr>
-        <w:t>`726.03 cents`</w:t>
+        <w:t>`730.71 cents`</w:t>
       </w:r>
       <w:r>
-        <w:t xml:space="preserve"> (+1.03).</w:t>
+        <w:t xml:space="preserve"> (+0.96).</w:t>
       </w:r>
     </w:p>
     <w:p>
@@ -21820,7 +21820,7 @@
         <w:rPr>
           <w:b/>
         </w:rPr>
-        <w:t>`5,024`</w:t>
+        <w:t>`10,498`</w:t>
       </w:r>
       <w:r>
         <w:t xml:space="preserve"> (Chênh lệch: </w:t>
@@ -21829,7 +21829,7 @@
         <w:rPr>
           <w:b/>
         </w:rPr>
-        <w:t>`-93,526`</w:t>
+        <w:t>`-88,052`</w:t>
       </w:r>
       <w:r>
         <w:t xml:space="preserve">) | OI: </w:t>
@@ -21871,7 +21871,7 @@
         <w:rPr>
           <w:b/>
         </w:rPr>
-        <w:t>`Bearish Engulfing (Nhấn chìm giảm thiểu)`</w:t>
+        <w:t>`Bullish Engulfing (Nhấn chìm tăng trưởng)`</w:t>
       </w:r>
     </w:p>
     <w:p>
@@ -21891,9 +21891,9 @@
       <w:r>
         <w:rPr>
           <w:b/>
-          <w:color w:val="15803D"/>
+          <w:color w:val="B91C1C"/>
         </w:rPr>
-        <w:t>`Giảm suy yếu / Đáy ngắn hạn (Long Liquidation Decline)`</w:t>
+        <w:t>`Tăng yếu / Rủi ro đảo chiều (Short Covering Rally)`</w:t>
       </w:r>
     </w:p>
     <w:p>
@@ -21908,16 +21908,16 @@
         <w:t>Đánh giá xu hướng kết hợp:</w:t>
       </w:r>
       <w:r>
-        <w:t xml:space="preserve"> ️ </w:t>
+        <w:t xml:space="preserve"> </w:t>
       </w:r>
       <w:r>
         <w:rPr>
           <w:b/>
         </w:rPr>
-        <w:t>HỒI KỸ THUẬT YẾU (Weak Bullish Retest):</w:t>
+        <w:t>TĂNG MẠNH MẼ (Strong Bullish Confirmation):</w:t>
       </w:r>
       <w:r>
-        <w:t xml:space="preserve"> Xuất hiện nến tăng nhưng dòng tiền/thanh khoản yếu. Cần quan sát thêm lực cầu.</w:t>
+        <w:t xml:space="preserve"> Mô hình nến tăng được củng cố bởi dòng tiền gia tăng tích cực, hỗ trợ lực mua lên bền vững.</w:t>
       </w:r>
     </w:p>
     <w:p>
@@ -22163,7 +22163,7 @@
               <w:rPr>
                 <w:b/>
               </w:rPr>
-              <w:t>100.44</w:t>
+              <w:t>101.67</w:t>
             </w:r>
           </w:p>
         </w:tc>
@@ -22194,7 +22194,7 @@
               <w:rPr>
                 <w:b/>
               </w:rPr>
-              <w:t>-0.76%</w:t>
+              <w:t>+0.45%</w:t>
             </w:r>
           </w:p>
         </w:tc>
@@ -22222,7 +22222,7 @@
             </w:pPr>
             <w:r/>
             <w:r>
-              <w:t>Giá dầu Giảm giảm bớt premium rủi ro địa chính trị, tạo áp lực chốt lời lúa mì.</w:t>
+              <w:t>Giá dầu Tăng tăng premium rủi ro địa chính trị và logistics Biển Đen, hỗ trợ giá lúa mì.</w:t>
             </w:r>
           </w:p>
         </w:tc>
@@ -22286,7 +22286,7 @@
               <w:rPr>
                 <w:b/>
               </w:rPr>
-              <w:t>98.75</w:t>
+              <w:t>98.91</w:t>
             </w:r>
           </w:p>
         </w:tc>
@@ -22317,7 +22317,7 @@
               <w:rPr>
                 <w:b/>
               </w:rPr>
-              <w:t>-0.03%</w:t>
+              <w:t>+0.14%</w:t>
             </w:r>
           </w:p>
         </w:tc>
@@ -22345,7 +22345,7 @@
             </w:pPr>
             <w:r/>
             <w:r>
-              <w:t>DXY Giảm kích thích nhu cầu nhập khẩu lúa mì Mỹ trên thị trường quốc tế.</w:t>
+              <w:t>DXY Tăng khiến lúa mì Mỹ đắt đỏ hơn đối với các khách hàng truyền thống như Ai Cập/Châu Á.</w:t>
             </w:r>
           </w:p>
         </w:tc>
@@ -22921,7 +22921,7 @@
         <w:t xml:space="preserve"> EMA_21 </w:t>
       </w:r>
       <w:r>
-        <w:t xml:space="preserve"> (733.81) &lt; </w:t>
+        <w:t xml:space="preserve"> (732.20) &lt; </w:t>
       </w:r>
       <w:r>
         <w:rPr>
@@ -22932,7 +22932,7 @@
         <w:t xml:space="preserve"> EMA_50 </w:t>
       </w:r>
       <w:r>
-        <w:t xml:space="preserve"> (741.31).</w:t>
+        <w:t xml:space="preserve"> (739.45).</w:t>
       </w:r>
     </w:p>
     <w:p>
@@ -22953,7 +22953,7 @@
         <w:rPr>
           <w:b/>
         </w:rPr>
-        <w:t>`35.29`</w:t>
+        <w:t>`43.33`</w:t>
       </w:r>
       <w:r>
         <w:t xml:space="preserve"> | ATR (14) = </w:t>
@@ -22962,7 +22962,7 @@
         <w:rPr>
           <w:b/>
         </w:rPr>
-        <w:t>`4.49`</w:t>
+        <w:t>`4.47`</w:t>
       </w:r>
       <w:r>
         <w:t xml:space="preserve"> cents | Volatility = </w:t>
@@ -22971,7 +22971,7 @@
         <w:rPr>
           <w:b/>
         </w:rPr>
-        <w:t>`3.75 cents`</w:t>
+        <w:t>`5.75 cents`</w:t>
       </w:r>
       <w:r>
         <w:t>.</w:t>
@@ -22995,7 +22995,7 @@
         <w:rPr>
           <w:b/>
         </w:rPr>
-        <w:t>`710.50`</w:t>
+        <w:t>`725.00`</w:t>
       </w:r>
       <w:r>
         <w:t xml:space="preserve"> | S2: </w:t>
@@ -23746,7 +23746,7 @@
           <w:b/>
           <w:color w:val="B91C1C"/>
         </w:rPr>
-        <w:t>`733.81 - 741.31 cents (Canh bán hồi kỹ thuật H1)`</w:t>
+        <w:t>`732.20 - 739.45 cents (Canh bán hồi kỹ thuật H1)`</w:t>
       </w:r>
       <w:r>
         <w:t xml:space="preserve"> | SL: </w:t>
@@ -23755,7 +23755,7 @@
         <w:rPr>
           <w:b/>
         </w:rPr>
-        <w:t>`801.73 cents (Trên kháng cự R2 + 1.5x ATR)`</w:t>
+        <w:t>`801.70 cents (Trên kháng cự R2 + 1.5x ATR)`</w:t>
       </w:r>
       <w:r>
         <w:t xml:space="preserve"> | TP: </w:t>
@@ -23766,7 +23766,7 @@
           <w:color w:val="D97706"/>
           <w:sz w:val="19"/>
         </w:rPr>
-        <w:t xml:space="preserve"> 710.50 cents </w:t>
+        <w:t xml:space="preserve"> 725.00 cents </w:t>
       </w:r>
       <w:r>
         <w:t xml:space="preserve"> / </w:t>
@@ -23817,7 +23817,7 @@
         <w:rPr>
           <w:b/>
         </w:rPr>
-        <w:t>`726.50 - 728.50 cents`</w:t>
+        <w:t>`738.75 - 740.75 cents`</w:t>
       </w:r>
       <w:r>
         <w:t xml:space="preserve"> | SL: </w:t>
@@ -23826,7 +23826,7 @@
         <w:rPr>
           <w:b/>
         </w:rPr>
-        <w:t>`658.31 cents`</w:t>
+        <w:t>`658.29 cents`</w:t>
       </w:r>
       <w:r>
         <w:t xml:space="preserve"> | TP: </w:t>
@@ -23872,7 +23872,7 @@
         <w:rPr>
           <w:b/>
         </w:rPr>
-        <w:t>`767.69 cents`</w:t>
+        <w:t>`767.71 cents`</w:t>
       </w:r>
       <w:r>
         <w:t xml:space="preserve"> | TP: </w:t>
@@ -23921,7 +23921,7 @@
         <w:rPr>
           <w:b/>
         </w:rPr>
-        <w:t>`627.31 - 645.25 cents`</w:t>
+        <w:t>`627.37 - 645.25 cents`</w:t>
       </w:r>
     </w:p>
     <w:p>
@@ -24328,7 +24328,7 @@
             </w:pPr>
             <w:r/>
             <w:r>
-              <w:t>725.00</w:t>
+              <w:t>729.75</w:t>
             </w:r>
           </w:p>
         </w:tc>
@@ -24356,7 +24356,7 @@
             </w:pPr>
             <w:r/>
             <w:r>
-              <w:t>736.25</w:t>
+              <w:t>741.00</w:t>
             </w:r>
           </w:p>
         </w:tc>
@@ -24384,7 +24384,7 @@
             </w:pPr>
             <w:r/>
             <w:r>
-              <w:t>719.50</w:t>
+              <w:t>724.25</w:t>
             </w:r>
           </w:p>
         </w:tc>
@@ -24415,7 +24415,7 @@
               <w:rPr>
                 <w:b/>
               </w:rPr>
-              <w:t>724.25</w:t>
+              <w:t>729.00</w:t>
             </w:r>
           </w:p>
         </w:tc>
@@ -24563,7 +24563,7 @@
             </w:pPr>
             <w:r/>
             <w:r>
-              <w:t>724.25</w:t>
+              <w:t>729.00</w:t>
             </w:r>
           </w:p>
         </w:tc>
@@ -24591,7 +24591,7 @@
             </w:pPr>
             <w:r/>
             <w:r>
-              <w:t>731.75</w:t>
+              <w:t>736.50</w:t>
             </w:r>
           </w:p>
         </w:tc>
@@ -24619,7 +24619,7 @@
             </w:pPr>
             <w:r/>
             <w:r>
-              <w:t>718.25</w:t>
+              <w:t>723.00</w:t>
             </w:r>
           </w:p>
         </w:tc>
@@ -24650,7 +24650,7 @@
               <w:rPr>
                 <w:b/>
               </w:rPr>
-              <w:t>723.75</w:t>
+              <w:t>728.50</w:t>
             </w:r>
           </w:p>
         </w:tc>
@@ -24798,7 +24798,7 @@
             </w:pPr>
             <w:r/>
             <w:r>
-              <w:t>723.75</w:t>
+              <w:t>728.50</w:t>
             </w:r>
           </w:p>
         </w:tc>
@@ -24826,7 +24826,7 @@
             </w:pPr>
             <w:r/>
             <w:r>
-              <w:t>737.50</w:t>
+              <w:t>742.25</w:t>
             </w:r>
           </w:p>
         </w:tc>
@@ -24854,7 +24854,7 @@
             </w:pPr>
             <w:r/>
             <w:r>
-              <w:t>709.00</w:t>
+              <w:t>713.75</w:t>
             </w:r>
           </w:p>
         </w:tc>
@@ -24885,7 +24885,7 @@
               <w:rPr>
                 <w:b/>
               </w:rPr>
-              <w:t>725.75</w:t>
+              <w:t>730.50</w:t>
             </w:r>
           </w:p>
         </w:tc>
@@ -25033,7 +25033,7 @@
             </w:pPr>
             <w:r/>
             <w:r>
-              <w:t>725.75</w:t>
+              <w:t>730.50</w:t>
             </w:r>
           </w:p>
         </w:tc>
@@ -25061,7 +25061,7 @@
             </w:pPr>
             <w:r/>
             <w:r>
-              <w:t>739.00</w:t>
+              <w:t>743.75</w:t>
             </w:r>
           </w:p>
         </w:tc>
@@ -25089,7 +25089,7 @@
             </w:pPr>
             <w:r/>
             <w:r>
-              <w:t>717.50</w:t>
+              <w:t>722.25</w:t>
             </w:r>
           </w:p>
         </w:tc>
@@ -25120,7 +25120,7 @@
               <w:rPr>
                 <w:b/>
               </w:rPr>
-              <w:t>727.00</w:t>
+              <w:t>731.75</w:t>
             </w:r>
           </w:p>
         </w:tc>
@@ -25268,7 +25268,7 @@
             </w:pPr>
             <w:r/>
             <w:r>
-              <w:t>727.00</w:t>
+              <w:t>731.75</w:t>
             </w:r>
           </w:p>
         </w:tc>
@@ -25296,7 +25296,7 @@
             </w:pPr>
             <w:r/>
             <w:r>
-              <w:t>743.50</w:t>
+              <w:t>748.25</w:t>
             </w:r>
           </w:p>
         </w:tc>
@@ -25324,7 +25324,7 @@
             </w:pPr>
             <w:r/>
             <w:r>
-              <w:t>716.50</w:t>
+              <w:t>721.25</w:t>
             </w:r>
           </w:p>
         </w:tc>
@@ -25355,7 +25355,7 @@
               <w:rPr>
                 <w:b/>
               </w:rPr>
-              <w:t>731.50</w:t>
+              <w:t>736.25</w:t>
             </w:r>
           </w:p>
         </w:tc>
@@ -25503,7 +25503,7 @@
             </w:pPr>
             <w:r/>
             <w:r>
-              <w:t>731.50</w:t>
+              <w:t>736.25</w:t>
             </w:r>
           </w:p>
         </w:tc>
@@ -25531,7 +25531,7 @@
             </w:pPr>
             <w:r/>
             <w:r>
-              <w:t>739.25</w:t>
+              <w:t>744.00</w:t>
             </w:r>
           </w:p>
         </w:tc>
@@ -25559,7 +25559,7 @@
             </w:pPr>
             <w:r/>
             <w:r>
-              <w:t>720.50</w:t>
+              <w:t>725.25</w:t>
             </w:r>
           </w:p>
         </w:tc>
@@ -25590,7 +25590,7 @@
               <w:rPr>
                 <w:b/>
               </w:rPr>
-              <w:t>732.75</w:t>
+              <w:t>737.50</w:t>
             </w:r>
           </w:p>
         </w:tc>
@@ -25738,7 +25738,7 @@
             </w:pPr>
             <w:r/>
             <w:r>
-              <w:t>732.75</w:t>
+              <w:t>737.50</w:t>
             </w:r>
           </w:p>
         </w:tc>
@@ -25766,7 +25766,7 @@
             </w:pPr>
             <w:r/>
             <w:r>
-              <w:t>741.00</w:t>
+              <w:t>745.75</w:t>
             </w:r>
           </w:p>
         </w:tc>
@@ -25794,7 +25794,7 @@
             </w:pPr>
             <w:r/>
             <w:r>
-              <w:t>722.25</w:t>
+              <w:t>727.00</w:t>
             </w:r>
           </w:p>
         </w:tc>
@@ -25825,7 +25825,7 @@
               <w:rPr>
                 <w:b/>
               </w:rPr>
-              <w:t>734.50</w:t>
+              <w:t>739.25</w:t>
             </w:r>
           </w:p>
         </w:tc>
@@ -25973,7 +25973,7 @@
             </w:pPr>
             <w:r/>
             <w:r>
-              <w:t>734.50</w:t>
+              <w:t>739.25</w:t>
             </w:r>
           </w:p>
         </w:tc>
@@ -26001,7 +26001,7 @@
             </w:pPr>
             <w:r/>
             <w:r>
-              <w:t>746.75</w:t>
+              <w:t>751.50</w:t>
             </w:r>
           </w:p>
         </w:tc>
@@ -26029,7 +26029,7 @@
             </w:pPr>
             <w:r/>
             <w:r>
-              <w:t>724.75</w:t>
+              <w:t>729.50</w:t>
             </w:r>
           </w:p>
         </w:tc>
@@ -26060,7 +26060,7 @@
               <w:rPr>
                 <w:b/>
               </w:rPr>
-              <w:t>733.50</w:t>
+              <w:t>738.25</w:t>
             </w:r>
           </w:p>
         </w:tc>
@@ -26208,7 +26208,7 @@
             </w:pPr>
             <w:r/>
             <w:r>
-              <w:t>733.50</w:t>
+              <w:t>738.25</w:t>
             </w:r>
           </w:p>
         </w:tc>
@@ -26236,7 +26236,7 @@
             </w:pPr>
             <w:r/>
             <w:r>
-              <w:t>744.00</w:t>
+              <w:t>748.75</w:t>
             </w:r>
           </w:p>
         </w:tc>
@@ -26264,7 +26264,7 @@
             </w:pPr>
             <w:r/>
             <w:r>
-              <w:t>718.75</w:t>
+              <w:t>723.50</w:t>
             </w:r>
           </w:p>
         </w:tc>
@@ -26295,7 +26295,7 @@
               <w:rPr>
                 <w:b/>
               </w:rPr>
-              <w:t>735.75</w:t>
+              <w:t>740.50</w:t>
             </w:r>
           </w:p>
         </w:tc>
@@ -26443,7 +26443,7 @@
             </w:pPr>
             <w:r/>
             <w:r>
-              <w:t>735.75</w:t>
+              <w:t>740.50</w:t>
             </w:r>
           </w:p>
         </w:tc>
@@ -26471,7 +26471,7 @@
             </w:pPr>
             <w:r/>
             <w:r>
-              <w:t>746.25</w:t>
+              <w:t>751.00</w:t>
             </w:r>
           </w:p>
         </w:tc>
@@ -26499,7 +26499,7 @@
             </w:pPr>
             <w:r/>
             <w:r>
-              <w:t>729.50</w:t>
+              <w:t>734.25</w:t>
             </w:r>
           </w:p>
         </w:tc>
@@ -26530,7 +26530,7 @@
               <w:rPr>
                 <w:b/>
               </w:rPr>
-              <w:t>736.50</w:t>
+              <w:t>741.25</w:t>
             </w:r>
           </w:p>
         </w:tc>
@@ -26678,7 +26678,7 @@
             </w:pPr>
             <w:r/>
             <w:r>
-              <w:t>736.50</w:t>
+              <w:t>741.25</w:t>
             </w:r>
           </w:p>
         </w:tc>
@@ -26706,7 +26706,7 @@
             </w:pPr>
             <w:r/>
             <w:r>
-              <w:t>750.75</w:t>
+              <w:t>755.50</w:t>
             </w:r>
           </w:p>
         </w:tc>
@@ -26734,7 +26734,7 @@
             </w:pPr>
             <w:r/>
             <w:r>
-              <w:t>721.75</w:t>
+              <w:t>726.50</w:t>
             </w:r>
           </w:p>
         </w:tc>
@@ -26765,7 +26765,7 @@
               <w:rPr>
                 <w:b/>
               </w:rPr>
-              <w:t>738.50</w:t>
+              <w:t>743.25</w:t>
             </w:r>
           </w:p>
         </w:tc>
@@ -26913,7 +26913,7 @@
             </w:pPr>
             <w:r/>
             <w:r>
-              <w:t>738.50</w:t>
+              <w:t>743.25</w:t>
             </w:r>
           </w:p>
         </w:tc>
@@ -26941,7 +26941,7 @@
             </w:pPr>
             <w:r/>
             <w:r>
-              <w:t>745.00</w:t>
+              <w:t>749.75</w:t>
             </w:r>
           </w:p>
         </w:tc>
@@ -26969,7 +26969,7 @@
             </w:pPr>
             <w:r/>
             <w:r>
-              <w:t>731.75</w:t>
+              <w:t>736.50</w:t>
             </w:r>
           </w:p>
         </w:tc>
@@ -27000,7 +27000,7 @@
               <w:rPr>
                 <w:b/>
               </w:rPr>
-              <w:t>738.75</w:t>
+              <w:t>743.50</w:t>
             </w:r>
           </w:p>
         </w:tc>
@@ -27148,7 +27148,7 @@
             </w:pPr>
             <w:r/>
             <w:r>
-              <w:t>738.75</w:t>
+              <w:t>743.50</w:t>
             </w:r>
           </w:p>
         </w:tc>
@@ -27176,7 +27176,7 @@
             </w:pPr>
             <w:r/>
             <w:r>
-              <w:t>749.00</w:t>
+              <w:t>753.75</w:t>
             </w:r>
           </w:p>
         </w:tc>
@@ -27204,7 +27204,7 @@
             </w:pPr>
             <w:r/>
             <w:r>
-              <w:t>730.75</w:t>
+              <w:t>735.50</w:t>
             </w:r>
           </w:p>
         </w:tc>
@@ -27235,7 +27235,7 @@
               <w:rPr>
                 <w:b/>
               </w:rPr>
-              <w:t>739.25</w:t>
+              <w:t>744.00</w:t>
             </w:r>
           </w:p>
         </w:tc>
@@ -27383,7 +27383,7 @@
             </w:pPr>
             <w:r/>
             <w:r>
-              <w:t>739.25</w:t>
+              <w:t>744.00</w:t>
             </w:r>
           </w:p>
         </w:tc>
@@ -27411,7 +27411,7 @@
             </w:pPr>
             <w:r/>
             <w:r>
-              <w:t>746.25</w:t>
+              <w:t>751.00</w:t>
             </w:r>
           </w:p>
         </w:tc>
@@ -27439,7 +27439,7 @@
             </w:pPr>
             <w:r/>
             <w:r>
-              <w:t>733.25</w:t>
+              <w:t>738.00</w:t>
             </w:r>
           </w:p>
         </w:tc>
@@ -27470,7 +27470,7 @@
               <w:rPr>
                 <w:b/>
               </w:rPr>
-              <w:t>738.50</w:t>
+              <w:t>743.25</w:t>
             </w:r>
           </w:p>
         </w:tc>
@@ -27618,7 +27618,7 @@
             </w:pPr>
             <w:r/>
             <w:r>
-              <w:t>738.50</w:t>
+              <w:t>743.25</w:t>
             </w:r>
           </w:p>
         </w:tc>
@@ -27646,7 +27646,7 @@
             </w:pPr>
             <w:r/>
             <w:r>
-              <w:t>752.00</w:t>
+              <w:t>756.75</w:t>
             </w:r>
           </w:p>
         </w:tc>
@@ -27674,7 +27674,7 @@
             </w:pPr>
             <w:r/>
             <w:r>
-              <w:t>725.50</w:t>
+              <w:t>730.25</w:t>
             </w:r>
           </w:p>
         </w:tc>
@@ -27705,7 +27705,7 @@
               <w:rPr>
                 <w:b/>
               </w:rPr>
-              <w:t>740.25</w:t>
+              <w:t>745.00</w:t>
             </w:r>
           </w:p>
         </w:tc>
@@ -27853,7 +27853,7 @@
             </w:pPr>
             <w:r/>
             <w:r>
-              <w:t>740.25</w:t>
+              <w:t>745.00</w:t>
             </w:r>
           </w:p>
         </w:tc>
@@ -27881,7 +27881,7 @@
             </w:pPr>
             <w:r/>
             <w:r>
-              <w:t>749.50</w:t>
+              <w:t>754.25</w:t>
             </w:r>
           </w:p>
         </w:tc>
@@ -27909,7 +27909,7 @@
             </w:pPr>
             <w:r/>
             <w:r>
-              <w:t>729.50</w:t>
+              <w:t>734.25</w:t>
             </w:r>
           </w:p>
         </w:tc>
@@ -27940,7 +27940,7 @@
               <w:rPr>
                 <w:b/>
               </w:rPr>
-              <w:t>740.75</w:t>
+              <w:t>745.50</w:t>
             </w:r>
           </w:p>
         </w:tc>
@@ -28088,7 +28088,7 @@
             </w:pPr>
             <w:r/>
             <w:r>
-              <w:t>740.75</w:t>
+              <w:t>745.50</w:t>
             </w:r>
           </w:p>
         </w:tc>
@@ -28116,7 +28116,7 @@
             </w:pPr>
             <w:r/>
             <w:r>
-              <w:t>753.00</w:t>
+              <w:t>757.75</w:t>
             </w:r>
           </w:p>
         </w:tc>
@@ -28144,7 +28144,7 @@
             </w:pPr>
             <w:r/>
             <w:r>
-              <w:t>726.50</w:t>
+              <w:t>731.25</w:t>
             </w:r>
           </w:p>
         </w:tc>
@@ -28175,7 +28175,7 @@
               <w:rPr>
                 <w:b/>
               </w:rPr>
-              <w:t>739.25</w:t>
+              <w:t>744.00</w:t>
             </w:r>
           </w:p>
         </w:tc>
@@ -28323,7 +28323,7 @@
             </w:pPr>
             <w:r/>
             <w:r>
-              <w:t>739.25</w:t>
+              <w:t>744.00</w:t>
             </w:r>
           </w:p>
         </w:tc>
@@ -28351,7 +28351,7 @@
             </w:pPr>
             <w:r/>
             <w:r>
-              <w:t>746.25</w:t>
+              <w:t>751.00</w:t>
             </w:r>
           </w:p>
         </w:tc>
@@ -28379,7 +28379,7 @@
             </w:pPr>
             <w:r/>
             <w:r>
-              <w:t>729.75</w:t>
+              <w:t>734.50</w:t>
             </w:r>
           </w:p>
         </w:tc>
@@ -28410,7 +28410,7 @@
               <w:rPr>
                 <w:b/>
               </w:rPr>
-              <w:t>739.75</w:t>
+              <w:t>744.50</w:t>
             </w:r>
           </w:p>
         </w:tc>
@@ -28558,7 +28558,7 @@
             </w:pPr>
             <w:r/>
             <w:r>
-              <w:t>739.75</w:t>
+              <w:t>744.50</w:t>
             </w:r>
           </w:p>
         </w:tc>
@@ -28586,7 +28586,7 @@
             </w:pPr>
             <w:r/>
             <w:r>
-              <w:t>750.25</w:t>
+              <w:t>755.00</w:t>
             </w:r>
           </w:p>
         </w:tc>
@@ -28614,7 +28614,7 @@
             </w:pPr>
             <w:r/>
             <w:r>
-              <w:t>732.50</w:t>
+              <w:t>737.25</w:t>
             </w:r>
           </w:p>
         </w:tc>
@@ -28645,7 +28645,7 @@
               <w:rPr>
                 <w:b/>
               </w:rPr>
-              <w:t>739.50</w:t>
+              <w:t>744.25</w:t>
             </w:r>
           </w:p>
         </w:tc>
@@ -28793,7 +28793,7 @@
             </w:pPr>
             <w:r/>
             <w:r>
-              <w:t>739.50</w:t>
+              <w:t>744.25</w:t>
             </w:r>
           </w:p>
         </w:tc>
@@ -28821,7 +28821,7 @@
             </w:pPr>
             <w:r/>
             <w:r>
-              <w:t>749.25</w:t>
+              <w:t>754.00</w:t>
             </w:r>
           </w:p>
         </w:tc>
@@ -28849,7 +28849,7 @@
             </w:pPr>
             <w:r/>
             <w:r>
-              <w:t>729.75</w:t>
+              <w:t>734.50</w:t>
             </w:r>
           </w:p>
         </w:tc>
@@ -28880,7 +28880,7 @@
               <w:rPr>
                 <w:b/>
               </w:rPr>
-              <w:t>740.00</w:t>
+              <w:t>744.75</w:t>
             </w:r>
           </w:p>
         </w:tc>
@@ -29028,7 +29028,7 @@
             </w:pPr>
             <w:r/>
             <w:r>
-              <w:t>740.00</w:t>
+              <w:t>744.75</w:t>
             </w:r>
           </w:p>
         </w:tc>
@@ -29056,7 +29056,7 @@
             </w:pPr>
             <w:r/>
             <w:r>
-              <w:t>750.75</w:t>
+              <w:t>755.50</w:t>
             </w:r>
           </w:p>
         </w:tc>
@@ -29084,7 +29084,7 @@
             </w:pPr>
             <w:r/>
             <w:r>
-              <w:t>732.75</w:t>
+              <w:t>737.50</w:t>
             </w:r>
           </w:p>
         </w:tc>
@@ -29115,7 +29115,7 @@
               <w:rPr>
                 <w:b/>
               </w:rPr>
-              <w:t>740.75</w:t>
+              <w:t>745.50</w:t>
             </w:r>
           </w:p>
         </w:tc>
@@ -29263,7 +29263,7 @@
             </w:pPr>
             <w:r/>
             <w:r>
-              <w:t>740.75</w:t>
+              <w:t>745.50</w:t>
             </w:r>
           </w:p>
         </w:tc>
@@ -29291,7 +29291,7 @@
             </w:pPr>
             <w:r/>
             <w:r>
-              <w:t>747.25</w:t>
+              <w:t>752.00</w:t>
             </w:r>
           </w:p>
         </w:tc>
@@ -29319,7 +29319,7 @@
             </w:pPr>
             <w:r/>
             <w:r>
-              <w:t>732.25</w:t>
+              <w:t>737.00</w:t>
             </w:r>
           </w:p>
         </w:tc>
@@ -29350,7 +29350,7 @@
               <w:rPr>
                 <w:b/>
               </w:rPr>
-              <w:t>741.25</w:t>
+              <w:t>746.00</w:t>
             </w:r>
           </w:p>
         </w:tc>
@@ -29498,7 +29498,7 @@
             </w:pPr>
             <w:r/>
             <w:r>
-              <w:t>741.25</w:t>
+              <w:t>746.00</w:t>
             </w:r>
           </w:p>
         </w:tc>
@@ -29526,7 +29526,7 @@
             </w:pPr>
             <w:r/>
             <w:r>
-              <w:t>752.25</w:t>
+              <w:t>757.00</w:t>
             </w:r>
           </w:p>
         </w:tc>
@@ -29554,7 +29554,7 @@
             </w:pPr>
             <w:r/>
             <w:r>
-              <w:t>729.50</w:t>
+              <w:t>734.25</w:t>
             </w:r>
           </w:p>
         </w:tc>
@@ -29585,7 +29585,7 @@
               <w:rPr>
                 <w:b/>
               </w:rPr>
-              <w:t>744.75</w:t>
+              <w:t>749.50</w:t>
             </w:r>
           </w:p>
         </w:tc>
@@ -29733,7 +29733,7 @@
             </w:pPr>
             <w:r/>
             <w:r>
-              <w:t>744.75</w:t>
+              <w:t>749.50</w:t>
             </w:r>
           </w:p>
         </w:tc>
@@ -29761,7 +29761,7 @@
             </w:pPr>
             <w:r/>
             <w:r>
-              <w:t>750.25</w:t>
+              <w:t>755.00</w:t>
             </w:r>
           </w:p>
         </w:tc>
@@ -29789,7 +29789,7 @@
             </w:pPr>
             <w:r/>
             <w:r>
-              <w:t>737.00</w:t>
+              <w:t>741.75</w:t>
             </w:r>
           </w:p>
         </w:tc>
@@ -29820,7 +29820,7 @@
               <w:rPr>
                 <w:b/>
               </w:rPr>
-              <w:t>745.50</w:t>
+              <w:t>750.25</w:t>
             </w:r>
           </w:p>
         </w:tc>
@@ -29968,7 +29968,7 @@
             </w:pPr>
             <w:r/>
             <w:r>
-              <w:t>745.50</w:t>
+              <w:t>750.25</w:t>
             </w:r>
           </w:p>
         </w:tc>
@@ -29996,7 +29996,7 @@
             </w:pPr>
             <w:r/>
             <w:r>
-              <w:t>754.75</w:t>
+              <w:t>759.50</w:t>
             </w:r>
           </w:p>
         </w:tc>
@@ -30024,7 +30024,7 @@
             </w:pPr>
             <w:r/>
             <w:r>
-              <w:t>739.00</w:t>
+              <w:t>743.75</w:t>
             </w:r>
           </w:p>
         </w:tc>
@@ -30055,7 +30055,7 @@
               <w:rPr>
                 <w:b/>
               </w:rPr>
-              <w:t>744.75</w:t>
+              <w:t>749.50</w:t>
             </w:r>
           </w:p>
         </w:tc>
@@ -30203,7 +30203,7 @@
             </w:pPr>
             <w:r/>
             <w:r>
-              <w:t>744.75</w:t>
+              <w:t>749.50</w:t>
             </w:r>
           </w:p>
         </w:tc>
@@ -30231,7 +30231,7 @@
             </w:pPr>
             <w:r/>
             <w:r>
-              <w:t>752.25</w:t>
+              <w:t>757.00</w:t>
             </w:r>
           </w:p>
         </w:tc>
@@ -30259,7 +30259,7 @@
             </w:pPr>
             <w:r/>
             <w:r>
-              <w:t>738.75</w:t>
+              <w:t>743.50</w:t>
             </w:r>
           </w:p>
         </w:tc>
@@ -30290,7 +30290,7 @@
               <w:rPr>
                 <w:b/>
               </w:rPr>
-              <w:t>743.75</w:t>
+              <w:t>748.50</w:t>
             </w:r>
           </w:p>
         </w:tc>
@@ -30438,7 +30438,7 @@
             </w:pPr>
             <w:r/>
             <w:r>
-              <w:t>743.75</w:t>
+              <w:t>748.50</w:t>
             </w:r>
           </w:p>
         </w:tc>
@@ -30466,7 +30466,7 @@
             </w:pPr>
             <w:r/>
             <w:r>
-              <w:t>750.75</w:t>
+              <w:t>755.50</w:t>
             </w:r>
           </w:p>
         </w:tc>
@@ -30494,7 +30494,7 @@
             </w:pPr>
             <w:r/>
             <w:r>
-              <w:t>730.25</w:t>
+              <w:t>735.00</w:t>
             </w:r>
           </w:p>
         </w:tc>
@@ -30525,7 +30525,7 @@
               <w:rPr>
                 <w:b/>
               </w:rPr>
-              <w:t>744.50</w:t>
+              <w:t>749.25</w:t>
             </w:r>
           </w:p>
         </w:tc>
@@ -30673,7 +30673,7 @@
             </w:pPr>
             <w:r/>
             <w:r>
-              <w:t>744.50</w:t>
+              <w:t>749.25</w:t>
             </w:r>
           </w:p>
         </w:tc>
@@ -30701,7 +30701,7 @@
             </w:pPr>
             <w:r/>
             <w:r>
-              <w:t>753.75</w:t>
+              <w:t>758.50</w:t>
             </w:r>
           </w:p>
         </w:tc>
@@ -30729,7 +30729,7 @@
             </w:pPr>
             <w:r/>
             <w:r>
-              <w:t>737.25</w:t>
+              <w:t>742.00</w:t>
             </w:r>
           </w:p>
         </w:tc>
@@ -30760,7 +30760,7 @@
               <w:rPr>
                 <w:b/>
               </w:rPr>
-              <w:t>744.25</w:t>
+              <w:t>749.00</w:t>
             </w:r>
           </w:p>
         </w:tc>
@@ -30908,7 +30908,7 @@
             </w:pPr>
             <w:r/>
             <w:r>
-              <w:t>744.25</w:t>
+              <w:t>749.00</w:t>
             </w:r>
           </w:p>
         </w:tc>
@@ -30936,7 +30936,7 @@
             </w:pPr>
             <w:r/>
             <w:r>
-              <w:t>752.75</w:t>
+              <w:t>757.50</w:t>
             </w:r>
           </w:p>
         </w:tc>
@@ -30964,7 +30964,7 @@
             </w:pPr>
             <w:r/>
             <w:r>
-              <w:t>730.25</w:t>
+              <w:t>735.00</w:t>
             </w:r>
           </w:p>
         </w:tc>
@@ -30995,7 +30995,7 @@
               <w:rPr>
                 <w:b/>
               </w:rPr>
-              <w:t>746.00</w:t>
+              <w:t>750.75</w:t>
             </w:r>
           </w:p>
         </w:tc>
@@ -31143,7 +31143,7 @@
             </w:pPr>
             <w:r/>
             <w:r>
-              <w:t>746.00</w:t>
+              <w:t>750.75</w:t>
             </w:r>
           </w:p>
         </w:tc>
@@ -31171,7 +31171,7 @@
             </w:pPr>
             <w:r/>
             <w:r>
-              <w:t>752.25</w:t>
+              <w:t>757.00</w:t>
             </w:r>
           </w:p>
         </w:tc>
@@ -31199,7 +31199,7 @@
             </w:pPr>
             <w:r/>
             <w:r>
-              <w:t>739.50</w:t>
+              <w:t>744.25</w:t>
             </w:r>
           </w:p>
         </w:tc>
@@ -31230,7 +31230,7 @@
               <w:rPr>
                 <w:b/>
               </w:rPr>
-              <w:t>745.25</w:t>
+              <w:t>750.00</w:t>
             </w:r>
           </w:p>
         </w:tc>

--- a/Daily Reports/10_09_2026-CBOT Reports.docx
+++ b/Daily Reports/10_09_2026-CBOT Reports.docx
@@ -104,7 +104,7 @@
           <w:color w:val="5C768D"/>
           <w:sz w:val="19"/>
         </w:rPr>
-        <w:t>Cập nhật tự động qua `macro_tracker.py` vào lúc 18:01 ICT ngày 10/09/2026</w:t>
+        <w:t>Cập nhật tự động qua `macro_tracker.py` vào lúc 20:06 ICT ngày 10/09/2026</w:t>
       </w:r>
     </w:p>
     <w:tbl>
@@ -313,7 +313,7 @@
               <w:rPr>
                 <w:b/>
               </w:rPr>
-              <w:t>101.74 / thùng</w:t>
+              <w:t>105.10 / thùng</w:t>
             </w:r>
           </w:p>
         </w:tc>
@@ -344,7 +344,7 @@
               <w:rPr>
                 <w:b/>
               </w:rPr>
-              <w:t>+0.52%</w:t>
+              <w:t>+3.84%</w:t>
             </w:r>
           </w:p>
         </w:tc>
@@ -442,7 +442,7 @@
               <w:rPr>
                 <w:b/>
               </w:rPr>
-              <w:t>98.90</w:t>
+              <w:t>99.11</w:t>
             </w:r>
           </w:p>
         </w:tc>
@@ -473,7 +473,7 @@
               <w:rPr>
                 <w:b/>
               </w:rPr>
-              <w:t>+0.13%</w:t>
+              <w:t>+0.35%</w:t>
             </w:r>
           </w:p>
         </w:tc>
@@ -1218,7 +1218,7 @@
         <w:rPr>
           <w:b/>
         </w:rPr>
-        <w:t>`101.74` (+0.52%)</w:t>
+        <w:t>`105.10` (+3.84%)</w:t>
       </w:r>
       <w:r>
         <w:t xml:space="preserve"> | DXY: </w:t>
@@ -1227,7 +1227,7 @@
         <w:rPr>
           <w:b/>
         </w:rPr>
-        <w:t>`98.90` (+0.13%)</w:t>
+        <w:t>`99.11` (+0.35%)</w:t>
       </w:r>
       <w:r>
         <w:t xml:space="preserve"> | Lúa mì CBOT: </w:t>
@@ -1236,7 +1236,7 @@
         <w:rPr>
           <w:b/>
         </w:rPr>
-        <w:t>`729.25` (+2.53%)</w:t>
+        <w:t>`733.50` (+3.13%)</w:t>
       </w:r>
       <w:r>
         <w:t>.</w:t>
@@ -1306,7 +1306,7 @@
           <w:color w:val="5C768D"/>
           <w:sz w:val="19"/>
         </w:rPr>
-        <w:t>Cập nhật tự động lúc 18:01 ICT ngày 10/09/2026 — Nguồn: NOAA, USDA, BOM Australia</w:t>
+        <w:t>Cập nhật tự động lúc 20:06 ICT ngày 10/09/2026 — Nguồn: NOAA, USDA, BOM Australia</w:t>
       </w:r>
     </w:p>
     <w:p>
@@ -3574,7 +3574,7 @@
               <w:rPr>
                 <w:b/>
               </w:rPr>
-              <w:t>530.75</w:t>
+              <w:t>532.00</w:t>
             </w:r>
           </w:p>
         </w:tc>
@@ -3605,7 +3605,7 @@
               <w:rPr>
                 <w:b/>
               </w:rPr>
-              <w:t>531.22 (+0.47)</w:t>
+              <w:t>532.85 (+0.85)</w:t>
             </w:r>
           </w:p>
         </w:tc>
@@ -3633,7 +3633,7 @@
             </w:pPr>
             <w:r/>
             <w:r>
-              <w:t>Bearish (529.98 &lt; 532.18)</w:t>
+              <w:t>Bearish (530.31 &lt; 532.16)</w:t>
             </w:r>
           </w:p>
         </w:tc>
@@ -3661,7 +3661,7 @@
             </w:pPr>
             <w:r/>
             <w:r>
-              <w:t>1.50 cents</w:t>
+              <w:t>2.50 cents</w:t>
             </w:r>
           </w:p>
         </w:tc>
@@ -3822,7 +3822,7 @@
               <w:rPr>
                 <w:b/>
               </w:rPr>
-              <w:t>729.25</w:t>
+              <w:t>733.50</w:t>
             </w:r>
           </w:p>
         </w:tc>
@@ -3853,7 +3853,7 @@
               <w:rPr>
                 <w:b/>
               </w:rPr>
-              <w:t>730.21 (+0.96)</w:t>
+              <w:t>734.43 (+0.93)</w:t>
             </w:r>
           </w:p>
         </w:tc>
@@ -3881,7 +3881,7 @@
             </w:pPr>
             <w:r/>
             <w:r>
-              <w:t>Bearish (732.16 &lt; 739.43)</w:t>
+              <w:t>Bearish (732.25 &lt; 738.91)</w:t>
             </w:r>
           </w:p>
         </w:tc>
@@ -3909,7 +3909,7 @@
             </w:pPr>
             <w:r/>
             <w:r>
-              <w:t>5.75 cents</w:t>
+              <w:t>3.75 cents</w:t>
             </w:r>
           </w:p>
         </w:tc>
@@ -4347,7 +4347,7 @@
                 <w:b/>
                 <w:color w:val="15803D"/>
               </w:rPr>
-              <w:t>528.00 - 529.98 cents (Canh mua vùng hỗ trợ)</w:t>
+              <w:t>530.75 - 530.31 cents (Canh mua vùng hỗ trợ)</w:t>
             </w:r>
           </w:p>
         </w:tc>
@@ -4378,7 +4378,7 @@
               <w:rPr>
                 <w:b/>
               </w:rPr>
-              <w:t>454.45 cents (Dưới cản S2 + 1.5x ATR)</w:t>
+              <w:t>454.31 cents (Dưới cản S2 + 1.5x ATR)</w:t>
             </w:r>
           </w:p>
         </w:tc>
@@ -4559,7 +4559,7 @@
               <w:rPr>
                 <w:b/>
               </w:rPr>
-              <w:t>526.50 - 528.00 cents</w:t>
+              <w:t>529.25 - 530.75 cents</w:t>
             </w:r>
           </w:p>
         </w:tc>
@@ -4590,7 +4590,7 @@
               <w:rPr>
                 <w:b/>
               </w:rPr>
-              <w:t>455.38 cents (Chống quét SL tuyệt đối)</w:t>
+              <w:t>455.29 cents (Chống quét SL tuyệt đối)</w:t>
             </w:r>
           </w:p>
         </w:tc>
@@ -4783,7 +4783,7 @@
               <w:rPr>
                 <w:b/>
               </w:rPr>
-              <w:t>535.37 cents</w:t>
+              <w:t>535.46 cents</w:t>
             </w:r>
           </w:p>
         </w:tc>
@@ -4945,7 +4945,7 @@
               <w:rPr>
                 <w:b/>
               </w:rPr>
-              <w:t>449.79 - 457.25 cents</w:t>
+              <w:t>449.40 - 457.25 cents</w:t>
             </w:r>
           </w:p>
         </w:tc>
@@ -5126,7 +5126,7 @@
                 <w:b/>
                 <w:color w:val="B91C1C"/>
               </w:rPr>
-              <w:t>732.16 - 739.43 cents (Canh bán hồi kỹ thuật H1)</w:t>
+              <w:t>732.25 - 738.91 cents (Canh bán hồi kỹ thuật H1)</w:t>
             </w:r>
           </w:p>
         </w:tc>
@@ -5193,7 +5193,7 @@
                 <w:color w:val="D97706"/>
                 <w:sz w:val="19"/>
               </w:rPr>
-              <w:t xml:space="preserve"> 725.00 cents </w:t>
+              <w:t xml:space="preserve"> 730.50 cents </w:t>
             </w:r>
             <w:r>
               <w:t xml:space="preserve"> / TP2: </w:t>
@@ -5335,7 +5335,7 @@
               <w:rPr>
                 <w:b/>
               </w:rPr>
-              <w:t>738.75 - 740.75 cents</w:t>
+              <w:t>741.50 - 743.50 cents</w:t>
             </w:r>
           </w:p>
         </w:tc>
@@ -5366,7 +5366,7 @@
               <w:rPr>
                 <w:b/>
               </w:rPr>
-              <w:t>658.29 cents</w:t>
+              <w:t>658.33 cents</w:t>
             </w:r>
           </w:p>
         </w:tc>
@@ -5559,7 +5559,7 @@
               <w:rPr>
                 <w:b/>
               </w:rPr>
-              <w:t>767.71 cents</w:t>
+              <w:t>767.67 cents</w:t>
             </w:r>
           </w:p>
         </w:tc>
@@ -5721,7 +5721,7 @@
               <w:rPr>
                 <w:b/>
               </w:rPr>
-              <w:t>627.37 - 645.25 cents</w:t>
+              <w:t>627.39 - 645.25 cents</w:t>
             </w:r>
           </w:p>
         </w:tc>
@@ -11599,7 +11599,7 @@
         <w:t>Giá Chốt Phiên (Close):</w:t>
       </w:r>
       <w:r>
-        <w:t xml:space="preserve"> 530.75 cents | </w:t>
+        <w:t xml:space="preserve"> 532.00 cents | </w:t>
       </w:r>
       <w:r>
         <w:rPr>
@@ -11614,10 +11614,10 @@
         <w:rPr>
           <w:b/>
         </w:rPr>
-        <w:t>`531.22 cents`</w:t>
+        <w:t>`532.85 cents`</w:t>
       </w:r>
       <w:r>
-        <w:t xml:space="preserve"> (+0.47).</w:t>
+        <w:t xml:space="preserve"> (+0.85).</w:t>
       </w:r>
     </w:p>
     <w:p>
@@ -11638,7 +11638,7 @@
         <w:rPr>
           <w:b/>
         </w:rPr>
-        <w:t>`21,334`</w:t>
+        <w:t>`32,845`</w:t>
       </w:r>
       <w:r>
         <w:t xml:space="preserve"> (Chênh lệch: </w:t>
@@ -11647,7 +11647,7 @@
         <w:rPr>
           <w:b/>
         </w:rPr>
-        <w:t>`-224,398`</w:t>
+        <w:t>`-212,887`</w:t>
       </w:r>
       <w:r>
         <w:t xml:space="preserve">) | OI: </w:t>
@@ -11981,7 +11981,7 @@
               <w:rPr>
                 <w:b/>
               </w:rPr>
-              <w:t>101.74</w:t>
+              <w:t>105.10</w:t>
             </w:r>
           </w:p>
         </w:tc>
@@ -12012,7 +12012,7 @@
               <w:rPr>
                 <w:b/>
               </w:rPr>
-              <w:t>+0.52%</w:t>
+              <w:t>+3.84%</w:t>
             </w:r>
           </w:p>
         </w:tc>
@@ -12104,7 +12104,7 @@
               <w:rPr>
                 <w:b/>
               </w:rPr>
-              <w:t>98.90</w:t>
+              <w:t>99.11</w:t>
             </w:r>
           </w:p>
         </w:tc>
@@ -12135,7 +12135,7 @@
               <w:rPr>
                 <w:b/>
               </w:rPr>
-              <w:t>+0.13%</w:t>
+              <w:t>+0.35%</w:t>
             </w:r>
           </w:p>
         </w:tc>
@@ -12739,7 +12739,7 @@
         <w:t xml:space="preserve"> EMA_21 </w:t>
       </w:r>
       <w:r>
-        <w:t xml:space="preserve"> (529.98) &lt; </w:t>
+        <w:t xml:space="preserve"> (530.31) &lt; </w:t>
       </w:r>
       <w:r>
         <w:rPr>
@@ -12750,7 +12750,7 @@
         <w:t xml:space="preserve"> EMA_50 </w:t>
       </w:r>
       <w:r>
-        <w:t xml:space="preserve"> (532.18).</w:t>
+        <w:t xml:space="preserve"> (532.16).</w:t>
       </w:r>
     </w:p>
     <w:p>
@@ -12771,7 +12771,7 @@
         <w:rPr>
           <w:b/>
         </w:rPr>
-        <w:t>`51.21`</w:t>
+        <w:t>`55.46`</w:t>
       </w:r>
       <w:r>
         <w:t xml:space="preserve"> | ATR (14) = </w:t>
@@ -12780,7 +12780,7 @@
         <w:rPr>
           <w:b/>
         </w:rPr>
-        <w:t>`1.87`</w:t>
+        <w:t>`1.96`</w:t>
       </w:r>
       <w:r>
         <w:t xml:space="preserve"> cents | Volatility = </w:t>
@@ -12789,7 +12789,7 @@
         <w:rPr>
           <w:b/>
         </w:rPr>
-        <w:t>`1.50 cents`</w:t>
+        <w:t>`2.50 cents`</w:t>
       </w:r>
       <w:r>
         <w:t>.</w:t>
@@ -12813,7 +12813,7 @@
         <w:rPr>
           <w:b/>
         </w:rPr>
-        <w:t>`528.00`</w:t>
+        <w:t>`530.75`</w:t>
       </w:r>
       <w:r>
         <w:t xml:space="preserve"> | S2: </w:t>
@@ -13574,7 +13574,7 @@
           <w:b/>
           <w:color w:val="15803D"/>
         </w:rPr>
-        <w:t>`528.00 - 529.98 cents (Canh mua vùng hỗ trợ)`</w:t>
+        <w:t>`530.75 - 530.31 cents (Canh mua vùng hỗ trợ)`</w:t>
       </w:r>
       <w:r>
         <w:t xml:space="preserve"> | SL: </w:t>
@@ -13583,7 +13583,7 @@
         <w:rPr>
           <w:b/>
         </w:rPr>
-        <w:t>`454.45 cents (Dưới cản S2 + 1.5x ATR)`</w:t>
+        <w:t>`454.31 cents (Dưới cản S2 + 1.5x ATR)`</w:t>
       </w:r>
       <w:r>
         <w:t xml:space="preserve"> | TP: </w:t>
@@ -13645,7 +13645,7 @@
         <w:rPr>
           <w:b/>
         </w:rPr>
-        <w:t>`526.50 - 528.00 cents`</w:t>
+        <w:t>`529.25 - 530.75 cents`</w:t>
       </w:r>
       <w:r>
         <w:t xml:space="preserve"> | SL: </w:t>
@@ -13654,7 +13654,7 @@
         <w:rPr>
           <w:b/>
         </w:rPr>
-        <w:t>`455.38 cents (Chống quét SL tuyệt đối)`</w:t>
+        <w:t>`455.29 cents (Chống quét SL tuyệt đối)`</w:t>
       </w:r>
       <w:r>
         <w:t xml:space="preserve"> | TP: </w:t>
@@ -13700,7 +13700,7 @@
         <w:rPr>
           <w:b/>
         </w:rPr>
-        <w:t>`535.37 cents`</w:t>
+        <w:t>`535.46 cents`</w:t>
       </w:r>
       <w:r>
         <w:t xml:space="preserve"> | TP: </w:t>
@@ -13749,7 +13749,7 @@
         <w:rPr>
           <w:b/>
         </w:rPr>
-        <w:t>`449.79 - 457.25 cents`</w:t>
+        <w:t>`449.40 - 457.25 cents`</w:t>
       </w:r>
     </w:p>
     <w:p>
@@ -14156,7 +14156,7 @@
             </w:pPr>
             <w:r/>
             <w:r>
-              <w:t>530.75</w:t>
+              <w:t>532.00</w:t>
             </w:r>
           </w:p>
         </w:tc>
@@ -14184,7 +14184,7 @@
             </w:pPr>
             <w:r/>
             <w:r>
-              <w:t>534.50</w:t>
+              <w:t>535.75</w:t>
             </w:r>
           </w:p>
         </w:tc>
@@ -14212,7 +14212,7 @@
             </w:pPr>
             <w:r/>
             <w:r>
-              <w:t>527.50</w:t>
+              <w:t>528.75</w:t>
             </w:r>
           </w:p>
         </w:tc>
@@ -14243,7 +14243,7 @@
               <w:rPr>
                 <w:b/>
               </w:rPr>
-              <w:t>531.00</w:t>
+              <w:t>532.25</w:t>
             </w:r>
           </w:p>
         </w:tc>
@@ -14391,7 +14391,7 @@
             </w:pPr>
             <w:r/>
             <w:r>
-              <w:t>531.00</w:t>
+              <w:t>532.25</w:t>
             </w:r>
           </w:p>
         </w:tc>
@@ -14419,7 +14419,7 @@
             </w:pPr>
             <w:r/>
             <w:r>
-              <w:t>533.75</w:t>
+              <w:t>535.00</w:t>
             </w:r>
           </w:p>
         </w:tc>
@@ -14447,7 +14447,7 @@
             </w:pPr>
             <w:r/>
             <w:r>
-              <w:t>527.25</w:t>
+              <w:t>528.50</w:t>
             </w:r>
           </w:p>
         </w:tc>
@@ -14478,7 +14478,7 @@
               <w:rPr>
                 <w:b/>
               </w:rPr>
-              <w:t>530.50</w:t>
+              <w:t>531.75</w:t>
             </w:r>
           </w:p>
         </w:tc>
@@ -14626,7 +14626,7 @@
             </w:pPr>
             <w:r/>
             <w:r>
-              <w:t>530.50</w:t>
+              <w:t>531.75</w:t>
             </w:r>
           </w:p>
         </w:tc>
@@ -14654,7 +14654,7 @@
             </w:pPr>
             <w:r/>
             <w:r>
-              <w:t>533.50</w:t>
+              <w:t>534.75</w:t>
             </w:r>
           </w:p>
         </w:tc>
@@ -14682,7 +14682,7 @@
             </w:pPr>
             <w:r/>
             <w:r>
-              <w:t>526.50</w:t>
+              <w:t>527.75</w:t>
             </w:r>
           </w:p>
         </w:tc>
@@ -14713,7 +14713,7 @@
               <w:rPr>
                 <w:b/>
               </w:rPr>
-              <w:t>531.25</w:t>
+              <w:t>532.50</w:t>
             </w:r>
           </w:p>
         </w:tc>
@@ -14861,7 +14861,7 @@
             </w:pPr>
             <w:r/>
             <w:r>
-              <w:t>531.25</w:t>
+              <w:t>532.50</w:t>
             </w:r>
           </w:p>
         </w:tc>
@@ -14889,7 +14889,7 @@
             </w:pPr>
             <w:r/>
             <w:r>
-              <w:t>535.75</w:t>
+              <w:t>537.00</w:t>
             </w:r>
           </w:p>
         </w:tc>
@@ -14917,7 +14917,7 @@
             </w:pPr>
             <w:r/>
             <w:r>
-              <w:t>526.25</w:t>
+              <w:t>527.50</w:t>
             </w:r>
           </w:p>
         </w:tc>
@@ -14948,7 +14948,7 @@
               <w:rPr>
                 <w:b/>
               </w:rPr>
-              <w:t>532.00</w:t>
+              <w:t>533.25</w:t>
             </w:r>
           </w:p>
         </w:tc>
@@ -15096,7 +15096,7 @@
             </w:pPr>
             <w:r/>
             <w:r>
-              <w:t>532.00</w:t>
+              <w:t>533.25</w:t>
             </w:r>
           </w:p>
         </w:tc>
@@ -15124,7 +15124,7 @@
             </w:pPr>
             <w:r/>
             <w:r>
-              <w:t>537.50</w:t>
+              <w:t>538.75</w:t>
             </w:r>
           </w:p>
         </w:tc>
@@ -15152,7 +15152,7 @@
             </w:pPr>
             <w:r/>
             <w:r>
-              <w:t>525.75</w:t>
+              <w:t>527.00</w:t>
             </w:r>
           </w:p>
         </w:tc>
@@ -15183,7 +15183,7 @@
               <w:rPr>
                 <w:b/>
               </w:rPr>
-              <w:t>534.25</w:t>
+              <w:t>535.50</w:t>
             </w:r>
           </w:p>
         </w:tc>
@@ -15331,7 +15331,7 @@
             </w:pPr>
             <w:r/>
             <w:r>
-              <w:t>534.25</w:t>
+              <w:t>535.50</w:t>
             </w:r>
           </w:p>
         </w:tc>
@@ -15359,7 +15359,7 @@
             </w:pPr>
             <w:r/>
             <w:r>
-              <w:t>537.25</w:t>
+              <w:t>538.50</w:t>
             </w:r>
           </w:p>
         </w:tc>
@@ -15387,7 +15387,7 @@
             </w:pPr>
             <w:r/>
             <w:r>
-              <w:t>530.00</w:t>
+              <w:t>531.25</w:t>
             </w:r>
           </w:p>
         </w:tc>
@@ -15418,7 +15418,7 @@
               <w:rPr>
                 <w:b/>
               </w:rPr>
-              <w:t>534.50</w:t>
+              <w:t>535.75</w:t>
             </w:r>
           </w:p>
         </w:tc>
@@ -15566,7 +15566,7 @@
             </w:pPr>
             <w:r/>
             <w:r>
-              <w:t>534.50</w:t>
+              <w:t>535.75</w:t>
             </w:r>
           </w:p>
         </w:tc>
@@ -15594,7 +15594,7 @@
             </w:pPr>
             <w:r/>
             <w:r>
-              <w:t>537.75</w:t>
+              <w:t>539.00</w:t>
             </w:r>
           </w:p>
         </w:tc>
@@ -15622,7 +15622,7 @@
             </w:pPr>
             <w:r/>
             <w:r>
-              <w:t>528.00</w:t>
+              <w:t>529.25</w:t>
             </w:r>
           </w:p>
         </w:tc>
@@ -15653,7 +15653,7 @@
               <w:rPr>
                 <w:b/>
               </w:rPr>
-              <w:t>535.25</w:t>
+              <w:t>536.50</w:t>
             </w:r>
           </w:p>
         </w:tc>
@@ -15801,7 +15801,7 @@
             </w:pPr>
             <w:r/>
             <w:r>
-              <w:t>535.25</w:t>
+              <w:t>536.50</w:t>
             </w:r>
           </w:p>
         </w:tc>
@@ -15829,7 +15829,7 @@
             </w:pPr>
             <w:r/>
             <w:r>
-              <w:t>538.25</w:t>
+              <w:t>539.50</w:t>
             </w:r>
           </w:p>
         </w:tc>
@@ -15857,7 +15857,7 @@
             </w:pPr>
             <w:r/>
             <w:r>
-              <w:t>530.75</w:t>
+              <w:t>532.00</w:t>
             </w:r>
           </w:p>
         </w:tc>
@@ -15888,7 +15888,7 @@
               <w:rPr>
                 <w:b/>
               </w:rPr>
-              <w:t>534.75</w:t>
+              <w:t>536.00</w:t>
             </w:r>
           </w:p>
         </w:tc>
@@ -16036,7 +16036,7 @@
             </w:pPr>
             <w:r/>
             <w:r>
-              <w:t>534.75</w:t>
+              <w:t>536.00</w:t>
             </w:r>
           </w:p>
         </w:tc>
@@ -16064,7 +16064,7 @@
             </w:pPr>
             <w:r/>
             <w:r>
-              <w:t>538.75</w:t>
+              <w:t>540.00</w:t>
             </w:r>
           </w:p>
         </w:tc>
@@ -16092,7 +16092,7 @@
             </w:pPr>
             <w:r/>
             <w:r>
-              <w:t>529.00</w:t>
+              <w:t>530.25</w:t>
             </w:r>
           </w:p>
         </w:tc>
@@ -16123,7 +16123,7 @@
               <w:rPr>
                 <w:b/>
               </w:rPr>
-              <w:t>535.25</w:t>
+              <w:t>536.50</w:t>
             </w:r>
           </w:p>
         </w:tc>
@@ -16271,7 +16271,7 @@
             </w:pPr>
             <w:r/>
             <w:r>
-              <w:t>535.25</w:t>
+              <w:t>536.50</w:t>
             </w:r>
           </w:p>
         </w:tc>
@@ -16299,7 +16299,7 @@
             </w:pPr>
             <w:r/>
             <w:r>
-              <w:t>537.75</w:t>
+              <w:t>539.00</w:t>
             </w:r>
           </w:p>
         </w:tc>
@@ -16327,7 +16327,7 @@
             </w:pPr>
             <w:r/>
             <w:r>
-              <w:t>532.00</w:t>
+              <w:t>533.25</w:t>
             </w:r>
           </w:p>
         </w:tc>
@@ -16358,7 +16358,7 @@
               <w:rPr>
                 <w:b/>
               </w:rPr>
-              <w:t>535.75</w:t>
+              <w:t>537.00</w:t>
             </w:r>
           </w:p>
         </w:tc>
@@ -16506,7 +16506,7 @@
             </w:pPr>
             <w:r/>
             <w:r>
-              <w:t>535.75</w:t>
+              <w:t>537.00</w:t>
             </w:r>
           </w:p>
         </w:tc>
@@ -16534,7 +16534,7 @@
             </w:pPr>
             <w:r/>
             <w:r>
-              <w:t>539.25</w:t>
+              <w:t>540.50</w:t>
             </w:r>
           </w:p>
         </w:tc>
@@ -16562,7 +16562,7 @@
             </w:pPr>
             <w:r/>
             <w:r>
-              <w:t>529.75</w:t>
+              <w:t>531.00</w:t>
             </w:r>
           </w:p>
         </w:tc>
@@ -16593,7 +16593,7 @@
               <w:rPr>
                 <w:b/>
               </w:rPr>
-              <w:t>536.75</w:t>
+              <w:t>538.00</w:t>
             </w:r>
           </w:p>
         </w:tc>
@@ -16741,7 +16741,7 @@
             </w:pPr>
             <w:r/>
             <w:r>
-              <w:t>536.75</w:t>
+              <w:t>538.00</w:t>
             </w:r>
           </w:p>
         </w:tc>
@@ -16769,7 +16769,7 @@
             </w:pPr>
             <w:r/>
             <w:r>
-              <w:t>539.50</w:t>
+              <w:t>540.75</w:t>
             </w:r>
           </w:p>
         </w:tc>
@@ -16797,7 +16797,7 @@
             </w:pPr>
             <w:r/>
             <w:r>
-              <w:t>534.25</w:t>
+              <w:t>535.50</w:t>
             </w:r>
           </w:p>
         </w:tc>
@@ -16828,7 +16828,7 @@
               <w:rPr>
                 <w:b/>
               </w:rPr>
-              <w:t>536.75</w:t>
+              <w:t>538.00</w:t>
             </w:r>
           </w:p>
         </w:tc>
@@ -16976,7 +16976,7 @@
             </w:pPr>
             <w:r/>
             <w:r>
-              <w:t>536.75</w:t>
+              <w:t>538.00</w:t>
             </w:r>
           </w:p>
         </w:tc>
@@ -17004,7 +17004,7 @@
             </w:pPr>
             <w:r/>
             <w:r>
-              <w:t>539.50</w:t>
+              <w:t>540.75</w:t>
             </w:r>
           </w:p>
         </w:tc>
@@ -17032,7 +17032,7 @@
             </w:pPr>
             <w:r/>
             <w:r>
-              <w:t>534.25</w:t>
+              <w:t>535.50</w:t>
             </w:r>
           </w:p>
         </w:tc>
@@ -17063,7 +17063,7 @@
               <w:rPr>
                 <w:b/>
               </w:rPr>
-              <w:t>536.25</w:t>
+              <w:t>537.50</w:t>
             </w:r>
           </w:p>
         </w:tc>
@@ -17211,7 +17211,7 @@
             </w:pPr>
             <w:r/>
             <w:r>
-              <w:t>536.25</w:t>
+              <w:t>537.50</w:t>
             </w:r>
           </w:p>
         </w:tc>
@@ -17239,7 +17239,7 @@
             </w:pPr>
             <w:r/>
             <w:r>
-              <w:t>539.25</w:t>
+              <w:t>540.50</w:t>
             </w:r>
           </w:p>
         </w:tc>
@@ -17267,7 +17267,7 @@
             </w:pPr>
             <w:r/>
             <w:r>
-              <w:t>533.00</w:t>
+              <w:t>534.25</w:t>
             </w:r>
           </w:p>
         </w:tc>
@@ -17298,7 +17298,7 @@
               <w:rPr>
                 <w:b/>
               </w:rPr>
-              <w:t>536.00</w:t>
+              <w:t>537.25</w:t>
             </w:r>
           </w:p>
         </w:tc>
@@ -17446,7 +17446,7 @@
             </w:pPr>
             <w:r/>
             <w:r>
-              <w:t>536.00</w:t>
+              <w:t>537.25</w:t>
             </w:r>
           </w:p>
         </w:tc>
@@ -17474,7 +17474,7 @@
             </w:pPr>
             <w:r/>
             <w:r>
-              <w:t>540.00</w:t>
+              <w:t>541.25</w:t>
             </w:r>
           </w:p>
         </w:tc>
@@ -17502,7 +17502,7 @@
             </w:pPr>
             <w:r/>
             <w:r>
-              <w:t>530.75</w:t>
+              <w:t>532.00</w:t>
             </w:r>
           </w:p>
         </w:tc>
@@ -17533,7 +17533,7 @@
               <w:rPr>
                 <w:b/>
               </w:rPr>
-              <w:t>536.50</w:t>
+              <w:t>537.75</w:t>
             </w:r>
           </w:p>
         </w:tc>
@@ -17681,7 +17681,7 @@
             </w:pPr>
             <w:r/>
             <w:r>
-              <w:t>536.50</w:t>
+              <w:t>537.75</w:t>
             </w:r>
           </w:p>
         </w:tc>
@@ -17709,7 +17709,7 @@
             </w:pPr>
             <w:r/>
             <w:r>
-              <w:t>541.25</w:t>
+              <w:t>542.50</w:t>
             </w:r>
           </w:p>
         </w:tc>
@@ -17737,7 +17737,7 @@
             </w:pPr>
             <w:r/>
             <w:r>
-              <w:t>529.50</w:t>
+              <w:t>530.75</w:t>
             </w:r>
           </w:p>
         </w:tc>
@@ -17768,7 +17768,7 @@
               <w:rPr>
                 <w:b/>
               </w:rPr>
-              <w:t>538.50</w:t>
+              <w:t>539.75</w:t>
             </w:r>
           </w:p>
         </w:tc>
@@ -17916,7 +17916,7 @@
             </w:pPr>
             <w:r/>
             <w:r>
-              <w:t>538.50</w:t>
+              <w:t>539.75</w:t>
             </w:r>
           </w:p>
         </w:tc>
@@ -17944,7 +17944,7 @@
             </w:pPr>
             <w:r/>
             <w:r>
-              <w:t>546.50</w:t>
+              <w:t>547.75</w:t>
             </w:r>
           </w:p>
         </w:tc>
@@ -17972,7 +17972,7 @@
             </w:pPr>
             <w:r/>
             <w:r>
-              <w:t>531.50</w:t>
+              <w:t>532.75</w:t>
             </w:r>
           </w:p>
         </w:tc>
@@ -18003,7 +18003,7 @@
               <w:rPr>
                 <w:b/>
               </w:rPr>
-              <w:t>540.00</w:t>
+              <w:t>541.25</w:t>
             </w:r>
           </w:p>
         </w:tc>
@@ -18151,7 +18151,7 @@
             </w:pPr>
             <w:r/>
             <w:r>
-              <w:t>540.00</w:t>
+              <w:t>541.25</w:t>
             </w:r>
           </w:p>
         </w:tc>
@@ -18179,7 +18179,7 @@
             </w:pPr>
             <w:r/>
             <w:r>
-              <w:t>544.50</w:t>
+              <w:t>545.75</w:t>
             </w:r>
           </w:p>
         </w:tc>
@@ -18207,7 +18207,7 @@
             </w:pPr>
             <w:r/>
             <w:r>
-              <w:t>535.75</w:t>
+              <w:t>537.00</w:t>
             </w:r>
           </w:p>
         </w:tc>
@@ -18238,7 +18238,7 @@
               <w:rPr>
                 <w:b/>
               </w:rPr>
-              <w:t>539.50</w:t>
+              <w:t>540.75</w:t>
             </w:r>
           </w:p>
         </w:tc>
@@ -18386,7 +18386,7 @@
             </w:pPr>
             <w:r/>
             <w:r>
-              <w:t>539.50</w:t>
+              <w:t>540.75</w:t>
             </w:r>
           </w:p>
         </w:tc>
@@ -18414,7 +18414,7 @@
             </w:pPr>
             <w:r/>
             <w:r>
-              <w:t>541.75</w:t>
+              <w:t>543.00</w:t>
             </w:r>
           </w:p>
         </w:tc>
@@ -18442,7 +18442,7 @@
             </w:pPr>
             <w:r/>
             <w:r>
-              <w:t>536.75</w:t>
+              <w:t>538.00</w:t>
             </w:r>
           </w:p>
         </w:tc>
@@ -18473,7 +18473,7 @@
               <w:rPr>
                 <w:b/>
               </w:rPr>
-              <w:t>539.25</w:t>
+              <w:t>540.50</w:t>
             </w:r>
           </w:p>
         </w:tc>
@@ -18621,7 +18621,7 @@
             </w:pPr>
             <w:r/>
             <w:r>
-              <w:t>539.25</w:t>
+              <w:t>540.50</w:t>
             </w:r>
           </w:p>
         </w:tc>
@@ -18649,7 +18649,7 @@
             </w:pPr>
             <w:r/>
             <w:r>
-              <w:t>541.25</w:t>
+              <w:t>542.50</w:t>
             </w:r>
           </w:p>
         </w:tc>
@@ -18677,7 +18677,7 @@
             </w:pPr>
             <w:r/>
             <w:r>
-              <w:t>534.75</w:t>
+              <w:t>536.00</w:t>
             </w:r>
           </w:p>
         </w:tc>
@@ -18708,7 +18708,7 @@
               <w:rPr>
                 <w:b/>
               </w:rPr>
-              <w:t>539.50</w:t>
+              <w:t>540.75</w:t>
             </w:r>
           </w:p>
         </w:tc>
@@ -18856,7 +18856,7 @@
             </w:pPr>
             <w:r/>
             <w:r>
-              <w:t>539.50</w:t>
+              <w:t>540.75</w:t>
             </w:r>
           </w:p>
         </w:tc>
@@ -18884,7 +18884,7 @@
             </w:pPr>
             <w:r/>
             <w:r>
-              <w:t>543.25</w:t>
+              <w:t>544.50</w:t>
             </w:r>
           </w:p>
         </w:tc>
@@ -18912,7 +18912,7 @@
             </w:pPr>
             <w:r/>
             <w:r>
-              <w:t>536.75</w:t>
+              <w:t>538.00</w:t>
             </w:r>
           </w:p>
         </w:tc>
@@ -18943,7 +18943,7 @@
               <w:rPr>
                 <w:b/>
               </w:rPr>
-              <w:t>540.00</w:t>
+              <w:t>541.25</w:t>
             </w:r>
           </w:p>
         </w:tc>
@@ -19091,7 +19091,7 @@
             </w:pPr>
             <w:r/>
             <w:r>
-              <w:t>540.00</w:t>
+              <w:t>541.25</w:t>
             </w:r>
           </w:p>
         </w:tc>
@@ -19119,7 +19119,7 @@
             </w:pPr>
             <w:r/>
             <w:r>
-              <w:t>543.00</w:t>
+              <w:t>544.25</w:t>
             </w:r>
           </w:p>
         </w:tc>
@@ -19147,7 +19147,7 @@
             </w:pPr>
             <w:r/>
             <w:r>
-              <w:t>535.50</w:t>
+              <w:t>536.75</w:t>
             </w:r>
           </w:p>
         </w:tc>
@@ -19178,7 +19178,7 @@
               <w:rPr>
                 <w:b/>
               </w:rPr>
-              <w:t>540.25</w:t>
+              <w:t>541.50</w:t>
             </w:r>
           </w:p>
         </w:tc>
@@ -19326,7 +19326,7 @@
             </w:pPr>
             <w:r/>
             <w:r>
-              <w:t>540.25</w:t>
+              <w:t>541.50</w:t>
             </w:r>
           </w:p>
         </w:tc>
@@ -19354,7 +19354,7 @@
             </w:pPr>
             <w:r/>
             <w:r>
-              <w:t>544.50</w:t>
+              <w:t>545.75</w:t>
             </w:r>
           </w:p>
         </w:tc>
@@ -19382,7 +19382,7 @@
             </w:pPr>
             <w:r/>
             <w:r>
-              <w:t>537.00</w:t>
+              <w:t>538.25</w:t>
             </w:r>
           </w:p>
         </w:tc>
@@ -19413,7 +19413,7 @@
               <w:rPr>
                 <w:b/>
               </w:rPr>
-              <w:t>541.00</w:t>
+              <w:t>542.25</w:t>
             </w:r>
           </w:p>
         </w:tc>
@@ -19561,7 +19561,7 @@
             </w:pPr>
             <w:r/>
             <w:r>
-              <w:t>541.00</w:t>
+              <w:t>542.25</w:t>
             </w:r>
           </w:p>
         </w:tc>
@@ -19589,7 +19589,7 @@
             </w:pPr>
             <w:r/>
             <w:r>
-              <w:t>544.50</w:t>
+              <w:t>545.75</w:t>
             </w:r>
           </w:p>
         </w:tc>
@@ -19617,7 +19617,7 @@
             </w:pPr>
             <w:r/>
             <w:r>
-              <w:t>538.75</w:t>
+              <w:t>540.00</w:t>
             </w:r>
           </w:p>
         </w:tc>
@@ -19648,7 +19648,7 @@
               <w:rPr>
                 <w:b/>
               </w:rPr>
-              <w:t>541.00</w:t>
+              <w:t>542.25</w:t>
             </w:r>
           </w:p>
         </w:tc>
@@ -19796,7 +19796,7 @@
             </w:pPr>
             <w:r/>
             <w:r>
-              <w:t>541.00</w:t>
+              <w:t>542.25</w:t>
             </w:r>
           </w:p>
         </w:tc>
@@ -19824,7 +19824,7 @@
             </w:pPr>
             <w:r/>
             <w:r>
-              <w:t>544.75</w:t>
+              <w:t>546.00</w:t>
             </w:r>
           </w:p>
         </w:tc>
@@ -19852,7 +19852,7 @@
             </w:pPr>
             <w:r/>
             <w:r>
-              <w:t>537.50</w:t>
+              <w:t>538.75</w:t>
             </w:r>
           </w:p>
         </w:tc>
@@ -19883,7 +19883,7 @@
               <w:rPr>
                 <w:b/>
               </w:rPr>
-              <w:t>540.75</w:t>
+              <w:t>542.00</w:t>
             </w:r>
           </w:p>
         </w:tc>
@@ -20031,7 +20031,7 @@
             </w:pPr>
             <w:r/>
             <w:r>
-              <w:t>540.75</w:t>
+              <w:t>542.00</w:t>
             </w:r>
           </w:p>
         </w:tc>
@@ -20059,7 +20059,7 @@
             </w:pPr>
             <w:r/>
             <w:r>
-              <w:t>544.25</w:t>
+              <w:t>545.50</w:t>
             </w:r>
           </w:p>
         </w:tc>
@@ -20087,7 +20087,7 @@
             </w:pPr>
             <w:r/>
             <w:r>
-              <w:t>537.50</w:t>
+              <w:t>538.75</w:t>
             </w:r>
           </w:p>
         </w:tc>
@@ -20118,7 +20118,7 @@
               <w:rPr>
                 <w:b/>
               </w:rPr>
-              <w:t>540.50</w:t>
+              <w:t>541.75</w:t>
             </w:r>
           </w:p>
         </w:tc>
@@ -20266,7 +20266,7 @@
             </w:pPr>
             <w:r/>
             <w:r>
-              <w:t>540.50</w:t>
+              <w:t>541.75</w:t>
             </w:r>
           </w:p>
         </w:tc>
@@ -20294,7 +20294,7 @@
             </w:pPr>
             <w:r/>
             <w:r>
-              <w:t>543.50</w:t>
+              <w:t>544.75</w:t>
             </w:r>
           </w:p>
         </w:tc>
@@ -20322,7 +20322,7 @@
             </w:pPr>
             <w:r/>
             <w:r>
-              <w:t>537.75</w:t>
+              <w:t>539.00</w:t>
             </w:r>
           </w:p>
         </w:tc>
@@ -20353,7 +20353,7 @@
               <w:rPr>
                 <w:b/>
               </w:rPr>
-              <w:t>540.75</w:t>
+              <w:t>542.00</w:t>
             </w:r>
           </w:p>
         </w:tc>
@@ -20501,7 +20501,7 @@
             </w:pPr>
             <w:r/>
             <w:r>
-              <w:t>540.75</w:t>
+              <w:t>542.00</w:t>
             </w:r>
           </w:p>
         </w:tc>
@@ -20529,7 +20529,7 @@
             </w:pPr>
             <w:r/>
             <w:r>
-              <w:t>543.75</w:t>
+              <w:t>545.00</w:t>
             </w:r>
           </w:p>
         </w:tc>
@@ -20557,7 +20557,7 @@
             </w:pPr>
             <w:r/>
             <w:r>
-              <w:t>538.00</w:t>
+              <w:t>539.25</w:t>
             </w:r>
           </w:p>
         </w:tc>
@@ -20588,7 +20588,7 @@
               <w:rPr>
                 <w:b/>
               </w:rPr>
-              <w:t>540.75</w:t>
+              <w:t>542.00</w:t>
             </w:r>
           </w:p>
         </w:tc>
@@ -20736,7 +20736,7 @@
             </w:pPr>
             <w:r/>
             <w:r>
-              <w:t>540.75</w:t>
+              <w:t>542.00</w:t>
             </w:r>
           </w:p>
         </w:tc>
@@ -20764,7 +20764,7 @@
             </w:pPr>
             <w:r/>
             <w:r>
-              <w:t>544.75</w:t>
+              <w:t>546.00</w:t>
             </w:r>
           </w:p>
         </w:tc>
@@ -20792,7 +20792,7 @@
             </w:pPr>
             <w:r/>
             <w:r>
-              <w:t>537.25</w:t>
+              <w:t>538.50</w:t>
             </w:r>
           </w:p>
         </w:tc>
@@ -20823,7 +20823,7 @@
               <w:rPr>
                 <w:b/>
               </w:rPr>
-              <w:t>541.25</w:t>
+              <w:t>542.50</w:t>
             </w:r>
           </w:p>
         </w:tc>
@@ -20971,7 +20971,7 @@
             </w:pPr>
             <w:r/>
             <w:r>
-              <w:t>541.25</w:t>
+              <w:t>542.50</w:t>
             </w:r>
           </w:p>
         </w:tc>
@@ -20999,7 +20999,7 @@
             </w:pPr>
             <w:r/>
             <w:r>
-              <w:t>545.25</w:t>
+              <w:t>546.50</w:t>
             </w:r>
           </w:p>
         </w:tc>
@@ -21027,7 +21027,7 @@
             </w:pPr>
             <w:r/>
             <w:r>
-              <w:t>539.50</w:t>
+              <w:t>540.75</w:t>
             </w:r>
           </w:p>
         </w:tc>
@@ -21058,7 +21058,7 @@
               <w:rPr>
                 <w:b/>
               </w:rPr>
-              <w:t>541.00</w:t>
+              <w:t>542.25</w:t>
             </w:r>
           </w:p>
         </w:tc>
@@ -21781,7 +21781,7 @@
         <w:t>Giá Chốt Phiên (Close):</w:t>
       </w:r>
       <w:r>
-        <w:t xml:space="preserve"> 729.25 cents | </w:t>
+        <w:t xml:space="preserve"> 733.50 cents | </w:t>
       </w:r>
       <w:r>
         <w:rPr>
@@ -21796,10 +21796,10 @@
         <w:rPr>
           <w:b/>
         </w:rPr>
-        <w:t>`730.21 cents`</w:t>
+        <w:t>`734.43 cents`</w:t>
       </w:r>
       <w:r>
-        <w:t xml:space="preserve"> (+0.96).</w:t>
+        <w:t xml:space="preserve"> (+0.93).</w:t>
       </w:r>
     </w:p>
     <w:p>
@@ -21820,7 +21820,7 @@
         <w:rPr>
           <w:b/>
         </w:rPr>
-        <w:t>`10,572`</w:t>
+        <w:t>`15,692`</w:t>
       </w:r>
       <w:r>
         <w:t xml:space="preserve"> (Chênh lệch: </w:t>
@@ -21829,7 +21829,7 @@
         <w:rPr>
           <w:b/>
         </w:rPr>
-        <w:t>`-87,978`</w:t>
+        <w:t>`-82,858`</w:t>
       </w:r>
       <w:r>
         <w:t xml:space="preserve">) | OI: </w:t>
@@ -22163,7 +22163,7 @@
               <w:rPr>
                 <w:b/>
               </w:rPr>
-              <w:t>101.74</w:t>
+              <w:t>105.10</w:t>
             </w:r>
           </w:p>
         </w:tc>
@@ -22194,7 +22194,7 @@
               <w:rPr>
                 <w:b/>
               </w:rPr>
-              <w:t>+0.52%</w:t>
+              <w:t>+3.84%</w:t>
             </w:r>
           </w:p>
         </w:tc>
@@ -22286,7 +22286,7 @@
               <w:rPr>
                 <w:b/>
               </w:rPr>
-              <w:t>98.90</w:t>
+              <w:t>99.11</w:t>
             </w:r>
           </w:p>
         </w:tc>
@@ -22317,7 +22317,7 @@
               <w:rPr>
                 <w:b/>
               </w:rPr>
-              <w:t>+0.13%</w:t>
+              <w:t>+0.35%</w:t>
             </w:r>
           </w:p>
         </w:tc>
@@ -22921,7 +22921,7 @@
         <w:t xml:space="preserve"> EMA_21 </w:t>
       </w:r>
       <w:r>
-        <w:t xml:space="preserve"> (732.16) &lt; </w:t>
+        <w:t xml:space="preserve"> (732.25) &lt; </w:t>
       </w:r>
       <w:r>
         <w:rPr>
@@ -22932,7 +22932,7 @@
         <w:t xml:space="preserve"> EMA_50 </w:t>
       </w:r>
       <w:r>
-        <w:t xml:space="preserve"> (739.43).</w:t>
+        <w:t xml:space="preserve"> (738.91).</w:t>
       </w:r>
     </w:p>
     <w:p>
@@ -22953,7 +22953,7 @@
         <w:rPr>
           <w:b/>
         </w:rPr>
-        <w:t>`42.48`</w:t>
+        <w:t>`49.57`</w:t>
       </w:r>
       <w:r>
         <w:t xml:space="preserve"> | ATR (14) = </w:t>
@@ -22962,7 +22962,7 @@
         <w:rPr>
           <w:b/>
         </w:rPr>
-        <w:t>`4.47`</w:t>
+        <w:t>`4.46`</w:t>
       </w:r>
       <w:r>
         <w:t xml:space="preserve"> cents | Volatility = </w:t>
@@ -22971,7 +22971,7 @@
         <w:rPr>
           <w:b/>
         </w:rPr>
-        <w:t>`5.75 cents`</w:t>
+        <w:t>`3.75 cents`</w:t>
       </w:r>
       <w:r>
         <w:t>.</w:t>
@@ -22995,7 +22995,7 @@
         <w:rPr>
           <w:b/>
         </w:rPr>
-        <w:t>`725.00`</w:t>
+        <w:t>`730.50`</w:t>
       </w:r>
       <w:r>
         <w:t xml:space="preserve"> | S2: </w:t>
@@ -23746,7 +23746,7 @@
           <w:b/>
           <w:color w:val="B91C1C"/>
         </w:rPr>
-        <w:t>`732.16 - 739.43 cents (Canh bán hồi kỹ thuật H1)`</w:t>
+        <w:t>`732.25 - 738.91 cents (Canh bán hồi kỹ thuật H1)`</w:t>
       </w:r>
       <w:r>
         <w:t xml:space="preserve"> | SL: </w:t>
@@ -23766,7 +23766,7 @@
           <w:color w:val="D97706"/>
           <w:sz w:val="19"/>
         </w:rPr>
-        <w:t xml:space="preserve"> 725.00 cents </w:t>
+        <w:t xml:space="preserve"> 730.50 cents </w:t>
       </w:r>
       <w:r>
         <w:t xml:space="preserve"> / </w:t>
@@ -23817,7 +23817,7 @@
         <w:rPr>
           <w:b/>
         </w:rPr>
-        <w:t>`738.75 - 740.75 cents`</w:t>
+        <w:t>`741.50 - 743.50 cents`</w:t>
       </w:r>
       <w:r>
         <w:t xml:space="preserve"> | SL: </w:t>
@@ -23826,7 +23826,7 @@
         <w:rPr>
           <w:b/>
         </w:rPr>
-        <w:t>`658.29 cents`</w:t>
+        <w:t>`658.33 cents`</w:t>
       </w:r>
       <w:r>
         <w:t xml:space="preserve"> | TP: </w:t>
@@ -23872,7 +23872,7 @@
         <w:rPr>
           <w:b/>
         </w:rPr>
-        <w:t>`767.71 cents`</w:t>
+        <w:t>`767.67 cents`</w:t>
       </w:r>
       <w:r>
         <w:t xml:space="preserve"> | TP: </w:t>
@@ -23921,7 +23921,7 @@
         <w:rPr>
           <w:b/>
         </w:rPr>
-        <w:t>`627.37 - 645.25 cents`</w:t>
+        <w:t>`627.39 - 645.25 cents`</w:t>
       </w:r>
     </w:p>
     <w:p>
@@ -24328,7 +24328,7 @@
             </w:pPr>
             <w:r/>
             <w:r>
-              <w:t>729.25</w:t>
+              <w:t>733.50</w:t>
             </w:r>
           </w:p>
         </w:tc>
@@ -24356,7 +24356,7 @@
             </w:pPr>
             <w:r/>
             <w:r>
-              <w:t>740.50</w:t>
+              <w:t>744.75</w:t>
             </w:r>
           </w:p>
         </w:tc>
@@ -24384,7 +24384,7 @@
             </w:pPr>
             <w:r/>
             <w:r>
-              <w:t>723.75</w:t>
+              <w:t>728.00</w:t>
             </w:r>
           </w:p>
         </w:tc>
@@ -24415,7 +24415,7 @@
               <w:rPr>
                 <w:b/>
               </w:rPr>
-              <w:t>728.50</w:t>
+              <w:t>732.75</w:t>
             </w:r>
           </w:p>
         </w:tc>
@@ -24563,7 +24563,7 @@
             </w:pPr>
             <w:r/>
             <w:r>
-              <w:t>728.50</w:t>
+              <w:t>732.75</w:t>
             </w:r>
           </w:p>
         </w:tc>
@@ -24591,7 +24591,7 @@
             </w:pPr>
             <w:r/>
             <w:r>
-              <w:t>736.00</w:t>
+              <w:t>740.25</w:t>
             </w:r>
           </w:p>
         </w:tc>
@@ -24619,7 +24619,7 @@
             </w:pPr>
             <w:r/>
             <w:r>
-              <w:t>722.50</w:t>
+              <w:t>726.75</w:t>
             </w:r>
           </w:p>
         </w:tc>
@@ -24650,7 +24650,7 @@
               <w:rPr>
                 <w:b/>
               </w:rPr>
-              <w:t>728.00</w:t>
+              <w:t>732.25</w:t>
             </w:r>
           </w:p>
         </w:tc>
@@ -24798,7 +24798,7 @@
             </w:pPr>
             <w:r/>
             <w:r>
-              <w:t>728.00</w:t>
+              <w:t>732.25</w:t>
             </w:r>
           </w:p>
         </w:tc>
@@ -24826,7 +24826,7 @@
             </w:pPr>
             <w:r/>
             <w:r>
-              <w:t>741.75</w:t>
+              <w:t>746.00</w:t>
             </w:r>
           </w:p>
         </w:tc>
@@ -24854,7 +24854,7 @@
             </w:pPr>
             <w:r/>
             <w:r>
-              <w:t>713.25</w:t>
+              <w:t>717.50</w:t>
             </w:r>
           </w:p>
         </w:tc>
@@ -24885,7 +24885,7 @@
               <w:rPr>
                 <w:b/>
               </w:rPr>
-              <w:t>730.00</w:t>
+              <w:t>734.25</w:t>
             </w:r>
           </w:p>
         </w:tc>
@@ -25033,7 +25033,7 @@
             </w:pPr>
             <w:r/>
             <w:r>
-              <w:t>730.00</w:t>
+              <w:t>734.25</w:t>
             </w:r>
           </w:p>
         </w:tc>
@@ -25061,7 +25061,7 @@
             </w:pPr>
             <w:r/>
             <w:r>
-              <w:t>743.25</w:t>
+              <w:t>747.50</w:t>
             </w:r>
           </w:p>
         </w:tc>
@@ -25089,7 +25089,7 @@
             </w:pPr>
             <w:r/>
             <w:r>
-              <w:t>721.75</w:t>
+              <w:t>726.00</w:t>
             </w:r>
           </w:p>
         </w:tc>
@@ -25120,7 +25120,7 @@
               <w:rPr>
                 <w:b/>
               </w:rPr>
-              <w:t>731.25</w:t>
+              <w:t>735.50</w:t>
             </w:r>
           </w:p>
         </w:tc>
@@ -25268,7 +25268,7 @@
             </w:pPr>
             <w:r/>
             <w:r>
-              <w:t>731.25</w:t>
+              <w:t>735.50</w:t>
             </w:r>
           </w:p>
         </w:tc>
@@ -25296,7 +25296,7 @@
             </w:pPr>
             <w:r/>
             <w:r>
-              <w:t>747.75</w:t>
+              <w:t>752.00</w:t>
             </w:r>
           </w:p>
         </w:tc>
@@ -25324,7 +25324,7 @@
             </w:pPr>
             <w:r/>
             <w:r>
-              <w:t>720.75</w:t>
+              <w:t>725.00</w:t>
             </w:r>
           </w:p>
         </w:tc>
@@ -25355,7 +25355,7 @@
               <w:rPr>
                 <w:b/>
               </w:rPr>
-              <w:t>735.75</w:t>
+              <w:t>740.00</w:t>
             </w:r>
           </w:p>
         </w:tc>
@@ -25503,7 +25503,7 @@
             </w:pPr>
             <w:r/>
             <w:r>
-              <w:t>735.75</w:t>
+              <w:t>740.00</w:t>
             </w:r>
           </w:p>
         </w:tc>
@@ -25531,7 +25531,7 @@
             </w:pPr>
             <w:r/>
             <w:r>
-              <w:t>743.50</w:t>
+              <w:t>747.75</w:t>
             </w:r>
           </w:p>
         </w:tc>
@@ -25559,7 +25559,7 @@
             </w:pPr>
             <w:r/>
             <w:r>
-              <w:t>724.75</w:t>
+              <w:t>729.00</w:t>
             </w:r>
           </w:p>
         </w:tc>
@@ -25590,7 +25590,7 @@
               <w:rPr>
                 <w:b/>
               </w:rPr>
-              <w:t>737.00</w:t>
+              <w:t>741.25</w:t>
             </w:r>
           </w:p>
         </w:tc>
@@ -25738,7 +25738,7 @@
             </w:pPr>
             <w:r/>
             <w:r>
-              <w:t>737.00</w:t>
+              <w:t>741.25</w:t>
             </w:r>
           </w:p>
         </w:tc>
@@ -25766,7 +25766,7 @@
             </w:pPr>
             <w:r/>
             <w:r>
-              <w:t>745.25</w:t>
+              <w:t>749.50</w:t>
             </w:r>
           </w:p>
         </w:tc>
@@ -25794,7 +25794,7 @@
             </w:pPr>
             <w:r/>
             <w:r>
-              <w:t>726.50</w:t>
+              <w:t>730.75</w:t>
             </w:r>
           </w:p>
         </w:tc>
@@ -25825,7 +25825,7 @@
               <w:rPr>
                 <w:b/>
               </w:rPr>
-              <w:t>738.75</w:t>
+              <w:t>743.00</w:t>
             </w:r>
           </w:p>
         </w:tc>
@@ -25973,7 +25973,7 @@
             </w:pPr>
             <w:r/>
             <w:r>
-              <w:t>738.75</w:t>
+              <w:t>743.00</w:t>
             </w:r>
           </w:p>
         </w:tc>
@@ -26001,7 +26001,7 @@
             </w:pPr>
             <w:r/>
             <w:r>
-              <w:t>751.00</w:t>
+              <w:t>755.25</w:t>
             </w:r>
           </w:p>
         </w:tc>
@@ -26029,7 +26029,7 @@
             </w:pPr>
             <w:r/>
             <w:r>
-              <w:t>729.00</w:t>
+              <w:t>733.25</w:t>
             </w:r>
           </w:p>
         </w:tc>
@@ -26060,7 +26060,7 @@
               <w:rPr>
                 <w:b/>
               </w:rPr>
-              <w:t>737.75</w:t>
+              <w:t>742.00</w:t>
             </w:r>
           </w:p>
         </w:tc>
@@ -26208,7 +26208,7 @@
             </w:pPr>
             <w:r/>
             <w:r>
-              <w:t>737.75</w:t>
+              <w:t>742.00</w:t>
             </w:r>
           </w:p>
         </w:tc>
@@ -26236,7 +26236,7 @@
             </w:pPr>
             <w:r/>
             <w:r>
-              <w:t>748.25</w:t>
+              <w:t>752.50</w:t>
             </w:r>
           </w:p>
         </w:tc>
@@ -26264,7 +26264,7 @@
             </w:pPr>
             <w:r/>
             <w:r>
-              <w:t>723.00</w:t>
+              <w:t>727.25</w:t>
             </w:r>
           </w:p>
         </w:tc>
@@ -26295,7 +26295,7 @@
               <w:rPr>
                 <w:b/>
               </w:rPr>
-              <w:t>740.00</w:t>
+              <w:t>744.25</w:t>
             </w:r>
           </w:p>
         </w:tc>
@@ -26443,7 +26443,7 @@
             </w:pPr>
             <w:r/>
             <w:r>
-              <w:t>740.00</w:t>
+              <w:t>744.25</w:t>
             </w:r>
           </w:p>
         </w:tc>
@@ -26471,7 +26471,7 @@
             </w:pPr>
             <w:r/>
             <w:r>
-              <w:t>750.50</w:t>
+              <w:t>754.75</w:t>
             </w:r>
           </w:p>
         </w:tc>
@@ -26499,7 +26499,7 @@
             </w:pPr>
             <w:r/>
             <w:r>
-              <w:t>733.75</w:t>
+              <w:t>738.00</w:t>
             </w:r>
           </w:p>
         </w:tc>
@@ -26530,7 +26530,7 @@
               <w:rPr>
                 <w:b/>
               </w:rPr>
-              <w:t>740.75</w:t>
+              <w:t>745.00</w:t>
             </w:r>
           </w:p>
         </w:tc>
@@ -26678,7 +26678,7 @@
             </w:pPr>
             <w:r/>
             <w:r>
-              <w:t>740.75</w:t>
+              <w:t>745.00</w:t>
             </w:r>
           </w:p>
         </w:tc>
@@ -26706,7 +26706,7 @@
             </w:pPr>
             <w:r/>
             <w:r>
-              <w:t>755.00</w:t>
+              <w:t>759.25</w:t>
             </w:r>
           </w:p>
         </w:tc>
@@ -26734,7 +26734,7 @@
             </w:pPr>
             <w:r/>
             <w:r>
-              <w:t>726.00</w:t>
+              <w:t>730.25</w:t>
             </w:r>
           </w:p>
         </w:tc>
@@ -26765,7 +26765,7 @@
               <w:rPr>
                 <w:b/>
               </w:rPr>
-              <w:t>742.75</w:t>
+              <w:t>747.00</w:t>
             </w:r>
           </w:p>
         </w:tc>
@@ -26913,7 +26913,7 @@
             </w:pPr>
             <w:r/>
             <w:r>
-              <w:t>742.75</w:t>
+              <w:t>747.00</w:t>
             </w:r>
           </w:p>
         </w:tc>
@@ -26941,7 +26941,7 @@
             </w:pPr>
             <w:r/>
             <w:r>
-              <w:t>749.25</w:t>
+              <w:t>753.50</w:t>
             </w:r>
           </w:p>
         </w:tc>
@@ -26969,7 +26969,7 @@
             </w:pPr>
             <w:r/>
             <w:r>
-              <w:t>736.00</w:t>
+              <w:t>740.25</w:t>
             </w:r>
           </w:p>
         </w:tc>
@@ -27000,7 +27000,7 @@
               <w:rPr>
                 <w:b/>
               </w:rPr>
-              <w:t>743.00</w:t>
+              <w:t>747.25</w:t>
             </w:r>
           </w:p>
         </w:tc>
@@ -27148,7 +27148,7 @@
             </w:pPr>
             <w:r/>
             <w:r>
-              <w:t>743.00</w:t>
+              <w:t>747.25</w:t>
             </w:r>
           </w:p>
         </w:tc>
@@ -27176,7 +27176,7 @@
             </w:pPr>
             <w:r/>
             <w:r>
-              <w:t>753.25</w:t>
+              <w:t>757.50</w:t>
             </w:r>
           </w:p>
         </w:tc>
@@ -27204,7 +27204,7 @@
             </w:pPr>
             <w:r/>
             <w:r>
-              <w:t>735.00</w:t>
+              <w:t>739.25</w:t>
             </w:r>
           </w:p>
         </w:tc>
@@ -27235,7 +27235,7 @@
               <w:rPr>
                 <w:b/>
               </w:rPr>
-              <w:t>743.50</w:t>
+              <w:t>747.75</w:t>
             </w:r>
           </w:p>
         </w:tc>
@@ -27383,7 +27383,7 @@
             </w:pPr>
             <w:r/>
             <w:r>
-              <w:t>743.50</w:t>
+              <w:t>747.75</w:t>
             </w:r>
           </w:p>
         </w:tc>
@@ -27411,7 +27411,7 @@
             </w:pPr>
             <w:r/>
             <w:r>
-              <w:t>750.50</w:t>
+              <w:t>754.75</w:t>
             </w:r>
           </w:p>
         </w:tc>
@@ -27439,7 +27439,7 @@
             </w:pPr>
             <w:r/>
             <w:r>
-              <w:t>737.50</w:t>
+              <w:t>741.75</w:t>
             </w:r>
           </w:p>
         </w:tc>
@@ -27470,7 +27470,7 @@
               <w:rPr>
                 <w:b/>
               </w:rPr>
-              <w:t>742.75</w:t>
+              <w:t>747.00</w:t>
             </w:r>
           </w:p>
         </w:tc>
@@ -27618,7 +27618,7 @@
             </w:pPr>
             <w:r/>
             <w:r>
-              <w:t>742.75</w:t>
+              <w:t>747.00</w:t>
             </w:r>
           </w:p>
         </w:tc>
@@ -27646,7 +27646,7 @@
             </w:pPr>
             <w:r/>
             <w:r>
-              <w:t>756.25</w:t>
+              <w:t>760.50</w:t>
             </w:r>
           </w:p>
         </w:tc>
@@ -27674,7 +27674,7 @@
             </w:pPr>
             <w:r/>
             <w:r>
-              <w:t>729.75</w:t>
+              <w:t>734.00</w:t>
             </w:r>
           </w:p>
         </w:tc>
@@ -27705,7 +27705,7 @@
               <w:rPr>
                 <w:b/>
               </w:rPr>
-              <w:t>744.50</w:t>
+              <w:t>748.75</w:t>
             </w:r>
           </w:p>
         </w:tc>
@@ -27853,7 +27853,7 @@
             </w:pPr>
             <w:r/>
             <w:r>
-              <w:t>744.50</w:t>
+              <w:t>748.75</w:t>
             </w:r>
           </w:p>
         </w:tc>
@@ -27881,7 +27881,7 @@
             </w:pPr>
             <w:r/>
             <w:r>
-              <w:t>753.75</w:t>
+              <w:t>758.00</w:t>
             </w:r>
           </w:p>
         </w:tc>
@@ -27909,7 +27909,7 @@
             </w:pPr>
             <w:r/>
             <w:r>
-              <w:t>733.75</w:t>
+              <w:t>738.00</w:t>
             </w:r>
           </w:p>
         </w:tc>
@@ -27940,7 +27940,7 @@
               <w:rPr>
                 <w:b/>
               </w:rPr>
-              <w:t>745.00</w:t>
+              <w:t>749.25</w:t>
             </w:r>
           </w:p>
         </w:tc>
@@ -28088,7 +28088,7 @@
             </w:pPr>
             <w:r/>
             <w:r>
-              <w:t>745.00</w:t>
+              <w:t>749.25</w:t>
             </w:r>
           </w:p>
         </w:tc>
@@ -28116,7 +28116,7 @@
             </w:pPr>
             <w:r/>
             <w:r>
-              <w:t>757.25</w:t>
+              <w:t>761.50</w:t>
             </w:r>
           </w:p>
         </w:tc>
@@ -28144,7 +28144,7 @@
             </w:pPr>
             <w:r/>
             <w:r>
-              <w:t>730.75</w:t>
+              <w:t>735.00</w:t>
             </w:r>
           </w:p>
         </w:tc>
@@ -28175,7 +28175,7 @@
               <w:rPr>
                 <w:b/>
               </w:rPr>
-              <w:t>743.50</w:t>
+              <w:t>747.75</w:t>
             </w:r>
           </w:p>
         </w:tc>
@@ -28323,7 +28323,7 @@
             </w:pPr>
             <w:r/>
             <w:r>
-              <w:t>743.50</w:t>
+              <w:t>747.75</w:t>
             </w:r>
           </w:p>
         </w:tc>
@@ -28351,7 +28351,7 @@
             </w:pPr>
             <w:r/>
             <w:r>
-              <w:t>750.50</w:t>
+              <w:t>754.75</w:t>
             </w:r>
           </w:p>
         </w:tc>
@@ -28379,7 +28379,7 @@
             </w:pPr>
             <w:r/>
             <w:r>
-              <w:t>734.00</w:t>
+              <w:t>738.25</w:t>
             </w:r>
           </w:p>
         </w:tc>
@@ -28410,7 +28410,7 @@
               <w:rPr>
                 <w:b/>
               </w:rPr>
-              <w:t>744.00</w:t>
+              <w:t>748.25</w:t>
             </w:r>
           </w:p>
         </w:tc>
@@ -28558,7 +28558,7 @@
             </w:pPr>
             <w:r/>
             <w:r>
-              <w:t>744.00</w:t>
+              <w:t>748.25</w:t>
             </w:r>
           </w:p>
         </w:tc>
@@ -28586,7 +28586,7 @@
             </w:pPr>
             <w:r/>
             <w:r>
-              <w:t>754.50</w:t>
+              <w:t>758.75</w:t>
             </w:r>
           </w:p>
         </w:tc>
@@ -28614,7 +28614,7 @@
             </w:pPr>
             <w:r/>
             <w:r>
-              <w:t>736.75</w:t>
+              <w:t>741.00</w:t>
             </w:r>
           </w:p>
         </w:tc>
@@ -28645,7 +28645,7 @@
               <w:rPr>
                 <w:b/>
               </w:rPr>
-              <w:t>743.75</w:t>
+              <w:t>748.00</w:t>
             </w:r>
           </w:p>
         </w:tc>
@@ -28793,7 +28793,7 @@
             </w:pPr>
             <w:r/>
             <w:r>
-              <w:t>743.75</w:t>
+              <w:t>748.00</w:t>
             </w:r>
           </w:p>
         </w:tc>
@@ -28821,7 +28821,7 @@
             </w:pPr>
             <w:r/>
             <w:r>
-              <w:t>753.50</w:t>
+              <w:t>757.75</w:t>
             </w:r>
           </w:p>
         </w:tc>
@@ -28849,7 +28849,7 @@
             </w:pPr>
             <w:r/>
             <w:r>
-              <w:t>734.00</w:t>
+              <w:t>738.25</w:t>
             </w:r>
           </w:p>
         </w:tc>
@@ -28880,7 +28880,7 @@
               <w:rPr>
                 <w:b/>
               </w:rPr>
-              <w:t>744.25</w:t>
+              <w:t>748.50</w:t>
             </w:r>
           </w:p>
         </w:tc>
@@ -29028,7 +29028,7 @@
             </w:pPr>
             <w:r/>
             <w:r>
-              <w:t>744.25</w:t>
+              <w:t>748.50</w:t>
             </w:r>
           </w:p>
         </w:tc>
@@ -29056,7 +29056,7 @@
             </w:pPr>
             <w:r/>
             <w:r>
-              <w:t>755.00</w:t>
+              <w:t>759.25</w:t>
             </w:r>
           </w:p>
         </w:tc>
@@ -29084,7 +29084,7 @@
             </w:pPr>
             <w:r/>
             <w:r>
-              <w:t>737.00</w:t>
+              <w:t>741.25</w:t>
             </w:r>
           </w:p>
         </w:tc>
@@ -29115,7 +29115,7 @@
               <w:rPr>
                 <w:b/>
               </w:rPr>
-              <w:t>745.00</w:t>
+              <w:t>749.25</w:t>
             </w:r>
           </w:p>
         </w:tc>
@@ -29263,7 +29263,7 @@
             </w:pPr>
             <w:r/>
             <w:r>
-              <w:t>745.00</w:t>
+              <w:t>749.25</w:t>
             </w:r>
           </w:p>
         </w:tc>
@@ -29291,7 +29291,7 @@
             </w:pPr>
             <w:r/>
             <w:r>
-              <w:t>751.50</w:t>
+              <w:t>755.75</w:t>
             </w:r>
           </w:p>
         </w:tc>
@@ -29319,7 +29319,7 @@
             </w:pPr>
             <w:r/>
             <w:r>
-              <w:t>736.50</w:t>
+              <w:t>740.75</w:t>
             </w:r>
           </w:p>
         </w:tc>
@@ -29350,7 +29350,7 @@
               <w:rPr>
                 <w:b/>
               </w:rPr>
-              <w:t>745.50</w:t>
+              <w:t>749.75</w:t>
             </w:r>
           </w:p>
         </w:tc>
@@ -29498,7 +29498,7 @@
             </w:pPr>
             <w:r/>
             <w:r>
-              <w:t>745.50</w:t>
+              <w:t>749.75</w:t>
             </w:r>
           </w:p>
         </w:tc>
@@ -29526,7 +29526,7 @@
             </w:pPr>
             <w:r/>
             <w:r>
-              <w:t>756.50</w:t>
+              <w:t>760.75</w:t>
             </w:r>
           </w:p>
         </w:tc>
@@ -29554,7 +29554,7 @@
             </w:pPr>
             <w:r/>
             <w:r>
-              <w:t>733.75</w:t>
+              <w:t>738.00</w:t>
             </w:r>
           </w:p>
         </w:tc>
@@ -29585,7 +29585,7 @@
               <w:rPr>
                 <w:b/>
               </w:rPr>
-              <w:t>749.00</w:t>
+              <w:t>753.25</w:t>
             </w:r>
           </w:p>
         </w:tc>
@@ -29733,7 +29733,7 @@
             </w:pPr>
             <w:r/>
             <w:r>
-              <w:t>749.00</w:t>
+              <w:t>753.25</w:t>
             </w:r>
           </w:p>
         </w:tc>
@@ -29761,7 +29761,7 @@
             </w:pPr>
             <w:r/>
             <w:r>
-              <w:t>754.50</w:t>
+              <w:t>758.75</w:t>
             </w:r>
           </w:p>
         </w:tc>
@@ -29789,7 +29789,7 @@
             </w:pPr>
             <w:r/>
             <w:r>
-              <w:t>741.25</w:t>
+              <w:t>745.50</w:t>
             </w:r>
           </w:p>
         </w:tc>
@@ -29820,7 +29820,7 @@
               <w:rPr>
                 <w:b/>
               </w:rPr>
-              <w:t>749.75</w:t>
+              <w:t>754.00</w:t>
             </w:r>
           </w:p>
         </w:tc>
@@ -29968,7 +29968,7 @@
             </w:pPr>
             <w:r/>
             <w:r>
-              <w:t>749.75</w:t>
+              <w:t>754.00</w:t>
             </w:r>
           </w:p>
         </w:tc>
@@ -29996,7 +29996,7 @@
             </w:pPr>
             <w:r/>
             <w:r>
-              <w:t>759.00</w:t>
+              <w:t>763.25</w:t>
             </w:r>
           </w:p>
         </w:tc>
@@ -30024,7 +30024,7 @@
             </w:pPr>
             <w:r/>
             <w:r>
-              <w:t>743.25</w:t>
+              <w:t>747.50</w:t>
             </w:r>
           </w:p>
         </w:tc>
@@ -30055,7 +30055,7 @@
               <w:rPr>
                 <w:b/>
               </w:rPr>
-              <w:t>749.00</w:t>
+              <w:t>753.25</w:t>
             </w:r>
           </w:p>
         </w:tc>
@@ -30203,7 +30203,7 @@
             </w:pPr>
             <w:r/>
             <w:r>
-              <w:t>749.00</w:t>
+              <w:t>753.25</w:t>
             </w:r>
           </w:p>
         </w:tc>
@@ -30231,7 +30231,7 @@
             </w:pPr>
             <w:r/>
             <w:r>
-              <w:t>756.50</w:t>
+              <w:t>760.75</w:t>
             </w:r>
           </w:p>
         </w:tc>
@@ -30259,7 +30259,7 @@
             </w:pPr>
             <w:r/>
             <w:r>
-              <w:t>743.00</w:t>
+              <w:t>747.25</w:t>
             </w:r>
           </w:p>
         </w:tc>
@@ -30290,7 +30290,7 @@
               <w:rPr>
                 <w:b/>
               </w:rPr>
-              <w:t>748.00</w:t>
+              <w:t>752.25</w:t>
             </w:r>
           </w:p>
         </w:tc>
@@ -30438,7 +30438,7 @@
             </w:pPr>
             <w:r/>
             <w:r>
-              <w:t>748.00</w:t>
+              <w:t>752.25</w:t>
             </w:r>
           </w:p>
         </w:tc>
@@ -30466,7 +30466,7 @@
             </w:pPr>
             <w:r/>
             <w:r>
-              <w:t>755.00</w:t>
+              <w:t>759.25</w:t>
             </w:r>
           </w:p>
         </w:tc>
@@ -30494,7 +30494,7 @@
             </w:pPr>
             <w:r/>
             <w:r>
-              <w:t>734.50</w:t>
+              <w:t>738.75</w:t>
             </w:r>
           </w:p>
         </w:tc>
@@ -30525,7 +30525,7 @@
               <w:rPr>
                 <w:b/>
               </w:rPr>
-              <w:t>748.75</w:t>
+              <w:t>753.00</w:t>
             </w:r>
           </w:p>
         </w:tc>
@@ -30673,7 +30673,7 @@
             </w:pPr>
             <w:r/>
             <w:r>
-              <w:t>748.75</w:t>
+              <w:t>753.00</w:t>
             </w:r>
           </w:p>
         </w:tc>
@@ -30701,7 +30701,7 @@
             </w:pPr>
             <w:r/>
             <w:r>
-              <w:t>758.00</w:t>
+              <w:t>762.25</w:t>
             </w:r>
           </w:p>
         </w:tc>
@@ -30729,7 +30729,7 @@
             </w:pPr>
             <w:r/>
             <w:r>
-              <w:t>741.50</w:t>
+              <w:t>745.75</w:t>
             </w:r>
           </w:p>
         </w:tc>
@@ -30760,7 +30760,7 @@
               <w:rPr>
                 <w:b/>
               </w:rPr>
-              <w:t>748.50</w:t>
+              <w:t>752.75</w:t>
             </w:r>
           </w:p>
         </w:tc>
@@ -30908,7 +30908,7 @@
             </w:pPr>
             <w:r/>
             <w:r>
-              <w:t>748.50</w:t>
+              <w:t>752.75</w:t>
             </w:r>
           </w:p>
         </w:tc>
@@ -30936,7 +30936,7 @@
             </w:pPr>
             <w:r/>
             <w:r>
-              <w:t>757.00</w:t>
+              <w:t>761.25</w:t>
             </w:r>
           </w:p>
         </w:tc>
@@ -30964,7 +30964,7 @@
             </w:pPr>
             <w:r/>
             <w:r>
-              <w:t>734.50</w:t>
+              <w:t>738.75</w:t>
             </w:r>
           </w:p>
         </w:tc>
@@ -30995,7 +30995,7 @@
               <w:rPr>
                 <w:b/>
               </w:rPr>
-              <w:t>750.25</w:t>
+              <w:t>754.50</w:t>
             </w:r>
           </w:p>
         </w:tc>
@@ -31143,7 +31143,7 @@
             </w:pPr>
             <w:r/>
             <w:r>
-              <w:t>750.25</w:t>
+              <w:t>754.50</w:t>
             </w:r>
           </w:p>
         </w:tc>
@@ -31171,7 +31171,7 @@
             </w:pPr>
             <w:r/>
             <w:r>
-              <w:t>756.50</w:t>
+              <w:t>760.75</w:t>
             </w:r>
           </w:p>
         </w:tc>
@@ -31199,7 +31199,7 @@
             </w:pPr>
             <w:r/>
             <w:r>
-              <w:t>743.75</w:t>
+              <w:t>748.00</w:t>
             </w:r>
           </w:p>
         </w:tc>
@@ -31230,7 +31230,7 @@
               <w:rPr>
                 <w:b/>
               </w:rPr>
-              <w:t>749.50</w:t>
+              <w:t>753.75</w:t>
             </w:r>
           </w:p>
         </w:tc>

--- a/Daily Reports/10_09_2026-CBOT Reports.docx
+++ b/Daily Reports/10_09_2026-CBOT Reports.docx
@@ -104,7 +104,7 @@
           <w:color w:val="5C768D"/>
           <w:sz w:val="19"/>
         </w:rPr>
-        <w:t>Cập nhật tự động qua `macro_tracker.py` vào lúc 21:01 ICT ngày 10/09/2026</w:t>
+        <w:t>Cập nhật tự động qua `macro_tracker.py` vào lúc 22:20 ICT ngày 10/09/2026</w:t>
       </w:r>
     </w:p>
     <w:tbl>
@@ -313,7 +313,7 @@
               <w:rPr>
                 <w:b/>
               </w:rPr>
-              <w:t>104.54 / thùng</w:t>
+              <w:t>105.55 / thùng</w:t>
             </w:r>
           </w:p>
         </w:tc>
@@ -344,7 +344,7 @@
               <w:rPr>
                 <w:b/>
               </w:rPr>
-              <w:t>+3.29%</w:t>
+              <w:t>+4.29%</w:t>
             </w:r>
           </w:p>
         </w:tc>
@@ -442,7 +442,7 @@
               <w:rPr>
                 <w:b/>
               </w:rPr>
-              <w:t>98.99</w:t>
+              <w:t>98.90</w:t>
             </w:r>
           </w:p>
         </w:tc>
@@ -473,7 +473,7 @@
               <w:rPr>
                 <w:b/>
               </w:rPr>
-              <w:t>+0.22%</w:t>
+              <w:t>+0.14%</w:t>
             </w:r>
           </w:p>
         </w:tc>
@@ -1218,7 +1218,7 @@
         <w:rPr>
           <w:b/>
         </w:rPr>
-        <w:t>`104.54` (+3.29%)</w:t>
+        <w:t>`105.55` (+4.29%)</w:t>
       </w:r>
       <w:r>
         <w:t xml:space="preserve"> | DXY: </w:t>
@@ -1227,7 +1227,7 @@
         <w:rPr>
           <w:b/>
         </w:rPr>
-        <w:t>`98.99` (+0.22%)</w:t>
+        <w:t>`98.90` (+0.14%)</w:t>
       </w:r>
       <w:r>
         <w:t xml:space="preserve"> | Lúa mì CBOT: </w:t>
@@ -1236,7 +1236,7 @@
         <w:rPr>
           <w:b/>
         </w:rPr>
-        <w:t>`728.00` (+2.39%)</w:t>
+        <w:t>`736.50` (+3.48%)</w:t>
       </w:r>
       <w:r>
         <w:t>.</w:t>
@@ -1306,7 +1306,7 @@
           <w:color w:val="5C768D"/>
           <w:sz w:val="19"/>
         </w:rPr>
-        <w:t>Cập nhật tự động lúc 21:01 ICT ngày 10/09/2026 — Nguồn: NOAA, USDA, BOM Australia</w:t>
+        <w:t>Cập nhật tự động lúc 22:20 ICT ngày 10/09/2026 — Nguồn: NOAA, USDA, BOM Australia</w:t>
       </w:r>
     </w:p>
     <w:p>
@@ -3574,7 +3574,7 @@
               <w:rPr>
                 <w:b/>
               </w:rPr>
-              <w:t>528.00</w:t>
+              <w:t>532.00</w:t>
             </w:r>
           </w:p>
         </w:tc>
@@ -3605,7 +3605,7 @@
               <w:rPr>
                 <w:b/>
               </w:rPr>
-              <w:t>529.15 (+1.15)</w:t>
+              <w:t>533.45 (+1.45)</w:t>
             </w:r>
           </w:p>
         </w:tc>
@@ -3633,7 +3633,7 @@
             </w:pPr>
             <w:r/>
             <w:r>
-              <w:t>Bearish (530.10 &lt; 532.00)</w:t>
+              <w:t>Bearish (530.49 &lt; 532.02)</w:t>
             </w:r>
           </w:p>
         </w:tc>
@@ -3661,7 +3661,7 @@
             </w:pPr>
             <w:r/>
             <w:r>
-              <w:t>6.00 cents</w:t>
+              <w:t>2.00 cents</w:t>
             </w:r>
           </w:p>
         </w:tc>
@@ -3822,7 +3822,7 @@
               <w:rPr>
                 <w:b/>
               </w:rPr>
-              <w:t>728.00</w:t>
+              <w:t>736.50</w:t>
             </w:r>
           </w:p>
         </w:tc>
@@ -3853,7 +3853,7 @@
               <w:rPr>
                 <w:b/>
               </w:rPr>
-              <w:t>729.43 (+1.43)</w:t>
+              <w:t>738.47 (+1.97)</w:t>
             </w:r>
           </w:p>
         </w:tc>
@@ -3881,7 +3881,7 @@
             </w:pPr>
             <w:r/>
             <w:r>
-              <w:t>Bearish (731.86 &lt; 738.48)</w:t>
+              <w:t>Bearish (732.79 &lt; 738.38)</w:t>
             </w:r>
           </w:p>
         </w:tc>
@@ -3909,7 +3909,7 @@
             </w:pPr>
             <w:r/>
             <w:r>
-              <w:t>10.25 cents</w:t>
+              <w:t>3.25 cents</w:t>
             </w:r>
           </w:p>
         </w:tc>
@@ -4347,7 +4347,7 @@
                 <w:b/>
                 <w:color w:val="15803D"/>
               </w:rPr>
-              <w:t>526.50 - 530.10 cents (Canh mua vùng hỗ trợ)</w:t>
+              <w:t>528.00 - 530.49 cents (Canh mua vùng hỗ trợ)</w:t>
             </w:r>
           </w:p>
         </w:tc>
@@ -4378,7 +4378,7 @@
               <w:rPr>
                 <w:b/>
               </w:rPr>
-              <w:t>453.50 cents (Dưới cản S2 + 1.5x ATR)</w:t>
+              <w:t>453.34 cents (Dưới cản S2 + 1.5x ATR)</w:t>
             </w:r>
           </w:p>
         </w:tc>
@@ -4414,7 +4414,7 @@
                 <w:color w:val="D97706"/>
                 <w:sz w:val="19"/>
               </w:rPr>
-              <w:t xml:space="preserve"> 530.00 cents </w:t>
+              <w:t xml:space="preserve"> 533.50 cents </w:t>
             </w:r>
             <w:r>
               <w:t xml:space="preserve"> / TP2: </w:t>
@@ -4559,7 +4559,7 @@
               <w:rPr>
                 <w:b/>
               </w:rPr>
-              <w:t>525.00 - 526.50 cents</w:t>
+              <w:t>526.50 - 528.00 cents</w:t>
             </w:r>
           </w:p>
         </w:tc>
@@ -4590,7 +4590,7 @@
               <w:rPr>
                 <w:b/>
               </w:rPr>
-              <w:t>454.75 cents (Chống quét SL tuyệt đối)</w:t>
+              <w:t>454.64 cents (Chống quét SL tuyệt đối)</w:t>
             </w:r>
           </w:p>
         </w:tc>
@@ -4752,7 +4752,7 @@
               <w:rPr>
                 <w:b/>
               </w:rPr>
-              <w:t>530.00 - 531.50 cents</w:t>
+              <w:t>533.50 - 535.00 cents</w:t>
             </w:r>
           </w:p>
         </w:tc>
@@ -4783,7 +4783,7 @@
               <w:rPr>
                 <w:b/>
               </w:rPr>
-              <w:t>532.50 cents</w:t>
+              <w:t>536.11 cents</w:t>
             </w:r>
           </w:p>
         </w:tc>
@@ -4945,7 +4945,7 @@
               <w:rPr>
                 <w:b/>
               </w:rPr>
-              <w:t>447.25 - 457.25 cents</w:t>
+              <w:t>446.82 - 457.25 cents</w:t>
             </w:r>
           </w:p>
         </w:tc>
@@ -5126,7 +5126,7 @@
                 <w:b/>
                 <w:color w:val="B91C1C"/>
               </w:rPr>
-              <w:t>731.86 - 738.48 cents (Canh bán hồi kỹ thuật H1)</w:t>
+              <w:t>732.79 - 738.38 cents (Canh bán hồi kỹ thuật H1)</w:t>
             </w:r>
           </w:p>
         </w:tc>
@@ -5157,7 +5157,7 @@
               <w:rPr>
                 <w:b/>
               </w:rPr>
-              <w:t>802.85 cents (Trên kháng cự R2 + 1.5x ATR)</w:t>
+              <w:t>803.59 cents (Trên kháng cự R2 + 1.5x ATR)</w:t>
             </w:r>
           </w:p>
         </w:tc>
@@ -5193,7 +5193,7 @@
                 <w:color w:val="D97706"/>
                 <w:sz w:val="19"/>
               </w:rPr>
-              <w:t xml:space="preserve"> 725.00 cents </w:t>
+              <w:t xml:space="preserve"> 732.75 cents </w:t>
             </w:r>
             <w:r>
               <w:t xml:space="preserve"> / TP2: </w:t>
@@ -5335,7 +5335,7 @@
               <w:rPr>
                 <w:b/>
               </w:rPr>
-              <w:t>738.75 - 740.75 cents</w:t>
+              <w:t>746.00 - 748.00 cents</w:t>
             </w:r>
           </w:p>
         </w:tc>
@@ -5366,7 +5366,7 @@
               <w:rPr>
                 <w:b/>
               </w:rPr>
-              <w:t>657.59 cents</w:t>
+              <w:t>657.11 cents</w:t>
             </w:r>
           </w:p>
         </w:tc>
@@ -5559,7 +5559,7 @@
               <w:rPr>
                 <w:b/>
               </w:rPr>
-              <w:t>768.41 cents</w:t>
+              <w:t>768.89 cents</w:t>
             </w:r>
           </w:p>
         </w:tc>
@@ -5721,7 +5721,7 @@
               <w:rPr>
                 <w:b/>
               </w:rPr>
-              <w:t>624.31 - 645.25 cents</w:t>
+              <w:t>622.36 - 645.25 cents</w:t>
             </w:r>
           </w:p>
         </w:tc>
@@ -11599,7 +11599,7 @@
         <w:t>Giá Chốt Phiên (Close):</w:t>
       </w:r>
       <w:r>
-        <w:t xml:space="preserve"> 528.00 cents | </w:t>
+        <w:t xml:space="preserve"> 532.00 cents | </w:t>
       </w:r>
       <w:r>
         <w:rPr>
@@ -11614,10 +11614,10 @@
         <w:rPr>
           <w:b/>
         </w:rPr>
-        <w:t>`529.15 cents`</w:t>
+        <w:t>`533.45 cents`</w:t>
       </w:r>
       <w:r>
-        <w:t xml:space="preserve"> (+1.15).</w:t>
+        <w:t xml:space="preserve"> (+1.45).</w:t>
       </w:r>
     </w:p>
     <w:p>
@@ -11638,7 +11638,7 @@
         <w:rPr>
           <w:b/>
         </w:rPr>
-        <w:t>`56,357`</w:t>
+        <w:t>`116,653`</w:t>
       </w:r>
       <w:r>
         <w:t xml:space="preserve"> (Chênh lệch: </w:t>
@@ -11647,7 +11647,7 @@
         <w:rPr>
           <w:b/>
         </w:rPr>
-        <w:t>`-189,375`</w:t>
+        <w:t>`-129,079`</w:t>
       </w:r>
       <w:r>
         <w:t xml:space="preserve">) | OI: </w:t>
@@ -11656,7 +11656,7 @@
         <w:rPr>
           <w:b/>
         </w:rPr>
-        <w:t>`965,821`</w:t>
+        <w:t>`965,356`</w:t>
       </w:r>
       <w:r>
         <w:t xml:space="preserve"> (Chênh lệch: </w:t>
@@ -11665,7 +11665,7 @@
         <w:rPr>
           <w:b/>
         </w:rPr>
-        <w:t>`+0`</w:t>
+        <w:t>`-465`</w:t>
       </w:r>
       <w:r>
         <w:t>)</w:t>
@@ -11981,7 +11981,7 @@
               <w:rPr>
                 <w:b/>
               </w:rPr>
-              <w:t>104.54</w:t>
+              <w:t>105.55</w:t>
             </w:r>
           </w:p>
         </w:tc>
@@ -12012,7 +12012,7 @@
               <w:rPr>
                 <w:b/>
               </w:rPr>
-              <w:t>+3.29%</w:t>
+              <w:t>+4.29%</w:t>
             </w:r>
           </w:p>
         </w:tc>
@@ -12104,7 +12104,7 @@
               <w:rPr>
                 <w:b/>
               </w:rPr>
-              <w:t>98.99</w:t>
+              <w:t>98.90</w:t>
             </w:r>
           </w:p>
         </w:tc>
@@ -12135,7 +12135,7 @@
               <w:rPr>
                 <w:b/>
               </w:rPr>
-              <w:t>+0.22%</w:t>
+              <w:t>+0.14%</w:t>
             </w:r>
           </w:p>
         </w:tc>
@@ -12739,7 +12739,7 @@
         <w:t xml:space="preserve"> EMA_21 </w:t>
       </w:r>
       <w:r>
-        <w:t xml:space="preserve"> (530.10) &lt; </w:t>
+        <w:t xml:space="preserve"> (530.49) &lt; </w:t>
       </w:r>
       <w:r>
         <w:rPr>
@@ -12750,7 +12750,7 @@
         <w:t xml:space="preserve"> EMA_50 </w:t>
       </w:r>
       <w:r>
-        <w:t xml:space="preserve"> (532.00).</w:t>
+        <w:t xml:space="preserve"> (532.02).</w:t>
       </w:r>
     </w:p>
     <w:p>
@@ -12771,7 +12771,7 @@
         <w:rPr>
           <w:b/>
         </w:rPr>
-        <w:t>`41.97`</w:t>
+        <w:t>`54.19`</w:t>
       </w:r>
       <w:r>
         <w:t xml:space="preserve"> | ATR (14) = </w:t>
@@ -12780,7 +12780,7 @@
         <w:rPr>
           <w:b/>
         </w:rPr>
-        <w:t>`2.50`</w:t>
+        <w:t>`2.61`</w:t>
       </w:r>
       <w:r>
         <w:t xml:space="preserve"> cents | Volatility = </w:t>
@@ -12789,7 +12789,7 @@
         <w:rPr>
           <w:b/>
         </w:rPr>
-        <w:t>`6.00 cents`</w:t>
+        <w:t>`2.00 cents`</w:t>
       </w:r>
       <w:r>
         <w:t>.</w:t>
@@ -12813,7 +12813,7 @@
         <w:rPr>
           <w:b/>
         </w:rPr>
-        <w:t>`526.50`</w:t>
+        <w:t>`528.00`</w:t>
       </w:r>
       <w:r>
         <w:t xml:space="preserve"> | S2: </w:t>
@@ -12831,7 +12831,7 @@
         <w:rPr>
           <w:b/>
         </w:rPr>
-        <w:t>`530.00`</w:t>
+        <w:t>`533.50`</w:t>
       </w:r>
       <w:r>
         <w:t xml:space="preserve"> | R2: </w:t>
@@ -13574,7 +13574,7 @@
           <w:b/>
           <w:color w:val="15803D"/>
         </w:rPr>
-        <w:t>`526.50 - 530.10 cents (Canh mua vùng hỗ trợ)`</w:t>
+        <w:t>`528.00 - 530.49 cents (Canh mua vùng hỗ trợ)`</w:t>
       </w:r>
       <w:r>
         <w:t xml:space="preserve"> | SL: </w:t>
@@ -13583,7 +13583,7 @@
         <w:rPr>
           <w:b/>
         </w:rPr>
-        <w:t>`453.50 cents (Dưới cản S2 + 1.5x ATR)`</w:t>
+        <w:t>`453.34 cents (Dưới cản S2 + 1.5x ATR)`</w:t>
       </w:r>
       <w:r>
         <w:t xml:space="preserve"> | TP: </w:t>
@@ -13594,7 +13594,7 @@
           <w:color w:val="D97706"/>
           <w:sz w:val="19"/>
         </w:rPr>
-        <w:t xml:space="preserve"> 530.00 cents </w:t>
+        <w:t xml:space="preserve"> 533.50 cents </w:t>
       </w:r>
       <w:r>
         <w:t xml:space="preserve"> / </w:t>
@@ -13645,7 +13645,7 @@
         <w:rPr>
           <w:b/>
         </w:rPr>
-        <w:t>`525.00 - 526.50 cents`</w:t>
+        <w:t>`526.50 - 528.00 cents`</w:t>
       </w:r>
       <w:r>
         <w:t xml:space="preserve"> | SL: </w:t>
@@ -13654,7 +13654,7 @@
         <w:rPr>
           <w:b/>
         </w:rPr>
-        <w:t>`454.75 cents (Chống quét SL tuyệt đối)`</w:t>
+        <w:t>`454.64 cents (Chống quét SL tuyệt đối)`</w:t>
       </w:r>
       <w:r>
         <w:t xml:space="preserve"> | TP: </w:t>
@@ -13691,7 +13691,7 @@
         <w:rPr>
           <w:b/>
         </w:rPr>
-        <w:t>`530.00 - 531.50 cents`</w:t>
+        <w:t>`533.50 - 535.00 cents`</w:t>
       </w:r>
       <w:r>
         <w:t xml:space="preserve"> | SL: </w:t>
@@ -13700,7 +13700,7 @@
         <w:rPr>
           <w:b/>
         </w:rPr>
-        <w:t>`532.50 cents`</w:t>
+        <w:t>`536.11 cents`</w:t>
       </w:r>
       <w:r>
         <w:t xml:space="preserve"> | TP: </w:t>
@@ -13749,7 +13749,7 @@
         <w:rPr>
           <w:b/>
         </w:rPr>
-        <w:t>`447.25 - 457.25 cents`</w:t>
+        <w:t>`446.82 - 457.25 cents`</w:t>
       </w:r>
     </w:p>
     <w:p>
@@ -14156,7 +14156,7 @@
             </w:pPr>
             <w:r/>
             <w:r>
-              <w:t>528.00</w:t>
+              <w:t>532.00</w:t>
             </w:r>
           </w:p>
         </w:tc>
@@ -14184,7 +14184,7 @@
             </w:pPr>
             <w:r/>
             <w:r>
-              <w:t>531.75</w:t>
+              <w:t>535.75</w:t>
             </w:r>
           </w:p>
         </w:tc>
@@ -14212,7 +14212,7 @@
             </w:pPr>
             <w:r/>
             <w:r>
-              <w:t>524.75</w:t>
+              <w:t>528.75</w:t>
             </w:r>
           </w:p>
         </w:tc>
@@ -14243,7 +14243,7 @@
               <w:rPr>
                 <w:b/>
               </w:rPr>
-              <w:t>528.25</w:t>
+              <w:t>532.25</w:t>
             </w:r>
           </w:p>
         </w:tc>
@@ -14391,7 +14391,7 @@
             </w:pPr>
             <w:r/>
             <w:r>
-              <w:t>528.25</w:t>
+              <w:t>532.25</w:t>
             </w:r>
           </w:p>
         </w:tc>
@@ -14419,7 +14419,7 @@
             </w:pPr>
             <w:r/>
             <w:r>
-              <w:t>531.00</w:t>
+              <w:t>535.00</w:t>
             </w:r>
           </w:p>
         </w:tc>
@@ -14447,7 +14447,7 @@
             </w:pPr>
             <w:r/>
             <w:r>
-              <w:t>524.50</w:t>
+              <w:t>528.50</w:t>
             </w:r>
           </w:p>
         </w:tc>
@@ -14478,7 +14478,7 @@
               <w:rPr>
                 <w:b/>
               </w:rPr>
-              <w:t>527.75</w:t>
+              <w:t>531.75</w:t>
             </w:r>
           </w:p>
         </w:tc>
@@ -14626,7 +14626,7 @@
             </w:pPr>
             <w:r/>
             <w:r>
-              <w:t>527.75</w:t>
+              <w:t>531.75</w:t>
             </w:r>
           </w:p>
         </w:tc>
@@ -14654,7 +14654,7 @@
             </w:pPr>
             <w:r/>
             <w:r>
-              <w:t>530.75</w:t>
+              <w:t>534.75</w:t>
             </w:r>
           </w:p>
         </w:tc>
@@ -14682,7 +14682,7 @@
             </w:pPr>
             <w:r/>
             <w:r>
-              <w:t>523.75</w:t>
+              <w:t>527.75</w:t>
             </w:r>
           </w:p>
         </w:tc>
@@ -14713,7 +14713,7 @@
               <w:rPr>
                 <w:b/>
               </w:rPr>
-              <w:t>528.50</w:t>
+              <w:t>532.50</w:t>
             </w:r>
           </w:p>
         </w:tc>
@@ -14861,7 +14861,7 @@
             </w:pPr>
             <w:r/>
             <w:r>
-              <w:t>528.50</w:t>
+              <w:t>532.50</w:t>
             </w:r>
           </w:p>
         </w:tc>
@@ -14889,7 +14889,7 @@
             </w:pPr>
             <w:r/>
             <w:r>
-              <w:t>533.00</w:t>
+              <w:t>537.00</w:t>
             </w:r>
           </w:p>
         </w:tc>
@@ -14917,7 +14917,7 @@
             </w:pPr>
             <w:r/>
             <w:r>
-              <w:t>523.50</w:t>
+              <w:t>527.50</w:t>
             </w:r>
           </w:p>
         </w:tc>
@@ -14948,7 +14948,7 @@
               <w:rPr>
                 <w:b/>
               </w:rPr>
-              <w:t>529.25</w:t>
+              <w:t>533.25</w:t>
             </w:r>
           </w:p>
         </w:tc>
@@ -15096,7 +15096,7 @@
             </w:pPr>
             <w:r/>
             <w:r>
-              <w:t>529.25</w:t>
+              <w:t>533.25</w:t>
             </w:r>
           </w:p>
         </w:tc>
@@ -15124,7 +15124,7 @@
             </w:pPr>
             <w:r/>
             <w:r>
-              <w:t>534.75</w:t>
+              <w:t>538.75</w:t>
             </w:r>
           </w:p>
         </w:tc>
@@ -15152,7 +15152,7 @@
             </w:pPr>
             <w:r/>
             <w:r>
-              <w:t>523.00</w:t>
+              <w:t>527.00</w:t>
             </w:r>
           </w:p>
         </w:tc>
@@ -15183,7 +15183,7 @@
               <w:rPr>
                 <w:b/>
               </w:rPr>
-              <w:t>531.50</w:t>
+              <w:t>535.50</w:t>
             </w:r>
           </w:p>
         </w:tc>
@@ -15331,7 +15331,7 @@
             </w:pPr>
             <w:r/>
             <w:r>
-              <w:t>531.50</w:t>
+              <w:t>535.50</w:t>
             </w:r>
           </w:p>
         </w:tc>
@@ -15359,7 +15359,7 @@
             </w:pPr>
             <w:r/>
             <w:r>
-              <w:t>534.50</w:t>
+              <w:t>538.50</w:t>
             </w:r>
           </w:p>
         </w:tc>
@@ -15387,7 +15387,7 @@
             </w:pPr>
             <w:r/>
             <w:r>
-              <w:t>527.25</w:t>
+              <w:t>531.25</w:t>
             </w:r>
           </w:p>
         </w:tc>
@@ -15418,7 +15418,7 @@
               <w:rPr>
                 <w:b/>
               </w:rPr>
-              <w:t>531.75</w:t>
+              <w:t>535.75</w:t>
             </w:r>
           </w:p>
         </w:tc>
@@ -15566,7 +15566,7 @@
             </w:pPr>
             <w:r/>
             <w:r>
-              <w:t>531.75</w:t>
+              <w:t>535.75</w:t>
             </w:r>
           </w:p>
         </w:tc>
@@ -15594,7 +15594,7 @@
             </w:pPr>
             <w:r/>
             <w:r>
-              <w:t>535.00</w:t>
+              <w:t>539.00</w:t>
             </w:r>
           </w:p>
         </w:tc>
@@ -15622,7 +15622,7 @@
             </w:pPr>
             <w:r/>
             <w:r>
-              <w:t>525.25</w:t>
+              <w:t>529.25</w:t>
             </w:r>
           </w:p>
         </w:tc>
@@ -15653,7 +15653,7 @@
               <w:rPr>
                 <w:b/>
               </w:rPr>
-              <w:t>532.50</w:t>
+              <w:t>536.50</w:t>
             </w:r>
           </w:p>
         </w:tc>
@@ -15801,7 +15801,7 @@
             </w:pPr>
             <w:r/>
             <w:r>
-              <w:t>532.50</w:t>
+              <w:t>536.50</w:t>
             </w:r>
           </w:p>
         </w:tc>
@@ -15829,7 +15829,7 @@
             </w:pPr>
             <w:r/>
             <w:r>
-              <w:t>535.50</w:t>
+              <w:t>539.50</w:t>
             </w:r>
           </w:p>
         </w:tc>
@@ -15857,7 +15857,7 @@
             </w:pPr>
             <w:r/>
             <w:r>
-              <w:t>528.00</w:t>
+              <w:t>532.00</w:t>
             </w:r>
           </w:p>
         </w:tc>
@@ -15888,7 +15888,7 @@
               <w:rPr>
                 <w:b/>
               </w:rPr>
-              <w:t>532.00</w:t>
+              <w:t>536.00</w:t>
             </w:r>
           </w:p>
         </w:tc>
@@ -16036,7 +16036,7 @@
             </w:pPr>
             <w:r/>
             <w:r>
-              <w:t>532.00</w:t>
+              <w:t>536.00</w:t>
             </w:r>
           </w:p>
         </w:tc>
@@ -16064,7 +16064,7 @@
             </w:pPr>
             <w:r/>
             <w:r>
-              <w:t>536.00</w:t>
+              <w:t>540.00</w:t>
             </w:r>
           </w:p>
         </w:tc>
@@ -16092,7 +16092,7 @@
             </w:pPr>
             <w:r/>
             <w:r>
-              <w:t>526.25</w:t>
+              <w:t>530.25</w:t>
             </w:r>
           </w:p>
         </w:tc>
@@ -16123,7 +16123,7 @@
               <w:rPr>
                 <w:b/>
               </w:rPr>
-              <w:t>532.50</w:t>
+              <w:t>536.50</w:t>
             </w:r>
           </w:p>
         </w:tc>
@@ -16271,7 +16271,7 @@
             </w:pPr>
             <w:r/>
             <w:r>
-              <w:t>532.50</w:t>
+              <w:t>536.50</w:t>
             </w:r>
           </w:p>
         </w:tc>
@@ -16299,7 +16299,7 @@
             </w:pPr>
             <w:r/>
             <w:r>
-              <w:t>535.00</w:t>
+              <w:t>539.00</w:t>
             </w:r>
           </w:p>
         </w:tc>
@@ -16327,7 +16327,7 @@
             </w:pPr>
             <w:r/>
             <w:r>
-              <w:t>529.25</w:t>
+              <w:t>533.25</w:t>
             </w:r>
           </w:p>
         </w:tc>
@@ -16358,7 +16358,7 @@
               <w:rPr>
                 <w:b/>
               </w:rPr>
-              <w:t>533.00</w:t>
+              <w:t>537.00</w:t>
             </w:r>
           </w:p>
         </w:tc>
@@ -16506,7 +16506,7 @@
             </w:pPr>
             <w:r/>
             <w:r>
-              <w:t>533.00</w:t>
+              <w:t>537.00</w:t>
             </w:r>
           </w:p>
         </w:tc>
@@ -16534,7 +16534,7 @@
             </w:pPr>
             <w:r/>
             <w:r>
-              <w:t>536.50</w:t>
+              <w:t>540.50</w:t>
             </w:r>
           </w:p>
         </w:tc>
@@ -16562,7 +16562,7 @@
             </w:pPr>
             <w:r/>
             <w:r>
-              <w:t>527.00</w:t>
+              <w:t>531.00</w:t>
             </w:r>
           </w:p>
         </w:tc>
@@ -16593,7 +16593,7 @@
               <w:rPr>
                 <w:b/>
               </w:rPr>
-              <w:t>534.00</w:t>
+              <w:t>538.00</w:t>
             </w:r>
           </w:p>
         </w:tc>
@@ -16741,7 +16741,7 @@
             </w:pPr>
             <w:r/>
             <w:r>
-              <w:t>534.00</w:t>
+              <w:t>538.00</w:t>
             </w:r>
           </w:p>
         </w:tc>
@@ -16769,7 +16769,7 @@
             </w:pPr>
             <w:r/>
             <w:r>
-              <w:t>536.75</w:t>
+              <w:t>540.75</w:t>
             </w:r>
           </w:p>
         </w:tc>
@@ -16797,7 +16797,7 @@
             </w:pPr>
             <w:r/>
             <w:r>
-              <w:t>531.50</w:t>
+              <w:t>535.50</w:t>
             </w:r>
           </w:p>
         </w:tc>
@@ -16828,7 +16828,7 @@
               <w:rPr>
                 <w:b/>
               </w:rPr>
-              <w:t>534.00</w:t>
+              <w:t>538.00</w:t>
             </w:r>
           </w:p>
         </w:tc>
@@ -16976,7 +16976,7 @@
             </w:pPr>
             <w:r/>
             <w:r>
-              <w:t>534.00</w:t>
+              <w:t>538.00</w:t>
             </w:r>
           </w:p>
         </w:tc>
@@ -17004,7 +17004,7 @@
             </w:pPr>
             <w:r/>
             <w:r>
-              <w:t>536.75</w:t>
+              <w:t>540.75</w:t>
             </w:r>
           </w:p>
         </w:tc>
@@ -17032,7 +17032,7 @@
             </w:pPr>
             <w:r/>
             <w:r>
-              <w:t>531.50</w:t>
+              <w:t>535.50</w:t>
             </w:r>
           </w:p>
         </w:tc>
@@ -17063,7 +17063,7 @@
               <w:rPr>
                 <w:b/>
               </w:rPr>
-              <w:t>533.50</w:t>
+              <w:t>537.50</w:t>
             </w:r>
           </w:p>
         </w:tc>
@@ -17211,7 +17211,7 @@
             </w:pPr>
             <w:r/>
             <w:r>
-              <w:t>533.50</w:t>
+              <w:t>537.50</w:t>
             </w:r>
           </w:p>
         </w:tc>
@@ -17239,7 +17239,7 @@
             </w:pPr>
             <w:r/>
             <w:r>
-              <w:t>536.50</w:t>
+              <w:t>540.50</w:t>
             </w:r>
           </w:p>
         </w:tc>
@@ -17267,7 +17267,7 @@
             </w:pPr>
             <w:r/>
             <w:r>
-              <w:t>530.25</w:t>
+              <w:t>534.25</w:t>
             </w:r>
           </w:p>
         </w:tc>
@@ -17298,7 +17298,7 @@
               <w:rPr>
                 <w:b/>
               </w:rPr>
-              <w:t>533.25</w:t>
+              <w:t>537.25</w:t>
             </w:r>
           </w:p>
         </w:tc>
@@ -17446,7 +17446,7 @@
             </w:pPr>
             <w:r/>
             <w:r>
-              <w:t>533.25</w:t>
+              <w:t>537.25</w:t>
             </w:r>
           </w:p>
         </w:tc>
@@ -17474,7 +17474,7 @@
             </w:pPr>
             <w:r/>
             <w:r>
-              <w:t>537.25</w:t>
+              <w:t>541.25</w:t>
             </w:r>
           </w:p>
         </w:tc>
@@ -17502,7 +17502,7 @@
             </w:pPr>
             <w:r/>
             <w:r>
-              <w:t>528.00</w:t>
+              <w:t>532.00</w:t>
             </w:r>
           </w:p>
         </w:tc>
@@ -17533,7 +17533,7 @@
               <w:rPr>
                 <w:b/>
               </w:rPr>
-              <w:t>533.75</w:t>
+              <w:t>537.75</w:t>
             </w:r>
           </w:p>
         </w:tc>
@@ -17681,7 +17681,7 @@
             </w:pPr>
             <w:r/>
             <w:r>
-              <w:t>533.75</w:t>
+              <w:t>537.75</w:t>
             </w:r>
           </w:p>
         </w:tc>
@@ -17709,7 +17709,7 @@
             </w:pPr>
             <w:r/>
             <w:r>
-              <w:t>538.50</w:t>
+              <w:t>542.50</w:t>
             </w:r>
           </w:p>
         </w:tc>
@@ -17737,7 +17737,7 @@
             </w:pPr>
             <w:r/>
             <w:r>
-              <w:t>526.75</w:t>
+              <w:t>530.75</w:t>
             </w:r>
           </w:p>
         </w:tc>
@@ -17768,7 +17768,7 @@
               <w:rPr>
                 <w:b/>
               </w:rPr>
-              <w:t>535.75</w:t>
+              <w:t>539.75</w:t>
             </w:r>
           </w:p>
         </w:tc>
@@ -17916,7 +17916,7 @@
             </w:pPr>
             <w:r/>
             <w:r>
-              <w:t>535.75</w:t>
+              <w:t>539.75</w:t>
             </w:r>
           </w:p>
         </w:tc>
@@ -17944,7 +17944,7 @@
             </w:pPr>
             <w:r/>
             <w:r>
-              <w:t>543.75</w:t>
+              <w:t>547.75</w:t>
             </w:r>
           </w:p>
         </w:tc>
@@ -17972,7 +17972,7 @@
             </w:pPr>
             <w:r/>
             <w:r>
-              <w:t>528.75</w:t>
+              <w:t>532.75</w:t>
             </w:r>
           </w:p>
         </w:tc>
@@ -18003,7 +18003,7 @@
               <w:rPr>
                 <w:b/>
               </w:rPr>
-              <w:t>537.25</w:t>
+              <w:t>541.25</w:t>
             </w:r>
           </w:p>
         </w:tc>
@@ -18151,7 +18151,7 @@
             </w:pPr>
             <w:r/>
             <w:r>
-              <w:t>537.25</w:t>
+              <w:t>541.25</w:t>
             </w:r>
           </w:p>
         </w:tc>
@@ -18179,7 +18179,7 @@
             </w:pPr>
             <w:r/>
             <w:r>
-              <w:t>541.75</w:t>
+              <w:t>545.75</w:t>
             </w:r>
           </w:p>
         </w:tc>
@@ -18207,7 +18207,7 @@
             </w:pPr>
             <w:r/>
             <w:r>
-              <w:t>533.00</w:t>
+              <w:t>537.00</w:t>
             </w:r>
           </w:p>
         </w:tc>
@@ -18238,7 +18238,7 @@
               <w:rPr>
                 <w:b/>
               </w:rPr>
-              <w:t>536.75</w:t>
+              <w:t>540.75</w:t>
             </w:r>
           </w:p>
         </w:tc>
@@ -18386,7 +18386,7 @@
             </w:pPr>
             <w:r/>
             <w:r>
-              <w:t>536.75</w:t>
+              <w:t>540.75</w:t>
             </w:r>
           </w:p>
         </w:tc>
@@ -18414,7 +18414,7 @@
             </w:pPr>
             <w:r/>
             <w:r>
-              <w:t>539.00</w:t>
+              <w:t>543.00</w:t>
             </w:r>
           </w:p>
         </w:tc>
@@ -18442,7 +18442,7 @@
             </w:pPr>
             <w:r/>
             <w:r>
-              <w:t>534.00</w:t>
+              <w:t>538.00</w:t>
             </w:r>
           </w:p>
         </w:tc>
@@ -18473,7 +18473,7 @@
               <w:rPr>
                 <w:b/>
               </w:rPr>
-              <w:t>536.50</w:t>
+              <w:t>540.50</w:t>
             </w:r>
           </w:p>
         </w:tc>
@@ -18621,7 +18621,7 @@
             </w:pPr>
             <w:r/>
             <w:r>
-              <w:t>536.50</w:t>
+              <w:t>540.50</w:t>
             </w:r>
           </w:p>
         </w:tc>
@@ -18649,7 +18649,7 @@
             </w:pPr>
             <w:r/>
             <w:r>
-              <w:t>538.50</w:t>
+              <w:t>542.50</w:t>
             </w:r>
           </w:p>
         </w:tc>
@@ -18677,7 +18677,7 @@
             </w:pPr>
             <w:r/>
             <w:r>
-              <w:t>532.00</w:t>
+              <w:t>536.00</w:t>
             </w:r>
           </w:p>
         </w:tc>
@@ -18708,7 +18708,7 @@
               <w:rPr>
                 <w:b/>
               </w:rPr>
-              <w:t>536.75</w:t>
+              <w:t>540.75</w:t>
             </w:r>
           </w:p>
         </w:tc>
@@ -18856,7 +18856,7 @@
             </w:pPr>
             <w:r/>
             <w:r>
-              <w:t>536.75</w:t>
+              <w:t>540.75</w:t>
             </w:r>
           </w:p>
         </w:tc>
@@ -18884,7 +18884,7 @@
             </w:pPr>
             <w:r/>
             <w:r>
-              <w:t>540.50</w:t>
+              <w:t>544.50</w:t>
             </w:r>
           </w:p>
         </w:tc>
@@ -18912,7 +18912,7 @@
             </w:pPr>
             <w:r/>
             <w:r>
-              <w:t>534.00</w:t>
+              <w:t>538.00</w:t>
             </w:r>
           </w:p>
         </w:tc>
@@ -18943,7 +18943,7 @@
               <w:rPr>
                 <w:b/>
               </w:rPr>
-              <w:t>537.25</w:t>
+              <w:t>541.25</w:t>
             </w:r>
           </w:p>
         </w:tc>
@@ -19091,7 +19091,7 @@
             </w:pPr>
             <w:r/>
             <w:r>
-              <w:t>537.25</w:t>
+              <w:t>541.25</w:t>
             </w:r>
           </w:p>
         </w:tc>
@@ -19119,7 +19119,7 @@
             </w:pPr>
             <w:r/>
             <w:r>
-              <w:t>540.25</w:t>
+              <w:t>544.25</w:t>
             </w:r>
           </w:p>
         </w:tc>
@@ -19147,7 +19147,7 @@
             </w:pPr>
             <w:r/>
             <w:r>
-              <w:t>532.75</w:t>
+              <w:t>536.75</w:t>
             </w:r>
           </w:p>
         </w:tc>
@@ -19178,7 +19178,7 @@
               <w:rPr>
                 <w:b/>
               </w:rPr>
-              <w:t>537.50</w:t>
+              <w:t>541.50</w:t>
             </w:r>
           </w:p>
         </w:tc>
@@ -19326,7 +19326,7 @@
             </w:pPr>
             <w:r/>
             <w:r>
-              <w:t>537.50</w:t>
+              <w:t>541.50</w:t>
             </w:r>
           </w:p>
         </w:tc>
@@ -19354,7 +19354,7 @@
             </w:pPr>
             <w:r/>
             <w:r>
-              <w:t>541.75</w:t>
+              <w:t>545.75</w:t>
             </w:r>
           </w:p>
         </w:tc>
@@ -19382,7 +19382,7 @@
             </w:pPr>
             <w:r/>
             <w:r>
-              <w:t>534.25</w:t>
+              <w:t>538.25</w:t>
             </w:r>
           </w:p>
         </w:tc>
@@ -19413,7 +19413,7 @@
               <w:rPr>
                 <w:b/>
               </w:rPr>
-              <w:t>538.25</w:t>
+              <w:t>542.25</w:t>
             </w:r>
           </w:p>
         </w:tc>
@@ -19561,7 +19561,7 @@
             </w:pPr>
             <w:r/>
             <w:r>
-              <w:t>538.25</w:t>
+              <w:t>542.25</w:t>
             </w:r>
           </w:p>
         </w:tc>
@@ -19589,7 +19589,7 @@
             </w:pPr>
             <w:r/>
             <w:r>
-              <w:t>541.75</w:t>
+              <w:t>545.75</w:t>
             </w:r>
           </w:p>
         </w:tc>
@@ -19617,7 +19617,7 @@
             </w:pPr>
             <w:r/>
             <w:r>
-              <w:t>536.00</w:t>
+              <w:t>540.00</w:t>
             </w:r>
           </w:p>
         </w:tc>
@@ -19648,7 +19648,7 @@
               <w:rPr>
                 <w:b/>
               </w:rPr>
-              <w:t>538.25</w:t>
+              <w:t>542.25</w:t>
             </w:r>
           </w:p>
         </w:tc>
@@ -19796,7 +19796,7 @@
             </w:pPr>
             <w:r/>
             <w:r>
-              <w:t>538.25</w:t>
+              <w:t>542.25</w:t>
             </w:r>
           </w:p>
         </w:tc>
@@ -19824,7 +19824,7 @@
             </w:pPr>
             <w:r/>
             <w:r>
-              <w:t>542.00</w:t>
+              <w:t>546.00</w:t>
             </w:r>
           </w:p>
         </w:tc>
@@ -19852,7 +19852,7 @@
             </w:pPr>
             <w:r/>
             <w:r>
-              <w:t>534.75</w:t>
+              <w:t>538.75</w:t>
             </w:r>
           </w:p>
         </w:tc>
@@ -19883,7 +19883,7 @@
               <w:rPr>
                 <w:b/>
               </w:rPr>
-              <w:t>538.00</w:t>
+              <w:t>542.00</w:t>
             </w:r>
           </w:p>
         </w:tc>
@@ -20031,7 +20031,7 @@
             </w:pPr>
             <w:r/>
             <w:r>
-              <w:t>538.00</w:t>
+              <w:t>542.00</w:t>
             </w:r>
           </w:p>
         </w:tc>
@@ -20059,7 +20059,7 @@
             </w:pPr>
             <w:r/>
             <w:r>
-              <w:t>541.50</w:t>
+              <w:t>545.50</w:t>
             </w:r>
           </w:p>
         </w:tc>
@@ -20087,7 +20087,7 @@
             </w:pPr>
             <w:r/>
             <w:r>
-              <w:t>534.75</w:t>
+              <w:t>538.75</w:t>
             </w:r>
           </w:p>
         </w:tc>
@@ -20118,7 +20118,7 @@
               <w:rPr>
                 <w:b/>
               </w:rPr>
-              <w:t>537.75</w:t>
+              <w:t>541.75</w:t>
             </w:r>
           </w:p>
         </w:tc>
@@ -20266,7 +20266,7 @@
             </w:pPr>
             <w:r/>
             <w:r>
-              <w:t>537.75</w:t>
+              <w:t>541.75</w:t>
             </w:r>
           </w:p>
         </w:tc>
@@ -20294,7 +20294,7 @@
             </w:pPr>
             <w:r/>
             <w:r>
-              <w:t>540.75</w:t>
+              <w:t>544.75</w:t>
             </w:r>
           </w:p>
         </w:tc>
@@ -20322,7 +20322,7 @@
             </w:pPr>
             <w:r/>
             <w:r>
-              <w:t>535.00</w:t>
+              <w:t>539.00</w:t>
             </w:r>
           </w:p>
         </w:tc>
@@ -20353,7 +20353,7 @@
               <w:rPr>
                 <w:b/>
               </w:rPr>
-              <w:t>538.00</w:t>
+              <w:t>542.00</w:t>
             </w:r>
           </w:p>
         </w:tc>
@@ -20501,7 +20501,7 @@
             </w:pPr>
             <w:r/>
             <w:r>
-              <w:t>538.00</w:t>
+              <w:t>542.00</w:t>
             </w:r>
           </w:p>
         </w:tc>
@@ -20529,7 +20529,7 @@
             </w:pPr>
             <w:r/>
             <w:r>
-              <w:t>541.00</w:t>
+              <w:t>545.00</w:t>
             </w:r>
           </w:p>
         </w:tc>
@@ -20557,7 +20557,7 @@
             </w:pPr>
             <w:r/>
             <w:r>
-              <w:t>535.25</w:t>
+              <w:t>539.25</w:t>
             </w:r>
           </w:p>
         </w:tc>
@@ -20588,7 +20588,7 @@
               <w:rPr>
                 <w:b/>
               </w:rPr>
-              <w:t>538.00</w:t>
+              <w:t>542.00</w:t>
             </w:r>
           </w:p>
         </w:tc>
@@ -20736,7 +20736,7 @@
             </w:pPr>
             <w:r/>
             <w:r>
-              <w:t>538.00</w:t>
+              <w:t>542.00</w:t>
             </w:r>
           </w:p>
         </w:tc>
@@ -20764,7 +20764,7 @@
             </w:pPr>
             <w:r/>
             <w:r>
-              <w:t>542.00</w:t>
+              <w:t>546.00</w:t>
             </w:r>
           </w:p>
         </w:tc>
@@ -20792,7 +20792,7 @@
             </w:pPr>
             <w:r/>
             <w:r>
-              <w:t>534.50</w:t>
+              <w:t>538.50</w:t>
             </w:r>
           </w:p>
         </w:tc>
@@ -20823,7 +20823,7 @@
               <w:rPr>
                 <w:b/>
               </w:rPr>
-              <w:t>538.50</w:t>
+              <w:t>542.50</w:t>
             </w:r>
           </w:p>
         </w:tc>
@@ -20971,7 +20971,7 @@
             </w:pPr>
             <w:r/>
             <w:r>
-              <w:t>538.50</w:t>
+              <w:t>542.50</w:t>
             </w:r>
           </w:p>
         </w:tc>
@@ -20999,7 +20999,7 @@
             </w:pPr>
             <w:r/>
             <w:r>
-              <w:t>542.50</w:t>
+              <w:t>546.50</w:t>
             </w:r>
           </w:p>
         </w:tc>
@@ -21027,7 +21027,7 @@
             </w:pPr>
             <w:r/>
             <w:r>
-              <w:t>536.75</w:t>
+              <w:t>540.75</w:t>
             </w:r>
           </w:p>
         </w:tc>
@@ -21058,7 +21058,7 @@
               <w:rPr>
                 <w:b/>
               </w:rPr>
-              <w:t>538.25</w:t>
+              <w:t>542.25</w:t>
             </w:r>
           </w:p>
         </w:tc>
@@ -21781,7 +21781,7 @@
         <w:t>Giá Chốt Phiên (Close):</w:t>
       </w:r>
       <w:r>
-        <w:t xml:space="preserve"> 728.00 cents | </w:t>
+        <w:t xml:space="preserve"> 736.50 cents | </w:t>
       </w:r>
       <w:r>
         <w:rPr>
@@ -21796,10 +21796,10 @@
         <w:rPr>
           <w:b/>
         </w:rPr>
-        <w:t>`729.43 cents`</w:t>
+        <w:t>`738.47 cents`</w:t>
       </w:r>
       <w:r>
-        <w:t xml:space="preserve"> (+1.43).</w:t>
+        <w:t xml:space="preserve"> (+1.97).</w:t>
       </w:r>
     </w:p>
     <w:p>
@@ -21820,7 +21820,7 @@
         <w:rPr>
           <w:b/>
         </w:rPr>
-        <w:t>`24,098`</w:t>
+        <w:t>`37,176`</w:t>
       </w:r>
       <w:r>
         <w:t xml:space="preserve"> (Chênh lệch: </w:t>
@@ -21829,7 +21829,7 @@
         <w:rPr>
           <w:b/>
         </w:rPr>
-        <w:t>`-74,452`</w:t>
+        <w:t>`-61,374`</w:t>
       </w:r>
       <w:r>
         <w:t xml:space="preserve">) | OI: </w:t>
@@ -21838,7 +21838,7 @@
         <w:rPr>
           <w:b/>
         </w:rPr>
-        <w:t>`262,844`</w:t>
+        <w:t>`262,948`</w:t>
       </w:r>
       <w:r>
         <w:t xml:space="preserve"> (Chênh lệch: </w:t>
@@ -21847,7 +21847,7 @@
         <w:rPr>
           <w:b/>
         </w:rPr>
-        <w:t>`+0`</w:t>
+        <w:t>`+104`</w:t>
       </w:r>
       <w:r>
         <w:t>)</w:t>
@@ -21871,7 +21871,7 @@
         <w:rPr>
           <w:b/>
         </w:rPr>
-        <w:t>`Bearish Engulfing (Nhấn chìm giảm thiểu)`</w:t>
+        <w:t>`Không phát hiện mô hình nến đặc biệt`</w:t>
       </w:r>
     </w:p>
     <w:p>
@@ -21891,9 +21891,8 @@
       <w:r>
         <w:rPr>
           <w:b/>
-          <w:color w:val="15803D"/>
         </w:rPr>
-        <w:t>`Giảm suy yếu / Đáy ngắn hạn (Long Liquidation Decline)`</w:t>
+        <w:t>`Tăng nhẹ tích lũy (Accumulation Rally)`</w:t>
       </w:r>
     </w:p>
     <w:p>
@@ -21908,16 +21907,16 @@
         <w:t>Đánh giá xu hướng kết hợp:</w:t>
       </w:r>
       <w:r>
-        <w:t xml:space="preserve"> ️ </w:t>
+        <w:t xml:space="preserve"> </w:t>
       </w:r>
       <w:r>
         <w:rPr>
           <w:b/>
         </w:rPr>
-        <w:t>HỒI KỸ THUẬT YẾU (Weak Bullish Retest):</w:t>
+        <w:t>TÍCH LŨY TÍCH CỰC (Accumulation):</w:t>
       </w:r>
       <w:r>
-        <w:t xml:space="preserve"> Xuất hiện nến tăng nhưng dòng tiền/thanh khoản yếu. Cần quan sát thêm lực cầu.</w:t>
+        <w:t xml:space="preserve"> Nến đi ngang nhưng dòng tiền âm thầm gia tăng (OI tăng), báo hiệu chuẩn bị có nhịp bứt phá tăng.</w:t>
       </w:r>
     </w:p>
     <w:p>
@@ -22163,7 +22162,7 @@
               <w:rPr>
                 <w:b/>
               </w:rPr>
-              <w:t>104.54</w:t>
+              <w:t>105.55</w:t>
             </w:r>
           </w:p>
         </w:tc>
@@ -22194,7 +22193,7 @@
               <w:rPr>
                 <w:b/>
               </w:rPr>
-              <w:t>+3.29%</w:t>
+              <w:t>+4.29%</w:t>
             </w:r>
           </w:p>
         </w:tc>
@@ -22286,7 +22285,7 @@
               <w:rPr>
                 <w:b/>
               </w:rPr>
-              <w:t>98.99</w:t>
+              <w:t>98.90</w:t>
             </w:r>
           </w:p>
         </w:tc>
@@ -22317,7 +22316,7 @@
               <w:rPr>
                 <w:b/>
               </w:rPr>
-              <w:t>+0.22%</w:t>
+              <w:t>+0.14%</w:t>
             </w:r>
           </w:p>
         </w:tc>
@@ -22921,7 +22920,7 @@
         <w:t xml:space="preserve"> EMA_21 </w:t>
       </w:r>
       <w:r>
-        <w:t xml:space="preserve"> (731.86) &lt; </w:t>
+        <w:t xml:space="preserve"> (732.79) &lt; </w:t>
       </w:r>
       <w:r>
         <w:rPr>
@@ -22932,7 +22931,7 @@
         <w:t xml:space="preserve"> EMA_50 </w:t>
       </w:r>
       <w:r>
-        <w:t xml:space="preserve"> (738.48).</w:t>
+        <w:t xml:space="preserve"> (738.38).</w:t>
       </w:r>
     </w:p>
     <w:p>
@@ -22953,7 +22952,7 @@
         <w:rPr>
           <w:b/>
         </w:rPr>
-        <w:t>`42.03`</w:t>
+        <w:t>`53.51`</w:t>
       </w:r>
       <w:r>
         <w:t xml:space="preserve"> | ATR (14) = </w:t>
@@ -22962,7 +22961,7 @@
         <w:rPr>
           <w:b/>
         </w:rPr>
-        <w:t>`5.24`</w:t>
+        <w:t>`5.72`</w:t>
       </w:r>
       <w:r>
         <w:t xml:space="preserve"> cents | Volatility = </w:t>
@@ -22971,7 +22970,7 @@
         <w:rPr>
           <w:b/>
         </w:rPr>
-        <w:t>`10.25 cents`</w:t>
+        <w:t>`3.25 cents`</w:t>
       </w:r>
       <w:r>
         <w:t>.</w:t>
@@ -22995,7 +22994,7 @@
         <w:rPr>
           <w:b/>
         </w:rPr>
-        <w:t>`725.00`</w:t>
+        <w:t>`732.75`</w:t>
       </w:r>
       <w:r>
         <w:t xml:space="preserve"> | S2: </w:t>
@@ -23746,7 +23745,7 @@
           <w:b/>
           <w:color w:val="B91C1C"/>
         </w:rPr>
-        <w:t>`731.86 - 738.48 cents (Canh bán hồi kỹ thuật H1)`</w:t>
+        <w:t>`732.79 - 738.38 cents (Canh bán hồi kỹ thuật H1)`</w:t>
       </w:r>
       <w:r>
         <w:t xml:space="preserve"> | SL: </w:t>
@@ -23755,7 +23754,7 @@
         <w:rPr>
           <w:b/>
         </w:rPr>
-        <w:t>`802.85 cents (Trên kháng cự R2 + 1.5x ATR)`</w:t>
+        <w:t>`803.59 cents (Trên kháng cự R2 + 1.5x ATR)`</w:t>
       </w:r>
       <w:r>
         <w:t xml:space="preserve"> | TP: </w:t>
@@ -23766,7 +23765,7 @@
           <w:color w:val="D97706"/>
           <w:sz w:val="19"/>
         </w:rPr>
-        <w:t xml:space="preserve"> 725.00 cents </w:t>
+        <w:t xml:space="preserve"> 732.75 cents </w:t>
       </w:r>
       <w:r>
         <w:t xml:space="preserve"> / </w:t>
@@ -23817,7 +23816,7 @@
         <w:rPr>
           <w:b/>
         </w:rPr>
-        <w:t>`738.75 - 740.75 cents`</w:t>
+        <w:t>`746.00 - 748.00 cents`</w:t>
       </w:r>
       <w:r>
         <w:t xml:space="preserve"> | SL: </w:t>
@@ -23826,7 +23825,7 @@
         <w:rPr>
           <w:b/>
         </w:rPr>
-        <w:t>`657.59 cents`</w:t>
+        <w:t>`657.11 cents`</w:t>
       </w:r>
       <w:r>
         <w:t xml:space="preserve"> | TP: </w:t>
@@ -23872,7 +23871,7 @@
         <w:rPr>
           <w:b/>
         </w:rPr>
-        <w:t>`768.41 cents`</w:t>
+        <w:t>`768.89 cents`</w:t>
       </w:r>
       <w:r>
         <w:t xml:space="preserve"> | TP: </w:t>
@@ -23921,7 +23920,7 @@
         <w:rPr>
           <w:b/>
         </w:rPr>
-        <w:t>`624.31 - 645.25 cents`</w:t>
+        <w:t>`622.36 - 645.25 cents`</w:t>
       </w:r>
     </w:p>
     <w:p>
@@ -24328,7 +24327,7 @@
             </w:pPr>
             <w:r/>
             <w:r>
-              <w:t>728.00</w:t>
+              <w:t>736.50</w:t>
             </w:r>
           </w:p>
         </w:tc>
@@ -24356,7 +24355,7 @@
             </w:pPr>
             <w:r/>
             <w:r>
-              <w:t>739.25</w:t>
+              <w:t>747.75</w:t>
             </w:r>
           </w:p>
         </w:tc>
@@ -24384,7 +24383,7 @@
             </w:pPr>
             <w:r/>
             <w:r>
-              <w:t>722.50</w:t>
+              <w:t>731.00</w:t>
             </w:r>
           </w:p>
         </w:tc>
@@ -24415,7 +24414,7 @@
               <w:rPr>
                 <w:b/>
               </w:rPr>
-              <w:t>727.25</w:t>
+              <w:t>735.75</w:t>
             </w:r>
           </w:p>
         </w:tc>
@@ -24563,7 +24562,7 @@
             </w:pPr>
             <w:r/>
             <w:r>
-              <w:t>727.25</w:t>
+              <w:t>735.75</w:t>
             </w:r>
           </w:p>
         </w:tc>
@@ -24591,7 +24590,7 @@
             </w:pPr>
             <w:r/>
             <w:r>
-              <w:t>734.75</w:t>
+              <w:t>743.25</w:t>
             </w:r>
           </w:p>
         </w:tc>
@@ -24619,7 +24618,7 @@
             </w:pPr>
             <w:r/>
             <w:r>
-              <w:t>721.25</w:t>
+              <w:t>729.75</w:t>
             </w:r>
           </w:p>
         </w:tc>
@@ -24650,7 +24649,7 @@
               <w:rPr>
                 <w:b/>
               </w:rPr>
-              <w:t>726.75</w:t>
+              <w:t>735.25</w:t>
             </w:r>
           </w:p>
         </w:tc>
@@ -24798,7 +24797,7 @@
             </w:pPr>
             <w:r/>
             <w:r>
-              <w:t>726.75</w:t>
+              <w:t>735.25</w:t>
             </w:r>
           </w:p>
         </w:tc>
@@ -24826,7 +24825,7 @@
             </w:pPr>
             <w:r/>
             <w:r>
-              <w:t>740.50</w:t>
+              <w:t>749.00</w:t>
             </w:r>
           </w:p>
         </w:tc>
@@ -24854,7 +24853,7 @@
             </w:pPr>
             <w:r/>
             <w:r>
-              <w:t>712.00</w:t>
+              <w:t>720.50</w:t>
             </w:r>
           </w:p>
         </w:tc>
@@ -24885,7 +24884,7 @@
               <w:rPr>
                 <w:b/>
               </w:rPr>
-              <w:t>728.75</w:t>
+              <w:t>737.25</w:t>
             </w:r>
           </w:p>
         </w:tc>
@@ -25033,7 +25032,7 @@
             </w:pPr>
             <w:r/>
             <w:r>
-              <w:t>728.75</w:t>
+              <w:t>737.25</w:t>
             </w:r>
           </w:p>
         </w:tc>
@@ -25061,7 +25060,7 @@
             </w:pPr>
             <w:r/>
             <w:r>
-              <w:t>742.00</w:t>
+              <w:t>750.50</w:t>
             </w:r>
           </w:p>
         </w:tc>
@@ -25089,7 +25088,7 @@
             </w:pPr>
             <w:r/>
             <w:r>
-              <w:t>720.50</w:t>
+              <w:t>729.00</w:t>
             </w:r>
           </w:p>
         </w:tc>
@@ -25120,7 +25119,7 @@
               <w:rPr>
                 <w:b/>
               </w:rPr>
-              <w:t>730.00</w:t>
+              <w:t>738.50</w:t>
             </w:r>
           </w:p>
         </w:tc>
@@ -25268,7 +25267,7 @@
             </w:pPr>
             <w:r/>
             <w:r>
-              <w:t>730.00</w:t>
+              <w:t>738.50</w:t>
             </w:r>
           </w:p>
         </w:tc>
@@ -25296,7 +25295,7 @@
             </w:pPr>
             <w:r/>
             <w:r>
-              <w:t>746.50</w:t>
+              <w:t>755.00</w:t>
             </w:r>
           </w:p>
         </w:tc>
@@ -25324,7 +25323,7 @@
             </w:pPr>
             <w:r/>
             <w:r>
-              <w:t>719.50</w:t>
+              <w:t>728.00</w:t>
             </w:r>
           </w:p>
         </w:tc>
@@ -25355,7 +25354,7 @@
               <w:rPr>
                 <w:b/>
               </w:rPr>
-              <w:t>734.50</w:t>
+              <w:t>743.00</w:t>
             </w:r>
           </w:p>
         </w:tc>
@@ -25503,7 +25502,7 @@
             </w:pPr>
             <w:r/>
             <w:r>
-              <w:t>734.50</w:t>
+              <w:t>743.00</w:t>
             </w:r>
           </w:p>
         </w:tc>
@@ -25531,7 +25530,7 @@
             </w:pPr>
             <w:r/>
             <w:r>
-              <w:t>742.25</w:t>
+              <w:t>750.75</w:t>
             </w:r>
           </w:p>
         </w:tc>
@@ -25559,7 +25558,7 @@
             </w:pPr>
             <w:r/>
             <w:r>
-              <w:t>723.50</w:t>
+              <w:t>732.00</w:t>
             </w:r>
           </w:p>
         </w:tc>
@@ -25590,7 +25589,7 @@
               <w:rPr>
                 <w:b/>
               </w:rPr>
-              <w:t>735.75</w:t>
+              <w:t>744.25</w:t>
             </w:r>
           </w:p>
         </w:tc>
@@ -25738,7 +25737,7 @@
             </w:pPr>
             <w:r/>
             <w:r>
-              <w:t>735.75</w:t>
+              <w:t>744.25</w:t>
             </w:r>
           </w:p>
         </w:tc>
@@ -25766,7 +25765,7 @@
             </w:pPr>
             <w:r/>
             <w:r>
-              <w:t>744.00</w:t>
+              <w:t>752.50</w:t>
             </w:r>
           </w:p>
         </w:tc>
@@ -25794,7 +25793,7 @@
             </w:pPr>
             <w:r/>
             <w:r>
-              <w:t>725.25</w:t>
+              <w:t>733.75</w:t>
             </w:r>
           </w:p>
         </w:tc>
@@ -25825,7 +25824,7 @@
               <w:rPr>
                 <w:b/>
               </w:rPr>
-              <w:t>737.50</w:t>
+              <w:t>746.00</w:t>
             </w:r>
           </w:p>
         </w:tc>
@@ -25973,7 +25972,7 @@
             </w:pPr>
             <w:r/>
             <w:r>
-              <w:t>737.50</w:t>
+              <w:t>746.00</w:t>
             </w:r>
           </w:p>
         </w:tc>
@@ -26001,7 +26000,7 @@
             </w:pPr>
             <w:r/>
             <w:r>
-              <w:t>749.75</w:t>
+              <w:t>758.25</w:t>
             </w:r>
           </w:p>
         </w:tc>
@@ -26029,7 +26028,7 @@
             </w:pPr>
             <w:r/>
             <w:r>
-              <w:t>727.75</w:t>
+              <w:t>736.25</w:t>
             </w:r>
           </w:p>
         </w:tc>
@@ -26060,7 +26059,7 @@
               <w:rPr>
                 <w:b/>
               </w:rPr>
-              <w:t>736.50</w:t>
+              <w:t>745.00</w:t>
             </w:r>
           </w:p>
         </w:tc>
@@ -26208,7 +26207,7 @@
             </w:pPr>
             <w:r/>
             <w:r>
-              <w:t>736.50</w:t>
+              <w:t>745.00</w:t>
             </w:r>
           </w:p>
         </w:tc>
@@ -26236,7 +26235,7 @@
             </w:pPr>
             <w:r/>
             <w:r>
-              <w:t>747.00</w:t>
+              <w:t>755.50</w:t>
             </w:r>
           </w:p>
         </w:tc>
@@ -26264,7 +26263,7 @@
             </w:pPr>
             <w:r/>
             <w:r>
-              <w:t>721.75</w:t>
+              <w:t>730.25</w:t>
             </w:r>
           </w:p>
         </w:tc>
@@ -26295,7 +26294,7 @@
               <w:rPr>
                 <w:b/>
               </w:rPr>
-              <w:t>738.75</w:t>
+              <w:t>747.25</w:t>
             </w:r>
           </w:p>
         </w:tc>
@@ -26443,7 +26442,7 @@
             </w:pPr>
             <w:r/>
             <w:r>
-              <w:t>738.75</w:t>
+              <w:t>747.25</w:t>
             </w:r>
           </w:p>
         </w:tc>
@@ -26471,7 +26470,7 @@
             </w:pPr>
             <w:r/>
             <w:r>
-              <w:t>749.25</w:t>
+              <w:t>757.75</w:t>
             </w:r>
           </w:p>
         </w:tc>
@@ -26499,7 +26498,7 @@
             </w:pPr>
             <w:r/>
             <w:r>
-              <w:t>732.50</w:t>
+              <w:t>741.00</w:t>
             </w:r>
           </w:p>
         </w:tc>
@@ -26530,7 +26529,7 @@
               <w:rPr>
                 <w:b/>
               </w:rPr>
-              <w:t>739.50</w:t>
+              <w:t>748.00</w:t>
             </w:r>
           </w:p>
         </w:tc>
@@ -26678,7 +26677,7 @@
             </w:pPr>
             <w:r/>
             <w:r>
-              <w:t>739.50</w:t>
+              <w:t>748.00</w:t>
             </w:r>
           </w:p>
         </w:tc>
@@ -26706,7 +26705,7 @@
             </w:pPr>
             <w:r/>
             <w:r>
-              <w:t>753.75</w:t>
+              <w:t>762.25</w:t>
             </w:r>
           </w:p>
         </w:tc>
@@ -26734,7 +26733,7 @@
             </w:pPr>
             <w:r/>
             <w:r>
-              <w:t>724.75</w:t>
+              <w:t>733.25</w:t>
             </w:r>
           </w:p>
         </w:tc>
@@ -26765,7 +26764,7 @@
               <w:rPr>
                 <w:b/>
               </w:rPr>
-              <w:t>741.50</w:t>
+              <w:t>750.00</w:t>
             </w:r>
           </w:p>
         </w:tc>
@@ -26913,7 +26912,7 @@
             </w:pPr>
             <w:r/>
             <w:r>
-              <w:t>741.50</w:t>
+              <w:t>750.00</w:t>
             </w:r>
           </w:p>
         </w:tc>
@@ -26941,7 +26940,7 @@
             </w:pPr>
             <w:r/>
             <w:r>
-              <w:t>748.00</w:t>
+              <w:t>756.50</w:t>
             </w:r>
           </w:p>
         </w:tc>
@@ -26969,7 +26968,7 @@
             </w:pPr>
             <w:r/>
             <w:r>
-              <w:t>734.75</w:t>
+              <w:t>743.25</w:t>
             </w:r>
           </w:p>
         </w:tc>
@@ -27000,7 +26999,7 @@
               <w:rPr>
                 <w:b/>
               </w:rPr>
-              <w:t>741.75</w:t>
+              <w:t>750.25</w:t>
             </w:r>
           </w:p>
         </w:tc>
@@ -27148,7 +27147,7 @@
             </w:pPr>
             <w:r/>
             <w:r>
-              <w:t>741.75</w:t>
+              <w:t>750.25</w:t>
             </w:r>
           </w:p>
         </w:tc>
@@ -27176,7 +27175,7 @@
             </w:pPr>
             <w:r/>
             <w:r>
-              <w:t>752.00</w:t>
+              <w:t>760.50</w:t>
             </w:r>
           </w:p>
         </w:tc>
@@ -27204,7 +27203,7 @@
             </w:pPr>
             <w:r/>
             <w:r>
-              <w:t>733.75</w:t>
+              <w:t>742.25</w:t>
             </w:r>
           </w:p>
         </w:tc>
@@ -27235,7 +27234,7 @@
               <w:rPr>
                 <w:b/>
               </w:rPr>
-              <w:t>742.25</w:t>
+              <w:t>750.75</w:t>
             </w:r>
           </w:p>
         </w:tc>
@@ -27383,7 +27382,7 @@
             </w:pPr>
             <w:r/>
             <w:r>
-              <w:t>742.25</w:t>
+              <w:t>750.75</w:t>
             </w:r>
           </w:p>
         </w:tc>
@@ -27411,7 +27410,7 @@
             </w:pPr>
             <w:r/>
             <w:r>
-              <w:t>749.25</w:t>
+              <w:t>757.75</w:t>
             </w:r>
           </w:p>
         </w:tc>
@@ -27439,7 +27438,7 @@
             </w:pPr>
             <w:r/>
             <w:r>
-              <w:t>736.25</w:t>
+              <w:t>744.75</w:t>
             </w:r>
           </w:p>
         </w:tc>
@@ -27470,7 +27469,7 @@
               <w:rPr>
                 <w:b/>
               </w:rPr>
-              <w:t>741.50</w:t>
+              <w:t>750.00</w:t>
             </w:r>
           </w:p>
         </w:tc>
@@ -27618,7 +27617,7 @@
             </w:pPr>
             <w:r/>
             <w:r>
-              <w:t>741.50</w:t>
+              <w:t>750.00</w:t>
             </w:r>
           </w:p>
         </w:tc>
@@ -27646,7 +27645,7 @@
             </w:pPr>
             <w:r/>
             <w:r>
-              <w:t>755.00</w:t>
+              <w:t>763.50</w:t>
             </w:r>
           </w:p>
         </w:tc>
@@ -27674,7 +27673,7 @@
             </w:pPr>
             <w:r/>
             <w:r>
-              <w:t>728.50</w:t>
+              <w:t>737.00</w:t>
             </w:r>
           </w:p>
         </w:tc>
@@ -27705,7 +27704,7 @@
               <w:rPr>
                 <w:b/>
               </w:rPr>
-              <w:t>743.25</w:t>
+              <w:t>751.75</w:t>
             </w:r>
           </w:p>
         </w:tc>
@@ -27853,7 +27852,7 @@
             </w:pPr>
             <w:r/>
             <w:r>
-              <w:t>743.25</w:t>
+              <w:t>751.75</w:t>
             </w:r>
           </w:p>
         </w:tc>
@@ -27881,7 +27880,7 @@
             </w:pPr>
             <w:r/>
             <w:r>
-              <w:t>752.50</w:t>
+              <w:t>761.00</w:t>
             </w:r>
           </w:p>
         </w:tc>
@@ -27909,7 +27908,7 @@
             </w:pPr>
             <w:r/>
             <w:r>
-              <w:t>732.50</w:t>
+              <w:t>741.00</w:t>
             </w:r>
           </w:p>
         </w:tc>
@@ -27940,7 +27939,7 @@
               <w:rPr>
                 <w:b/>
               </w:rPr>
-              <w:t>743.75</w:t>
+              <w:t>752.25</w:t>
             </w:r>
           </w:p>
         </w:tc>
@@ -28088,7 +28087,7 @@
             </w:pPr>
             <w:r/>
             <w:r>
-              <w:t>743.75</w:t>
+              <w:t>752.25</w:t>
             </w:r>
           </w:p>
         </w:tc>
@@ -28116,7 +28115,7 @@
             </w:pPr>
             <w:r/>
             <w:r>
-              <w:t>756.00</w:t>
+              <w:t>764.50</w:t>
             </w:r>
           </w:p>
         </w:tc>
@@ -28144,7 +28143,7 @@
             </w:pPr>
             <w:r/>
             <w:r>
-              <w:t>729.50</w:t>
+              <w:t>738.00</w:t>
             </w:r>
           </w:p>
         </w:tc>
@@ -28175,7 +28174,7 @@
               <w:rPr>
                 <w:b/>
               </w:rPr>
-              <w:t>742.25</w:t>
+              <w:t>750.75</w:t>
             </w:r>
           </w:p>
         </w:tc>
@@ -28323,7 +28322,7 @@
             </w:pPr>
             <w:r/>
             <w:r>
-              <w:t>742.25</w:t>
+              <w:t>750.75</w:t>
             </w:r>
           </w:p>
         </w:tc>
@@ -28351,7 +28350,7 @@
             </w:pPr>
             <w:r/>
             <w:r>
-              <w:t>749.25</w:t>
+              <w:t>757.75</w:t>
             </w:r>
           </w:p>
         </w:tc>
@@ -28379,7 +28378,7 @@
             </w:pPr>
             <w:r/>
             <w:r>
-              <w:t>732.75</w:t>
+              <w:t>741.25</w:t>
             </w:r>
           </w:p>
         </w:tc>
@@ -28410,7 +28409,7 @@
               <w:rPr>
                 <w:b/>
               </w:rPr>
-              <w:t>742.75</w:t>
+              <w:t>751.25</w:t>
             </w:r>
           </w:p>
         </w:tc>
@@ -28558,7 +28557,7 @@
             </w:pPr>
             <w:r/>
             <w:r>
-              <w:t>742.75</w:t>
+              <w:t>751.25</w:t>
             </w:r>
           </w:p>
         </w:tc>
@@ -28586,7 +28585,7 @@
             </w:pPr>
             <w:r/>
             <w:r>
-              <w:t>753.25</w:t>
+              <w:t>761.75</w:t>
             </w:r>
           </w:p>
         </w:tc>
@@ -28614,7 +28613,7 @@
             </w:pPr>
             <w:r/>
             <w:r>
-              <w:t>735.50</w:t>
+              <w:t>744.00</w:t>
             </w:r>
           </w:p>
         </w:tc>
@@ -28645,7 +28644,7 @@
               <w:rPr>
                 <w:b/>
               </w:rPr>
-              <w:t>742.50</w:t>
+              <w:t>751.00</w:t>
             </w:r>
           </w:p>
         </w:tc>
@@ -28793,7 +28792,7 @@
             </w:pPr>
             <w:r/>
             <w:r>
-              <w:t>742.50</w:t>
+              <w:t>751.00</w:t>
             </w:r>
           </w:p>
         </w:tc>
@@ -28821,7 +28820,7 @@
             </w:pPr>
             <w:r/>
             <w:r>
-              <w:t>752.25</w:t>
+              <w:t>760.75</w:t>
             </w:r>
           </w:p>
         </w:tc>
@@ -28849,7 +28848,7 @@
             </w:pPr>
             <w:r/>
             <w:r>
-              <w:t>732.75</w:t>
+              <w:t>741.25</w:t>
             </w:r>
           </w:p>
         </w:tc>
@@ -28880,7 +28879,7 @@
               <w:rPr>
                 <w:b/>
               </w:rPr>
-              <w:t>743.00</w:t>
+              <w:t>751.50</w:t>
             </w:r>
           </w:p>
         </w:tc>
@@ -29028,7 +29027,7 @@
             </w:pPr>
             <w:r/>
             <w:r>
-              <w:t>743.00</w:t>
+              <w:t>751.50</w:t>
             </w:r>
           </w:p>
         </w:tc>
@@ -29056,7 +29055,7 @@
             </w:pPr>
             <w:r/>
             <w:r>
-              <w:t>753.75</w:t>
+              <w:t>762.25</w:t>
             </w:r>
           </w:p>
         </w:tc>
@@ -29084,7 +29083,7 @@
             </w:pPr>
             <w:r/>
             <w:r>
-              <w:t>735.75</w:t>
+              <w:t>744.25</w:t>
             </w:r>
           </w:p>
         </w:tc>
@@ -29115,7 +29114,7 @@
               <w:rPr>
                 <w:b/>
               </w:rPr>
-              <w:t>743.75</w:t>
+              <w:t>752.25</w:t>
             </w:r>
           </w:p>
         </w:tc>
@@ -29263,7 +29262,7 @@
             </w:pPr>
             <w:r/>
             <w:r>
-              <w:t>743.75</w:t>
+              <w:t>752.25</w:t>
             </w:r>
           </w:p>
         </w:tc>
@@ -29291,7 +29290,7 @@
             </w:pPr>
             <w:r/>
             <w:r>
-              <w:t>750.25</w:t>
+              <w:t>758.75</w:t>
             </w:r>
           </w:p>
         </w:tc>
@@ -29319,7 +29318,7 @@
             </w:pPr>
             <w:r/>
             <w:r>
-              <w:t>735.25</w:t>
+              <w:t>743.75</w:t>
             </w:r>
           </w:p>
         </w:tc>
@@ -29350,7 +29349,7 @@
               <w:rPr>
                 <w:b/>
               </w:rPr>
-              <w:t>744.25</w:t>
+              <w:t>752.75</w:t>
             </w:r>
           </w:p>
         </w:tc>
@@ -29498,7 +29497,7 @@
             </w:pPr>
             <w:r/>
             <w:r>
-              <w:t>744.25</w:t>
+              <w:t>752.75</w:t>
             </w:r>
           </w:p>
         </w:tc>
@@ -29526,7 +29525,7 @@
             </w:pPr>
             <w:r/>
             <w:r>
-              <w:t>755.25</w:t>
+              <w:t>763.75</w:t>
             </w:r>
           </w:p>
         </w:tc>
@@ -29554,7 +29553,7 @@
             </w:pPr>
             <w:r/>
             <w:r>
-              <w:t>732.50</w:t>
+              <w:t>741.00</w:t>
             </w:r>
           </w:p>
         </w:tc>
@@ -29585,7 +29584,7 @@
               <w:rPr>
                 <w:b/>
               </w:rPr>
-              <w:t>747.75</w:t>
+              <w:t>756.25</w:t>
             </w:r>
           </w:p>
         </w:tc>
@@ -29733,7 +29732,7 @@
             </w:pPr>
             <w:r/>
             <w:r>
-              <w:t>747.75</w:t>
+              <w:t>756.25</w:t>
             </w:r>
           </w:p>
         </w:tc>
@@ -29761,7 +29760,7 @@
             </w:pPr>
             <w:r/>
             <w:r>
-              <w:t>753.25</w:t>
+              <w:t>761.75</w:t>
             </w:r>
           </w:p>
         </w:tc>
@@ -29789,7 +29788,7 @@
             </w:pPr>
             <w:r/>
             <w:r>
-              <w:t>740.00</w:t>
+              <w:t>748.50</w:t>
             </w:r>
           </w:p>
         </w:tc>
@@ -29820,7 +29819,7 @@
               <w:rPr>
                 <w:b/>
               </w:rPr>
-              <w:t>748.50</w:t>
+              <w:t>757.00</w:t>
             </w:r>
           </w:p>
         </w:tc>
@@ -29968,7 +29967,7 @@
             </w:pPr>
             <w:r/>
             <w:r>
-              <w:t>748.50</w:t>
+              <w:t>757.00</w:t>
             </w:r>
           </w:p>
         </w:tc>
@@ -29996,7 +29995,7 @@
             </w:pPr>
             <w:r/>
             <w:r>
-              <w:t>757.75</w:t>
+              <w:t>766.25</w:t>
             </w:r>
           </w:p>
         </w:tc>
@@ -30024,7 +30023,7 @@
             </w:pPr>
             <w:r/>
             <w:r>
-              <w:t>742.00</w:t>
+              <w:t>750.50</w:t>
             </w:r>
           </w:p>
         </w:tc>
@@ -30055,7 +30054,7 @@
               <w:rPr>
                 <w:b/>
               </w:rPr>
-              <w:t>747.75</w:t>
+              <w:t>756.25</w:t>
             </w:r>
           </w:p>
         </w:tc>
@@ -30203,7 +30202,7 @@
             </w:pPr>
             <w:r/>
             <w:r>
-              <w:t>747.75</w:t>
+              <w:t>756.25</w:t>
             </w:r>
           </w:p>
         </w:tc>
@@ -30231,7 +30230,7 @@
             </w:pPr>
             <w:r/>
             <w:r>
-              <w:t>755.25</w:t>
+              <w:t>763.75</w:t>
             </w:r>
           </w:p>
         </w:tc>
@@ -30259,7 +30258,7 @@
             </w:pPr>
             <w:r/>
             <w:r>
-              <w:t>741.75</w:t>
+              <w:t>750.25</w:t>
             </w:r>
           </w:p>
         </w:tc>
@@ -30290,7 +30289,7 @@
               <w:rPr>
                 <w:b/>
               </w:rPr>
-              <w:t>746.75</w:t>
+              <w:t>755.25</w:t>
             </w:r>
           </w:p>
         </w:tc>
@@ -30438,7 +30437,7 @@
             </w:pPr>
             <w:r/>
             <w:r>
-              <w:t>746.75</w:t>
+              <w:t>755.25</w:t>
             </w:r>
           </w:p>
         </w:tc>
@@ -30466,7 +30465,7 @@
             </w:pPr>
             <w:r/>
             <w:r>
-              <w:t>753.75</w:t>
+              <w:t>762.25</w:t>
             </w:r>
           </w:p>
         </w:tc>
@@ -30494,7 +30493,7 @@
             </w:pPr>
             <w:r/>
             <w:r>
-              <w:t>733.25</w:t>
+              <w:t>741.75</w:t>
             </w:r>
           </w:p>
         </w:tc>
@@ -30525,7 +30524,7 @@
               <w:rPr>
                 <w:b/>
               </w:rPr>
-              <w:t>747.50</w:t>
+              <w:t>756.00</w:t>
             </w:r>
           </w:p>
         </w:tc>
@@ -30673,7 +30672,7 @@
             </w:pPr>
             <w:r/>
             <w:r>
-              <w:t>747.50</w:t>
+              <w:t>756.00</w:t>
             </w:r>
           </w:p>
         </w:tc>
@@ -30701,7 +30700,7 @@
             </w:pPr>
             <w:r/>
             <w:r>
-              <w:t>756.75</w:t>
+              <w:t>765.25</w:t>
             </w:r>
           </w:p>
         </w:tc>
@@ -30729,7 +30728,7 @@
             </w:pPr>
             <w:r/>
             <w:r>
-              <w:t>740.25</w:t>
+              <w:t>748.75</w:t>
             </w:r>
           </w:p>
         </w:tc>
@@ -30760,7 +30759,7 @@
               <w:rPr>
                 <w:b/>
               </w:rPr>
-              <w:t>747.25</w:t>
+              <w:t>755.75</w:t>
             </w:r>
           </w:p>
         </w:tc>
@@ -30908,7 +30907,7 @@
             </w:pPr>
             <w:r/>
             <w:r>
-              <w:t>747.25</w:t>
+              <w:t>755.75</w:t>
             </w:r>
           </w:p>
         </w:tc>
@@ -30936,7 +30935,7 @@
             </w:pPr>
             <w:r/>
             <w:r>
-              <w:t>755.75</w:t>
+              <w:t>764.25</w:t>
             </w:r>
           </w:p>
         </w:tc>
@@ -30964,7 +30963,7 @@
             </w:pPr>
             <w:r/>
             <w:r>
-              <w:t>733.25</w:t>
+              <w:t>741.75</w:t>
             </w:r>
           </w:p>
         </w:tc>
@@ -30995,7 +30994,7 @@
               <w:rPr>
                 <w:b/>
               </w:rPr>
-              <w:t>749.00</w:t>
+              <w:t>757.50</w:t>
             </w:r>
           </w:p>
         </w:tc>
@@ -31143,7 +31142,7 @@
             </w:pPr>
             <w:r/>
             <w:r>
-              <w:t>749.00</w:t>
+              <w:t>757.50</w:t>
             </w:r>
           </w:p>
         </w:tc>
@@ -31171,7 +31170,7 @@
             </w:pPr>
             <w:r/>
             <w:r>
-              <w:t>755.25</w:t>
+              <w:t>763.75</w:t>
             </w:r>
           </w:p>
         </w:tc>
@@ -31199,7 +31198,7 @@
             </w:pPr>
             <w:r/>
             <w:r>
-              <w:t>742.50</w:t>
+              <w:t>751.00</w:t>
             </w:r>
           </w:p>
         </w:tc>
@@ -31230,7 +31229,7 @@
               <w:rPr>
                 <w:b/>
               </w:rPr>
-              <w:t>748.25</w:t>
+              <w:t>756.75</w:t>
             </w:r>
           </w:p>
         </w:tc>
